--- a/Documents/BC_CNLTHD.docx
+++ b/Documents/BC_CNLTHD.docx
@@ -1937,9 +1937,9 @@
           <w:szCs w:val="26"/>
         </w:rPr>
       </w:pPr>
-      <w:bookmarkStart w:id="0" w:name="_Toc10285"/>
-      <w:bookmarkStart w:id="1" w:name="_Toc127971471"/>
-      <w:bookmarkStart w:id="2" w:name="_Toc49105238"/>
+      <w:bookmarkStart w:id="0" w:name="_Toc127971471"/>
+      <w:bookmarkStart w:id="1" w:name="_Toc49105238"/>
+      <w:bookmarkStart w:id="2" w:name="_Toc10285"/>
       <w:r>
         <w:rPr>
           <w:rFonts w:cs="Times New Roman"/>
@@ -1971,8 +1971,8 @@
           <w:szCs w:val="26"/>
         </w:rPr>
       </w:pPr>
-      <w:bookmarkStart w:id="3" w:name="_Toc25729"/>
-      <w:bookmarkStart w:id="4" w:name="_Toc127971472"/>
+      <w:bookmarkStart w:id="3" w:name="_Toc127971472"/>
+      <w:bookmarkStart w:id="4" w:name="_Toc25729"/>
       <w:r>
         <w:rPr>
           <w:rFonts w:cs="Times New Roman"/>
@@ -2295,8 +2295,8 @@
           <w:szCs w:val="26"/>
         </w:rPr>
       </w:pPr>
-      <w:bookmarkStart w:id="5" w:name="_Toc18513"/>
-      <w:bookmarkStart w:id="6" w:name="_Toc127971473"/>
+      <w:bookmarkStart w:id="5" w:name="_Toc127971473"/>
+      <w:bookmarkStart w:id="6" w:name="_Toc18513"/>
       <w:bookmarkStart w:id="7" w:name="_Toc49105237"/>
       <w:r>
         <w:rPr>
@@ -2403,11 +2403,11 @@
           <w:szCs w:val="26"/>
         </w:rPr>
       </w:pPr>
-      <w:bookmarkStart w:id="10" w:name="_Toc127971474"/>
-      <w:bookmarkStart w:id="11" w:name="_Toc1321"/>
-      <w:bookmarkStart w:id="12" w:name="_Toc26858"/>
-      <w:bookmarkStart w:id="13" w:name="_Toc12896"/>
-      <w:bookmarkStart w:id="14" w:name="_Toc29762"/>
+      <w:bookmarkStart w:id="10" w:name="_Toc29762"/>
+      <w:bookmarkStart w:id="11" w:name="_Toc26858"/>
+      <w:bookmarkStart w:id="12" w:name="_Toc12896"/>
+      <w:bookmarkStart w:id="13" w:name="_Toc127971474"/>
+      <w:bookmarkStart w:id="14" w:name="_Toc1321"/>
       <w:r>
         <w:rPr>
           <w:rFonts w:cs="Times New Roman"/>
@@ -2435,11 +2435,11 @@
           <w:lang w:val="vi-VN"/>
         </w:rPr>
       </w:pPr>
-      <w:bookmarkStart w:id="15" w:name="_Toc24559"/>
-      <w:bookmarkStart w:id="16" w:name="_Toc32569"/>
-      <w:bookmarkStart w:id="17" w:name="_Toc127971475"/>
-      <w:bookmarkStart w:id="18" w:name="_Toc24718"/>
-      <w:bookmarkStart w:id="19" w:name="_Toc15799"/>
+      <w:bookmarkStart w:id="15" w:name="_Toc32569"/>
+      <w:bookmarkStart w:id="16" w:name="_Toc24718"/>
+      <w:bookmarkStart w:id="17" w:name="_Toc15799"/>
+      <w:bookmarkStart w:id="18" w:name="_Toc127971475"/>
+      <w:bookmarkStart w:id="19" w:name="_Toc24559"/>
       <w:r>
         <w:rPr>
           <w:rFonts w:cs="Times New Roman"/>
@@ -2492,9 +2492,9 @@
           <w:szCs w:val="26"/>
         </w:rPr>
       </w:pPr>
-      <w:bookmarkStart w:id="20" w:name="_Toc5262"/>
-      <w:bookmarkStart w:id="21" w:name="_Toc21081"/>
-      <w:bookmarkStart w:id="22" w:name="_Toc9194"/>
+      <w:bookmarkStart w:id="20" w:name="_Toc21081"/>
+      <w:bookmarkStart w:id="21" w:name="_Toc9194"/>
+      <w:bookmarkStart w:id="22" w:name="_Toc5262"/>
       <w:bookmarkStart w:id="23" w:name="_Toc3839"/>
       <w:bookmarkStart w:id="24" w:name="_Toc127971476"/>
       <w:r>
@@ -2527,8 +2527,8 @@
         </w:rPr>
       </w:pPr>
       <w:bookmarkStart w:id="25" w:name="_Toc26472"/>
-      <w:bookmarkStart w:id="26" w:name="_Toc8189"/>
-      <w:bookmarkStart w:id="27" w:name="_Toc4543"/>
+      <w:bookmarkStart w:id="26" w:name="_Toc4543"/>
+      <w:bookmarkStart w:id="27" w:name="_Toc8189"/>
       <w:bookmarkStart w:id="28" w:name="_Toc11807"/>
       <w:r>
         <w:rPr>
@@ -3945,8 +3945,8 @@
         <w:ind w:left="1078" w:right="0" w:hanging="851"/>
       </w:pPr>
       <w:bookmarkStart w:id="30" w:name="_Toc2410"/>
-      <w:bookmarkStart w:id="31" w:name="_Toc32152"/>
-      <w:bookmarkStart w:id="32" w:name="_Toc12536"/>
+      <w:bookmarkStart w:id="31" w:name="_Toc12536"/>
+      <w:bookmarkStart w:id="32" w:name="_Toc32152"/>
       <w:bookmarkStart w:id="33" w:name="_Toc13193"/>
       <w:r>
         <w:rPr>
@@ -4149,9 +4149,9 @@
         </w:rPr>
       </w:pPr>
       <w:bookmarkStart w:id="35" w:name="_Toc26732"/>
-      <w:bookmarkStart w:id="36" w:name="_Toc29387"/>
-      <w:bookmarkStart w:id="37" w:name="_Toc1611"/>
-      <w:bookmarkStart w:id="38" w:name="_Toc17063"/>
+      <w:bookmarkStart w:id="36" w:name="_Toc17063"/>
+      <w:bookmarkStart w:id="37" w:name="_Toc29387"/>
+      <w:bookmarkStart w:id="38" w:name="_Toc1611"/>
       <w:r>
         <w:rPr>
           <w:rFonts w:eastAsia="Times New Roman" w:cs="Times New Roman"/>
@@ -6980,11 +6980,11 @@
       </w:r>
       <w:bookmarkStart w:id="39" w:name="_Toc5442_Copy_1"/>
       <w:bookmarkEnd w:id="39"/>
-      <w:bookmarkStart w:id="40" w:name="_Toc28376_Copy_1"/>
+      <w:bookmarkStart w:id="40" w:name="_Toc30056_Copy_1"/>
       <w:bookmarkEnd w:id="40"/>
-      <w:bookmarkStart w:id="41" w:name="_Toc30056_Copy_1"/>
+      <w:bookmarkStart w:id="41" w:name="_Toc16474_Copy_1"/>
       <w:bookmarkEnd w:id="41"/>
-      <w:bookmarkStart w:id="42" w:name="_Toc16474_Copy_1"/>
+      <w:bookmarkStart w:id="42" w:name="_Toc28376_Copy_1"/>
       <w:bookmarkEnd w:id="42"/>
       <w:r>
         <w:rPr>
@@ -10104,8 +10104,6 @@
         </w:rPr>
         <w:t>Header có Authorization: Bearer &lt;token&gt;</w:t>
       </w:r>
-      <w:bookmarkStart w:id="105" w:name="_GoBack"/>
-      <w:bookmarkEnd w:id="105"/>
     </w:p>
     <w:p>
       <w:pPr>
@@ -10209,6 +10207,3636 @@
         </w:rPr>
         <w:t>Tìm kiếm và lọc công việc</w:t>
       </w:r>
+    </w:p>
+    <w:p>
+      <w:pPr>
+        <w:pStyle w:val="4"/>
+        <w:numPr>
+          <w:ilvl w:val="2"/>
+          <w:numId w:val="0"/>
+        </w:numPr>
+        <w:tabs>
+          <w:tab w:val="clear" w:pos="1440"/>
+        </w:tabs>
+        <w:ind w:right="0" w:rightChars="0"/>
+        <w:outlineLvl w:val="2"/>
+      </w:pPr>
+      <w:r>
+        <w:rPr>
+          <w:rFonts w:hint="default"/>
+          <w:lang w:val="en-US"/>
+        </w:rPr>
+        <w:t xml:space="preserve">2.3.1. </w:t>
+      </w:r>
+      <w:r>
+        <w:t>Lấy danh sách công việc (có lọc theo từ khóa, vị trí, mức lương, loại công việc, công ty…)</w:t>
+      </w:r>
+    </w:p>
+    <w:p>
+      <w:pPr>
+        <w:pStyle w:val="4"/>
+        <w:numPr>
+          <w:ilvl w:val="2"/>
+          <w:numId w:val="0"/>
+        </w:numPr>
+        <w:tabs>
+          <w:tab w:val="clear" w:pos="1440"/>
+        </w:tabs>
+        <w:ind w:right="0" w:rightChars="0"/>
+        <w:outlineLvl w:val="2"/>
+        <w:rPr>
+          <w:rFonts w:hint="default"/>
+          <w:b/>
+          <w:bCs/>
+          <w:lang w:val="en-US"/>
+        </w:rPr>
+      </w:pPr>
+      <w:r>
+        <w:rPr>
+          <w:b/>
+          <w:bCs/>
+        </w:rPr>
+        <w:t>API:</w:t>
+      </w:r>
+      <w:r>
+        <w:rPr>
+          <w:rFonts w:hint="default"/>
+          <w:b/>
+          <w:bCs/>
+          <w:lang w:val="en-US"/>
+        </w:rPr>
+        <w:t xml:space="preserve"> </w:t>
+      </w:r>
+      <w:r>
+        <w:t>Lấy danh sách công việc (có lọc theo từ khóa, vị trí, mức lương, loại công việc, công ty…)</w:t>
+      </w:r>
+    </w:p>
+    <w:p>
+      <w:pPr>
+        <w:rPr>
+          <w:rFonts w:hint="default"/>
+          <w:b/>
+          <w:bCs/>
+          <w:lang w:val="en-US"/>
+        </w:rPr>
+      </w:pPr>
+      <w:r>
+        <w:rPr>
+          <w:b/>
+          <w:bCs/>
+        </w:rPr>
+        <w:t>URL:</w:t>
+      </w:r>
+      <w:r>
+        <w:rPr>
+          <w:b w:val="0"/>
+          <w:bCs w:val="0"/>
+        </w:rPr>
+        <w:t xml:space="preserve"> </w:t>
+      </w:r>
+    </w:p>
+    <w:p>
+      <w:pPr>
+        <w:rPr>
+          <w:rFonts w:hint="default"/>
+          <w:b w:val="0"/>
+          <w:bCs w:val="0"/>
+          <w:lang w:val="en-US"/>
+        </w:rPr>
+      </w:pPr>
+      <w:r>
+        <w:rPr>
+          <w:b/>
+          <w:bCs/>
+        </w:rPr>
+        <w:t xml:space="preserve">Phương thức: </w:t>
+      </w:r>
+    </w:p>
+    <w:p>
+      <w:pPr>
+        <w:rPr>
+          <w:rFonts w:hint="default"/>
+          <w:b w:val="0"/>
+          <w:bCs w:val="0"/>
+          <w:lang w:val="en-US"/>
+        </w:rPr>
+      </w:pPr>
+      <w:r>
+        <w:rPr>
+          <w:b/>
+          <w:bCs/>
+        </w:rPr>
+        <w:t>Mô tả:</w:t>
+      </w:r>
+      <w:r>
+        <w:rPr>
+          <w:rFonts w:hint="default"/>
+          <w:b/>
+          <w:bCs/>
+          <w:lang w:val="en-US"/>
+        </w:rPr>
+        <w:t xml:space="preserve"> </w:t>
+      </w:r>
+      <w:r>
+        <w:rPr>
+          <w:rFonts w:hint="default"/>
+          <w:b w:val="0"/>
+          <w:bCs w:val="0"/>
+          <w:lang w:val="en-US"/>
+        </w:rPr>
+        <w:t>Khi người dùng đăng nhập với vai trò là người dùng, họ có thể lọc các công việc theo từ khóa, vị trí, mức lương, loại công việc, công ty.</w:t>
+      </w:r>
+    </w:p>
+    <w:p>
+      <w:pPr>
+        <w:rPr>
+          <w:b/>
+          <w:bCs/>
+        </w:rPr>
+      </w:pPr>
+      <w:r>
+        <w:rPr>
+          <w:b/>
+          <w:bCs/>
+        </w:rPr>
+        <w:t>Request:</w:t>
+      </w:r>
+    </w:p>
+    <w:p>
+      <w:pPr>
+        <w:rPr>
+          <w:rFonts w:hint="default"/>
+          <w:b/>
+          <w:bCs/>
+          <w:lang w:val="en-US"/>
+        </w:rPr>
+      </w:pPr>
+      <w:r>
+        <w:rPr>
+          <w:b/>
+          <w:bCs/>
+        </w:rPr>
+        <w:t>Response:</w:t>
+      </w:r>
+    </w:p>
+    <w:p>
+      <w:pPr>
+        <w:pStyle w:val="4"/>
+        <w:numPr>
+          <w:ilvl w:val="2"/>
+          <w:numId w:val="0"/>
+        </w:numPr>
+        <w:tabs>
+          <w:tab w:val="clear" w:pos="1440"/>
+        </w:tabs>
+        <w:ind w:right="0" w:rightChars="0"/>
+        <w:outlineLvl w:val="2"/>
+      </w:pPr>
+      <w:r>
+        <w:rPr>
+          <w:rFonts w:hint="default"/>
+          <w:lang w:val="en-US"/>
+        </w:rPr>
+        <w:t xml:space="preserve">2.3.2. </w:t>
+      </w:r>
+      <w:r>
+        <w:t>Chi tiết một việc làm cụ thể</w:t>
+      </w:r>
+    </w:p>
+    <w:p>
+      <w:pPr>
+        <w:pStyle w:val="4"/>
+        <w:numPr>
+          <w:ilvl w:val="2"/>
+          <w:numId w:val="0"/>
+        </w:numPr>
+        <w:tabs>
+          <w:tab w:val="clear" w:pos="1440"/>
+        </w:tabs>
+        <w:ind w:right="0" w:rightChars="0"/>
+        <w:outlineLvl w:val="2"/>
+        <w:rPr>
+          <w:rFonts w:hint="default"/>
+          <w:b/>
+          <w:bCs/>
+          <w:lang w:val="en-US"/>
+        </w:rPr>
+      </w:pPr>
+      <w:r>
+        <w:rPr>
+          <w:b/>
+          <w:bCs/>
+        </w:rPr>
+        <w:t>API:</w:t>
+      </w:r>
+      <w:r>
+        <w:rPr>
+          <w:rFonts w:hint="default"/>
+          <w:b/>
+          <w:bCs/>
+          <w:lang w:val="en-US"/>
+        </w:rPr>
+        <w:t xml:space="preserve"> </w:t>
+      </w:r>
+      <w:r>
+        <w:t>Chi tiết một việc làm cụ thể</w:t>
+      </w:r>
+    </w:p>
+    <w:p>
+      <w:pPr>
+        <w:rPr>
+          <w:rFonts w:hint="default"/>
+          <w:b/>
+          <w:bCs/>
+          <w:lang w:val="en-US"/>
+        </w:rPr>
+      </w:pPr>
+      <w:r>
+        <w:rPr>
+          <w:b/>
+          <w:bCs/>
+        </w:rPr>
+        <w:t>URL:</w:t>
+      </w:r>
+      <w:r>
+        <w:rPr>
+          <w:b w:val="0"/>
+          <w:bCs w:val="0"/>
+        </w:rPr>
+        <w:t xml:space="preserve"> </w:t>
+      </w:r>
+    </w:p>
+    <w:p>
+      <w:pPr>
+        <w:rPr>
+          <w:rFonts w:hint="default"/>
+          <w:b w:val="0"/>
+          <w:bCs w:val="0"/>
+          <w:lang w:val="en-US"/>
+        </w:rPr>
+      </w:pPr>
+      <w:r>
+        <w:rPr>
+          <w:b/>
+          <w:bCs/>
+        </w:rPr>
+        <w:t xml:space="preserve">Phương thức: </w:t>
+      </w:r>
+    </w:p>
+    <w:p>
+      <w:pPr>
+        <w:rPr>
+          <w:rFonts w:hint="default"/>
+          <w:b w:val="0"/>
+          <w:bCs w:val="0"/>
+          <w:lang w:val="en-US"/>
+        </w:rPr>
+      </w:pPr>
+      <w:r>
+        <w:rPr>
+          <w:b/>
+          <w:bCs/>
+        </w:rPr>
+        <w:t>Mô tả:</w:t>
+      </w:r>
+      <w:r>
+        <w:rPr>
+          <w:rFonts w:hint="default"/>
+          <w:b/>
+          <w:bCs/>
+          <w:lang w:val="en-US"/>
+        </w:rPr>
+        <w:t xml:space="preserve"> </w:t>
+      </w:r>
+      <w:r>
+        <w:rPr>
+          <w:rFonts w:hint="default"/>
+          <w:b w:val="0"/>
+          <w:bCs w:val="0"/>
+          <w:lang w:val="en-US"/>
+        </w:rPr>
+        <w:t>Khi người dùng đăng nhập với vai trò là người dùng, truy cập vào một công việc và xem được chi tiết công việc đó.</w:t>
+      </w:r>
+    </w:p>
+    <w:p>
+      <w:pPr>
+        <w:rPr>
+          <w:b/>
+          <w:bCs/>
+        </w:rPr>
+      </w:pPr>
+      <w:r>
+        <w:rPr>
+          <w:b/>
+          <w:bCs/>
+        </w:rPr>
+        <w:t>Request:</w:t>
+      </w:r>
+    </w:p>
+    <w:p>
+      <w:r>
+        <w:rPr>
+          <w:b/>
+          <w:bCs/>
+        </w:rPr>
+        <w:t>Response:</w:t>
+      </w:r>
+    </w:p>
+    <w:p>
+      <w:pPr>
+        <w:pStyle w:val="4"/>
+        <w:numPr>
+          <w:ilvl w:val="2"/>
+          <w:numId w:val="0"/>
+        </w:numPr>
+        <w:tabs>
+          <w:tab w:val="clear" w:pos="1440"/>
+        </w:tabs>
+        <w:ind w:right="0" w:rightChars="0"/>
+        <w:outlineLvl w:val="2"/>
+      </w:pPr>
+      <w:r>
+        <w:rPr>
+          <w:rFonts w:hint="default"/>
+          <w:lang w:val="en-US"/>
+        </w:rPr>
+        <w:t xml:space="preserve">2.3.3. </w:t>
+      </w:r>
+      <w:r>
+        <w:t>API gợi ý công việc dựa trên hồ sơ người dùng</w:t>
+      </w:r>
+    </w:p>
+    <w:p>
+      <w:pPr>
+        <w:pStyle w:val="3"/>
+        <w:ind w:left="567" w:hanging="567"/>
+        <w:outlineLvl w:val="0"/>
+        <w:rPr>
+          <w:rFonts w:ascii="Times New Roman" w:hAnsi="Times New Roman" w:cs="Times New Roman"/>
+          <w:sz w:val="26"/>
+          <w:szCs w:val="26"/>
+          <w:lang w:val="vi-VN"/>
+        </w:rPr>
+      </w:pPr>
+      <w:r>
+        <w:rPr>
+          <w:rFonts w:cs="Times New Roman"/>
+          <w:sz w:val="26"/>
+          <w:szCs w:val="26"/>
+          <w:lang w:val="vi-VN"/>
+        </w:rPr>
+        <w:t>Quản lý quy trình ứng tuyển</w:t>
+      </w:r>
+    </w:p>
+    <w:p>
+      <w:pPr>
+        <w:pStyle w:val="4"/>
+        <w:numPr>
+          <w:ilvl w:val="2"/>
+          <w:numId w:val="0"/>
+        </w:numPr>
+        <w:tabs>
+          <w:tab w:val="clear" w:pos="1440"/>
+        </w:tabs>
+        <w:ind w:right="0" w:rightChars="0"/>
+        <w:outlineLvl w:val="2"/>
+      </w:pPr>
+      <w:r>
+        <w:rPr>
+          <w:rFonts w:hint="default"/>
+          <w:lang w:val="en-US"/>
+        </w:rPr>
+        <w:t xml:space="preserve">2.4.1. </w:t>
+      </w:r>
+      <w:r>
+        <w:t>Lấy danh sách đơn ứng tuyển của người dùng hoặc nhà tuyển dụng (tùy vai trò)</w:t>
+      </w:r>
+    </w:p>
+    <w:p>
+      <w:pPr>
+        <w:pStyle w:val="4"/>
+        <w:widowControl/>
+        <w:numPr>
+          <w:ilvl w:val="2"/>
+          <w:numId w:val="0"/>
+        </w:numPr>
+        <w:tabs>
+          <w:tab w:val="clear" w:pos="1440"/>
+        </w:tabs>
+        <w:ind w:right="0" w:rightChars="0"/>
+        <w:outlineLvl w:val="2"/>
+        <w:rPr>
+          <w:rFonts w:hint="default" w:ascii="Times New Roman" w:hAnsi="Times New Roman" w:eastAsia="黑体" w:cs="Times New Roman"/>
+          <w:b/>
+          <w:bCs/>
+          <w:kern w:val="0"/>
+          <w:sz w:val="26"/>
+          <w:szCs w:val="26"/>
+        </w:rPr>
+      </w:pPr>
+      <w:r>
+        <w:rPr>
+          <w:rFonts w:hint="default" w:ascii="Times New Roman" w:hAnsi="Times New Roman" w:eastAsia="黑体" w:cs="Times New Roman"/>
+          <w:b/>
+          <w:bCs/>
+          <w:kern w:val="0"/>
+          <w:sz w:val="26"/>
+          <w:szCs w:val="26"/>
+        </w:rPr>
+        <w:t xml:space="preserve">API: </w:t>
+      </w:r>
+      <w:r>
+        <w:t>Lấy danh sách đơn ứng tuyển của người dùng hoặc nhà tuyển dụng (tùy vai trò)</w:t>
+      </w:r>
+    </w:p>
+    <w:p>
+      <w:pPr>
+        <w:keepNext w:val="0"/>
+        <w:keepLines w:val="0"/>
+        <w:widowControl/>
+        <w:suppressLineNumbers w:val="0"/>
+        <w:suppressAutoHyphens/>
+        <w:spacing w:before="0" w:beforeAutospacing="0" w:after="120" w:afterAutospacing="0" w:line="360" w:lineRule="auto"/>
+        <w:ind w:left="0" w:right="0"/>
+        <w:jc w:val="left"/>
+        <w:rPr>
+          <w:rFonts w:hint="default" w:ascii="Times New Roman" w:hAnsi="Times New Roman" w:eastAsia="Calibri" w:cs="黑体"/>
+          <w:b/>
+          <w:bCs/>
+          <w:kern w:val="0"/>
+          <w:sz w:val="26"/>
+          <w:szCs w:val="26"/>
+        </w:rPr>
+      </w:pPr>
+      <w:r>
+        <w:rPr>
+          <w:rFonts w:hint="default" w:ascii="Times New Roman" w:hAnsi="Times New Roman" w:eastAsia="Calibri" w:cs="黑体"/>
+          <w:b/>
+          <w:bCs/>
+          <w:color w:val="auto"/>
+          <w:kern w:val="0"/>
+          <w:sz w:val="26"/>
+          <w:szCs w:val="26"/>
+          <w:lang w:val="en-US" w:eastAsia="zh-CN" w:bidi="ar"/>
+        </w:rPr>
+        <w:t>URL:</w:t>
+      </w:r>
+      <w:r>
+        <w:rPr>
+          <w:rFonts w:hint="default" w:ascii="Times New Roman" w:hAnsi="Times New Roman" w:eastAsia="Calibri" w:cs="黑体"/>
+          <w:b w:val="0"/>
+          <w:bCs w:val="0"/>
+          <w:color w:val="auto"/>
+          <w:kern w:val="0"/>
+          <w:sz w:val="26"/>
+          <w:szCs w:val="26"/>
+          <w:lang w:val="en-US" w:eastAsia="zh-CN" w:bidi="ar"/>
+        </w:rPr>
+        <w:t xml:space="preserve"> </w:t>
+      </w:r>
+      <w:r>
+        <w:rPr>
+          <w:rFonts w:hint="default" w:eastAsia="Calibri"/>
+          <w:b w:val="0"/>
+          <w:bCs w:val="0"/>
+          <w:color w:val="auto"/>
+          <w:kern w:val="0"/>
+          <w:sz w:val="26"/>
+          <w:szCs w:val="26"/>
+          <w:lang w:val="en-US" w:eastAsia="zh-CN"/>
+        </w:rPr>
+        <w:t>/applications/</w:t>
+      </w:r>
+    </w:p>
+    <w:p>
+      <w:pPr>
+        <w:keepNext w:val="0"/>
+        <w:keepLines w:val="0"/>
+        <w:widowControl/>
+        <w:suppressLineNumbers w:val="0"/>
+        <w:suppressAutoHyphens/>
+        <w:spacing w:before="0" w:beforeAutospacing="0" w:after="120" w:afterAutospacing="0" w:line="360" w:lineRule="auto"/>
+        <w:ind w:left="0" w:right="0"/>
+        <w:jc w:val="left"/>
+        <w:rPr>
+          <w:rFonts w:hint="default" w:ascii="Times New Roman" w:hAnsi="Times New Roman" w:eastAsia="Calibri" w:cs="黑体"/>
+          <w:b w:val="0"/>
+          <w:bCs w:val="0"/>
+          <w:kern w:val="0"/>
+          <w:sz w:val="26"/>
+          <w:szCs w:val="26"/>
+          <w:lang w:val="en-US"/>
+        </w:rPr>
+      </w:pPr>
+      <w:r>
+        <w:rPr>
+          <w:rFonts w:hint="default" w:ascii="Times New Roman" w:hAnsi="Times New Roman" w:eastAsia="Calibri" w:cs="黑体"/>
+          <w:b/>
+          <w:bCs/>
+          <w:color w:val="auto"/>
+          <w:kern w:val="0"/>
+          <w:sz w:val="26"/>
+          <w:szCs w:val="26"/>
+          <w:lang w:val="en-US" w:eastAsia="zh-CN" w:bidi="ar"/>
+        </w:rPr>
+        <w:t xml:space="preserve">Phương thức: </w:t>
+      </w:r>
+      <w:r>
+        <w:rPr>
+          <w:rFonts w:hint="default" w:eastAsia="Calibri" w:cs="黑体"/>
+          <w:b/>
+          <w:bCs/>
+          <w:color w:val="auto"/>
+          <w:kern w:val="0"/>
+          <w:sz w:val="26"/>
+          <w:szCs w:val="26"/>
+          <w:lang w:val="en-US" w:eastAsia="zh-CN" w:bidi="ar"/>
+        </w:rPr>
+        <w:t>GET</w:t>
+      </w:r>
+    </w:p>
+    <w:p>
+      <w:pPr>
+        <w:keepNext w:val="0"/>
+        <w:keepLines w:val="0"/>
+        <w:widowControl/>
+        <w:suppressLineNumbers w:val="0"/>
+        <w:suppressAutoHyphens/>
+        <w:spacing w:before="0" w:beforeAutospacing="0" w:after="120" w:afterAutospacing="0" w:line="360" w:lineRule="auto"/>
+        <w:ind w:left="0" w:right="0"/>
+        <w:jc w:val="left"/>
+        <w:rPr>
+          <w:rFonts w:hint="default" w:ascii="Times New Roman" w:hAnsi="Times New Roman" w:eastAsia="Calibri" w:cs="黑体"/>
+          <w:b w:val="0"/>
+          <w:bCs w:val="0"/>
+          <w:kern w:val="0"/>
+          <w:sz w:val="26"/>
+          <w:szCs w:val="26"/>
+          <w:lang w:val="en-US"/>
+        </w:rPr>
+      </w:pPr>
+      <w:r>
+        <w:rPr>
+          <w:rFonts w:hint="default" w:ascii="Times New Roman" w:hAnsi="Times New Roman" w:eastAsia="Calibri" w:cs="黑体"/>
+          <w:b/>
+          <w:bCs/>
+          <w:color w:val="auto"/>
+          <w:kern w:val="0"/>
+          <w:sz w:val="26"/>
+          <w:szCs w:val="26"/>
+          <w:lang w:val="en-US" w:eastAsia="zh-CN" w:bidi="ar"/>
+        </w:rPr>
+        <w:t>Mô tả:</w:t>
+      </w:r>
+      <w:r>
+        <w:rPr>
+          <w:rFonts w:hint="default" w:eastAsia="Calibri" w:cs="黑体"/>
+          <w:b w:val="0"/>
+          <w:bCs w:val="0"/>
+          <w:color w:val="auto"/>
+          <w:kern w:val="0"/>
+          <w:sz w:val="26"/>
+          <w:szCs w:val="26"/>
+          <w:lang w:val="en-US" w:eastAsia="zh-CN" w:bidi="ar"/>
+        </w:rPr>
+        <w:t xml:space="preserve"> Khi người dùng đăng nhập với vai trò là nhà tuyển dụng hoặc người tìm việc thì họ có thể xem được truy cập các đơn ứng tuyển tương ứng với quyền của từng vai trò.</w:t>
+      </w:r>
+    </w:p>
+    <w:p>
+      <w:pPr>
+        <w:keepNext w:val="0"/>
+        <w:keepLines w:val="0"/>
+        <w:widowControl/>
+        <w:suppressLineNumbers w:val="0"/>
+        <w:suppressAutoHyphens/>
+        <w:spacing w:before="0" w:beforeAutospacing="0" w:after="120" w:afterAutospacing="0" w:line="360" w:lineRule="auto"/>
+        <w:ind w:left="0" w:right="0"/>
+        <w:jc w:val="left"/>
+        <w:rPr>
+          <w:rFonts w:hint="default" w:ascii="Times New Roman" w:hAnsi="Times New Roman" w:eastAsia="Calibri" w:cs="黑体"/>
+          <w:b/>
+          <w:bCs/>
+          <w:kern w:val="0"/>
+          <w:sz w:val="26"/>
+          <w:szCs w:val="26"/>
+          <w:lang w:val="en-US"/>
+        </w:rPr>
+      </w:pPr>
+      <w:r>
+        <w:rPr>
+          <w:rFonts w:hint="default" w:ascii="Times New Roman" w:hAnsi="Times New Roman" w:eastAsia="Calibri" w:cs="黑体"/>
+          <w:b/>
+          <w:bCs/>
+          <w:color w:val="auto"/>
+          <w:kern w:val="0"/>
+          <w:sz w:val="26"/>
+          <w:szCs w:val="26"/>
+          <w:lang w:val="en-US" w:eastAsia="zh-CN" w:bidi="ar"/>
+        </w:rPr>
+        <w:t>Request:</w:t>
+      </w:r>
+      <w:r>
+        <w:rPr>
+          <w:rFonts w:hint="default" w:eastAsia="Calibri" w:cs="黑体"/>
+          <w:b/>
+          <w:bCs/>
+          <w:color w:val="auto"/>
+          <w:kern w:val="0"/>
+          <w:sz w:val="26"/>
+          <w:szCs w:val="26"/>
+          <w:lang w:val="en-US" w:eastAsia="zh-CN" w:bidi="ar"/>
+        </w:rPr>
+        <w:t xml:space="preserve"> </w:t>
+      </w:r>
+      <w:r>
+        <w:rPr>
+          <w:rFonts w:hint="default"/>
+          <w:b w:val="0"/>
+          <w:bCs w:val="0"/>
+        </w:rPr>
+        <w:t>Header có Authorization: Bearer &lt;token&gt;</w:t>
+      </w:r>
+    </w:p>
+    <w:p>
+      <w:pPr>
+        <w:keepNext w:val="0"/>
+        <w:keepLines w:val="0"/>
+        <w:widowControl/>
+        <w:suppressLineNumbers w:val="0"/>
+        <w:suppressAutoHyphens/>
+        <w:spacing w:before="0" w:beforeAutospacing="0" w:after="120" w:afterAutospacing="0" w:line="360" w:lineRule="auto"/>
+        <w:ind w:left="0" w:right="0"/>
+        <w:jc w:val="left"/>
+      </w:pPr>
+      <w:r>
+        <w:rPr>
+          <w:rFonts w:hint="default" w:ascii="Times New Roman" w:hAnsi="Times New Roman" w:eastAsia="Calibri" w:cs="黑体"/>
+          <w:b/>
+          <w:bCs/>
+          <w:color w:val="auto"/>
+          <w:kern w:val="0"/>
+          <w:sz w:val="26"/>
+          <w:szCs w:val="26"/>
+          <w:lang w:val="en-US" w:eastAsia="zh-CN" w:bidi="ar"/>
+        </w:rPr>
+        <w:t>Response:</w:t>
+      </w:r>
+    </w:p>
+    <w:p>
+      <w:pPr>
+        <w:rPr>
+          <w:rFonts w:hint="default"/>
+        </w:rPr>
+      </w:pPr>
+      <w:r>
+        <w:rPr>
+          <w:rFonts w:hint="default"/>
+        </w:rPr>
+        <w:t>{</w:t>
+      </w:r>
+    </w:p>
+    <w:p>
+      <w:pPr>
+        <w:rPr>
+          <w:rFonts w:hint="default"/>
+        </w:rPr>
+      </w:pPr>
+      <w:r>
+        <w:rPr>
+          <w:rFonts w:hint="default"/>
+        </w:rPr>
+        <w:t xml:space="preserve">        "id": 1,</w:t>
+      </w:r>
+    </w:p>
+    <w:p>
+      <w:pPr>
+        <w:rPr>
+          <w:rFonts w:hint="default"/>
+        </w:rPr>
+      </w:pPr>
+      <w:r>
+        <w:rPr>
+          <w:rFonts w:hint="default"/>
+        </w:rPr>
+        <w:t xml:space="preserve">        "my_user": 2,</w:t>
+      </w:r>
+    </w:p>
+    <w:p>
+      <w:pPr>
+        <w:rPr>
+          <w:rFonts w:hint="default"/>
+        </w:rPr>
+      </w:pPr>
+      <w:r>
+        <w:rPr>
+          <w:rFonts w:hint="default"/>
+        </w:rPr>
+        <w:t xml:space="preserve">        "job_posting": "24da05ff-6666-4056-a8ba-5872af6822b8",</w:t>
+      </w:r>
+    </w:p>
+    <w:p>
+      <w:pPr>
+        <w:rPr>
+          <w:rFonts w:hint="default"/>
+        </w:rPr>
+      </w:pPr>
+      <w:r>
+        <w:rPr>
+          <w:rFonts w:hint="default"/>
+        </w:rPr>
+        <w:t xml:space="preserve">        "cv": 11,</w:t>
+      </w:r>
+    </w:p>
+    <w:p>
+      <w:pPr>
+        <w:rPr>
+          <w:rFonts w:hint="default"/>
+        </w:rPr>
+      </w:pPr>
+      <w:r>
+        <w:rPr>
+          <w:rFonts w:hint="default"/>
+        </w:rPr>
+        <w:t xml:space="preserve">        "status": "Applied",</w:t>
+      </w:r>
+    </w:p>
+    <w:p>
+      <w:pPr>
+        <w:rPr>
+          <w:rFonts w:hint="default"/>
+        </w:rPr>
+      </w:pPr>
+      <w:r>
+        <w:rPr>
+          <w:rFonts w:hint="default"/>
+        </w:rPr>
+        <w:t xml:space="preserve">        "cover_letter": "Tôi muốn Apply vào vị trí tiền đạo này, tôi là Luka Modric",</w:t>
+      </w:r>
+    </w:p>
+    <w:p>
+      <w:pPr>
+        <w:rPr>
+          <w:rFonts w:hint="default"/>
+        </w:rPr>
+      </w:pPr>
+      <w:r>
+        <w:rPr>
+          <w:rFonts w:hint="default"/>
+        </w:rPr>
+        <w:t xml:space="preserve">        "created_at": "2025-05-27T10:09:41.574595Z",</w:t>
+      </w:r>
+    </w:p>
+    <w:p>
+      <w:pPr>
+        <w:rPr>
+          <w:rFonts w:hint="default"/>
+        </w:rPr>
+      </w:pPr>
+      <w:r>
+        <w:rPr>
+          <w:rFonts w:hint="default"/>
+        </w:rPr>
+        <w:t xml:space="preserve">        "updated_at": "2025-05-27T10:09:41.574625Z",</w:t>
+      </w:r>
+    </w:p>
+    <w:p>
+      <w:pPr>
+        <w:rPr>
+          <w:rFonts w:hint="default"/>
+        </w:rPr>
+      </w:pPr>
+      <w:r>
+        <w:rPr>
+          <w:rFonts w:hint="default"/>
+        </w:rPr>
+        <w:t xml:space="preserve">        "job_posting_title": "Chúng tôi cần tuyển tiền đạo hàng đầu nước Anh",</w:t>
+      </w:r>
+    </w:p>
+    <w:p>
+      <w:pPr>
+        <w:rPr>
+          <w:rFonts w:hint="default"/>
+        </w:rPr>
+      </w:pPr>
+      <w:r>
+        <w:rPr>
+          <w:rFonts w:hint="default"/>
+        </w:rPr>
+        <w:t xml:space="preserve">        "job_seeker_username": "JobSeeker1",</w:t>
+      </w:r>
+    </w:p>
+    <w:p>
+      <w:pPr>
+        <w:rPr>
+          <w:rFonts w:hint="default"/>
+        </w:rPr>
+      </w:pPr>
+      <w:r>
+        <w:rPr>
+          <w:rFonts w:hint="default"/>
+        </w:rPr>
+        <w:t xml:space="preserve">        "cv_url": "https://res.cloudinary.com/dlysaj8pb/raw/upload/v1747473275/cvs/bsizardotlhvf3zp4kjz.png",</w:t>
+      </w:r>
+    </w:p>
+    <w:p>
+      <w:pPr>
+        <w:rPr>
+          <w:rFonts w:hint="default"/>
+        </w:rPr>
+      </w:pPr>
+      <w:r>
+        <w:rPr>
+          <w:rFonts w:hint="default"/>
+        </w:rPr>
+        <w:t xml:space="preserve">        "recruiter_company": "Công ty Bóng đá hàng đầu trời Âu"</w:t>
+      </w:r>
+    </w:p>
+    <w:p>
+      <w:r>
+        <w:rPr>
+          <w:rFonts w:hint="default"/>
+        </w:rPr>
+        <w:t xml:space="preserve">    }</w:t>
+      </w:r>
+    </w:p>
+    <w:p>
+      <w:pPr>
+        <w:pStyle w:val="4"/>
+        <w:numPr>
+          <w:ilvl w:val="2"/>
+          <w:numId w:val="0"/>
+        </w:numPr>
+        <w:tabs>
+          <w:tab w:val="clear" w:pos="1440"/>
+        </w:tabs>
+        <w:ind w:right="0" w:rightChars="0"/>
+        <w:outlineLvl w:val="2"/>
+      </w:pPr>
+      <w:r>
+        <w:rPr>
+          <w:rFonts w:hint="default"/>
+          <w:lang w:val="en-US"/>
+        </w:rPr>
+        <w:t xml:space="preserve">2.4.2. </w:t>
+      </w:r>
+      <w:r>
+        <w:t>Tạo đơn ứng tuyển cho việc làm mới (CV, thư xin việc)</w:t>
+      </w:r>
+    </w:p>
+    <w:p>
+      <w:pPr>
+        <w:pStyle w:val="4"/>
+        <w:widowControl/>
+        <w:numPr>
+          <w:ilvl w:val="2"/>
+          <w:numId w:val="0"/>
+        </w:numPr>
+        <w:tabs>
+          <w:tab w:val="clear" w:pos="1440"/>
+        </w:tabs>
+        <w:ind w:right="0" w:rightChars="0"/>
+        <w:outlineLvl w:val="2"/>
+        <w:rPr>
+          <w:rFonts w:hint="default" w:ascii="Times New Roman" w:hAnsi="Times New Roman" w:eastAsia="黑体" w:cs="Times New Roman"/>
+          <w:b/>
+          <w:bCs/>
+          <w:kern w:val="0"/>
+          <w:sz w:val="26"/>
+          <w:szCs w:val="26"/>
+        </w:rPr>
+      </w:pPr>
+      <w:r>
+        <w:rPr>
+          <w:rFonts w:hint="default" w:ascii="Times New Roman" w:hAnsi="Times New Roman" w:eastAsia="黑体" w:cs="Times New Roman"/>
+          <w:b/>
+          <w:bCs/>
+          <w:kern w:val="0"/>
+          <w:sz w:val="26"/>
+          <w:szCs w:val="26"/>
+        </w:rPr>
+        <w:t xml:space="preserve">API: </w:t>
+      </w:r>
+      <w:r>
+        <w:t>Tạo đơn ứng tuyển cho việc làm mới (CV, thư xin việc)</w:t>
+      </w:r>
+    </w:p>
+    <w:p>
+      <w:pPr>
+        <w:keepNext w:val="0"/>
+        <w:keepLines w:val="0"/>
+        <w:widowControl/>
+        <w:suppressLineNumbers w:val="0"/>
+        <w:suppressAutoHyphens/>
+        <w:spacing w:before="0" w:beforeAutospacing="0" w:after="120" w:afterAutospacing="0" w:line="360" w:lineRule="auto"/>
+        <w:ind w:left="0" w:right="0"/>
+        <w:jc w:val="left"/>
+        <w:rPr>
+          <w:rFonts w:hint="default" w:ascii="Times New Roman" w:hAnsi="Times New Roman" w:eastAsia="Calibri" w:cs="黑体"/>
+          <w:b/>
+          <w:bCs/>
+          <w:kern w:val="0"/>
+          <w:sz w:val="26"/>
+          <w:szCs w:val="26"/>
+          <w:lang w:val="en-US"/>
+        </w:rPr>
+      </w:pPr>
+      <w:r>
+        <w:rPr>
+          <w:rFonts w:hint="default" w:ascii="Times New Roman" w:hAnsi="Times New Roman" w:eastAsia="Calibri" w:cs="黑体"/>
+          <w:b/>
+          <w:bCs/>
+          <w:color w:val="auto"/>
+          <w:kern w:val="0"/>
+          <w:sz w:val="26"/>
+          <w:szCs w:val="26"/>
+          <w:lang w:val="en-US" w:eastAsia="zh-CN" w:bidi="ar"/>
+        </w:rPr>
+        <w:t>URL:</w:t>
+      </w:r>
+      <w:r>
+        <w:rPr>
+          <w:rFonts w:hint="default" w:eastAsia="Calibri" w:cs="黑体"/>
+          <w:b/>
+          <w:bCs/>
+          <w:color w:val="auto"/>
+          <w:kern w:val="0"/>
+          <w:sz w:val="26"/>
+          <w:szCs w:val="26"/>
+          <w:lang w:val="en-US" w:eastAsia="zh-CN" w:bidi="ar"/>
+        </w:rPr>
+        <w:t xml:space="preserve"> </w:t>
+      </w:r>
+      <w:r>
+        <w:rPr>
+          <w:rFonts w:hint="default" w:eastAsia="Calibri"/>
+          <w:b w:val="0"/>
+          <w:bCs w:val="0"/>
+          <w:color w:val="auto"/>
+          <w:kern w:val="0"/>
+          <w:sz w:val="26"/>
+          <w:szCs w:val="26"/>
+          <w:lang w:val="en-US" w:eastAsia="zh-CN"/>
+        </w:rPr>
+        <w:t>/applications/</w:t>
+      </w:r>
+    </w:p>
+    <w:p>
+      <w:pPr>
+        <w:keepNext w:val="0"/>
+        <w:keepLines w:val="0"/>
+        <w:widowControl/>
+        <w:suppressLineNumbers w:val="0"/>
+        <w:suppressAutoHyphens/>
+        <w:spacing w:before="0" w:beforeAutospacing="0" w:after="120" w:afterAutospacing="0" w:line="360" w:lineRule="auto"/>
+        <w:ind w:left="0" w:right="0"/>
+        <w:jc w:val="left"/>
+        <w:rPr>
+          <w:rFonts w:hint="default" w:ascii="Times New Roman" w:hAnsi="Times New Roman" w:eastAsia="Calibri" w:cs="黑体"/>
+          <w:b w:val="0"/>
+          <w:bCs w:val="0"/>
+          <w:kern w:val="0"/>
+          <w:sz w:val="26"/>
+          <w:szCs w:val="26"/>
+          <w:lang w:val="en-US"/>
+        </w:rPr>
+      </w:pPr>
+      <w:r>
+        <w:rPr>
+          <w:rFonts w:hint="default" w:ascii="Times New Roman" w:hAnsi="Times New Roman" w:eastAsia="Calibri" w:cs="黑体"/>
+          <w:b/>
+          <w:bCs/>
+          <w:color w:val="auto"/>
+          <w:kern w:val="0"/>
+          <w:sz w:val="26"/>
+          <w:szCs w:val="26"/>
+          <w:lang w:val="en-US" w:eastAsia="zh-CN" w:bidi="ar"/>
+        </w:rPr>
+        <w:t xml:space="preserve">Phương thức: </w:t>
+      </w:r>
+      <w:r>
+        <w:rPr>
+          <w:rFonts w:hint="default" w:eastAsia="Calibri" w:cs="黑体"/>
+          <w:b/>
+          <w:bCs/>
+          <w:color w:val="auto"/>
+          <w:kern w:val="0"/>
+          <w:sz w:val="26"/>
+          <w:szCs w:val="26"/>
+          <w:lang w:val="en-US" w:eastAsia="zh-CN" w:bidi="ar"/>
+        </w:rPr>
+        <w:t>POST</w:t>
+      </w:r>
+    </w:p>
+    <w:p>
+      <w:pPr>
+        <w:keepNext w:val="0"/>
+        <w:keepLines w:val="0"/>
+        <w:widowControl/>
+        <w:suppressLineNumbers w:val="0"/>
+        <w:suppressAutoHyphens/>
+        <w:spacing w:before="0" w:beforeAutospacing="0" w:after="120" w:afterAutospacing="0" w:line="360" w:lineRule="auto"/>
+        <w:ind w:left="0" w:right="0"/>
+        <w:jc w:val="left"/>
+        <w:rPr>
+          <w:rFonts w:hint="default" w:ascii="Times New Roman" w:hAnsi="Times New Roman" w:eastAsia="Calibri" w:cs="黑体"/>
+          <w:b w:val="0"/>
+          <w:bCs w:val="0"/>
+          <w:kern w:val="0"/>
+          <w:sz w:val="26"/>
+          <w:szCs w:val="26"/>
+          <w:lang w:val="en-US"/>
+        </w:rPr>
+      </w:pPr>
+      <w:r>
+        <w:rPr>
+          <w:rFonts w:hint="default" w:ascii="Times New Roman" w:hAnsi="Times New Roman" w:eastAsia="Calibri" w:cs="黑体"/>
+          <w:b/>
+          <w:bCs/>
+          <w:color w:val="auto"/>
+          <w:kern w:val="0"/>
+          <w:sz w:val="26"/>
+          <w:szCs w:val="26"/>
+          <w:lang w:val="en-US" w:eastAsia="zh-CN" w:bidi="ar"/>
+        </w:rPr>
+        <w:t xml:space="preserve">Mô tả: </w:t>
+      </w:r>
+      <w:r>
+        <w:rPr>
+          <w:rFonts w:hint="default" w:ascii="Times New Roman" w:hAnsi="Times New Roman" w:eastAsia="Calibri" w:cs="黑体"/>
+          <w:b w:val="0"/>
+          <w:bCs w:val="0"/>
+          <w:color w:val="auto"/>
+          <w:kern w:val="0"/>
+          <w:sz w:val="26"/>
+          <w:szCs w:val="26"/>
+          <w:lang w:val="en-US" w:eastAsia="zh-CN" w:bidi="ar"/>
+        </w:rPr>
+        <w:t xml:space="preserve">Khi người dùng đăng nhập với vai trò là </w:t>
+      </w:r>
+      <w:r>
+        <w:rPr>
+          <w:rFonts w:hint="default" w:eastAsia="Calibri" w:cs="黑体"/>
+          <w:b w:val="0"/>
+          <w:bCs w:val="0"/>
+          <w:color w:val="auto"/>
+          <w:kern w:val="0"/>
+          <w:sz w:val="26"/>
+          <w:szCs w:val="26"/>
+          <w:lang w:val="en-US" w:eastAsia="zh-CN" w:bidi="ar"/>
+        </w:rPr>
+        <w:t>người tìm việc</w:t>
+      </w:r>
+      <w:r>
+        <w:rPr>
+          <w:rFonts w:hint="default" w:ascii="Times New Roman" w:hAnsi="Times New Roman" w:eastAsia="Calibri" w:cs="黑体"/>
+          <w:b w:val="0"/>
+          <w:bCs w:val="0"/>
+          <w:color w:val="auto"/>
+          <w:kern w:val="0"/>
+          <w:sz w:val="26"/>
+          <w:szCs w:val="26"/>
+          <w:lang w:val="en-US" w:eastAsia="zh-CN" w:bidi="ar"/>
+        </w:rPr>
+        <w:t xml:space="preserve">, họ có thể </w:t>
+      </w:r>
+      <w:r>
+        <w:rPr>
+          <w:rFonts w:hint="default" w:eastAsia="Calibri" w:cs="黑体"/>
+          <w:b w:val="0"/>
+          <w:bCs w:val="0"/>
+          <w:color w:val="auto"/>
+          <w:kern w:val="0"/>
+          <w:sz w:val="26"/>
+          <w:szCs w:val="26"/>
+          <w:lang w:val="en-US" w:eastAsia="zh-CN" w:bidi="ar"/>
+        </w:rPr>
+        <w:t>ứng tuyển vào một công việc bằng cách apply vào công việc đó có kèm theo CV của mình.</w:t>
+      </w:r>
+    </w:p>
+    <w:p>
+      <w:pPr>
+        <w:rPr>
+          <w:rFonts w:hint="default"/>
+          <w:b w:val="0"/>
+          <w:bCs w:val="0"/>
+        </w:rPr>
+      </w:pPr>
+      <w:r>
+        <w:rPr>
+          <w:rFonts w:hint="default" w:ascii="Times New Roman" w:hAnsi="Times New Roman" w:eastAsia="Calibri" w:cs="黑体"/>
+          <w:b/>
+          <w:bCs/>
+          <w:color w:val="auto"/>
+          <w:kern w:val="0"/>
+          <w:sz w:val="26"/>
+          <w:szCs w:val="26"/>
+          <w:lang w:val="en-US" w:eastAsia="zh-CN" w:bidi="ar"/>
+        </w:rPr>
+        <w:t>Request:</w:t>
+      </w:r>
+      <w:r>
+        <w:rPr>
+          <w:rFonts w:hint="default" w:eastAsia="Calibri" w:cs="黑体"/>
+          <w:b/>
+          <w:bCs/>
+          <w:color w:val="auto"/>
+          <w:kern w:val="0"/>
+          <w:sz w:val="26"/>
+          <w:szCs w:val="26"/>
+          <w:lang w:val="en-US" w:eastAsia="zh-CN" w:bidi="ar"/>
+        </w:rPr>
+        <w:t xml:space="preserve"> </w:t>
+      </w:r>
+      <w:r>
+        <w:rPr>
+          <w:rFonts w:hint="default"/>
+          <w:b w:val="0"/>
+          <w:bCs w:val="0"/>
+        </w:rPr>
+        <w:t>Header có Authorization: Bearer &lt;token&gt;</w:t>
+      </w:r>
+    </w:p>
+    <w:p>
+      <w:pPr>
+        <w:keepNext w:val="0"/>
+        <w:keepLines w:val="0"/>
+        <w:widowControl/>
+        <w:suppressLineNumbers w:val="0"/>
+        <w:suppressAutoHyphens/>
+        <w:spacing w:before="0" w:beforeAutospacing="0" w:after="120" w:afterAutospacing="0" w:line="360" w:lineRule="auto"/>
+        <w:ind w:left="0" w:right="0"/>
+        <w:jc w:val="left"/>
+        <w:rPr>
+          <w:rFonts w:hint="default"/>
+        </w:rPr>
+      </w:pPr>
+      <w:r>
+        <w:rPr>
+          <w:rFonts w:hint="default"/>
+        </w:rPr>
+        <w:t>{</w:t>
+      </w:r>
+    </w:p>
+    <w:p>
+      <w:pPr>
+        <w:keepNext w:val="0"/>
+        <w:keepLines w:val="0"/>
+        <w:widowControl/>
+        <w:suppressLineNumbers w:val="0"/>
+        <w:suppressAutoHyphens/>
+        <w:spacing w:before="0" w:beforeAutospacing="0" w:after="120" w:afterAutospacing="0" w:line="360" w:lineRule="auto"/>
+        <w:ind w:left="0" w:right="0"/>
+        <w:jc w:val="left"/>
+        <w:rPr>
+          <w:rFonts w:hint="default"/>
+        </w:rPr>
+      </w:pPr>
+      <w:r>
+        <w:rPr>
+          <w:rFonts w:hint="default"/>
+        </w:rPr>
+        <w:t xml:space="preserve">    "job_posting": "24da05ff66664056a8ba5872af6822b8",</w:t>
+      </w:r>
+    </w:p>
+    <w:p>
+      <w:pPr>
+        <w:keepNext w:val="0"/>
+        <w:keepLines w:val="0"/>
+        <w:widowControl/>
+        <w:suppressLineNumbers w:val="0"/>
+        <w:suppressAutoHyphens/>
+        <w:spacing w:before="0" w:beforeAutospacing="0" w:after="120" w:afterAutospacing="0" w:line="360" w:lineRule="auto"/>
+        <w:ind w:left="0" w:right="0"/>
+        <w:jc w:val="left"/>
+        <w:rPr>
+          <w:rFonts w:hint="default"/>
+        </w:rPr>
+      </w:pPr>
+      <w:r>
+        <w:rPr>
+          <w:rFonts w:hint="default"/>
+        </w:rPr>
+        <w:t xml:space="preserve">    "cv": "21",</w:t>
+      </w:r>
+    </w:p>
+    <w:p>
+      <w:pPr>
+        <w:keepNext w:val="0"/>
+        <w:keepLines w:val="0"/>
+        <w:widowControl/>
+        <w:suppressLineNumbers w:val="0"/>
+        <w:suppressAutoHyphens/>
+        <w:spacing w:before="0" w:beforeAutospacing="0" w:after="120" w:afterAutospacing="0" w:line="360" w:lineRule="auto"/>
+        <w:ind w:left="0" w:right="0"/>
+        <w:jc w:val="left"/>
+        <w:rPr>
+          <w:rFonts w:hint="default"/>
+        </w:rPr>
+      </w:pPr>
+      <w:r>
+        <w:rPr>
+          <w:rFonts w:hint="default"/>
+        </w:rPr>
+        <w:t xml:space="preserve">    "cover_letter": "Đây là CV của Nguyễn Tấn Lộc muốn Apply vào công việc này"</w:t>
+      </w:r>
+    </w:p>
+    <w:p>
+      <w:pPr>
+        <w:keepNext w:val="0"/>
+        <w:keepLines w:val="0"/>
+        <w:widowControl/>
+        <w:suppressLineNumbers w:val="0"/>
+        <w:suppressAutoHyphens/>
+        <w:spacing w:before="0" w:beforeAutospacing="0" w:after="120" w:afterAutospacing="0" w:line="360" w:lineRule="auto"/>
+        <w:ind w:left="0" w:right="0"/>
+        <w:jc w:val="left"/>
+        <w:rPr>
+          <w:rFonts w:hint="default"/>
+        </w:rPr>
+      </w:pPr>
+      <w:r>
+        <w:rPr>
+          <w:rFonts w:hint="default"/>
+        </w:rPr>
+        <w:t>}</w:t>
+      </w:r>
+    </w:p>
+    <w:p>
+      <w:pPr>
+        <w:keepNext w:val="0"/>
+        <w:keepLines w:val="0"/>
+        <w:widowControl/>
+        <w:suppressLineNumbers w:val="0"/>
+        <w:suppressAutoHyphens/>
+        <w:spacing w:before="0" w:beforeAutospacing="0" w:after="120" w:afterAutospacing="0" w:line="360" w:lineRule="auto"/>
+        <w:ind w:left="0" w:right="0"/>
+        <w:jc w:val="left"/>
+        <w:rPr>
+          <w:rFonts w:hint="default" w:ascii="Times New Roman" w:hAnsi="Times New Roman" w:eastAsia="Calibri" w:cs="黑体"/>
+          <w:b/>
+          <w:bCs/>
+          <w:color w:val="auto"/>
+          <w:kern w:val="0"/>
+          <w:sz w:val="26"/>
+          <w:szCs w:val="26"/>
+          <w:lang w:val="en-US" w:eastAsia="zh-CN" w:bidi="ar"/>
+        </w:rPr>
+      </w:pPr>
+      <w:r>
+        <w:rPr>
+          <w:rFonts w:hint="default" w:ascii="Times New Roman" w:hAnsi="Times New Roman" w:eastAsia="Calibri" w:cs="黑体"/>
+          <w:b/>
+          <w:bCs/>
+          <w:color w:val="auto"/>
+          <w:kern w:val="0"/>
+          <w:sz w:val="26"/>
+          <w:szCs w:val="26"/>
+          <w:lang w:val="en-US" w:eastAsia="zh-CN" w:bidi="ar"/>
+        </w:rPr>
+        <w:t>Response:</w:t>
+      </w:r>
+    </w:p>
+    <w:p>
+      <w:pPr>
+        <w:keepNext w:val="0"/>
+        <w:keepLines w:val="0"/>
+        <w:widowControl/>
+        <w:suppressLineNumbers w:val="0"/>
+        <w:suppressAutoHyphens/>
+        <w:spacing w:before="0" w:beforeAutospacing="0" w:after="120" w:afterAutospacing="0" w:line="360" w:lineRule="auto"/>
+        <w:ind w:left="0" w:right="0"/>
+        <w:jc w:val="left"/>
+        <w:rPr>
+          <w:rFonts w:hint="default" w:ascii="Times New Roman" w:hAnsi="Times New Roman" w:eastAsia="Calibri"/>
+          <w:b w:val="0"/>
+          <w:bCs w:val="0"/>
+          <w:color w:val="auto"/>
+          <w:kern w:val="0"/>
+          <w:sz w:val="26"/>
+          <w:szCs w:val="26"/>
+          <w:lang w:val="en-US" w:eastAsia="zh-CN"/>
+        </w:rPr>
+      </w:pPr>
+      <w:r>
+        <w:rPr>
+          <w:rFonts w:hint="default" w:ascii="Times New Roman" w:hAnsi="Times New Roman" w:eastAsia="Calibri"/>
+          <w:b w:val="0"/>
+          <w:bCs w:val="0"/>
+          <w:color w:val="auto"/>
+          <w:kern w:val="0"/>
+          <w:sz w:val="26"/>
+          <w:szCs w:val="26"/>
+          <w:lang w:val="en-US" w:eastAsia="zh-CN"/>
+        </w:rPr>
+        <w:t>{</w:t>
+      </w:r>
+    </w:p>
+    <w:p>
+      <w:pPr>
+        <w:keepNext w:val="0"/>
+        <w:keepLines w:val="0"/>
+        <w:widowControl/>
+        <w:suppressLineNumbers w:val="0"/>
+        <w:suppressAutoHyphens/>
+        <w:spacing w:before="0" w:beforeAutospacing="0" w:after="120" w:afterAutospacing="0" w:line="360" w:lineRule="auto"/>
+        <w:ind w:left="0" w:right="0"/>
+        <w:jc w:val="left"/>
+        <w:rPr>
+          <w:rFonts w:hint="default" w:ascii="Times New Roman" w:hAnsi="Times New Roman" w:eastAsia="Calibri"/>
+          <w:b w:val="0"/>
+          <w:bCs w:val="0"/>
+          <w:color w:val="auto"/>
+          <w:kern w:val="0"/>
+          <w:sz w:val="26"/>
+          <w:szCs w:val="26"/>
+          <w:lang w:val="en-US" w:eastAsia="zh-CN"/>
+        </w:rPr>
+      </w:pPr>
+      <w:r>
+        <w:rPr>
+          <w:rFonts w:hint="default" w:ascii="Times New Roman" w:hAnsi="Times New Roman" w:eastAsia="Calibri"/>
+          <w:b w:val="0"/>
+          <w:bCs w:val="0"/>
+          <w:color w:val="auto"/>
+          <w:kern w:val="0"/>
+          <w:sz w:val="26"/>
+          <w:szCs w:val="26"/>
+          <w:lang w:val="en-US" w:eastAsia="zh-CN"/>
+        </w:rPr>
+        <w:t xml:space="preserve">    "id": 2,</w:t>
+      </w:r>
+    </w:p>
+    <w:p>
+      <w:pPr>
+        <w:keepNext w:val="0"/>
+        <w:keepLines w:val="0"/>
+        <w:widowControl/>
+        <w:suppressLineNumbers w:val="0"/>
+        <w:suppressAutoHyphens/>
+        <w:spacing w:before="0" w:beforeAutospacing="0" w:after="120" w:afterAutospacing="0" w:line="360" w:lineRule="auto"/>
+        <w:ind w:left="0" w:right="0"/>
+        <w:jc w:val="left"/>
+        <w:rPr>
+          <w:rFonts w:hint="default" w:ascii="Times New Roman" w:hAnsi="Times New Roman" w:eastAsia="Calibri"/>
+          <w:b w:val="0"/>
+          <w:bCs w:val="0"/>
+          <w:color w:val="auto"/>
+          <w:kern w:val="0"/>
+          <w:sz w:val="26"/>
+          <w:szCs w:val="26"/>
+          <w:lang w:val="en-US" w:eastAsia="zh-CN"/>
+        </w:rPr>
+      </w:pPr>
+      <w:r>
+        <w:rPr>
+          <w:rFonts w:hint="default" w:ascii="Times New Roman" w:hAnsi="Times New Roman" w:eastAsia="Calibri"/>
+          <w:b w:val="0"/>
+          <w:bCs w:val="0"/>
+          <w:color w:val="auto"/>
+          <w:kern w:val="0"/>
+          <w:sz w:val="26"/>
+          <w:szCs w:val="26"/>
+          <w:lang w:val="en-US" w:eastAsia="zh-CN"/>
+        </w:rPr>
+        <w:t xml:space="preserve">    "my_user": 2,</w:t>
+      </w:r>
+    </w:p>
+    <w:p>
+      <w:pPr>
+        <w:keepNext w:val="0"/>
+        <w:keepLines w:val="0"/>
+        <w:widowControl/>
+        <w:suppressLineNumbers w:val="0"/>
+        <w:suppressAutoHyphens/>
+        <w:spacing w:before="0" w:beforeAutospacing="0" w:after="120" w:afterAutospacing="0" w:line="360" w:lineRule="auto"/>
+        <w:ind w:left="0" w:right="0"/>
+        <w:jc w:val="left"/>
+        <w:rPr>
+          <w:rFonts w:hint="default" w:ascii="Times New Roman" w:hAnsi="Times New Roman" w:eastAsia="Calibri"/>
+          <w:b w:val="0"/>
+          <w:bCs w:val="0"/>
+          <w:color w:val="auto"/>
+          <w:kern w:val="0"/>
+          <w:sz w:val="26"/>
+          <w:szCs w:val="26"/>
+          <w:lang w:val="en-US" w:eastAsia="zh-CN"/>
+        </w:rPr>
+      </w:pPr>
+      <w:r>
+        <w:rPr>
+          <w:rFonts w:hint="default" w:ascii="Times New Roman" w:hAnsi="Times New Roman" w:eastAsia="Calibri"/>
+          <w:b w:val="0"/>
+          <w:bCs w:val="0"/>
+          <w:color w:val="auto"/>
+          <w:kern w:val="0"/>
+          <w:sz w:val="26"/>
+          <w:szCs w:val="26"/>
+          <w:lang w:val="en-US" w:eastAsia="zh-CN"/>
+        </w:rPr>
+        <w:t xml:space="preserve">    "job_posting": "24da05ff-6666-4056-a8ba-5872af6822b8",</w:t>
+      </w:r>
+    </w:p>
+    <w:p>
+      <w:pPr>
+        <w:keepNext w:val="0"/>
+        <w:keepLines w:val="0"/>
+        <w:widowControl/>
+        <w:suppressLineNumbers w:val="0"/>
+        <w:suppressAutoHyphens/>
+        <w:spacing w:before="0" w:beforeAutospacing="0" w:after="120" w:afterAutospacing="0" w:line="360" w:lineRule="auto"/>
+        <w:ind w:left="0" w:right="0"/>
+        <w:jc w:val="left"/>
+        <w:rPr>
+          <w:rFonts w:hint="default" w:ascii="Times New Roman" w:hAnsi="Times New Roman" w:eastAsia="Calibri"/>
+          <w:b w:val="0"/>
+          <w:bCs w:val="0"/>
+          <w:color w:val="auto"/>
+          <w:kern w:val="0"/>
+          <w:sz w:val="26"/>
+          <w:szCs w:val="26"/>
+          <w:lang w:val="en-US" w:eastAsia="zh-CN"/>
+        </w:rPr>
+      </w:pPr>
+      <w:r>
+        <w:rPr>
+          <w:rFonts w:hint="default" w:ascii="Times New Roman" w:hAnsi="Times New Roman" w:eastAsia="Calibri"/>
+          <w:b w:val="0"/>
+          <w:bCs w:val="0"/>
+          <w:color w:val="auto"/>
+          <w:kern w:val="0"/>
+          <w:sz w:val="26"/>
+          <w:szCs w:val="26"/>
+          <w:lang w:val="en-US" w:eastAsia="zh-CN"/>
+        </w:rPr>
+        <w:t xml:space="preserve">    "cv": 21,</w:t>
+      </w:r>
+    </w:p>
+    <w:p>
+      <w:pPr>
+        <w:keepNext w:val="0"/>
+        <w:keepLines w:val="0"/>
+        <w:widowControl/>
+        <w:suppressLineNumbers w:val="0"/>
+        <w:suppressAutoHyphens/>
+        <w:spacing w:before="0" w:beforeAutospacing="0" w:after="120" w:afterAutospacing="0" w:line="360" w:lineRule="auto"/>
+        <w:ind w:left="0" w:right="0"/>
+        <w:jc w:val="left"/>
+        <w:rPr>
+          <w:rFonts w:hint="default" w:ascii="Times New Roman" w:hAnsi="Times New Roman" w:eastAsia="Calibri"/>
+          <w:b w:val="0"/>
+          <w:bCs w:val="0"/>
+          <w:color w:val="auto"/>
+          <w:kern w:val="0"/>
+          <w:sz w:val="26"/>
+          <w:szCs w:val="26"/>
+          <w:lang w:val="en-US" w:eastAsia="zh-CN"/>
+        </w:rPr>
+      </w:pPr>
+      <w:r>
+        <w:rPr>
+          <w:rFonts w:hint="default" w:ascii="Times New Roman" w:hAnsi="Times New Roman" w:eastAsia="Calibri"/>
+          <w:b w:val="0"/>
+          <w:bCs w:val="0"/>
+          <w:color w:val="auto"/>
+          <w:kern w:val="0"/>
+          <w:sz w:val="26"/>
+          <w:szCs w:val="26"/>
+          <w:lang w:val="en-US" w:eastAsia="zh-CN"/>
+        </w:rPr>
+        <w:t xml:space="preserve">    "status": "Applied",</w:t>
+      </w:r>
+    </w:p>
+    <w:p>
+      <w:pPr>
+        <w:keepNext w:val="0"/>
+        <w:keepLines w:val="0"/>
+        <w:widowControl/>
+        <w:suppressLineNumbers w:val="0"/>
+        <w:suppressAutoHyphens/>
+        <w:spacing w:before="0" w:beforeAutospacing="0" w:after="120" w:afterAutospacing="0" w:line="360" w:lineRule="auto"/>
+        <w:ind w:left="0" w:right="0"/>
+        <w:jc w:val="left"/>
+        <w:rPr>
+          <w:rFonts w:hint="default" w:ascii="Times New Roman" w:hAnsi="Times New Roman" w:eastAsia="Calibri"/>
+          <w:b w:val="0"/>
+          <w:bCs w:val="0"/>
+          <w:color w:val="auto"/>
+          <w:kern w:val="0"/>
+          <w:sz w:val="26"/>
+          <w:szCs w:val="26"/>
+          <w:lang w:val="en-US" w:eastAsia="zh-CN"/>
+        </w:rPr>
+      </w:pPr>
+      <w:r>
+        <w:rPr>
+          <w:rFonts w:hint="default" w:ascii="Times New Roman" w:hAnsi="Times New Roman" w:eastAsia="Calibri"/>
+          <w:b w:val="0"/>
+          <w:bCs w:val="0"/>
+          <w:color w:val="auto"/>
+          <w:kern w:val="0"/>
+          <w:sz w:val="26"/>
+          <w:szCs w:val="26"/>
+          <w:lang w:val="en-US" w:eastAsia="zh-CN"/>
+        </w:rPr>
+        <w:t xml:space="preserve">    "cover_letter": "Đây là CV của Nguyễn Tấn Lộc muốn Apply vào công việc này",</w:t>
+      </w:r>
+    </w:p>
+    <w:p>
+      <w:pPr>
+        <w:keepNext w:val="0"/>
+        <w:keepLines w:val="0"/>
+        <w:widowControl/>
+        <w:suppressLineNumbers w:val="0"/>
+        <w:suppressAutoHyphens/>
+        <w:spacing w:before="0" w:beforeAutospacing="0" w:after="120" w:afterAutospacing="0" w:line="360" w:lineRule="auto"/>
+        <w:ind w:left="0" w:right="0"/>
+        <w:jc w:val="left"/>
+        <w:rPr>
+          <w:rFonts w:hint="default" w:ascii="Times New Roman" w:hAnsi="Times New Roman" w:eastAsia="Calibri"/>
+          <w:b w:val="0"/>
+          <w:bCs w:val="0"/>
+          <w:color w:val="auto"/>
+          <w:kern w:val="0"/>
+          <w:sz w:val="26"/>
+          <w:szCs w:val="26"/>
+          <w:lang w:val="en-US" w:eastAsia="zh-CN"/>
+        </w:rPr>
+      </w:pPr>
+      <w:r>
+        <w:rPr>
+          <w:rFonts w:hint="default" w:ascii="Times New Roman" w:hAnsi="Times New Roman" w:eastAsia="Calibri"/>
+          <w:b w:val="0"/>
+          <w:bCs w:val="0"/>
+          <w:color w:val="auto"/>
+          <w:kern w:val="0"/>
+          <w:sz w:val="26"/>
+          <w:szCs w:val="26"/>
+          <w:lang w:val="en-US" w:eastAsia="zh-CN"/>
+        </w:rPr>
+        <w:t xml:space="preserve">    "created_at": "2025-05-27T14:42:11.470749Z",</w:t>
+      </w:r>
+    </w:p>
+    <w:p>
+      <w:pPr>
+        <w:keepNext w:val="0"/>
+        <w:keepLines w:val="0"/>
+        <w:widowControl/>
+        <w:suppressLineNumbers w:val="0"/>
+        <w:suppressAutoHyphens/>
+        <w:spacing w:before="0" w:beforeAutospacing="0" w:after="120" w:afterAutospacing="0" w:line="360" w:lineRule="auto"/>
+        <w:ind w:left="0" w:right="0"/>
+        <w:jc w:val="left"/>
+        <w:rPr>
+          <w:rFonts w:hint="default" w:ascii="Times New Roman" w:hAnsi="Times New Roman" w:eastAsia="Calibri"/>
+          <w:b w:val="0"/>
+          <w:bCs w:val="0"/>
+          <w:color w:val="auto"/>
+          <w:kern w:val="0"/>
+          <w:sz w:val="26"/>
+          <w:szCs w:val="26"/>
+          <w:lang w:val="en-US" w:eastAsia="zh-CN"/>
+        </w:rPr>
+      </w:pPr>
+      <w:r>
+        <w:rPr>
+          <w:rFonts w:hint="default" w:ascii="Times New Roman" w:hAnsi="Times New Roman" w:eastAsia="Calibri"/>
+          <w:b w:val="0"/>
+          <w:bCs w:val="0"/>
+          <w:color w:val="auto"/>
+          <w:kern w:val="0"/>
+          <w:sz w:val="26"/>
+          <w:szCs w:val="26"/>
+          <w:lang w:val="en-US" w:eastAsia="zh-CN"/>
+        </w:rPr>
+        <w:t xml:space="preserve">    "updated_at": "2025-05-27T14:42:11.470783Z",</w:t>
+      </w:r>
+    </w:p>
+    <w:p>
+      <w:pPr>
+        <w:keepNext w:val="0"/>
+        <w:keepLines w:val="0"/>
+        <w:widowControl/>
+        <w:suppressLineNumbers w:val="0"/>
+        <w:suppressAutoHyphens/>
+        <w:spacing w:before="0" w:beforeAutospacing="0" w:after="120" w:afterAutospacing="0" w:line="360" w:lineRule="auto"/>
+        <w:ind w:left="0" w:right="0"/>
+        <w:jc w:val="left"/>
+        <w:rPr>
+          <w:rFonts w:hint="default" w:ascii="Times New Roman" w:hAnsi="Times New Roman" w:eastAsia="Calibri"/>
+          <w:b w:val="0"/>
+          <w:bCs w:val="0"/>
+          <w:color w:val="auto"/>
+          <w:kern w:val="0"/>
+          <w:sz w:val="26"/>
+          <w:szCs w:val="26"/>
+          <w:lang w:val="en-US" w:eastAsia="zh-CN"/>
+        </w:rPr>
+      </w:pPr>
+      <w:r>
+        <w:rPr>
+          <w:rFonts w:hint="default" w:ascii="Times New Roman" w:hAnsi="Times New Roman" w:eastAsia="Calibri"/>
+          <w:b w:val="0"/>
+          <w:bCs w:val="0"/>
+          <w:color w:val="auto"/>
+          <w:kern w:val="0"/>
+          <w:sz w:val="26"/>
+          <w:szCs w:val="26"/>
+          <w:lang w:val="en-US" w:eastAsia="zh-CN"/>
+        </w:rPr>
+        <w:t xml:space="preserve">    "job_posting_title": "Chúng tôi cần tuyển tiền đạo hàng đầu nước Anh",</w:t>
+      </w:r>
+    </w:p>
+    <w:p>
+      <w:pPr>
+        <w:keepNext w:val="0"/>
+        <w:keepLines w:val="0"/>
+        <w:widowControl/>
+        <w:suppressLineNumbers w:val="0"/>
+        <w:suppressAutoHyphens/>
+        <w:spacing w:before="0" w:beforeAutospacing="0" w:after="120" w:afterAutospacing="0" w:line="360" w:lineRule="auto"/>
+        <w:ind w:left="0" w:right="0"/>
+        <w:jc w:val="left"/>
+        <w:rPr>
+          <w:rFonts w:hint="default" w:ascii="Times New Roman" w:hAnsi="Times New Roman" w:eastAsia="Calibri"/>
+          <w:b w:val="0"/>
+          <w:bCs w:val="0"/>
+          <w:color w:val="auto"/>
+          <w:kern w:val="0"/>
+          <w:sz w:val="26"/>
+          <w:szCs w:val="26"/>
+          <w:lang w:val="en-US" w:eastAsia="zh-CN"/>
+        </w:rPr>
+      </w:pPr>
+      <w:r>
+        <w:rPr>
+          <w:rFonts w:hint="default" w:ascii="Times New Roman" w:hAnsi="Times New Roman" w:eastAsia="Calibri"/>
+          <w:b w:val="0"/>
+          <w:bCs w:val="0"/>
+          <w:color w:val="auto"/>
+          <w:kern w:val="0"/>
+          <w:sz w:val="26"/>
+          <w:szCs w:val="26"/>
+          <w:lang w:val="en-US" w:eastAsia="zh-CN"/>
+        </w:rPr>
+        <w:t xml:space="preserve">    "job_seeker_username": "JobSeeker1",</w:t>
+      </w:r>
+    </w:p>
+    <w:p>
+      <w:pPr>
+        <w:keepNext w:val="0"/>
+        <w:keepLines w:val="0"/>
+        <w:widowControl/>
+        <w:suppressLineNumbers w:val="0"/>
+        <w:suppressAutoHyphens/>
+        <w:spacing w:before="0" w:beforeAutospacing="0" w:after="120" w:afterAutospacing="0" w:line="360" w:lineRule="auto"/>
+        <w:ind w:left="0" w:right="0"/>
+        <w:jc w:val="left"/>
+        <w:rPr>
+          <w:rFonts w:hint="default" w:ascii="Times New Roman" w:hAnsi="Times New Roman" w:eastAsia="Calibri"/>
+          <w:b w:val="0"/>
+          <w:bCs w:val="0"/>
+          <w:color w:val="auto"/>
+          <w:kern w:val="0"/>
+          <w:sz w:val="26"/>
+          <w:szCs w:val="26"/>
+          <w:lang w:val="en-US" w:eastAsia="zh-CN"/>
+        </w:rPr>
+      </w:pPr>
+      <w:r>
+        <w:rPr>
+          <w:rFonts w:hint="default" w:ascii="Times New Roman" w:hAnsi="Times New Roman" w:eastAsia="Calibri"/>
+          <w:b w:val="0"/>
+          <w:bCs w:val="0"/>
+          <w:color w:val="auto"/>
+          <w:kern w:val="0"/>
+          <w:sz w:val="26"/>
+          <w:szCs w:val="26"/>
+          <w:lang w:val="en-US" w:eastAsia="zh-CN"/>
+        </w:rPr>
+        <w:t xml:space="preserve">    "cv_url": "https://res.cloudinary.com/dlysaj8pb/raw/upload/v1747585614/cvs/rg4qmz598e3zitbqwrkc.png",</w:t>
+      </w:r>
+    </w:p>
+    <w:p>
+      <w:pPr>
+        <w:keepNext w:val="0"/>
+        <w:keepLines w:val="0"/>
+        <w:widowControl/>
+        <w:suppressLineNumbers w:val="0"/>
+        <w:suppressAutoHyphens/>
+        <w:spacing w:before="0" w:beforeAutospacing="0" w:after="120" w:afterAutospacing="0" w:line="360" w:lineRule="auto"/>
+        <w:ind w:left="0" w:right="0"/>
+        <w:jc w:val="left"/>
+        <w:rPr>
+          <w:rFonts w:hint="default" w:ascii="Times New Roman" w:hAnsi="Times New Roman" w:eastAsia="Calibri"/>
+          <w:b w:val="0"/>
+          <w:bCs w:val="0"/>
+          <w:color w:val="auto"/>
+          <w:kern w:val="0"/>
+          <w:sz w:val="26"/>
+          <w:szCs w:val="26"/>
+          <w:lang w:val="en-US" w:eastAsia="zh-CN"/>
+        </w:rPr>
+      </w:pPr>
+      <w:r>
+        <w:rPr>
+          <w:rFonts w:hint="default" w:ascii="Times New Roman" w:hAnsi="Times New Roman" w:eastAsia="Calibri"/>
+          <w:b w:val="0"/>
+          <w:bCs w:val="0"/>
+          <w:color w:val="auto"/>
+          <w:kern w:val="0"/>
+          <w:sz w:val="26"/>
+          <w:szCs w:val="26"/>
+          <w:lang w:val="en-US" w:eastAsia="zh-CN"/>
+        </w:rPr>
+        <w:t xml:space="preserve">    "recruiter_company": "Công ty Bóng đá hàng đầu trời Âu"</w:t>
+      </w:r>
+    </w:p>
+    <w:p>
+      <w:pPr>
+        <w:keepNext w:val="0"/>
+        <w:keepLines w:val="0"/>
+        <w:widowControl/>
+        <w:suppressLineNumbers w:val="0"/>
+        <w:suppressAutoHyphens/>
+        <w:spacing w:before="0" w:beforeAutospacing="0" w:after="120" w:afterAutospacing="0" w:line="360" w:lineRule="auto"/>
+        <w:ind w:left="0" w:right="0"/>
+        <w:jc w:val="left"/>
+        <w:rPr>
+          <w:rFonts w:hint="default" w:ascii="Times New Roman" w:hAnsi="Times New Roman" w:eastAsia="Calibri" w:cs="黑体"/>
+          <w:b/>
+          <w:bCs/>
+          <w:color w:val="auto"/>
+          <w:kern w:val="0"/>
+          <w:sz w:val="26"/>
+          <w:szCs w:val="26"/>
+          <w:lang w:val="en-US" w:eastAsia="zh-CN" w:bidi="ar"/>
+        </w:rPr>
+      </w:pPr>
+      <w:r>
+        <w:rPr>
+          <w:rFonts w:hint="default" w:ascii="Times New Roman" w:hAnsi="Times New Roman" w:eastAsia="Calibri"/>
+          <w:b w:val="0"/>
+          <w:bCs w:val="0"/>
+          <w:color w:val="auto"/>
+          <w:kern w:val="0"/>
+          <w:sz w:val="26"/>
+          <w:szCs w:val="26"/>
+          <w:lang w:val="en-US" w:eastAsia="zh-CN"/>
+        </w:rPr>
+        <w:t>}</w:t>
+      </w:r>
+    </w:p>
+    <w:p>
+      <w:pPr>
+        <w:pStyle w:val="4"/>
+        <w:numPr>
+          <w:ilvl w:val="2"/>
+          <w:numId w:val="0"/>
+        </w:numPr>
+        <w:tabs>
+          <w:tab w:val="clear" w:pos="1440"/>
+        </w:tabs>
+        <w:ind w:right="0" w:rightChars="0"/>
+        <w:outlineLvl w:val="2"/>
+      </w:pPr>
+      <w:r>
+        <w:rPr>
+          <w:rFonts w:hint="default"/>
+          <w:lang w:val="en-US"/>
+        </w:rPr>
+        <w:t xml:space="preserve">2.4.3. </w:t>
+      </w:r>
+      <w:r>
+        <w:t>Cật nhật trạng thái đơn (do nhà tuyển dụng thao tác: xem, mời phỏng vấn, từ chối…)</w:t>
+      </w:r>
+    </w:p>
+    <w:p>
+      <w:pPr>
+        <w:pStyle w:val="4"/>
+        <w:widowControl/>
+        <w:numPr>
+          <w:ilvl w:val="2"/>
+          <w:numId w:val="0"/>
+        </w:numPr>
+        <w:tabs>
+          <w:tab w:val="clear" w:pos="1440"/>
+        </w:tabs>
+        <w:ind w:right="0" w:rightChars="0"/>
+        <w:outlineLvl w:val="2"/>
+        <w:rPr>
+          <w:rFonts w:hint="default" w:ascii="Times New Roman" w:hAnsi="Times New Roman" w:eastAsia="黑体" w:cs="Times New Roman"/>
+          <w:b/>
+          <w:bCs/>
+          <w:kern w:val="0"/>
+          <w:sz w:val="26"/>
+          <w:szCs w:val="26"/>
+        </w:rPr>
+      </w:pPr>
+      <w:r>
+        <w:rPr>
+          <w:rFonts w:hint="default" w:ascii="Times New Roman" w:hAnsi="Times New Roman" w:eastAsia="黑体" w:cs="Times New Roman"/>
+          <w:b/>
+          <w:bCs/>
+          <w:kern w:val="0"/>
+          <w:sz w:val="26"/>
+          <w:szCs w:val="26"/>
+        </w:rPr>
+        <w:t xml:space="preserve">API: </w:t>
+      </w:r>
+      <w:r>
+        <w:t xml:space="preserve">Cật nhật trạng thái đơn (do nhà tuyển dụng thao tác: </w:t>
+      </w:r>
+      <w:r>
+        <w:rPr>
+          <w:rFonts w:hint="default"/>
+        </w:rPr>
+        <w:t>NTD đã xem</w:t>
+      </w:r>
+      <w:r>
+        <w:t xml:space="preserve">, </w:t>
+      </w:r>
+      <w:r>
+        <w:rPr>
+          <w:rFonts w:hint="default"/>
+        </w:rPr>
+        <w:t>Đang phỏng vấn</w:t>
+      </w:r>
+      <w:r>
+        <w:t xml:space="preserve">, </w:t>
+      </w:r>
+      <w:r>
+        <w:rPr>
+          <w:rFonts w:hint="default"/>
+        </w:rPr>
+        <w:t>Đã mời nhận việc</w:t>
+      </w:r>
+      <w:r>
+        <w:rPr>
+          <w:rFonts w:hint="default"/>
+          <w:lang w:val="en-US"/>
+        </w:rPr>
+        <w:t>, Đã từ chối</w:t>
+      </w:r>
+      <w:r>
+        <w:t>)</w:t>
+      </w:r>
+    </w:p>
+    <w:p>
+      <w:pPr>
+        <w:keepNext w:val="0"/>
+        <w:keepLines w:val="0"/>
+        <w:widowControl/>
+        <w:suppressLineNumbers w:val="0"/>
+        <w:suppressAutoHyphens/>
+        <w:spacing w:before="0" w:beforeAutospacing="0" w:after="120" w:afterAutospacing="0" w:line="360" w:lineRule="auto"/>
+        <w:ind w:left="0" w:right="0"/>
+        <w:jc w:val="left"/>
+        <w:rPr>
+          <w:rFonts w:hint="default" w:ascii="Times New Roman" w:hAnsi="Times New Roman" w:eastAsia="Calibri" w:cs="黑体"/>
+          <w:b/>
+          <w:bCs/>
+          <w:kern w:val="0"/>
+          <w:sz w:val="26"/>
+          <w:szCs w:val="26"/>
+          <w:lang w:val="en-US"/>
+        </w:rPr>
+      </w:pPr>
+      <w:r>
+        <w:rPr>
+          <w:rFonts w:hint="default" w:ascii="Times New Roman" w:hAnsi="Times New Roman" w:eastAsia="Calibri" w:cs="黑体"/>
+          <w:b/>
+          <w:bCs/>
+          <w:color w:val="auto"/>
+          <w:kern w:val="0"/>
+          <w:sz w:val="26"/>
+          <w:szCs w:val="26"/>
+          <w:lang w:val="en-US" w:eastAsia="zh-CN" w:bidi="ar"/>
+        </w:rPr>
+        <w:t>URL:</w:t>
+      </w:r>
+      <w:r>
+        <w:rPr>
+          <w:rFonts w:hint="default" w:eastAsia="Calibri" w:cs="黑体"/>
+          <w:b/>
+          <w:bCs/>
+          <w:color w:val="auto"/>
+          <w:kern w:val="0"/>
+          <w:sz w:val="26"/>
+          <w:szCs w:val="26"/>
+          <w:lang w:val="en-US" w:eastAsia="zh-CN" w:bidi="ar"/>
+        </w:rPr>
+        <w:t xml:space="preserve"> </w:t>
+      </w:r>
+      <w:r>
+        <w:rPr>
+          <w:rFonts w:hint="default" w:eastAsia="Calibri"/>
+          <w:b w:val="0"/>
+          <w:bCs w:val="0"/>
+          <w:color w:val="auto"/>
+          <w:kern w:val="0"/>
+          <w:sz w:val="26"/>
+          <w:szCs w:val="26"/>
+          <w:lang w:val="en-US" w:eastAsia="zh-CN"/>
+        </w:rPr>
+        <w:t>/applications/2/update-status/</w:t>
+      </w:r>
+    </w:p>
+    <w:p>
+      <w:pPr>
+        <w:keepNext w:val="0"/>
+        <w:keepLines w:val="0"/>
+        <w:widowControl/>
+        <w:suppressLineNumbers w:val="0"/>
+        <w:suppressAutoHyphens/>
+        <w:spacing w:before="0" w:beforeAutospacing="0" w:after="120" w:afterAutospacing="0" w:line="360" w:lineRule="auto"/>
+        <w:ind w:left="0" w:right="0"/>
+        <w:jc w:val="left"/>
+        <w:rPr>
+          <w:rFonts w:hint="default" w:ascii="Times New Roman" w:hAnsi="Times New Roman" w:eastAsia="Calibri" w:cs="黑体"/>
+          <w:b w:val="0"/>
+          <w:bCs w:val="0"/>
+          <w:kern w:val="0"/>
+          <w:sz w:val="26"/>
+          <w:szCs w:val="26"/>
+          <w:lang w:val="en-US"/>
+        </w:rPr>
+      </w:pPr>
+      <w:r>
+        <w:rPr>
+          <w:rFonts w:hint="default" w:ascii="Times New Roman" w:hAnsi="Times New Roman" w:eastAsia="Calibri" w:cs="黑体"/>
+          <w:b/>
+          <w:bCs/>
+          <w:color w:val="auto"/>
+          <w:kern w:val="0"/>
+          <w:sz w:val="26"/>
+          <w:szCs w:val="26"/>
+          <w:lang w:val="en-US" w:eastAsia="zh-CN" w:bidi="ar"/>
+        </w:rPr>
+        <w:t xml:space="preserve">Phương thức: </w:t>
+      </w:r>
+      <w:r>
+        <w:rPr>
+          <w:rFonts w:hint="default" w:eastAsia="Calibri" w:cs="黑体"/>
+          <w:b/>
+          <w:bCs/>
+          <w:color w:val="auto"/>
+          <w:kern w:val="0"/>
+          <w:sz w:val="26"/>
+          <w:szCs w:val="26"/>
+          <w:lang w:val="en-US" w:eastAsia="zh-CN" w:bidi="ar"/>
+        </w:rPr>
+        <w:t>PATCH</w:t>
+      </w:r>
+    </w:p>
+    <w:p>
+      <w:pPr>
+        <w:keepNext w:val="0"/>
+        <w:keepLines w:val="0"/>
+        <w:widowControl/>
+        <w:suppressLineNumbers w:val="0"/>
+        <w:suppressAutoHyphens/>
+        <w:spacing w:before="0" w:beforeAutospacing="0" w:after="120" w:afterAutospacing="0" w:line="360" w:lineRule="auto"/>
+        <w:ind w:left="0" w:right="0"/>
+        <w:jc w:val="left"/>
+        <w:rPr>
+          <w:rFonts w:hint="default" w:ascii="Times New Roman" w:hAnsi="Times New Roman" w:eastAsia="Calibri" w:cs="黑体"/>
+          <w:b w:val="0"/>
+          <w:bCs w:val="0"/>
+          <w:kern w:val="0"/>
+          <w:sz w:val="26"/>
+          <w:szCs w:val="26"/>
+        </w:rPr>
+      </w:pPr>
+      <w:r>
+        <w:rPr>
+          <w:rFonts w:hint="default" w:ascii="Times New Roman" w:hAnsi="Times New Roman" w:eastAsia="Calibri" w:cs="黑体"/>
+          <w:b/>
+          <w:bCs/>
+          <w:color w:val="auto"/>
+          <w:kern w:val="0"/>
+          <w:sz w:val="26"/>
+          <w:szCs w:val="26"/>
+          <w:lang w:val="en-US" w:eastAsia="zh-CN" w:bidi="ar"/>
+        </w:rPr>
+        <w:t xml:space="preserve">Mô tả: </w:t>
+      </w:r>
+      <w:r>
+        <w:rPr>
+          <w:rFonts w:hint="default" w:ascii="Times New Roman" w:hAnsi="Times New Roman" w:eastAsia="Calibri" w:cs="黑体"/>
+          <w:b w:val="0"/>
+          <w:bCs w:val="0"/>
+          <w:color w:val="auto"/>
+          <w:kern w:val="0"/>
+          <w:sz w:val="26"/>
+          <w:szCs w:val="26"/>
+          <w:lang w:val="en-US" w:eastAsia="zh-CN" w:bidi="ar"/>
+        </w:rPr>
+        <w:t xml:space="preserve">Khi người dùng đăng nhập với vai trò là </w:t>
+      </w:r>
+      <w:r>
+        <w:rPr>
+          <w:rFonts w:hint="default" w:eastAsia="Calibri" w:cs="黑体"/>
+          <w:b w:val="0"/>
+          <w:bCs w:val="0"/>
+          <w:color w:val="auto"/>
+          <w:kern w:val="0"/>
+          <w:sz w:val="26"/>
+          <w:szCs w:val="26"/>
+          <w:lang w:val="en-US" w:eastAsia="zh-CN" w:bidi="ar"/>
+        </w:rPr>
+        <w:t>nhà tuyển dụng</w:t>
+      </w:r>
+      <w:r>
+        <w:rPr>
+          <w:rFonts w:hint="default" w:ascii="Times New Roman" w:hAnsi="Times New Roman" w:eastAsia="Calibri" w:cs="黑体"/>
+          <w:b w:val="0"/>
+          <w:bCs w:val="0"/>
+          <w:color w:val="auto"/>
+          <w:kern w:val="0"/>
+          <w:sz w:val="26"/>
+          <w:szCs w:val="26"/>
+          <w:lang w:val="en-US" w:eastAsia="zh-CN" w:bidi="ar"/>
+        </w:rPr>
+        <w:t xml:space="preserve">, họ có thể </w:t>
+      </w:r>
+      <w:r>
+        <w:rPr>
+          <w:rFonts w:hint="default" w:eastAsia="Calibri" w:cs="黑体"/>
+          <w:b w:val="0"/>
+          <w:bCs w:val="0"/>
+          <w:color w:val="auto"/>
+          <w:kern w:val="0"/>
+          <w:sz w:val="26"/>
+          <w:szCs w:val="26"/>
+          <w:lang w:val="en-US" w:eastAsia="zh-CN" w:bidi="ar"/>
+        </w:rPr>
+        <w:t xml:space="preserve">cập nhật trạng thái đơn ứng tuyển như trạng thái: </w:t>
+      </w:r>
+      <w:r>
+        <w:rPr>
+          <w:rFonts w:hint="default" w:eastAsia="Calibri"/>
+          <w:b w:val="0"/>
+          <w:bCs w:val="0"/>
+          <w:color w:val="auto"/>
+          <w:kern w:val="0"/>
+          <w:sz w:val="26"/>
+          <w:szCs w:val="26"/>
+          <w:lang w:val="en-US" w:eastAsia="zh-CN"/>
+        </w:rPr>
+        <w:t>NTD đã xem, Đang phỏng vấn, Đã mời nhận việc, Đã từ chối</w:t>
+      </w:r>
+      <w:r>
+        <w:rPr>
+          <w:rFonts w:hint="default" w:ascii="Times New Roman" w:hAnsi="Times New Roman" w:eastAsia="Calibri" w:cs="黑体"/>
+          <w:b w:val="0"/>
+          <w:bCs w:val="0"/>
+          <w:color w:val="auto"/>
+          <w:kern w:val="0"/>
+          <w:sz w:val="26"/>
+          <w:szCs w:val="26"/>
+          <w:lang w:val="en-US" w:eastAsia="zh-CN" w:bidi="ar"/>
+        </w:rPr>
+        <w:t>.</w:t>
+      </w:r>
+    </w:p>
+    <w:p>
+      <w:pPr>
+        <w:keepNext w:val="0"/>
+        <w:keepLines w:val="0"/>
+        <w:widowControl/>
+        <w:suppressLineNumbers w:val="0"/>
+        <w:suppressAutoHyphens/>
+        <w:spacing w:before="0" w:beforeAutospacing="0" w:after="120" w:afterAutospacing="0" w:line="360" w:lineRule="auto"/>
+        <w:ind w:left="0" w:right="0"/>
+        <w:jc w:val="left"/>
+        <w:rPr>
+          <w:rFonts w:hint="default"/>
+          <w:b w:val="0"/>
+          <w:bCs w:val="0"/>
+        </w:rPr>
+      </w:pPr>
+      <w:r>
+        <w:rPr>
+          <w:rFonts w:hint="default" w:ascii="Times New Roman" w:hAnsi="Times New Roman" w:eastAsia="Calibri" w:cs="黑体"/>
+          <w:b/>
+          <w:bCs/>
+          <w:color w:val="auto"/>
+          <w:kern w:val="0"/>
+          <w:sz w:val="26"/>
+          <w:szCs w:val="26"/>
+          <w:lang w:val="en-US" w:eastAsia="zh-CN" w:bidi="ar"/>
+        </w:rPr>
+        <w:t>Request:</w:t>
+      </w:r>
+      <w:r>
+        <w:rPr>
+          <w:rFonts w:hint="default" w:eastAsia="Calibri" w:cs="黑体"/>
+          <w:b/>
+          <w:bCs/>
+          <w:color w:val="auto"/>
+          <w:kern w:val="0"/>
+          <w:sz w:val="26"/>
+          <w:szCs w:val="26"/>
+          <w:lang w:val="en-US" w:eastAsia="zh-CN" w:bidi="ar"/>
+        </w:rPr>
+        <w:t xml:space="preserve"> </w:t>
+      </w:r>
+      <w:r>
+        <w:rPr>
+          <w:rFonts w:hint="default"/>
+          <w:b w:val="0"/>
+          <w:bCs w:val="0"/>
+        </w:rPr>
+        <w:t>Header có Authorization: Bearer &lt;token&gt;</w:t>
+      </w:r>
+    </w:p>
+    <w:p>
+      <w:pPr>
+        <w:pStyle w:val="20"/>
+        <w:keepNext w:val="0"/>
+        <w:keepLines w:val="0"/>
+        <w:widowControl/>
+        <w:suppressLineNumbers w:val="0"/>
+      </w:pPr>
+      <w:r>
+        <w:t>{</w:t>
+      </w:r>
+    </w:p>
+    <w:p>
+      <w:pPr>
+        <w:pStyle w:val="20"/>
+        <w:keepNext w:val="0"/>
+        <w:keepLines w:val="0"/>
+        <w:widowControl/>
+        <w:suppressLineNumbers w:val="0"/>
+      </w:pPr>
+      <w:r>
+        <w:t>"status": "Viewed|Interviewing|Offered|Rejected"</w:t>
+      </w:r>
+    </w:p>
+    <w:p>
+      <w:pPr>
+        <w:pStyle w:val="20"/>
+        <w:keepNext w:val="0"/>
+        <w:keepLines w:val="0"/>
+        <w:widowControl/>
+        <w:suppressLineNumbers w:val="0"/>
+        <w:rPr>
+          <w:rFonts w:hint="default"/>
+          <w:b w:val="0"/>
+          <w:bCs w:val="0"/>
+          <w:lang w:val="en-US"/>
+        </w:rPr>
+      </w:pPr>
+      <w:r>
+        <w:t>}</w:t>
+      </w:r>
+    </w:p>
+    <w:p>
+      <w:pPr>
+        <w:keepNext w:val="0"/>
+        <w:keepLines w:val="0"/>
+        <w:widowControl/>
+        <w:suppressLineNumbers w:val="0"/>
+        <w:suppressAutoHyphens/>
+        <w:spacing w:before="0" w:beforeAutospacing="0" w:after="120" w:afterAutospacing="0" w:line="360" w:lineRule="auto"/>
+        <w:ind w:left="0" w:right="0"/>
+        <w:jc w:val="left"/>
+        <w:rPr>
+          <w:rFonts w:hint="default" w:ascii="Times New Roman" w:hAnsi="Times New Roman" w:eastAsia="Calibri" w:cs="黑体"/>
+          <w:b/>
+          <w:bCs/>
+          <w:color w:val="auto"/>
+          <w:kern w:val="0"/>
+          <w:sz w:val="26"/>
+          <w:szCs w:val="26"/>
+          <w:lang w:val="en-US" w:eastAsia="zh-CN" w:bidi="ar"/>
+        </w:rPr>
+      </w:pPr>
+      <w:r>
+        <w:rPr>
+          <w:rFonts w:hint="default" w:ascii="Times New Roman" w:hAnsi="Times New Roman" w:eastAsia="Calibri" w:cs="黑体"/>
+          <w:b/>
+          <w:bCs/>
+          <w:color w:val="auto"/>
+          <w:kern w:val="0"/>
+          <w:sz w:val="26"/>
+          <w:szCs w:val="26"/>
+          <w:lang w:val="en-US" w:eastAsia="zh-CN" w:bidi="ar"/>
+        </w:rPr>
+        <w:t>Response:</w:t>
+      </w:r>
+    </w:p>
+    <w:p>
+      <w:pPr>
+        <w:keepNext w:val="0"/>
+        <w:keepLines w:val="0"/>
+        <w:widowControl/>
+        <w:suppressLineNumbers w:val="0"/>
+        <w:suppressAutoHyphens/>
+        <w:spacing w:before="0" w:beforeAutospacing="0" w:after="120" w:afterAutospacing="0" w:line="360" w:lineRule="auto"/>
+        <w:ind w:left="0" w:right="0"/>
+        <w:jc w:val="left"/>
+        <w:rPr>
+          <w:rFonts w:hint="default" w:ascii="Times New Roman" w:hAnsi="Times New Roman" w:eastAsia="Calibri"/>
+          <w:b w:val="0"/>
+          <w:bCs w:val="0"/>
+          <w:color w:val="auto"/>
+          <w:kern w:val="0"/>
+          <w:sz w:val="26"/>
+          <w:szCs w:val="26"/>
+          <w:lang w:val="en-US" w:eastAsia="zh-CN"/>
+        </w:rPr>
+      </w:pPr>
+      <w:r>
+        <w:rPr>
+          <w:rFonts w:hint="default" w:ascii="Times New Roman" w:hAnsi="Times New Roman" w:eastAsia="Calibri"/>
+          <w:b w:val="0"/>
+          <w:bCs w:val="0"/>
+          <w:color w:val="auto"/>
+          <w:kern w:val="0"/>
+          <w:sz w:val="26"/>
+          <w:szCs w:val="26"/>
+          <w:lang w:val="en-US" w:eastAsia="zh-CN"/>
+        </w:rPr>
+        <w:t>{</w:t>
+      </w:r>
+    </w:p>
+    <w:p>
+      <w:pPr>
+        <w:keepNext w:val="0"/>
+        <w:keepLines w:val="0"/>
+        <w:widowControl/>
+        <w:suppressLineNumbers w:val="0"/>
+        <w:suppressAutoHyphens/>
+        <w:spacing w:before="0" w:beforeAutospacing="0" w:after="120" w:afterAutospacing="0" w:line="360" w:lineRule="auto"/>
+        <w:ind w:left="0" w:right="0"/>
+        <w:jc w:val="left"/>
+        <w:rPr>
+          <w:rFonts w:hint="default" w:ascii="Times New Roman" w:hAnsi="Times New Roman" w:eastAsia="Calibri"/>
+          <w:b w:val="0"/>
+          <w:bCs w:val="0"/>
+          <w:color w:val="auto"/>
+          <w:kern w:val="0"/>
+          <w:sz w:val="26"/>
+          <w:szCs w:val="26"/>
+          <w:lang w:val="en-US" w:eastAsia="zh-CN"/>
+        </w:rPr>
+      </w:pPr>
+      <w:r>
+        <w:rPr>
+          <w:rFonts w:hint="default" w:ascii="Times New Roman" w:hAnsi="Times New Roman" w:eastAsia="Calibri"/>
+          <w:b w:val="0"/>
+          <w:bCs w:val="0"/>
+          <w:color w:val="auto"/>
+          <w:kern w:val="0"/>
+          <w:sz w:val="26"/>
+          <w:szCs w:val="26"/>
+          <w:lang w:val="en-US" w:eastAsia="zh-CN"/>
+        </w:rPr>
+        <w:t xml:space="preserve">    "id": 2,</w:t>
+      </w:r>
+    </w:p>
+    <w:p>
+      <w:pPr>
+        <w:keepNext w:val="0"/>
+        <w:keepLines w:val="0"/>
+        <w:widowControl/>
+        <w:suppressLineNumbers w:val="0"/>
+        <w:suppressAutoHyphens/>
+        <w:spacing w:before="0" w:beforeAutospacing="0" w:after="120" w:afterAutospacing="0" w:line="360" w:lineRule="auto"/>
+        <w:ind w:left="0" w:right="0"/>
+        <w:jc w:val="left"/>
+        <w:rPr>
+          <w:rFonts w:hint="default" w:ascii="Times New Roman" w:hAnsi="Times New Roman" w:eastAsia="Calibri"/>
+          <w:b w:val="0"/>
+          <w:bCs w:val="0"/>
+          <w:color w:val="auto"/>
+          <w:kern w:val="0"/>
+          <w:sz w:val="26"/>
+          <w:szCs w:val="26"/>
+          <w:lang w:val="en-US" w:eastAsia="zh-CN"/>
+        </w:rPr>
+      </w:pPr>
+      <w:r>
+        <w:rPr>
+          <w:rFonts w:hint="default" w:ascii="Times New Roman" w:hAnsi="Times New Roman" w:eastAsia="Calibri"/>
+          <w:b w:val="0"/>
+          <w:bCs w:val="0"/>
+          <w:color w:val="auto"/>
+          <w:kern w:val="0"/>
+          <w:sz w:val="26"/>
+          <w:szCs w:val="26"/>
+          <w:lang w:val="en-US" w:eastAsia="zh-CN"/>
+        </w:rPr>
+        <w:t xml:space="preserve">    "my_user": 2,</w:t>
+      </w:r>
+    </w:p>
+    <w:p>
+      <w:pPr>
+        <w:keepNext w:val="0"/>
+        <w:keepLines w:val="0"/>
+        <w:widowControl/>
+        <w:suppressLineNumbers w:val="0"/>
+        <w:suppressAutoHyphens/>
+        <w:spacing w:before="0" w:beforeAutospacing="0" w:after="120" w:afterAutospacing="0" w:line="360" w:lineRule="auto"/>
+        <w:ind w:left="0" w:right="0"/>
+        <w:jc w:val="left"/>
+        <w:rPr>
+          <w:rFonts w:hint="default" w:ascii="Times New Roman" w:hAnsi="Times New Roman" w:eastAsia="Calibri"/>
+          <w:b w:val="0"/>
+          <w:bCs w:val="0"/>
+          <w:color w:val="auto"/>
+          <w:kern w:val="0"/>
+          <w:sz w:val="26"/>
+          <w:szCs w:val="26"/>
+          <w:lang w:val="en-US" w:eastAsia="zh-CN"/>
+        </w:rPr>
+      </w:pPr>
+      <w:r>
+        <w:rPr>
+          <w:rFonts w:hint="default" w:ascii="Times New Roman" w:hAnsi="Times New Roman" w:eastAsia="Calibri"/>
+          <w:b w:val="0"/>
+          <w:bCs w:val="0"/>
+          <w:color w:val="auto"/>
+          <w:kern w:val="0"/>
+          <w:sz w:val="26"/>
+          <w:szCs w:val="26"/>
+          <w:lang w:val="en-US" w:eastAsia="zh-CN"/>
+        </w:rPr>
+        <w:t xml:space="preserve">    "job_posting": "24da05ff-6666-4056-a8ba-5872af6822b8",</w:t>
+      </w:r>
+    </w:p>
+    <w:p>
+      <w:pPr>
+        <w:keepNext w:val="0"/>
+        <w:keepLines w:val="0"/>
+        <w:widowControl/>
+        <w:suppressLineNumbers w:val="0"/>
+        <w:suppressAutoHyphens/>
+        <w:spacing w:before="0" w:beforeAutospacing="0" w:after="120" w:afterAutospacing="0" w:line="360" w:lineRule="auto"/>
+        <w:ind w:left="0" w:right="0"/>
+        <w:jc w:val="left"/>
+        <w:rPr>
+          <w:rFonts w:hint="default" w:ascii="Times New Roman" w:hAnsi="Times New Roman" w:eastAsia="Calibri"/>
+          <w:b w:val="0"/>
+          <w:bCs w:val="0"/>
+          <w:color w:val="auto"/>
+          <w:kern w:val="0"/>
+          <w:sz w:val="26"/>
+          <w:szCs w:val="26"/>
+          <w:lang w:val="en-US" w:eastAsia="zh-CN"/>
+        </w:rPr>
+      </w:pPr>
+      <w:r>
+        <w:rPr>
+          <w:rFonts w:hint="default" w:ascii="Times New Roman" w:hAnsi="Times New Roman" w:eastAsia="Calibri"/>
+          <w:b w:val="0"/>
+          <w:bCs w:val="0"/>
+          <w:color w:val="auto"/>
+          <w:kern w:val="0"/>
+          <w:sz w:val="26"/>
+          <w:szCs w:val="26"/>
+          <w:lang w:val="en-US" w:eastAsia="zh-CN"/>
+        </w:rPr>
+        <w:t xml:space="preserve">    "cv": 21,</w:t>
+      </w:r>
+    </w:p>
+    <w:p>
+      <w:pPr>
+        <w:keepNext w:val="0"/>
+        <w:keepLines w:val="0"/>
+        <w:widowControl/>
+        <w:suppressLineNumbers w:val="0"/>
+        <w:suppressAutoHyphens/>
+        <w:spacing w:before="0" w:beforeAutospacing="0" w:after="120" w:afterAutospacing="0" w:line="360" w:lineRule="auto"/>
+        <w:ind w:left="0" w:right="0"/>
+        <w:jc w:val="left"/>
+        <w:rPr>
+          <w:rFonts w:hint="default" w:ascii="Times New Roman" w:hAnsi="Times New Roman" w:eastAsia="Calibri"/>
+          <w:b w:val="0"/>
+          <w:bCs w:val="0"/>
+          <w:color w:val="auto"/>
+          <w:kern w:val="0"/>
+          <w:sz w:val="26"/>
+          <w:szCs w:val="26"/>
+          <w:lang w:val="en-US" w:eastAsia="zh-CN"/>
+        </w:rPr>
+      </w:pPr>
+      <w:r>
+        <w:rPr>
+          <w:rFonts w:hint="default" w:ascii="Times New Roman" w:hAnsi="Times New Roman" w:eastAsia="Calibri"/>
+          <w:b w:val="0"/>
+          <w:bCs w:val="0"/>
+          <w:color w:val="auto"/>
+          <w:kern w:val="0"/>
+          <w:sz w:val="26"/>
+          <w:szCs w:val="26"/>
+          <w:lang w:val="en-US" w:eastAsia="zh-CN"/>
+        </w:rPr>
+        <w:t xml:space="preserve">    "status": "Rejected",</w:t>
+      </w:r>
+    </w:p>
+    <w:p>
+      <w:pPr>
+        <w:keepNext w:val="0"/>
+        <w:keepLines w:val="0"/>
+        <w:widowControl/>
+        <w:suppressLineNumbers w:val="0"/>
+        <w:suppressAutoHyphens/>
+        <w:spacing w:before="0" w:beforeAutospacing="0" w:after="120" w:afterAutospacing="0" w:line="360" w:lineRule="auto"/>
+        <w:ind w:left="0" w:right="0"/>
+        <w:jc w:val="left"/>
+        <w:rPr>
+          <w:rFonts w:hint="default" w:ascii="Times New Roman" w:hAnsi="Times New Roman" w:eastAsia="Calibri"/>
+          <w:b w:val="0"/>
+          <w:bCs w:val="0"/>
+          <w:color w:val="auto"/>
+          <w:kern w:val="0"/>
+          <w:sz w:val="26"/>
+          <w:szCs w:val="26"/>
+          <w:lang w:val="en-US" w:eastAsia="zh-CN"/>
+        </w:rPr>
+      </w:pPr>
+      <w:r>
+        <w:rPr>
+          <w:rFonts w:hint="default" w:ascii="Times New Roman" w:hAnsi="Times New Roman" w:eastAsia="Calibri"/>
+          <w:b w:val="0"/>
+          <w:bCs w:val="0"/>
+          <w:color w:val="auto"/>
+          <w:kern w:val="0"/>
+          <w:sz w:val="26"/>
+          <w:szCs w:val="26"/>
+          <w:lang w:val="en-US" w:eastAsia="zh-CN"/>
+        </w:rPr>
+        <w:t xml:space="preserve">    "cover_letter": "Đây là CV của Nguyễn Tấn Lộc muốn Apply vào công việc này",</w:t>
+      </w:r>
+    </w:p>
+    <w:p>
+      <w:pPr>
+        <w:keepNext w:val="0"/>
+        <w:keepLines w:val="0"/>
+        <w:widowControl/>
+        <w:suppressLineNumbers w:val="0"/>
+        <w:suppressAutoHyphens/>
+        <w:spacing w:before="0" w:beforeAutospacing="0" w:after="120" w:afterAutospacing="0" w:line="360" w:lineRule="auto"/>
+        <w:ind w:left="0" w:right="0"/>
+        <w:jc w:val="left"/>
+        <w:rPr>
+          <w:rFonts w:hint="default" w:ascii="Times New Roman" w:hAnsi="Times New Roman" w:eastAsia="Calibri"/>
+          <w:b w:val="0"/>
+          <w:bCs w:val="0"/>
+          <w:color w:val="auto"/>
+          <w:kern w:val="0"/>
+          <w:sz w:val="26"/>
+          <w:szCs w:val="26"/>
+          <w:lang w:val="en-US" w:eastAsia="zh-CN"/>
+        </w:rPr>
+      </w:pPr>
+      <w:r>
+        <w:rPr>
+          <w:rFonts w:hint="default" w:ascii="Times New Roman" w:hAnsi="Times New Roman" w:eastAsia="Calibri"/>
+          <w:b w:val="0"/>
+          <w:bCs w:val="0"/>
+          <w:color w:val="auto"/>
+          <w:kern w:val="0"/>
+          <w:sz w:val="26"/>
+          <w:szCs w:val="26"/>
+          <w:lang w:val="en-US" w:eastAsia="zh-CN"/>
+        </w:rPr>
+        <w:t xml:space="preserve">    "created_at": "2025-05-27T14:42:11.470749Z",</w:t>
+      </w:r>
+    </w:p>
+    <w:p>
+      <w:pPr>
+        <w:keepNext w:val="0"/>
+        <w:keepLines w:val="0"/>
+        <w:widowControl/>
+        <w:suppressLineNumbers w:val="0"/>
+        <w:suppressAutoHyphens/>
+        <w:spacing w:before="0" w:beforeAutospacing="0" w:after="120" w:afterAutospacing="0" w:line="360" w:lineRule="auto"/>
+        <w:ind w:left="0" w:right="0"/>
+        <w:jc w:val="left"/>
+        <w:rPr>
+          <w:rFonts w:hint="default" w:ascii="Times New Roman" w:hAnsi="Times New Roman" w:eastAsia="Calibri"/>
+          <w:b w:val="0"/>
+          <w:bCs w:val="0"/>
+          <w:color w:val="auto"/>
+          <w:kern w:val="0"/>
+          <w:sz w:val="26"/>
+          <w:szCs w:val="26"/>
+          <w:lang w:val="en-US" w:eastAsia="zh-CN"/>
+        </w:rPr>
+      </w:pPr>
+      <w:r>
+        <w:rPr>
+          <w:rFonts w:hint="default" w:ascii="Times New Roman" w:hAnsi="Times New Roman" w:eastAsia="Calibri"/>
+          <w:b w:val="0"/>
+          <w:bCs w:val="0"/>
+          <w:color w:val="auto"/>
+          <w:kern w:val="0"/>
+          <w:sz w:val="26"/>
+          <w:szCs w:val="26"/>
+          <w:lang w:val="en-US" w:eastAsia="zh-CN"/>
+        </w:rPr>
+        <w:t xml:space="preserve">    "updated_at": "2025-05-27T14:51:10.535475Z",</w:t>
+      </w:r>
+    </w:p>
+    <w:p>
+      <w:pPr>
+        <w:keepNext w:val="0"/>
+        <w:keepLines w:val="0"/>
+        <w:widowControl/>
+        <w:suppressLineNumbers w:val="0"/>
+        <w:suppressAutoHyphens/>
+        <w:spacing w:before="0" w:beforeAutospacing="0" w:after="120" w:afterAutospacing="0" w:line="360" w:lineRule="auto"/>
+        <w:ind w:left="0" w:right="0"/>
+        <w:jc w:val="left"/>
+        <w:rPr>
+          <w:rFonts w:hint="default" w:ascii="Times New Roman" w:hAnsi="Times New Roman" w:eastAsia="Calibri"/>
+          <w:b w:val="0"/>
+          <w:bCs w:val="0"/>
+          <w:color w:val="auto"/>
+          <w:kern w:val="0"/>
+          <w:sz w:val="26"/>
+          <w:szCs w:val="26"/>
+          <w:lang w:val="en-US" w:eastAsia="zh-CN"/>
+        </w:rPr>
+      </w:pPr>
+      <w:r>
+        <w:rPr>
+          <w:rFonts w:hint="default" w:ascii="Times New Roman" w:hAnsi="Times New Roman" w:eastAsia="Calibri"/>
+          <w:b w:val="0"/>
+          <w:bCs w:val="0"/>
+          <w:color w:val="auto"/>
+          <w:kern w:val="0"/>
+          <w:sz w:val="26"/>
+          <w:szCs w:val="26"/>
+          <w:lang w:val="en-US" w:eastAsia="zh-CN"/>
+        </w:rPr>
+        <w:t xml:space="preserve">    "job_posting_title": "Chúng tôi cần tuyển tiền đạo hàng đầu nước Anh",</w:t>
+      </w:r>
+    </w:p>
+    <w:p>
+      <w:pPr>
+        <w:keepNext w:val="0"/>
+        <w:keepLines w:val="0"/>
+        <w:widowControl/>
+        <w:suppressLineNumbers w:val="0"/>
+        <w:suppressAutoHyphens/>
+        <w:spacing w:before="0" w:beforeAutospacing="0" w:after="120" w:afterAutospacing="0" w:line="360" w:lineRule="auto"/>
+        <w:ind w:left="0" w:right="0"/>
+        <w:jc w:val="left"/>
+        <w:rPr>
+          <w:rFonts w:hint="default" w:ascii="Times New Roman" w:hAnsi="Times New Roman" w:eastAsia="Calibri"/>
+          <w:b w:val="0"/>
+          <w:bCs w:val="0"/>
+          <w:color w:val="auto"/>
+          <w:kern w:val="0"/>
+          <w:sz w:val="26"/>
+          <w:szCs w:val="26"/>
+          <w:lang w:val="en-US" w:eastAsia="zh-CN"/>
+        </w:rPr>
+      </w:pPr>
+      <w:r>
+        <w:rPr>
+          <w:rFonts w:hint="default" w:ascii="Times New Roman" w:hAnsi="Times New Roman" w:eastAsia="Calibri"/>
+          <w:b w:val="0"/>
+          <w:bCs w:val="0"/>
+          <w:color w:val="auto"/>
+          <w:kern w:val="0"/>
+          <w:sz w:val="26"/>
+          <w:szCs w:val="26"/>
+          <w:lang w:val="en-US" w:eastAsia="zh-CN"/>
+        </w:rPr>
+        <w:t xml:space="preserve">    "job_seeker_username": "JobSeeker1",</w:t>
+      </w:r>
+    </w:p>
+    <w:p>
+      <w:pPr>
+        <w:keepNext w:val="0"/>
+        <w:keepLines w:val="0"/>
+        <w:widowControl/>
+        <w:suppressLineNumbers w:val="0"/>
+        <w:suppressAutoHyphens/>
+        <w:spacing w:before="0" w:beforeAutospacing="0" w:after="120" w:afterAutospacing="0" w:line="360" w:lineRule="auto"/>
+        <w:ind w:left="0" w:right="0"/>
+        <w:jc w:val="left"/>
+        <w:rPr>
+          <w:rFonts w:hint="default" w:ascii="Times New Roman" w:hAnsi="Times New Roman" w:eastAsia="Calibri"/>
+          <w:b w:val="0"/>
+          <w:bCs w:val="0"/>
+          <w:color w:val="auto"/>
+          <w:kern w:val="0"/>
+          <w:sz w:val="26"/>
+          <w:szCs w:val="26"/>
+          <w:lang w:val="en-US" w:eastAsia="zh-CN"/>
+        </w:rPr>
+      </w:pPr>
+      <w:r>
+        <w:rPr>
+          <w:rFonts w:hint="default" w:ascii="Times New Roman" w:hAnsi="Times New Roman" w:eastAsia="Calibri"/>
+          <w:b w:val="0"/>
+          <w:bCs w:val="0"/>
+          <w:color w:val="auto"/>
+          <w:kern w:val="0"/>
+          <w:sz w:val="26"/>
+          <w:szCs w:val="26"/>
+          <w:lang w:val="en-US" w:eastAsia="zh-CN"/>
+        </w:rPr>
+        <w:t xml:space="preserve">    "cv_url": "https://res.cloudinary.com/dlysaj8pb/raw/upload/v1747585614/cvs/rg4qmz598e3zitbqwrkc.png",</w:t>
+      </w:r>
+    </w:p>
+    <w:p>
+      <w:pPr>
+        <w:keepNext w:val="0"/>
+        <w:keepLines w:val="0"/>
+        <w:widowControl/>
+        <w:suppressLineNumbers w:val="0"/>
+        <w:suppressAutoHyphens/>
+        <w:spacing w:before="0" w:beforeAutospacing="0" w:after="120" w:afterAutospacing="0" w:line="360" w:lineRule="auto"/>
+        <w:ind w:left="0" w:right="0"/>
+        <w:jc w:val="left"/>
+        <w:rPr>
+          <w:rFonts w:hint="default" w:ascii="Times New Roman" w:hAnsi="Times New Roman" w:eastAsia="Calibri"/>
+          <w:b w:val="0"/>
+          <w:bCs w:val="0"/>
+          <w:color w:val="auto"/>
+          <w:kern w:val="0"/>
+          <w:sz w:val="26"/>
+          <w:szCs w:val="26"/>
+          <w:lang w:val="en-US" w:eastAsia="zh-CN"/>
+        </w:rPr>
+      </w:pPr>
+      <w:r>
+        <w:rPr>
+          <w:rFonts w:hint="default" w:ascii="Times New Roman" w:hAnsi="Times New Roman" w:eastAsia="Calibri"/>
+          <w:b w:val="0"/>
+          <w:bCs w:val="0"/>
+          <w:color w:val="auto"/>
+          <w:kern w:val="0"/>
+          <w:sz w:val="26"/>
+          <w:szCs w:val="26"/>
+          <w:lang w:val="en-US" w:eastAsia="zh-CN"/>
+        </w:rPr>
+        <w:t xml:space="preserve">    "recruiter_company": "Công ty Bóng đá hàng đầu trời Âu"</w:t>
+      </w:r>
+    </w:p>
+    <w:p>
+      <w:pPr>
+        <w:keepNext w:val="0"/>
+        <w:keepLines w:val="0"/>
+        <w:widowControl/>
+        <w:suppressLineNumbers w:val="0"/>
+        <w:suppressAutoHyphens/>
+        <w:spacing w:before="0" w:beforeAutospacing="0" w:after="120" w:afterAutospacing="0" w:line="360" w:lineRule="auto"/>
+        <w:ind w:left="0" w:right="0"/>
+        <w:jc w:val="left"/>
+        <w:rPr>
+          <w:rFonts w:hint="default" w:ascii="Times New Roman" w:hAnsi="Times New Roman" w:eastAsia="Calibri" w:cs="黑体"/>
+          <w:b w:val="0"/>
+          <w:bCs w:val="0"/>
+          <w:color w:val="auto"/>
+          <w:kern w:val="0"/>
+          <w:sz w:val="26"/>
+          <w:szCs w:val="26"/>
+          <w:lang w:val="en-US" w:eastAsia="zh-CN" w:bidi="ar"/>
+        </w:rPr>
+      </w:pPr>
+      <w:r>
+        <w:rPr>
+          <w:rFonts w:hint="default" w:ascii="Times New Roman" w:hAnsi="Times New Roman" w:eastAsia="Calibri"/>
+          <w:b w:val="0"/>
+          <w:bCs w:val="0"/>
+          <w:color w:val="auto"/>
+          <w:kern w:val="0"/>
+          <w:sz w:val="26"/>
+          <w:szCs w:val="26"/>
+          <w:lang w:val="en-US" w:eastAsia="zh-CN"/>
+        </w:rPr>
+        <w:t>}</w:t>
+      </w:r>
+    </w:p>
+    <w:p>
+      <w:pPr>
+        <w:pStyle w:val="4"/>
+        <w:numPr>
+          <w:ilvl w:val="2"/>
+          <w:numId w:val="0"/>
+        </w:numPr>
+        <w:tabs>
+          <w:tab w:val="clear" w:pos="1440"/>
+        </w:tabs>
+        <w:ind w:right="0" w:rightChars="0"/>
+        <w:outlineLvl w:val="2"/>
+      </w:pPr>
+      <w:r>
+        <w:rPr>
+          <w:rFonts w:hint="default"/>
+          <w:lang w:val="en-US"/>
+        </w:rPr>
+        <w:t xml:space="preserve">2.4.4. </w:t>
+      </w:r>
+      <w:r>
+        <w:t>Rút lui không ứng tuyển nữa</w:t>
+      </w:r>
+    </w:p>
+    <w:p>
+      <w:pPr>
+        <w:pStyle w:val="4"/>
+        <w:widowControl/>
+        <w:numPr>
+          <w:ilvl w:val="2"/>
+          <w:numId w:val="0"/>
+        </w:numPr>
+        <w:tabs>
+          <w:tab w:val="clear" w:pos="1440"/>
+        </w:tabs>
+        <w:ind w:right="0" w:rightChars="0"/>
+        <w:outlineLvl w:val="2"/>
+        <w:rPr>
+          <w:rFonts w:hint="default" w:ascii="Times New Roman" w:hAnsi="Times New Roman" w:eastAsia="黑体" w:cs="Times New Roman"/>
+          <w:b/>
+          <w:bCs/>
+          <w:kern w:val="0"/>
+          <w:sz w:val="26"/>
+          <w:szCs w:val="26"/>
+        </w:rPr>
+      </w:pPr>
+      <w:r>
+        <w:rPr>
+          <w:rFonts w:hint="default" w:ascii="Times New Roman" w:hAnsi="Times New Roman" w:eastAsia="黑体" w:cs="Times New Roman"/>
+          <w:b/>
+          <w:bCs/>
+          <w:kern w:val="0"/>
+          <w:sz w:val="26"/>
+          <w:szCs w:val="26"/>
+        </w:rPr>
+        <w:t xml:space="preserve">API: </w:t>
+      </w:r>
+      <w:r>
+        <w:t>Rút lui không ứng tuyển nữa</w:t>
+      </w:r>
+    </w:p>
+    <w:p>
+      <w:pPr>
+        <w:keepNext w:val="0"/>
+        <w:keepLines w:val="0"/>
+        <w:widowControl/>
+        <w:suppressLineNumbers w:val="0"/>
+        <w:suppressAutoHyphens/>
+        <w:spacing w:before="0" w:beforeAutospacing="0" w:after="120" w:afterAutospacing="0" w:line="360" w:lineRule="auto"/>
+        <w:ind w:left="0" w:right="0"/>
+        <w:jc w:val="left"/>
+        <w:rPr>
+          <w:rFonts w:hint="default" w:ascii="Times New Roman" w:hAnsi="Times New Roman" w:eastAsia="Calibri" w:cs="黑体"/>
+          <w:b/>
+          <w:bCs/>
+          <w:kern w:val="0"/>
+          <w:sz w:val="26"/>
+          <w:szCs w:val="26"/>
+        </w:rPr>
+      </w:pPr>
+      <w:r>
+        <w:rPr>
+          <w:rFonts w:hint="default" w:ascii="Times New Roman" w:hAnsi="Times New Roman" w:eastAsia="Calibri" w:cs="黑体"/>
+          <w:b/>
+          <w:bCs/>
+          <w:color w:val="auto"/>
+          <w:kern w:val="0"/>
+          <w:sz w:val="26"/>
+          <w:szCs w:val="26"/>
+          <w:lang w:val="en-US" w:eastAsia="zh-CN" w:bidi="ar"/>
+        </w:rPr>
+        <w:t>URL:</w:t>
+      </w:r>
+      <w:r>
+        <w:rPr>
+          <w:rFonts w:hint="default" w:ascii="Times New Roman" w:hAnsi="Times New Roman" w:eastAsia="Calibri" w:cs="黑体"/>
+          <w:b w:val="0"/>
+          <w:bCs w:val="0"/>
+          <w:color w:val="auto"/>
+          <w:kern w:val="0"/>
+          <w:sz w:val="26"/>
+          <w:szCs w:val="26"/>
+          <w:lang w:val="en-US" w:eastAsia="zh-CN" w:bidi="ar"/>
+        </w:rPr>
+        <w:t xml:space="preserve"> </w:t>
+      </w:r>
+      <w:r>
+        <w:rPr>
+          <w:rFonts w:hint="default" w:ascii="Times New Roman" w:hAnsi="Times New Roman" w:eastAsia="Calibri"/>
+          <w:b w:val="0"/>
+          <w:bCs w:val="0"/>
+          <w:color w:val="auto"/>
+          <w:kern w:val="0"/>
+          <w:sz w:val="26"/>
+          <w:szCs w:val="26"/>
+          <w:lang w:val="en-US" w:eastAsia="zh-CN"/>
+        </w:rPr>
+        <w:t>/applications/</w:t>
+      </w:r>
+      <w:r>
+        <w:rPr>
+          <w:rFonts w:hint="default" w:eastAsia="Calibri"/>
+          <w:b w:val="0"/>
+          <w:bCs w:val="0"/>
+          <w:color w:val="auto"/>
+          <w:kern w:val="0"/>
+          <w:sz w:val="26"/>
+          <w:szCs w:val="26"/>
+          <w:lang w:val="en-US" w:eastAsia="zh-CN"/>
+        </w:rPr>
+        <w:t>2</w:t>
+      </w:r>
+      <w:r>
+        <w:rPr>
+          <w:rFonts w:hint="default" w:ascii="Times New Roman" w:hAnsi="Times New Roman" w:eastAsia="Calibri"/>
+          <w:b w:val="0"/>
+          <w:bCs w:val="0"/>
+          <w:color w:val="auto"/>
+          <w:kern w:val="0"/>
+          <w:sz w:val="26"/>
+          <w:szCs w:val="26"/>
+          <w:lang w:val="en-US" w:eastAsia="zh-CN"/>
+        </w:rPr>
+        <w:t>/withdraw/</w:t>
+      </w:r>
+    </w:p>
+    <w:p>
+      <w:pPr>
+        <w:keepNext w:val="0"/>
+        <w:keepLines w:val="0"/>
+        <w:widowControl/>
+        <w:suppressLineNumbers w:val="0"/>
+        <w:suppressAutoHyphens/>
+        <w:spacing w:before="0" w:beforeAutospacing="0" w:after="120" w:afterAutospacing="0" w:line="360" w:lineRule="auto"/>
+        <w:ind w:left="0" w:right="0"/>
+        <w:jc w:val="left"/>
+        <w:rPr>
+          <w:rFonts w:hint="default" w:ascii="Times New Roman" w:hAnsi="Times New Roman" w:eastAsia="Calibri" w:cs="黑体"/>
+          <w:b w:val="0"/>
+          <w:bCs w:val="0"/>
+          <w:kern w:val="0"/>
+          <w:sz w:val="26"/>
+          <w:szCs w:val="26"/>
+          <w:lang w:val="en-US"/>
+        </w:rPr>
+      </w:pPr>
+      <w:r>
+        <w:rPr>
+          <w:rFonts w:hint="default" w:ascii="Times New Roman" w:hAnsi="Times New Roman" w:eastAsia="Calibri" w:cs="黑体"/>
+          <w:b/>
+          <w:bCs/>
+          <w:color w:val="auto"/>
+          <w:kern w:val="0"/>
+          <w:sz w:val="26"/>
+          <w:szCs w:val="26"/>
+          <w:lang w:val="en-US" w:eastAsia="zh-CN" w:bidi="ar"/>
+        </w:rPr>
+        <w:t xml:space="preserve">Phương thức: </w:t>
+      </w:r>
+      <w:r>
+        <w:rPr>
+          <w:rFonts w:hint="default" w:eastAsia="Calibri" w:cs="黑体"/>
+          <w:b/>
+          <w:bCs/>
+          <w:color w:val="auto"/>
+          <w:kern w:val="0"/>
+          <w:sz w:val="26"/>
+          <w:szCs w:val="26"/>
+          <w:lang w:val="en-US" w:eastAsia="zh-CN" w:bidi="ar"/>
+        </w:rPr>
+        <w:t>PATCH</w:t>
+      </w:r>
+    </w:p>
+    <w:p>
+      <w:pPr>
+        <w:keepNext w:val="0"/>
+        <w:keepLines w:val="0"/>
+        <w:widowControl/>
+        <w:suppressLineNumbers w:val="0"/>
+        <w:suppressAutoHyphens/>
+        <w:spacing w:before="0" w:beforeAutospacing="0" w:after="120" w:afterAutospacing="0" w:line="360" w:lineRule="auto"/>
+        <w:ind w:left="0" w:right="0"/>
+        <w:jc w:val="left"/>
+        <w:rPr>
+          <w:rFonts w:hint="default" w:ascii="Times New Roman" w:hAnsi="Times New Roman" w:eastAsia="Calibri" w:cs="黑体"/>
+          <w:b w:val="0"/>
+          <w:bCs w:val="0"/>
+          <w:kern w:val="0"/>
+          <w:sz w:val="26"/>
+          <w:szCs w:val="26"/>
+        </w:rPr>
+      </w:pPr>
+      <w:r>
+        <w:rPr>
+          <w:rFonts w:hint="default" w:ascii="Times New Roman" w:hAnsi="Times New Roman" w:eastAsia="Calibri" w:cs="黑体"/>
+          <w:b/>
+          <w:bCs/>
+          <w:color w:val="auto"/>
+          <w:kern w:val="0"/>
+          <w:sz w:val="26"/>
+          <w:szCs w:val="26"/>
+          <w:lang w:val="en-US" w:eastAsia="zh-CN" w:bidi="ar"/>
+        </w:rPr>
+        <w:t xml:space="preserve">Mô tả: </w:t>
+      </w:r>
+      <w:r>
+        <w:rPr>
+          <w:rFonts w:hint="default" w:ascii="Times New Roman" w:hAnsi="Times New Roman" w:eastAsia="Calibri" w:cs="黑体"/>
+          <w:b w:val="0"/>
+          <w:bCs w:val="0"/>
+          <w:color w:val="auto"/>
+          <w:kern w:val="0"/>
+          <w:sz w:val="26"/>
+          <w:szCs w:val="26"/>
+          <w:lang w:val="en-US" w:eastAsia="zh-CN" w:bidi="ar"/>
+        </w:rPr>
+        <w:t xml:space="preserve">Khi người dùng đăng nhập với vai trò là </w:t>
+      </w:r>
+      <w:r>
+        <w:rPr>
+          <w:rFonts w:hint="default" w:eastAsia="Calibri" w:cs="黑体"/>
+          <w:b w:val="0"/>
+          <w:bCs w:val="0"/>
+          <w:color w:val="auto"/>
+          <w:kern w:val="0"/>
+          <w:sz w:val="26"/>
+          <w:szCs w:val="26"/>
+          <w:lang w:val="en-US" w:eastAsia="zh-CN" w:bidi="ar"/>
+        </w:rPr>
+        <w:t>người tìm việc</w:t>
+      </w:r>
+      <w:r>
+        <w:rPr>
+          <w:rFonts w:hint="default" w:ascii="Times New Roman" w:hAnsi="Times New Roman" w:eastAsia="Calibri" w:cs="黑体"/>
+          <w:b w:val="0"/>
+          <w:bCs w:val="0"/>
+          <w:color w:val="auto"/>
+          <w:kern w:val="0"/>
+          <w:sz w:val="26"/>
+          <w:szCs w:val="26"/>
+          <w:lang w:val="en-US" w:eastAsia="zh-CN" w:bidi="ar"/>
+        </w:rPr>
+        <w:t xml:space="preserve">, họ có thể </w:t>
+      </w:r>
+      <w:r>
+        <w:rPr>
+          <w:rFonts w:hint="default" w:eastAsia="Calibri" w:cs="黑体"/>
+          <w:b w:val="0"/>
+          <w:bCs w:val="0"/>
+          <w:color w:val="auto"/>
+          <w:kern w:val="0"/>
+          <w:sz w:val="26"/>
+          <w:szCs w:val="26"/>
+          <w:lang w:val="en-US" w:eastAsia="zh-CN" w:bidi="ar"/>
+        </w:rPr>
+        <w:t xml:space="preserve">cập nhật trạng thái đơn ứng tuyển thành </w:t>
+      </w:r>
+      <w:r>
+        <w:rPr>
+          <w:rFonts w:hint="default" w:eastAsia="Calibri"/>
+          <w:b w:val="0"/>
+          <w:bCs w:val="0"/>
+          <w:color w:val="auto"/>
+          <w:kern w:val="0"/>
+          <w:sz w:val="26"/>
+          <w:szCs w:val="26"/>
+          <w:lang w:val="en-US" w:eastAsia="zh-CN"/>
+        </w:rPr>
+        <w:t>Ứng viên đã rút</w:t>
+      </w:r>
+      <w:r>
+        <w:rPr>
+          <w:rFonts w:hint="default" w:ascii="Times New Roman" w:hAnsi="Times New Roman" w:eastAsia="Calibri" w:cs="黑体"/>
+          <w:b w:val="0"/>
+          <w:bCs w:val="0"/>
+          <w:color w:val="auto"/>
+          <w:kern w:val="0"/>
+          <w:sz w:val="26"/>
+          <w:szCs w:val="26"/>
+          <w:lang w:val="en-US" w:eastAsia="zh-CN" w:bidi="ar"/>
+        </w:rPr>
+        <w:t>.</w:t>
+      </w:r>
+    </w:p>
+    <w:p>
+      <w:pPr>
+        <w:keepNext w:val="0"/>
+        <w:keepLines w:val="0"/>
+        <w:widowControl/>
+        <w:suppressLineNumbers w:val="0"/>
+        <w:suppressAutoHyphens/>
+        <w:spacing w:before="0" w:beforeAutospacing="0" w:after="120" w:afterAutospacing="0" w:line="360" w:lineRule="auto"/>
+        <w:ind w:left="0" w:right="0"/>
+        <w:jc w:val="left"/>
+        <w:rPr>
+          <w:rFonts w:hint="default" w:ascii="Times New Roman" w:hAnsi="Times New Roman" w:eastAsia="Calibri" w:cs="黑体"/>
+          <w:b/>
+          <w:bCs/>
+          <w:kern w:val="0"/>
+          <w:sz w:val="26"/>
+          <w:szCs w:val="26"/>
+          <w:lang w:val="en-US"/>
+        </w:rPr>
+      </w:pPr>
+      <w:r>
+        <w:rPr>
+          <w:rFonts w:hint="default" w:ascii="Times New Roman" w:hAnsi="Times New Roman" w:eastAsia="Calibri" w:cs="黑体"/>
+          <w:b/>
+          <w:bCs/>
+          <w:color w:val="auto"/>
+          <w:kern w:val="0"/>
+          <w:sz w:val="26"/>
+          <w:szCs w:val="26"/>
+          <w:lang w:val="en-US" w:eastAsia="zh-CN" w:bidi="ar"/>
+        </w:rPr>
+        <w:t>Request:</w:t>
+      </w:r>
+      <w:r>
+        <w:rPr>
+          <w:rFonts w:hint="default" w:eastAsia="Calibri" w:cs="黑体"/>
+          <w:b/>
+          <w:bCs/>
+          <w:color w:val="auto"/>
+          <w:kern w:val="0"/>
+          <w:sz w:val="26"/>
+          <w:szCs w:val="26"/>
+          <w:lang w:val="en-US" w:eastAsia="zh-CN" w:bidi="ar"/>
+        </w:rPr>
+        <w:t xml:space="preserve"> </w:t>
+      </w:r>
+      <w:r>
+        <w:rPr>
+          <w:rFonts w:hint="default" w:ascii="Times New Roman" w:hAnsi="Times New Roman" w:eastAsia="Calibri" w:cs="黑体"/>
+          <w:b w:val="0"/>
+          <w:bCs w:val="0"/>
+          <w:color w:val="auto"/>
+          <w:kern w:val="0"/>
+          <w:sz w:val="26"/>
+          <w:szCs w:val="26"/>
+          <w:lang w:val="en-US" w:eastAsia="zh-CN" w:bidi="ar"/>
+        </w:rPr>
+        <w:t>Header có Authorization: Bearer &lt;token&gt;</w:t>
+      </w:r>
+    </w:p>
+    <w:p>
+      <w:pPr>
+        <w:keepNext w:val="0"/>
+        <w:keepLines w:val="0"/>
+        <w:widowControl/>
+        <w:suppressLineNumbers w:val="0"/>
+        <w:suppressAutoHyphens/>
+        <w:spacing w:before="0" w:beforeAutospacing="0" w:after="120" w:afterAutospacing="0" w:line="360" w:lineRule="auto"/>
+        <w:ind w:left="0" w:right="0"/>
+        <w:jc w:val="left"/>
+        <w:rPr>
+          <w:rFonts w:hint="default" w:ascii="Times New Roman" w:hAnsi="Times New Roman" w:eastAsia="Calibri" w:cs="黑体"/>
+          <w:b/>
+          <w:bCs/>
+          <w:color w:val="auto"/>
+          <w:kern w:val="0"/>
+          <w:sz w:val="26"/>
+          <w:szCs w:val="26"/>
+          <w:lang w:val="en-US" w:eastAsia="zh-CN" w:bidi="ar"/>
+        </w:rPr>
+      </w:pPr>
+      <w:r>
+        <w:rPr>
+          <w:rFonts w:hint="default" w:ascii="Times New Roman" w:hAnsi="Times New Roman" w:eastAsia="Calibri" w:cs="黑体"/>
+          <w:b/>
+          <w:bCs/>
+          <w:color w:val="auto"/>
+          <w:kern w:val="0"/>
+          <w:sz w:val="26"/>
+          <w:szCs w:val="26"/>
+          <w:lang w:val="en-US" w:eastAsia="zh-CN" w:bidi="ar"/>
+        </w:rPr>
+        <w:t>Response:</w:t>
+      </w:r>
+    </w:p>
+    <w:p>
+      <w:pPr>
+        <w:keepNext w:val="0"/>
+        <w:keepLines w:val="0"/>
+        <w:widowControl/>
+        <w:suppressLineNumbers w:val="0"/>
+        <w:suppressAutoHyphens/>
+        <w:spacing w:before="0" w:beforeAutospacing="0" w:after="120" w:afterAutospacing="0" w:line="360" w:lineRule="auto"/>
+        <w:ind w:left="0" w:right="0"/>
+        <w:jc w:val="left"/>
+        <w:rPr>
+          <w:rFonts w:hint="default" w:ascii="Times New Roman" w:hAnsi="Times New Roman" w:eastAsia="Calibri"/>
+          <w:b w:val="0"/>
+          <w:bCs w:val="0"/>
+          <w:color w:val="auto"/>
+          <w:kern w:val="0"/>
+          <w:sz w:val="26"/>
+          <w:szCs w:val="26"/>
+          <w:lang w:val="en-US" w:eastAsia="zh-CN"/>
+        </w:rPr>
+      </w:pPr>
+      <w:bookmarkStart w:id="105" w:name="_GoBack"/>
+      <w:r>
+        <w:rPr>
+          <w:rFonts w:hint="default" w:ascii="Times New Roman" w:hAnsi="Times New Roman" w:eastAsia="Calibri"/>
+          <w:b w:val="0"/>
+          <w:bCs w:val="0"/>
+          <w:color w:val="auto"/>
+          <w:kern w:val="0"/>
+          <w:sz w:val="26"/>
+          <w:szCs w:val="26"/>
+          <w:lang w:val="en-US" w:eastAsia="zh-CN"/>
+        </w:rPr>
+        <w:t>{</w:t>
+      </w:r>
+    </w:p>
+    <w:p>
+      <w:pPr>
+        <w:keepNext w:val="0"/>
+        <w:keepLines w:val="0"/>
+        <w:widowControl/>
+        <w:suppressLineNumbers w:val="0"/>
+        <w:suppressAutoHyphens/>
+        <w:spacing w:before="0" w:beforeAutospacing="0" w:after="120" w:afterAutospacing="0" w:line="360" w:lineRule="auto"/>
+        <w:ind w:left="0" w:right="0"/>
+        <w:jc w:val="left"/>
+        <w:rPr>
+          <w:rFonts w:hint="default" w:ascii="Times New Roman" w:hAnsi="Times New Roman" w:eastAsia="Calibri"/>
+          <w:b w:val="0"/>
+          <w:bCs w:val="0"/>
+          <w:color w:val="auto"/>
+          <w:kern w:val="0"/>
+          <w:sz w:val="26"/>
+          <w:szCs w:val="26"/>
+          <w:lang w:val="en-US" w:eastAsia="zh-CN"/>
+        </w:rPr>
+      </w:pPr>
+      <w:r>
+        <w:rPr>
+          <w:rFonts w:hint="default" w:ascii="Times New Roman" w:hAnsi="Times New Roman" w:eastAsia="Calibri"/>
+          <w:b w:val="0"/>
+          <w:bCs w:val="0"/>
+          <w:color w:val="auto"/>
+          <w:kern w:val="0"/>
+          <w:sz w:val="26"/>
+          <w:szCs w:val="26"/>
+          <w:lang w:val="en-US" w:eastAsia="zh-CN"/>
+        </w:rPr>
+        <w:t xml:space="preserve">    "id": 3,</w:t>
+      </w:r>
+    </w:p>
+    <w:p>
+      <w:pPr>
+        <w:keepNext w:val="0"/>
+        <w:keepLines w:val="0"/>
+        <w:widowControl/>
+        <w:suppressLineNumbers w:val="0"/>
+        <w:suppressAutoHyphens/>
+        <w:spacing w:before="0" w:beforeAutospacing="0" w:after="120" w:afterAutospacing="0" w:line="360" w:lineRule="auto"/>
+        <w:ind w:left="0" w:right="0"/>
+        <w:jc w:val="left"/>
+        <w:rPr>
+          <w:rFonts w:hint="default" w:ascii="Times New Roman" w:hAnsi="Times New Roman" w:eastAsia="Calibri"/>
+          <w:b w:val="0"/>
+          <w:bCs w:val="0"/>
+          <w:color w:val="auto"/>
+          <w:kern w:val="0"/>
+          <w:sz w:val="26"/>
+          <w:szCs w:val="26"/>
+          <w:lang w:val="en-US" w:eastAsia="zh-CN"/>
+        </w:rPr>
+      </w:pPr>
+      <w:r>
+        <w:rPr>
+          <w:rFonts w:hint="default" w:ascii="Times New Roman" w:hAnsi="Times New Roman" w:eastAsia="Calibri"/>
+          <w:b w:val="0"/>
+          <w:bCs w:val="0"/>
+          <w:color w:val="auto"/>
+          <w:kern w:val="0"/>
+          <w:sz w:val="26"/>
+          <w:szCs w:val="26"/>
+          <w:lang w:val="en-US" w:eastAsia="zh-CN"/>
+        </w:rPr>
+        <w:t xml:space="preserve">    "my_user": 2,</w:t>
+      </w:r>
+    </w:p>
+    <w:p>
+      <w:pPr>
+        <w:keepNext w:val="0"/>
+        <w:keepLines w:val="0"/>
+        <w:widowControl/>
+        <w:suppressLineNumbers w:val="0"/>
+        <w:suppressAutoHyphens/>
+        <w:spacing w:before="0" w:beforeAutospacing="0" w:after="120" w:afterAutospacing="0" w:line="360" w:lineRule="auto"/>
+        <w:ind w:left="0" w:right="0"/>
+        <w:jc w:val="left"/>
+        <w:rPr>
+          <w:rFonts w:hint="default" w:ascii="Times New Roman" w:hAnsi="Times New Roman" w:eastAsia="Calibri"/>
+          <w:b w:val="0"/>
+          <w:bCs w:val="0"/>
+          <w:color w:val="auto"/>
+          <w:kern w:val="0"/>
+          <w:sz w:val="26"/>
+          <w:szCs w:val="26"/>
+          <w:lang w:val="en-US" w:eastAsia="zh-CN"/>
+        </w:rPr>
+      </w:pPr>
+      <w:r>
+        <w:rPr>
+          <w:rFonts w:hint="default" w:ascii="Times New Roman" w:hAnsi="Times New Roman" w:eastAsia="Calibri"/>
+          <w:b w:val="0"/>
+          <w:bCs w:val="0"/>
+          <w:color w:val="auto"/>
+          <w:kern w:val="0"/>
+          <w:sz w:val="26"/>
+          <w:szCs w:val="26"/>
+          <w:lang w:val="en-US" w:eastAsia="zh-CN"/>
+        </w:rPr>
+        <w:t xml:space="preserve">    "job_posting": "24da05ff-6666-4056-a8ba-5872af6822b8",</w:t>
+      </w:r>
+    </w:p>
+    <w:p>
+      <w:pPr>
+        <w:keepNext w:val="0"/>
+        <w:keepLines w:val="0"/>
+        <w:widowControl/>
+        <w:suppressLineNumbers w:val="0"/>
+        <w:suppressAutoHyphens/>
+        <w:spacing w:before="0" w:beforeAutospacing="0" w:after="120" w:afterAutospacing="0" w:line="360" w:lineRule="auto"/>
+        <w:ind w:left="0" w:right="0"/>
+        <w:jc w:val="left"/>
+        <w:rPr>
+          <w:rFonts w:hint="default" w:ascii="Times New Roman" w:hAnsi="Times New Roman" w:eastAsia="Calibri"/>
+          <w:b w:val="0"/>
+          <w:bCs w:val="0"/>
+          <w:color w:val="auto"/>
+          <w:kern w:val="0"/>
+          <w:sz w:val="26"/>
+          <w:szCs w:val="26"/>
+          <w:lang w:val="en-US" w:eastAsia="zh-CN"/>
+        </w:rPr>
+      </w:pPr>
+      <w:r>
+        <w:rPr>
+          <w:rFonts w:hint="default" w:ascii="Times New Roman" w:hAnsi="Times New Roman" w:eastAsia="Calibri"/>
+          <w:b w:val="0"/>
+          <w:bCs w:val="0"/>
+          <w:color w:val="auto"/>
+          <w:kern w:val="0"/>
+          <w:sz w:val="26"/>
+          <w:szCs w:val="26"/>
+          <w:lang w:val="en-US" w:eastAsia="zh-CN"/>
+        </w:rPr>
+        <w:t xml:space="preserve">    "cv": 21,</w:t>
+      </w:r>
+    </w:p>
+    <w:p>
+      <w:pPr>
+        <w:keepNext w:val="0"/>
+        <w:keepLines w:val="0"/>
+        <w:widowControl/>
+        <w:suppressLineNumbers w:val="0"/>
+        <w:suppressAutoHyphens/>
+        <w:spacing w:before="0" w:beforeAutospacing="0" w:after="120" w:afterAutospacing="0" w:line="360" w:lineRule="auto"/>
+        <w:ind w:left="0" w:right="0"/>
+        <w:jc w:val="left"/>
+        <w:rPr>
+          <w:rFonts w:hint="default" w:ascii="Times New Roman" w:hAnsi="Times New Roman" w:eastAsia="Calibri"/>
+          <w:b w:val="0"/>
+          <w:bCs w:val="0"/>
+          <w:color w:val="auto"/>
+          <w:kern w:val="0"/>
+          <w:sz w:val="26"/>
+          <w:szCs w:val="26"/>
+          <w:lang w:val="en-US" w:eastAsia="zh-CN"/>
+        </w:rPr>
+      </w:pPr>
+      <w:r>
+        <w:rPr>
+          <w:rFonts w:hint="default" w:ascii="Times New Roman" w:hAnsi="Times New Roman" w:eastAsia="Calibri"/>
+          <w:b w:val="0"/>
+          <w:bCs w:val="0"/>
+          <w:color w:val="auto"/>
+          <w:kern w:val="0"/>
+          <w:sz w:val="26"/>
+          <w:szCs w:val="26"/>
+          <w:lang w:val="en-US" w:eastAsia="zh-CN"/>
+        </w:rPr>
+        <w:t xml:space="preserve">    "status": "Withdrawn",</w:t>
+      </w:r>
+    </w:p>
+    <w:p>
+      <w:pPr>
+        <w:keepNext w:val="0"/>
+        <w:keepLines w:val="0"/>
+        <w:widowControl/>
+        <w:suppressLineNumbers w:val="0"/>
+        <w:suppressAutoHyphens/>
+        <w:spacing w:before="0" w:beforeAutospacing="0" w:after="120" w:afterAutospacing="0" w:line="360" w:lineRule="auto"/>
+        <w:ind w:left="0" w:right="0"/>
+        <w:jc w:val="left"/>
+        <w:rPr>
+          <w:rFonts w:hint="default" w:ascii="Times New Roman" w:hAnsi="Times New Roman" w:eastAsia="Calibri"/>
+          <w:b w:val="0"/>
+          <w:bCs w:val="0"/>
+          <w:color w:val="auto"/>
+          <w:kern w:val="0"/>
+          <w:sz w:val="26"/>
+          <w:szCs w:val="26"/>
+          <w:lang w:val="en-US" w:eastAsia="zh-CN"/>
+        </w:rPr>
+      </w:pPr>
+      <w:r>
+        <w:rPr>
+          <w:rFonts w:hint="default" w:ascii="Times New Roman" w:hAnsi="Times New Roman" w:eastAsia="Calibri"/>
+          <w:b w:val="0"/>
+          <w:bCs w:val="0"/>
+          <w:color w:val="auto"/>
+          <w:kern w:val="0"/>
+          <w:sz w:val="26"/>
+          <w:szCs w:val="26"/>
+          <w:lang w:val="en-US" w:eastAsia="zh-CN"/>
+        </w:rPr>
+        <w:t xml:space="preserve">    "cover_letter": "Đây là CV của Nguyễn Tấn Lộc muốn Apply vào công việc này",</w:t>
+      </w:r>
+    </w:p>
+    <w:p>
+      <w:pPr>
+        <w:keepNext w:val="0"/>
+        <w:keepLines w:val="0"/>
+        <w:widowControl/>
+        <w:suppressLineNumbers w:val="0"/>
+        <w:suppressAutoHyphens/>
+        <w:spacing w:before="0" w:beforeAutospacing="0" w:after="120" w:afterAutospacing="0" w:line="360" w:lineRule="auto"/>
+        <w:ind w:left="0" w:right="0"/>
+        <w:jc w:val="left"/>
+        <w:rPr>
+          <w:rFonts w:hint="default" w:ascii="Times New Roman" w:hAnsi="Times New Roman" w:eastAsia="Calibri"/>
+          <w:b w:val="0"/>
+          <w:bCs w:val="0"/>
+          <w:color w:val="auto"/>
+          <w:kern w:val="0"/>
+          <w:sz w:val="26"/>
+          <w:szCs w:val="26"/>
+          <w:lang w:val="en-US" w:eastAsia="zh-CN"/>
+        </w:rPr>
+      </w:pPr>
+      <w:r>
+        <w:rPr>
+          <w:rFonts w:hint="default" w:ascii="Times New Roman" w:hAnsi="Times New Roman" w:eastAsia="Calibri"/>
+          <w:b w:val="0"/>
+          <w:bCs w:val="0"/>
+          <w:color w:val="auto"/>
+          <w:kern w:val="0"/>
+          <w:sz w:val="26"/>
+          <w:szCs w:val="26"/>
+          <w:lang w:val="en-US" w:eastAsia="zh-CN"/>
+        </w:rPr>
+        <w:t xml:space="preserve">    "created_at": "2025-05-27T15:18:41.453077Z",</w:t>
+      </w:r>
+    </w:p>
+    <w:p>
+      <w:pPr>
+        <w:keepNext w:val="0"/>
+        <w:keepLines w:val="0"/>
+        <w:widowControl/>
+        <w:suppressLineNumbers w:val="0"/>
+        <w:suppressAutoHyphens/>
+        <w:spacing w:before="0" w:beforeAutospacing="0" w:after="120" w:afterAutospacing="0" w:line="360" w:lineRule="auto"/>
+        <w:ind w:left="0" w:right="0"/>
+        <w:jc w:val="left"/>
+        <w:rPr>
+          <w:rFonts w:hint="default" w:ascii="Times New Roman" w:hAnsi="Times New Roman" w:eastAsia="Calibri"/>
+          <w:b w:val="0"/>
+          <w:bCs w:val="0"/>
+          <w:color w:val="auto"/>
+          <w:kern w:val="0"/>
+          <w:sz w:val="26"/>
+          <w:szCs w:val="26"/>
+          <w:lang w:val="en-US" w:eastAsia="zh-CN"/>
+        </w:rPr>
+      </w:pPr>
+      <w:r>
+        <w:rPr>
+          <w:rFonts w:hint="default" w:ascii="Times New Roman" w:hAnsi="Times New Roman" w:eastAsia="Calibri"/>
+          <w:b w:val="0"/>
+          <w:bCs w:val="0"/>
+          <w:color w:val="auto"/>
+          <w:kern w:val="0"/>
+          <w:sz w:val="26"/>
+          <w:szCs w:val="26"/>
+          <w:lang w:val="en-US" w:eastAsia="zh-CN"/>
+        </w:rPr>
+        <w:t xml:space="preserve">    "updated_at": "2025-05-27T15:18:52.381670Z",</w:t>
+      </w:r>
+    </w:p>
+    <w:p>
+      <w:pPr>
+        <w:keepNext w:val="0"/>
+        <w:keepLines w:val="0"/>
+        <w:widowControl/>
+        <w:suppressLineNumbers w:val="0"/>
+        <w:suppressAutoHyphens/>
+        <w:spacing w:before="0" w:beforeAutospacing="0" w:after="120" w:afterAutospacing="0" w:line="360" w:lineRule="auto"/>
+        <w:ind w:left="0" w:right="0"/>
+        <w:jc w:val="left"/>
+        <w:rPr>
+          <w:rFonts w:hint="default" w:ascii="Times New Roman" w:hAnsi="Times New Roman" w:eastAsia="Calibri"/>
+          <w:b w:val="0"/>
+          <w:bCs w:val="0"/>
+          <w:color w:val="auto"/>
+          <w:kern w:val="0"/>
+          <w:sz w:val="26"/>
+          <w:szCs w:val="26"/>
+          <w:lang w:val="en-US" w:eastAsia="zh-CN"/>
+        </w:rPr>
+      </w:pPr>
+      <w:r>
+        <w:rPr>
+          <w:rFonts w:hint="default" w:ascii="Times New Roman" w:hAnsi="Times New Roman" w:eastAsia="Calibri"/>
+          <w:b w:val="0"/>
+          <w:bCs w:val="0"/>
+          <w:color w:val="auto"/>
+          <w:kern w:val="0"/>
+          <w:sz w:val="26"/>
+          <w:szCs w:val="26"/>
+          <w:lang w:val="en-US" w:eastAsia="zh-CN"/>
+        </w:rPr>
+        <w:t xml:space="preserve">    "job_posting_title": "Chúng tôi cần tuyển tiền đạo hàng đầu nước Anh",</w:t>
+      </w:r>
+    </w:p>
+    <w:p>
+      <w:pPr>
+        <w:keepNext w:val="0"/>
+        <w:keepLines w:val="0"/>
+        <w:widowControl/>
+        <w:suppressLineNumbers w:val="0"/>
+        <w:suppressAutoHyphens/>
+        <w:spacing w:before="0" w:beforeAutospacing="0" w:after="120" w:afterAutospacing="0" w:line="360" w:lineRule="auto"/>
+        <w:ind w:left="0" w:right="0"/>
+        <w:jc w:val="left"/>
+        <w:rPr>
+          <w:rFonts w:hint="default" w:ascii="Times New Roman" w:hAnsi="Times New Roman" w:eastAsia="Calibri"/>
+          <w:b w:val="0"/>
+          <w:bCs w:val="0"/>
+          <w:color w:val="auto"/>
+          <w:kern w:val="0"/>
+          <w:sz w:val="26"/>
+          <w:szCs w:val="26"/>
+          <w:lang w:val="en-US" w:eastAsia="zh-CN"/>
+        </w:rPr>
+      </w:pPr>
+      <w:r>
+        <w:rPr>
+          <w:rFonts w:hint="default" w:ascii="Times New Roman" w:hAnsi="Times New Roman" w:eastAsia="Calibri"/>
+          <w:b w:val="0"/>
+          <w:bCs w:val="0"/>
+          <w:color w:val="auto"/>
+          <w:kern w:val="0"/>
+          <w:sz w:val="26"/>
+          <w:szCs w:val="26"/>
+          <w:lang w:val="en-US" w:eastAsia="zh-CN"/>
+        </w:rPr>
+        <w:t xml:space="preserve">    "job_seeker_username": "JobSeeker1",</w:t>
+      </w:r>
+    </w:p>
+    <w:p>
+      <w:pPr>
+        <w:keepNext w:val="0"/>
+        <w:keepLines w:val="0"/>
+        <w:widowControl/>
+        <w:suppressLineNumbers w:val="0"/>
+        <w:suppressAutoHyphens/>
+        <w:spacing w:before="0" w:beforeAutospacing="0" w:after="120" w:afterAutospacing="0" w:line="360" w:lineRule="auto"/>
+        <w:ind w:left="0" w:right="0"/>
+        <w:jc w:val="left"/>
+        <w:rPr>
+          <w:rFonts w:hint="default" w:ascii="Times New Roman" w:hAnsi="Times New Roman" w:eastAsia="Calibri"/>
+          <w:b w:val="0"/>
+          <w:bCs w:val="0"/>
+          <w:color w:val="auto"/>
+          <w:kern w:val="0"/>
+          <w:sz w:val="26"/>
+          <w:szCs w:val="26"/>
+          <w:lang w:val="en-US" w:eastAsia="zh-CN"/>
+        </w:rPr>
+      </w:pPr>
+      <w:r>
+        <w:rPr>
+          <w:rFonts w:hint="default" w:ascii="Times New Roman" w:hAnsi="Times New Roman" w:eastAsia="Calibri"/>
+          <w:b w:val="0"/>
+          <w:bCs w:val="0"/>
+          <w:color w:val="auto"/>
+          <w:kern w:val="0"/>
+          <w:sz w:val="26"/>
+          <w:szCs w:val="26"/>
+          <w:lang w:val="en-US" w:eastAsia="zh-CN"/>
+        </w:rPr>
+        <w:t xml:space="preserve">    "cv_url": "https://res.cloudinary.com/dlysaj8pb/raw/upload/v1747585614/cvs/rg4qmz598e3zitbqwrkc.png",</w:t>
+      </w:r>
+    </w:p>
+    <w:p>
+      <w:pPr>
+        <w:keepNext w:val="0"/>
+        <w:keepLines w:val="0"/>
+        <w:widowControl/>
+        <w:suppressLineNumbers w:val="0"/>
+        <w:suppressAutoHyphens/>
+        <w:spacing w:before="0" w:beforeAutospacing="0" w:after="120" w:afterAutospacing="0" w:line="360" w:lineRule="auto"/>
+        <w:ind w:left="0" w:right="0"/>
+        <w:jc w:val="left"/>
+        <w:rPr>
+          <w:rFonts w:hint="default" w:ascii="Times New Roman" w:hAnsi="Times New Roman" w:eastAsia="Calibri"/>
+          <w:b w:val="0"/>
+          <w:bCs w:val="0"/>
+          <w:color w:val="auto"/>
+          <w:kern w:val="0"/>
+          <w:sz w:val="26"/>
+          <w:szCs w:val="26"/>
+          <w:lang w:val="en-US" w:eastAsia="zh-CN"/>
+        </w:rPr>
+      </w:pPr>
+      <w:r>
+        <w:rPr>
+          <w:rFonts w:hint="default" w:ascii="Times New Roman" w:hAnsi="Times New Roman" w:eastAsia="Calibri"/>
+          <w:b w:val="0"/>
+          <w:bCs w:val="0"/>
+          <w:color w:val="auto"/>
+          <w:kern w:val="0"/>
+          <w:sz w:val="26"/>
+          <w:szCs w:val="26"/>
+          <w:lang w:val="en-US" w:eastAsia="zh-CN"/>
+        </w:rPr>
+        <w:t xml:space="preserve">    "recruiter_company": "Công ty Bóng đá hàng đầu trời Âu"</w:t>
+      </w:r>
+    </w:p>
+    <w:p>
+      <w:pPr>
+        <w:keepNext w:val="0"/>
+        <w:keepLines w:val="0"/>
+        <w:widowControl/>
+        <w:suppressLineNumbers w:val="0"/>
+        <w:suppressAutoHyphens/>
+        <w:spacing w:before="0" w:beforeAutospacing="0" w:after="120" w:afterAutospacing="0" w:line="360" w:lineRule="auto"/>
+        <w:ind w:left="0" w:right="0"/>
+        <w:jc w:val="left"/>
+        <w:rPr>
+          <w:rFonts w:hint="default" w:ascii="Times New Roman" w:hAnsi="Times New Roman" w:eastAsia="Calibri" w:cs="黑体"/>
+          <w:b/>
+          <w:bCs/>
+          <w:color w:val="auto"/>
+          <w:kern w:val="0"/>
+          <w:sz w:val="26"/>
+          <w:szCs w:val="26"/>
+          <w:lang w:val="en-US" w:eastAsia="zh-CN" w:bidi="ar"/>
+        </w:rPr>
+      </w:pPr>
+      <w:r>
+        <w:rPr>
+          <w:rFonts w:hint="default" w:ascii="Times New Roman" w:hAnsi="Times New Roman" w:eastAsia="Calibri"/>
+          <w:b w:val="0"/>
+          <w:bCs w:val="0"/>
+          <w:color w:val="auto"/>
+          <w:kern w:val="0"/>
+          <w:sz w:val="26"/>
+          <w:szCs w:val="26"/>
+          <w:lang w:val="en-US" w:eastAsia="zh-CN"/>
+        </w:rPr>
+        <w:t>}</w:t>
+      </w:r>
+      <w:bookmarkEnd w:id="105"/>
+    </w:p>
+    <w:p>
+      <w:pPr>
+        <w:pStyle w:val="3"/>
+        <w:ind w:left="567" w:hanging="567"/>
+        <w:outlineLvl w:val="0"/>
+        <w:rPr>
+          <w:rFonts w:ascii="Times New Roman" w:hAnsi="Times New Roman" w:cs="Times New Roman"/>
+          <w:sz w:val="26"/>
+          <w:szCs w:val="26"/>
+          <w:lang w:val="vi-VN"/>
+        </w:rPr>
+      </w:pPr>
+      <w:bookmarkStart w:id="43" w:name="_Toc28376_Copy_4"/>
+      <w:bookmarkStart w:id="44" w:name="_Toc5442_Copy_4"/>
+      <w:bookmarkStart w:id="45" w:name="_Toc30056_Copy_4"/>
+      <w:bookmarkStart w:id="46" w:name="_Toc16474_Copy_4"/>
+      <w:r>
+        <w:rPr>
+          <w:rFonts w:cs="Times New Roman"/>
+          <w:sz w:val="26"/>
+          <w:szCs w:val="26"/>
+          <w:lang w:val="vi-VN"/>
+        </w:rPr>
+        <w:t>Nhà tuyển dụng tạo việc làm</w:t>
+      </w:r>
+      <w:bookmarkEnd w:id="43"/>
+      <w:bookmarkEnd w:id="44"/>
+      <w:bookmarkEnd w:id="45"/>
+      <w:bookmarkEnd w:id="46"/>
     </w:p>
     <w:p>
       <w:pPr>
@@ -10220,7 +13848,7 @@
         <w:ind w:left="1440" w:right="0" w:hanging="360"/>
       </w:pPr>
       <w:r>
-        <w:t>Lấy danh sách công việc (có lọc theo từ khóa, vị trí, mức lương, loại công việc, công ty…)</w:t>
+        <w:t>Tạo bài đăng tuyển dụng mới</w:t>
       </w:r>
     </w:p>
     <w:p>
@@ -10233,7 +13861,7 @@
         <w:ind w:left="1440" w:right="0" w:hanging="360"/>
       </w:pPr>
       <w:r>
-        <w:t>Chi tiết một việc làm cụ thể</w:t>
+        <w:t>Chỉnh sửa bài đăng tuyển dụng</w:t>
       </w:r>
     </w:p>
     <w:p>
@@ -10246,29 +13874,7 @@
         <w:ind w:left="1440" w:right="0" w:hanging="360"/>
       </w:pPr>
       <w:r>
-        <w:t>API gợi ý công việc dựa trên hồ sơ người dùng</w:t>
-      </w:r>
-    </w:p>
-    <w:p>
-      <w:pPr>
-        <w:pStyle w:val="3"/>
-        <w:ind w:left="567" w:hanging="567"/>
-        <w:outlineLvl w:val="0"/>
-        <w:rPr>
-          <w:rFonts w:ascii="Times New Roman" w:hAnsi="Times New Roman" w:cs="Times New Roman"/>
-          <w:sz w:val="26"/>
-          <w:szCs w:val="26"/>
-          <w:lang w:val="vi-VN"/>
-        </w:rPr>
-      </w:pPr>
-      <w:r>
-        <w:rPr>
-          <w:rFonts w:cs="Times New Roman"/>
-          <w:sz w:val="26"/>
-          <w:szCs w:val="26"/>
-          <w:lang w:val="vi-VN"/>
-        </w:rPr>
-        <w:t>Quản lý quy trình ứng tuyển</w:t>
+        <w:t>Đóng/xóa bài đăng tuyển dụng</w:t>
       </w:r>
     </w:p>
     <w:p>
@@ -10281,7 +13887,7 @@
         <w:ind w:left="1440" w:right="0" w:hanging="360"/>
       </w:pPr>
       <w:r>
-        <w:t>Lấy danh sách đơn ứng tuyển của người dùng hoặc nhà tuyển dụng (tùy vai trò)</w:t>
+        <w:t>Lấy danh sách việc làm của nhà tuyển dụng</w:t>
       </w:r>
     </w:p>
     <w:p>
@@ -10294,7 +13900,29 @@
         <w:ind w:left="1440" w:right="0" w:hanging="360"/>
       </w:pPr>
       <w:r>
-        <w:t>Tạo đơn ứng tuyển cho việc làm mới (CV, thư xin việc)</w:t>
+        <w:t xml:space="preserve">Gừi admin phê duyệt bài đăng </w:t>
+      </w:r>
+    </w:p>
+    <w:p>
+      <w:pPr>
+        <w:pStyle w:val="3"/>
+        <w:ind w:left="567" w:hanging="567"/>
+        <w:outlineLvl w:val="0"/>
+        <w:rPr>
+          <w:rFonts w:ascii="Times New Roman" w:hAnsi="Times New Roman" w:cs="Times New Roman"/>
+          <w:sz w:val="26"/>
+          <w:szCs w:val="26"/>
+          <w:lang w:val="vi-VN"/>
+        </w:rPr>
+      </w:pPr>
+      <w:r>
+        <w:rPr>
+          <w:rFonts w:cs="Times New Roman"/>
+          <w:sz w:val="26"/>
+          <w:szCs w:val="26"/>
+          <w:lang w:val="vi-VN"/>
+        </w:rPr>
+        <w:t>Admin xác thực nhà tuyển dụng và duyệt việc làm</w:t>
       </w:r>
     </w:p>
     <w:p>
@@ -10307,7 +13935,7 @@
         <w:ind w:left="1440" w:right="0" w:hanging="360"/>
       </w:pPr>
       <w:r>
-        <w:t>Cật nhật trạng thái đơn  (do nhà tuyển dụng thao tác: xem, mời phỏng vấn, từ chối…)</w:t>
+        <w:t>Lấy danh sách nhà tuyển dụng chờ duyệt</w:t>
       </w:r>
     </w:p>
     <w:p>
@@ -10320,38 +13948,8 @@
         <w:ind w:left="1440" w:right="0" w:hanging="360"/>
       </w:pPr>
       <w:r>
-        <w:t>Rút lui không ứng tuyển nữa</w:t>
-      </w:r>
-    </w:p>
-    <w:p>
-      <w:pPr>
-        <w:pStyle w:val="3"/>
-        <w:ind w:left="567" w:hanging="567"/>
-        <w:outlineLvl w:val="0"/>
-        <w:rPr>
-          <w:rFonts w:ascii="Times New Roman" w:hAnsi="Times New Roman" w:cs="Times New Roman"/>
-          <w:sz w:val="26"/>
-          <w:szCs w:val="26"/>
-          <w:lang w:val="vi-VN"/>
-        </w:rPr>
-      </w:pPr>
-      <w:bookmarkStart w:id="43" w:name="_Toc30056_Copy_4"/>
-      <w:bookmarkStart w:id="44" w:name="_Toc5442_Copy_4"/>
-      <w:bookmarkStart w:id="45" w:name="_Toc16474_Copy_4"/>
-      <w:bookmarkStart w:id="46" w:name="_Toc28376_Copy_4"/>
-      <w:r>
-        <w:rPr>
-          <w:rFonts w:cs="Times New Roman"/>
-          <w:sz w:val="26"/>
-          <w:szCs w:val="26"/>
-          <w:lang w:val="vi-VN"/>
-        </w:rPr>
-        <w:t>Nhà tuyển dụng tạo việc làm</w:t>
-      </w:r>
-      <w:bookmarkEnd w:id="43"/>
-      <w:bookmarkEnd w:id="44"/>
-      <w:bookmarkEnd w:id="45"/>
-      <w:bookmarkEnd w:id="46"/>
+        <w:t>Lấy danh sách nhà tuyển dụng chờ duyệt</w:t>
+      </w:r>
     </w:p>
     <w:p>
       <w:pPr>
@@ -10363,7 +13961,7 @@
         <w:ind w:left="1440" w:right="0" w:hanging="360"/>
       </w:pPr>
       <w:r>
-        <w:t>Tạo bài đăng tuyển dụng mới</w:t>
+        <w:t>Lấy danh sách việc làm chờ phê duyệt</w:t>
       </w:r>
     </w:p>
     <w:p>
@@ -10376,7 +13974,29 @@
         <w:ind w:left="1440" w:right="0" w:hanging="360"/>
       </w:pPr>
       <w:r>
-        <w:t>Chỉnh sửa bài đăng tuyển dụng</w:t>
+        <w:t>Phê duyệt hoặc từ chối bài đăng việc làm</w:t>
+      </w:r>
+    </w:p>
+    <w:p>
+      <w:pPr>
+        <w:pStyle w:val="3"/>
+        <w:ind w:left="567" w:hanging="567"/>
+        <w:outlineLvl w:val="0"/>
+        <w:rPr>
+          <w:rFonts w:ascii="Times New Roman" w:hAnsi="Times New Roman" w:cs="Times New Roman"/>
+          <w:sz w:val="26"/>
+          <w:szCs w:val="26"/>
+          <w:lang w:val="vi-VN"/>
+        </w:rPr>
+      </w:pPr>
+      <w:r>
+        <w:rPr>
+          <w:rFonts w:cs="Times New Roman"/>
+          <w:sz w:val="26"/>
+          <w:szCs w:val="26"/>
+          <w:lang w:val="vi-VN"/>
+        </w:rPr>
+        <w:t xml:space="preserve">Chat và phỏng vấn trực tuyến </w:t>
       </w:r>
     </w:p>
     <w:p>
@@ -10389,7 +14009,7 @@
         <w:ind w:left="1440" w:right="0" w:hanging="360"/>
       </w:pPr>
       <w:r>
-        <w:t>Đóng/xóa bài đăng tuyển dụng</w:t>
+        <w:t>Lấy danh sách tin nhắn của người dùng</w:t>
       </w:r>
     </w:p>
     <w:p>
@@ -10402,7 +14022,7 @@
         <w:ind w:left="1440" w:right="0" w:hanging="360"/>
       </w:pPr>
       <w:r>
-        <w:t>Lấy danh sách việc làm của nhà tuyển dụng</w:t>
+        <w:t>Gửi tin nhắn cho người khác (ứng viên hoặc nhà tuyển dụng)</w:t>
       </w:r>
     </w:p>
     <w:p>
@@ -10415,29 +14035,7 @@
         <w:ind w:left="1440" w:right="0" w:hanging="360"/>
       </w:pPr>
       <w:r>
-        <w:t xml:space="preserve">Gừi admin phê duyệt bài đăng </w:t>
-      </w:r>
-    </w:p>
-    <w:p>
-      <w:pPr>
-        <w:pStyle w:val="3"/>
-        <w:ind w:left="567" w:hanging="567"/>
-        <w:outlineLvl w:val="0"/>
-        <w:rPr>
-          <w:rFonts w:ascii="Times New Roman" w:hAnsi="Times New Roman" w:cs="Times New Roman"/>
-          <w:sz w:val="26"/>
-          <w:szCs w:val="26"/>
-          <w:lang w:val="vi-VN"/>
-        </w:rPr>
-      </w:pPr>
-      <w:r>
-        <w:rPr>
-          <w:rFonts w:cs="Times New Roman"/>
-          <w:sz w:val="26"/>
-          <w:szCs w:val="26"/>
-          <w:lang w:val="vi-VN"/>
-        </w:rPr>
-        <w:t>Admin xác thực nhà tuyển dụng và duyệt việc làm</w:t>
+        <w:t>Lấy lịch phỏng vấn của người dùng (ứng viên hoặc nhà tuyển dụng)</w:t>
       </w:r>
     </w:p>
     <w:p>
@@ -10450,7 +14048,7 @@
         <w:ind w:left="1440" w:right="0" w:hanging="360"/>
       </w:pPr>
       <w:r>
-        <w:t>Lấy danh sách nhà tuyển dụng chờ duyệt</w:t>
+        <w:t>Tạo lịch phỏng vấn (thường do nhà tuyển dụng)</w:t>
       </w:r>
     </w:p>
     <w:p>
@@ -10463,7 +14061,29 @@
         <w:ind w:left="1440" w:right="0" w:hanging="360"/>
       </w:pPr>
       <w:r>
-        <w:t>Lấy danh sách nhà tuyển dụng chờ duyệt</w:t>
+        <w:t>Cập nhật trạng thái cuộc phỏng vấn (đã hoàn thành, hủy...)</w:t>
+      </w:r>
+    </w:p>
+    <w:p>
+      <w:pPr>
+        <w:pStyle w:val="3"/>
+        <w:ind w:left="567" w:hanging="567"/>
+        <w:outlineLvl w:val="0"/>
+        <w:rPr>
+          <w:rFonts w:ascii="Times New Roman" w:hAnsi="Times New Roman" w:cs="Times New Roman"/>
+          <w:sz w:val="26"/>
+          <w:szCs w:val="26"/>
+          <w:lang w:val="vi-VN"/>
+        </w:rPr>
+      </w:pPr>
+      <w:r>
+        <w:rPr>
+          <w:rFonts w:cs="Times New Roman"/>
+          <w:sz w:val="26"/>
+          <w:szCs w:val="26"/>
+          <w:lang w:val="vi-VN"/>
+        </w:rPr>
+        <w:t>Thông báo và nhắc nhở</w:t>
       </w:r>
     </w:p>
     <w:p>
@@ -10476,7 +14096,7 @@
         <w:ind w:left="1440" w:right="0" w:hanging="360"/>
       </w:pPr>
       <w:r>
-        <w:t>Lấy danh sách việc làm chờ phê duyệt</w:t>
+        <w:t>Lấy danh sách thông báo của người dùng</w:t>
       </w:r>
     </w:p>
     <w:p>
@@ -10489,7 +14109,7 @@
         <w:ind w:left="1440" w:right="0" w:hanging="360"/>
       </w:pPr>
       <w:r>
-        <w:t>Phê duyệt hoặc từ chối bài đăng việc làm</w:t>
+        <w:t>Đánh dấu thông báo đã đọc và báo cáo</w:t>
       </w:r>
     </w:p>
     <w:p>
@@ -10511,7 +14131,7 @@
           <w:szCs w:val="26"/>
           <w:lang w:val="vi-VN"/>
         </w:rPr>
-        <w:t xml:space="preserve">Chat và phỏng vấn trực tuyến </w:t>
+        <w:t>Thống kê và báo cáo</w:t>
       </w:r>
     </w:p>
     <w:p>
@@ -10524,7 +14144,7 @@
         <w:ind w:left="1440" w:right="0" w:hanging="360"/>
       </w:pPr>
       <w:r>
-        <w:t>Lấy danh sách tin nhắn của người dùng</w:t>
+        <w:t>Báo cáo cho nhà tuyển dụng (số hồ sơ nhận, tỉ lệ ứng viên đạt...)</w:t>
       </w:r>
     </w:p>
     <w:p>
@@ -10537,8 +14157,38 @@
         <w:ind w:left="1440" w:right="0" w:hanging="360"/>
       </w:pPr>
       <w:r>
-        <w:t>Gửi tin nhắn cho người khác (ứng viên hoặc nhà tuyển dụng)</w:t>
-      </w:r>
+        <w:t>Báo cáo cho người tìm việc (lượt xem hồ sơ, tỉ lệ phản hồi...)</w:t>
+      </w:r>
+    </w:p>
+    <w:p>
+      <w:pPr>
+        <w:pStyle w:val="3"/>
+        <w:ind w:left="567" w:hanging="567"/>
+        <w:outlineLvl w:val="0"/>
+        <w:rPr>
+          <w:rFonts w:ascii="Times New Roman" w:hAnsi="Times New Roman" w:cs="Times New Roman"/>
+          <w:sz w:val="26"/>
+          <w:szCs w:val="26"/>
+          <w:lang w:val="vi-VN"/>
+        </w:rPr>
+      </w:pPr>
+      <w:bookmarkStart w:id="47" w:name="_Toc5442_Copy_7"/>
+      <w:bookmarkStart w:id="48" w:name="_Toc28376_Copy_7"/>
+      <w:bookmarkStart w:id="49" w:name="_Toc30056_Copy_7"/>
+      <w:bookmarkStart w:id="50" w:name="_Toc16474_Copy_7"/>
+      <w:r>
+        <w:rPr>
+          <w:rFonts w:cs="Times New Roman"/>
+          <w:sz w:val="26"/>
+          <w:szCs w:val="26"/>
+          <w:lang w:val="vi-VN"/>
+        </w:rPr>
+        <w:t>Quản lý kỹ năng</w:t>
+      </w:r>
+      <w:bookmarkEnd w:id="47"/>
+      <w:bookmarkEnd w:id="48"/>
+      <w:bookmarkEnd w:id="49"/>
+      <w:bookmarkEnd w:id="50"/>
     </w:p>
     <w:p>
       <w:pPr>
@@ -10550,171 +14200,6 @@
         <w:ind w:left="1440" w:right="0" w:hanging="360"/>
       </w:pPr>
       <w:r>
-        <w:t>Lấy lịch phỏng vấn của người dùng (ứng viên hoặc nhà tuyển dụng)</w:t>
-      </w:r>
-    </w:p>
-    <w:p>
-      <w:pPr>
-        <w:pStyle w:val="4"/>
-        <w:numPr>
-          <w:ilvl w:val="2"/>
-          <w:numId w:val="2"/>
-        </w:numPr>
-        <w:ind w:left="1440" w:right="0" w:hanging="360"/>
-      </w:pPr>
-      <w:r>
-        <w:t>Tạo lịch phỏng vấn (thường do nhà tuyển dụng)</w:t>
-      </w:r>
-    </w:p>
-    <w:p>
-      <w:pPr>
-        <w:pStyle w:val="4"/>
-        <w:numPr>
-          <w:ilvl w:val="2"/>
-          <w:numId w:val="2"/>
-        </w:numPr>
-        <w:ind w:left="1440" w:right="0" w:hanging="360"/>
-      </w:pPr>
-      <w:r>
-        <w:t>Cập nhật trạng thái cuộc phỏng vấn (đã hoàn thành, hủy...)</w:t>
-      </w:r>
-    </w:p>
-    <w:p>
-      <w:pPr>
-        <w:pStyle w:val="3"/>
-        <w:ind w:left="567" w:hanging="567"/>
-        <w:outlineLvl w:val="0"/>
-        <w:rPr>
-          <w:rFonts w:ascii="Times New Roman" w:hAnsi="Times New Roman" w:cs="Times New Roman"/>
-          <w:sz w:val="26"/>
-          <w:szCs w:val="26"/>
-          <w:lang w:val="vi-VN"/>
-        </w:rPr>
-      </w:pPr>
-      <w:r>
-        <w:rPr>
-          <w:rFonts w:cs="Times New Roman"/>
-          <w:sz w:val="26"/>
-          <w:szCs w:val="26"/>
-          <w:lang w:val="vi-VN"/>
-        </w:rPr>
-        <w:t>Thông báo và nhắc nhở</w:t>
-      </w:r>
-    </w:p>
-    <w:p>
-      <w:pPr>
-        <w:pStyle w:val="4"/>
-        <w:numPr>
-          <w:ilvl w:val="2"/>
-          <w:numId w:val="2"/>
-        </w:numPr>
-        <w:ind w:left="1440" w:right="0" w:hanging="360"/>
-      </w:pPr>
-      <w:r>
-        <w:t>Lấy danh sách thông báo của người dùng</w:t>
-      </w:r>
-    </w:p>
-    <w:p>
-      <w:pPr>
-        <w:pStyle w:val="4"/>
-        <w:numPr>
-          <w:ilvl w:val="2"/>
-          <w:numId w:val="2"/>
-        </w:numPr>
-        <w:ind w:left="1440" w:right="0" w:hanging="360"/>
-      </w:pPr>
-      <w:r>
-        <w:t>Đánh dấu thông báo đã đọc và báo cáo</w:t>
-      </w:r>
-    </w:p>
-    <w:p>
-      <w:pPr>
-        <w:pStyle w:val="3"/>
-        <w:ind w:left="567" w:hanging="567"/>
-        <w:outlineLvl w:val="0"/>
-        <w:rPr>
-          <w:rFonts w:ascii="Times New Roman" w:hAnsi="Times New Roman" w:cs="Times New Roman"/>
-          <w:sz w:val="26"/>
-          <w:szCs w:val="26"/>
-          <w:lang w:val="vi-VN"/>
-        </w:rPr>
-      </w:pPr>
-      <w:r>
-        <w:rPr>
-          <w:rFonts w:cs="Times New Roman"/>
-          <w:sz w:val="26"/>
-          <w:szCs w:val="26"/>
-          <w:lang w:val="vi-VN"/>
-        </w:rPr>
-        <w:t>Thống kê và báo cáo</w:t>
-      </w:r>
-    </w:p>
-    <w:p>
-      <w:pPr>
-        <w:pStyle w:val="4"/>
-        <w:numPr>
-          <w:ilvl w:val="2"/>
-          <w:numId w:val="2"/>
-        </w:numPr>
-        <w:ind w:left="1440" w:right="0" w:hanging="360"/>
-      </w:pPr>
-      <w:r>
-        <w:t>Báo cáo cho nhà tuyển dụng (số hồ sơ nhận, tỉ lệ ứng viên đạt...)</w:t>
-      </w:r>
-    </w:p>
-    <w:p>
-      <w:pPr>
-        <w:pStyle w:val="4"/>
-        <w:numPr>
-          <w:ilvl w:val="2"/>
-          <w:numId w:val="2"/>
-        </w:numPr>
-        <w:ind w:left="1440" w:right="0" w:hanging="360"/>
-      </w:pPr>
-      <w:r>
-        <w:t>Báo cáo cho người tìm việc (lượt xem hồ sơ, tỉ lệ phản hồi...)</w:t>
-      </w:r>
-    </w:p>
-    <w:p>
-      <w:pPr>
-        <w:pStyle w:val="3"/>
-        <w:ind w:left="567" w:hanging="567"/>
-        <w:outlineLvl w:val="0"/>
-        <w:rPr>
-          <w:rFonts w:ascii="Times New Roman" w:hAnsi="Times New Roman" w:cs="Times New Roman"/>
-          <w:sz w:val="26"/>
-          <w:szCs w:val="26"/>
-          <w:lang w:val="vi-VN"/>
-        </w:rPr>
-      </w:pPr>
-      <w:bookmarkStart w:id="47" w:name="_Toc28376_Copy_7"/>
-      <w:bookmarkStart w:id="48" w:name="_Toc5442_Copy_7"/>
-      <w:bookmarkStart w:id="49" w:name="_Toc30056_Copy_7"/>
-      <w:bookmarkStart w:id="50" w:name="_Toc16474_Copy_7"/>
-      <w:r>
-        <w:rPr>
-          <w:rFonts w:cs="Times New Roman"/>
-          <w:sz w:val="26"/>
-          <w:szCs w:val="26"/>
-          <w:lang w:val="vi-VN"/>
-        </w:rPr>
-        <w:t>Quản lý kỹ năng</w:t>
-      </w:r>
-      <w:bookmarkEnd w:id="47"/>
-      <w:bookmarkEnd w:id="48"/>
-      <w:bookmarkEnd w:id="49"/>
-      <w:bookmarkEnd w:id="50"/>
-    </w:p>
-    <w:p>
-      <w:pPr>
-        <w:pStyle w:val="4"/>
-        <w:numPr>
-          <w:ilvl w:val="2"/>
-          <w:numId w:val="2"/>
-        </w:numPr>
-        <w:ind w:left="1440" w:right="0" w:hanging="360"/>
-      </w:pPr>
-      <w:r>
         <w:t>Lấy danh sách kỹ năng (để người tìm việc chọn thêm vào hồ sơ)</w:t>
       </w:r>
     </w:p>
@@ -10797,11 +14282,11 @@
           <w:szCs w:val="26"/>
         </w:rPr>
       </w:pPr>
-      <w:bookmarkStart w:id="55" w:name="_Toc13115"/>
-      <w:bookmarkStart w:id="56" w:name="_Toc30432"/>
-      <w:bookmarkStart w:id="57" w:name="_Toc11843"/>
-      <w:bookmarkStart w:id="58" w:name="_Toc11900"/>
-      <w:bookmarkStart w:id="59" w:name="_Toc6532"/>
+      <w:bookmarkStart w:id="55" w:name="_Toc30432"/>
+      <w:bookmarkStart w:id="56" w:name="_Toc13115"/>
+      <w:bookmarkStart w:id="57" w:name="_Toc6532"/>
+      <w:bookmarkStart w:id="58" w:name="_Toc11843"/>
+      <w:bookmarkStart w:id="59" w:name="_Toc11900"/>
       <w:r>
         <w:rPr>
           <w:rFonts w:cs="Times New Roman"/>
@@ -10829,11 +14314,11 @@
       </w:pPr>
       <w:bookmarkStart w:id="60" w:name="_5698ty2r0u41"/>
       <w:bookmarkEnd w:id="60"/>
-      <w:bookmarkStart w:id="61" w:name="_Toc14159"/>
-      <w:bookmarkStart w:id="62" w:name="_Toc24516"/>
-      <w:bookmarkStart w:id="63" w:name="_Toc20172"/>
+      <w:bookmarkStart w:id="61" w:name="_Toc4607"/>
+      <w:bookmarkStart w:id="62" w:name="_Toc14159"/>
+      <w:bookmarkStart w:id="63" w:name="_Toc24516"/>
       <w:bookmarkStart w:id="64" w:name="_Toc26826"/>
-      <w:bookmarkStart w:id="65" w:name="_Toc4607"/>
+      <w:bookmarkStart w:id="65" w:name="_Toc20172"/>
       <w:r>
         <w:rPr>
           <w:rFonts w:cs="Times New Roman"/>
@@ -10862,10 +14347,10 @@
       <w:bookmarkStart w:id="66" w:name="_448q7m2v4n3t"/>
       <w:bookmarkEnd w:id="66"/>
       <w:bookmarkStart w:id="67" w:name="_Toc27147"/>
-      <w:bookmarkStart w:id="68" w:name="_Toc31986"/>
+      <w:bookmarkStart w:id="68" w:name="_Toc21530"/>
       <w:bookmarkStart w:id="69" w:name="_Toc4164"/>
       <w:bookmarkStart w:id="70" w:name="_Toc25619"/>
-      <w:bookmarkStart w:id="71" w:name="_Toc21530"/>
+      <w:bookmarkStart w:id="71" w:name="_Toc31986"/>
       <w:r>
         <w:rPr>
           <w:rFonts w:cs="Times New Roman"/>
@@ -10893,10 +14378,10 @@
       </w:pPr>
       <w:bookmarkStart w:id="72" w:name="_q5fqr05xr78h"/>
       <w:bookmarkEnd w:id="72"/>
-      <w:bookmarkStart w:id="73" w:name="_Toc13524"/>
-      <w:bookmarkStart w:id="74" w:name="_Toc13526"/>
-      <w:bookmarkStart w:id="75" w:name="_Toc15972"/>
-      <w:bookmarkStart w:id="76" w:name="_Toc27514"/>
+      <w:bookmarkStart w:id="73" w:name="_Toc15972"/>
+      <w:bookmarkStart w:id="74" w:name="_Toc13524"/>
+      <w:bookmarkStart w:id="75" w:name="_Toc27514"/>
+      <w:bookmarkStart w:id="76" w:name="_Toc13526"/>
       <w:bookmarkStart w:id="77" w:name="_Toc9623"/>
       <w:r>
         <w:rPr>
@@ -10936,10 +14421,10 @@
         </w:rPr>
       </w:pPr>
       <w:bookmarkStart w:id="78" w:name="_Toc20360"/>
-      <w:bookmarkStart w:id="79" w:name="_Toc127971485"/>
+      <w:bookmarkStart w:id="79" w:name="_Toc14191"/>
       <w:bookmarkStart w:id="80" w:name="_Toc5822"/>
-      <w:bookmarkStart w:id="81" w:name="_Toc19751"/>
-      <w:bookmarkStart w:id="82" w:name="_Toc14191"/>
+      <w:bookmarkStart w:id="81" w:name="_Toc127971485"/>
+      <w:bookmarkStart w:id="82" w:name="_Toc19751"/>
       <w:r>
         <w:rPr>
           <w:rFonts w:cs="Times New Roman"/>
@@ -10977,9 +14462,9 @@
       </w:pPr>
       <w:bookmarkStart w:id="83" w:name="_Toc13195"/>
       <w:bookmarkStart w:id="84" w:name="_Toc127971486"/>
-      <w:bookmarkStart w:id="85" w:name="_Toc10333"/>
+      <w:bookmarkStart w:id="85" w:name="_Toc3436"/>
       <w:bookmarkStart w:id="86" w:name="_Toc11363"/>
-      <w:bookmarkStart w:id="87" w:name="_Toc3436"/>
+      <w:bookmarkStart w:id="87" w:name="_Toc10333"/>
       <w:r>
         <w:rPr>
           <w:rFonts w:cs="Times New Roman"/>
@@ -11014,11 +14499,11 @@
           <w:szCs w:val="26"/>
         </w:rPr>
       </w:pPr>
-      <w:bookmarkStart w:id="88" w:name="_Toc127971487"/>
-      <w:bookmarkStart w:id="89" w:name="_Toc30177"/>
+      <w:bookmarkStart w:id="88" w:name="_Toc30177"/>
+      <w:bookmarkStart w:id="89" w:name="_Toc127971487"/>
       <w:bookmarkStart w:id="90" w:name="_Toc31865"/>
-      <w:bookmarkStart w:id="91" w:name="_Toc27488"/>
-      <w:bookmarkStart w:id="92" w:name="_Toc17000"/>
+      <w:bookmarkStart w:id="91" w:name="_Toc17000"/>
+      <w:bookmarkStart w:id="92" w:name="_Toc27488"/>
       <w:r>
         <w:rPr>
           <w:rFonts w:cs="Times New Roman"/>
@@ -11048,11 +14533,11 @@
           <w:szCs w:val="26"/>
         </w:rPr>
       </w:pPr>
-      <w:bookmarkStart w:id="93" w:name="_Toc13364"/>
+      <w:bookmarkStart w:id="93" w:name="_Toc22422"/>
       <w:bookmarkStart w:id="94" w:name="_Toc13287"/>
       <w:bookmarkStart w:id="95" w:name="_Toc26820"/>
-      <w:bookmarkStart w:id="96" w:name="_Toc22422"/>
-      <w:bookmarkStart w:id="97" w:name="_Toc127971488"/>
+      <w:bookmarkStart w:id="96" w:name="_Toc127971488"/>
+      <w:bookmarkStart w:id="97" w:name="_Toc13364"/>
       <w:r>
         <w:rPr>
           <w:rFonts w:cs="Times New Roman"/>
@@ -11262,11 +14747,11 @@
           <w:szCs w:val="26"/>
         </w:rPr>
       </w:pPr>
-      <w:bookmarkStart w:id="99" w:name="_Toc16701"/>
-      <w:bookmarkStart w:id="100" w:name="_Toc127971489"/>
+      <w:bookmarkStart w:id="99" w:name="_Toc20288"/>
+      <w:bookmarkStart w:id="100" w:name="_Toc31248"/>
       <w:bookmarkStart w:id="101" w:name="_Toc13483"/>
-      <w:bookmarkStart w:id="102" w:name="_Toc20288"/>
-      <w:bookmarkStart w:id="103" w:name="_Toc31248"/>
+      <w:bookmarkStart w:id="102" w:name="_Toc16701"/>
+      <w:bookmarkStart w:id="103" w:name="_Toc127971489"/>
       <w:r>
         <w:rPr>
           <w:rFonts w:cs="Times New Roman"/>
@@ -12614,14 +16099,21 @@
   </w:style>
   <w:style w:type="paragraph" w:styleId="20">
     <w:name w:val="Normal (Web)"/>
-    <w:basedOn w:val="1"/>
     <w:semiHidden/>
     <w:unhideWhenUsed/>
     <w:qFormat/>
     <w:uiPriority w:val="99"/>
+    <w:pPr>
+      <w:spacing w:before="0" w:beforeAutospacing="1" w:after="0" w:afterAutospacing="1"/>
+      <w:ind w:left="0" w:right="0"/>
+      <w:jc w:val="left"/>
+    </w:pPr>
     <w:rPr>
+      <w:rFonts w:ascii="Times New Roman" w:hAnsi="Times New Roman" w:eastAsia="SimSun" w:cs="Times New Roman"/>
+      <w:kern w:val="0"/>
       <w:sz w:val="24"/>
       <w:szCs w:val="24"/>
+      <w:lang w:val="en-US" w:eastAsia="zh-CN" w:bidi="ar"/>
     </w:rPr>
   </w:style>
   <w:style w:type="character" w:styleId="21">

--- a/Documents/BC_CNLTHD.docx
+++ b/Documents/BC_CNLTHD.docx
@@ -10294,6 +10294,14 @@
         </w:rPr>
         <w:t xml:space="preserve"> </w:t>
       </w:r>
+      <w:r>
+        <w:rPr>
+          <w:rFonts w:hint="default"/>
+          <w:b w:val="0"/>
+          <w:bCs w:val="0"/>
+        </w:rPr>
+        <w:t>/jobs/</w:t>
+      </w:r>
     </w:p>
     <w:p>
       <w:pPr>
@@ -10311,6 +10319,15 @@
         </w:rPr>
         <w:t xml:space="preserve">Phương thức: </w:t>
       </w:r>
+      <w:r>
+        <w:rPr>
+          <w:rFonts w:hint="default"/>
+          <w:b/>
+          <w:bCs/>
+          <w:lang w:val="en-US"/>
+        </w:rPr>
+        <w:t>GET</w:t>
+      </w:r>
     </w:p>
     <w:p>
       <w:pPr>
@@ -10344,14 +10361,16 @@
           <w:bCs w:val="0"/>
           <w:lang w:val="en-US"/>
         </w:rPr>
-        <w:t>Khi người dùng đăng nhập với vai trò là người dùng, họ có thể lọc các công việc theo từ khóa, vị trí, mức lương, loại công việc, công ty.</w:t>
-      </w:r>
-    </w:p>
-    <w:p>
-      <w:pPr>
-        <w:rPr>
-          <w:b/>
-          <w:bCs/>
+        <w:t>Tất cả mọi người có thể lọc các công việc theo từ khóa, vị trí, mức lương, loại công việc, công ty.</w:t>
+      </w:r>
+    </w:p>
+    <w:p>
+      <w:pPr>
+        <w:rPr>
+          <w:rFonts w:hint="default"/>
+          <w:b w:val="0"/>
+          <w:bCs w:val="0"/>
+          <w:lang w:val="en-US"/>
         </w:rPr>
       </w:pPr>
       <w:r>
@@ -10361,14 +10380,182 @@
         </w:rPr>
         <w:t>Request:</w:t>
       </w:r>
-    </w:p>
-    <w:p>
-      <w:pPr>
-        <w:rPr>
-          <w:rFonts w:hint="default"/>
-          <w:b/>
-          <w:bCs/>
-          <w:lang w:val="en-US"/>
+      <w:r>
+        <w:rPr>
+          <w:rFonts w:hint="default"/>
+          <w:b/>
+          <w:bCs/>
+          <w:lang w:val="en-US"/>
+        </w:rPr>
+        <w:t xml:space="preserve"> </w:t>
+      </w:r>
+      <w:r>
+        <w:rPr>
+          <w:rFonts w:hint="default"/>
+          <w:b w:val="0"/>
+          <w:bCs w:val="0"/>
+          <w:lang w:val="en-US"/>
+        </w:rPr>
+        <w:t>Gửi bằng params</w:t>
+      </w:r>
+    </w:p>
+    <w:p>
+      <w:pPr>
+        <w:rPr>
+          <w:rFonts w:hint="default"/>
+          <w:b w:val="0"/>
+          <w:bCs w:val="0"/>
+        </w:rPr>
+      </w:pPr>
+      <w:r>
+        <w:rPr>
+          <w:rFonts w:hint="default"/>
+          <w:b w:val="0"/>
+          <w:bCs w:val="0"/>
+        </w:rPr>
+        <w:t>{</w:t>
+      </w:r>
+    </w:p>
+    <w:p>
+      <w:pPr>
+        <w:rPr>
+          <w:rFonts w:hint="default"/>
+          <w:b w:val="0"/>
+          <w:bCs w:val="0"/>
+        </w:rPr>
+      </w:pPr>
+      <w:r>
+        <w:rPr>
+          <w:rFonts w:hint="default"/>
+          <w:b w:val="0"/>
+          <w:bCs w:val="0"/>
+        </w:rPr>
+        <w:t xml:space="preserve">    "keyword": "</w:t>
+      </w:r>
+      <w:r>
+        <w:rPr>
+          <w:rFonts w:hint="default"/>
+          <w:b w:val="0"/>
+          <w:bCs w:val="0"/>
+          <w:lang w:val="en-US"/>
+        </w:rPr>
+        <w:t>thủ môn</w:t>
+      </w:r>
+      <w:r>
+        <w:rPr>
+          <w:rFonts w:hint="default"/>
+          <w:b w:val="0"/>
+          <w:bCs w:val="0"/>
+        </w:rPr>
+        <w:t>",</w:t>
+      </w:r>
+    </w:p>
+    <w:p>
+      <w:pPr>
+        <w:rPr>
+          <w:rFonts w:hint="default"/>
+          <w:b w:val="0"/>
+          <w:bCs w:val="0"/>
+        </w:rPr>
+      </w:pPr>
+      <w:r>
+        <w:rPr>
+          <w:rFonts w:hint="default"/>
+          <w:b w:val="0"/>
+          <w:bCs w:val="0"/>
+        </w:rPr>
+        <w:t xml:space="preserve">    "location": "city or region",</w:t>
+      </w:r>
+    </w:p>
+    <w:p>
+      <w:pPr>
+        <w:rPr>
+          <w:rFonts w:hint="default"/>
+          <w:b w:val="0"/>
+          <w:bCs w:val="0"/>
+        </w:rPr>
+      </w:pPr>
+      <w:r>
+        <w:rPr>
+          <w:rFonts w:hint="default"/>
+          <w:b w:val="0"/>
+          <w:bCs w:val="0"/>
+        </w:rPr>
+        <w:t xml:space="preserve">    "salary_min": 50000,</w:t>
+      </w:r>
+    </w:p>
+    <w:p>
+      <w:pPr>
+        <w:rPr>
+          <w:rFonts w:hint="default"/>
+          <w:b w:val="0"/>
+          <w:bCs w:val="0"/>
+        </w:rPr>
+      </w:pPr>
+      <w:r>
+        <w:rPr>
+          <w:rFonts w:hint="default"/>
+          <w:b w:val="0"/>
+          <w:bCs w:val="0"/>
+        </w:rPr>
+        <w:t xml:space="preserve">    "salary_max": 100000,</w:t>
+      </w:r>
+    </w:p>
+    <w:p>
+      <w:pPr>
+        <w:rPr>
+          <w:rFonts w:hint="default"/>
+          <w:b w:val="0"/>
+          <w:bCs w:val="0"/>
+        </w:rPr>
+      </w:pPr>
+      <w:r>
+        <w:rPr>
+          <w:rFonts w:hint="default"/>
+          <w:b w:val="0"/>
+          <w:bCs w:val="0"/>
+        </w:rPr>
+        <w:t xml:space="preserve">    "job_type": "Full-time|Part-time|Freelance|Internship",</w:t>
+      </w:r>
+    </w:p>
+    <w:p>
+      <w:pPr>
+        <w:rPr>
+          <w:rFonts w:hint="default"/>
+          <w:b w:val="0"/>
+          <w:bCs w:val="0"/>
+        </w:rPr>
+      </w:pPr>
+      <w:r>
+        <w:rPr>
+          <w:rFonts w:hint="default"/>
+          <w:b w:val="0"/>
+          <w:bCs w:val="0"/>
+        </w:rPr>
+        <w:t xml:space="preserve">    "company": "company name"</w:t>
+      </w:r>
+    </w:p>
+    <w:p>
+      <w:pPr>
+        <w:rPr>
+          <w:b w:val="0"/>
+          <w:bCs w:val="0"/>
+        </w:rPr>
+      </w:pPr>
+      <w:r>
+        <w:rPr>
+          <w:rFonts w:hint="default"/>
+          <w:b w:val="0"/>
+          <w:bCs w:val="0"/>
+        </w:rPr>
+        <w:t>}</w:t>
+      </w:r>
+    </w:p>
+    <w:p>
+      <w:pPr>
+        <w:rPr>
+          <w:b/>
+          <w:bCs/>
         </w:rPr>
       </w:pPr>
       <w:r>
@@ -10378,6 +10565,407 @@
         </w:rPr>
         <w:t>Response:</w:t>
       </w:r>
+    </w:p>
+    <w:p>
+      <w:pPr>
+        <w:rPr>
+          <w:rFonts w:hint="default"/>
+          <w:b w:val="0"/>
+          <w:bCs w:val="0"/>
+          <w:lang w:val="en-US"/>
+        </w:rPr>
+      </w:pPr>
+      <w:r>
+        <w:rPr>
+          <w:rFonts w:hint="default"/>
+          <w:b w:val="0"/>
+          <w:bCs w:val="0"/>
+          <w:lang w:val="en-US"/>
+        </w:rPr>
+        <w:t>[</w:t>
+      </w:r>
+    </w:p>
+    <w:p>
+      <w:pPr>
+        <w:rPr>
+          <w:rFonts w:hint="default"/>
+          <w:b w:val="0"/>
+          <w:bCs w:val="0"/>
+          <w:lang w:val="en-US"/>
+        </w:rPr>
+      </w:pPr>
+      <w:r>
+        <w:rPr>
+          <w:rFonts w:hint="default"/>
+          <w:b w:val="0"/>
+          <w:bCs w:val="0"/>
+          <w:lang w:val="en-US"/>
+        </w:rPr>
+        <w:t xml:space="preserve">    {</w:t>
+      </w:r>
+    </w:p>
+    <w:p>
+      <w:pPr>
+        <w:rPr>
+          <w:rFonts w:hint="default"/>
+          <w:b w:val="0"/>
+          <w:bCs w:val="0"/>
+          <w:lang w:val="en-US"/>
+        </w:rPr>
+      </w:pPr>
+      <w:r>
+        <w:rPr>
+          <w:rFonts w:hint="default"/>
+          <w:b w:val="0"/>
+          <w:bCs w:val="0"/>
+          <w:lang w:val="en-US"/>
+        </w:rPr>
+        <w:t xml:space="preserve">        "id": "24da05ff-6666-4056-a8ba-5872af6822b8",</w:t>
+      </w:r>
+    </w:p>
+    <w:p>
+      <w:pPr>
+        <w:rPr>
+          <w:rFonts w:hint="default"/>
+          <w:b w:val="0"/>
+          <w:bCs w:val="0"/>
+          <w:lang w:val="en-US"/>
+        </w:rPr>
+      </w:pPr>
+      <w:r>
+        <w:rPr>
+          <w:rFonts w:hint="default"/>
+          <w:b w:val="0"/>
+          <w:bCs w:val="0"/>
+          <w:lang w:val="en-US"/>
+        </w:rPr>
+        <w:t xml:space="preserve">        "title": "Chúng tôi cần tuyển tiền đạo hàng đầu nước Anh",</w:t>
+      </w:r>
+    </w:p>
+    <w:p>
+      <w:pPr>
+        <w:rPr>
+          <w:rFonts w:hint="default"/>
+          <w:b w:val="0"/>
+          <w:bCs w:val="0"/>
+          <w:lang w:val="en-US"/>
+        </w:rPr>
+      </w:pPr>
+      <w:r>
+        <w:rPr>
+          <w:rFonts w:hint="default"/>
+          <w:b w:val="0"/>
+          <w:bCs w:val="0"/>
+          <w:lang w:val="en-US"/>
+        </w:rPr>
+        <w:t xml:space="preserve">        "slug": "chung-toi-can-tuyen-tien-ao-hang-au-nuoc-anh",</w:t>
+      </w:r>
+    </w:p>
+    <w:p>
+      <w:pPr>
+        <w:rPr>
+          <w:rFonts w:hint="default"/>
+          <w:b w:val="0"/>
+          <w:bCs w:val="0"/>
+          <w:lang w:val="en-US"/>
+        </w:rPr>
+      </w:pPr>
+      <w:r>
+        <w:rPr>
+          <w:rFonts w:hint="default"/>
+          <w:b w:val="0"/>
+          <w:bCs w:val="0"/>
+          <w:lang w:val="en-US"/>
+        </w:rPr>
+        <w:t xml:space="preserve">        "description": "Tiền đạo hàng đầu trời Âu cách bạn không xa",</w:t>
+      </w:r>
+    </w:p>
+    <w:p>
+      <w:pPr>
+        <w:rPr>
+          <w:rFonts w:hint="default"/>
+          <w:b w:val="0"/>
+          <w:bCs w:val="0"/>
+          <w:lang w:val="en-US"/>
+        </w:rPr>
+      </w:pPr>
+      <w:r>
+        <w:rPr>
+          <w:rFonts w:hint="default"/>
+          <w:b w:val="0"/>
+          <w:bCs w:val="0"/>
+          <w:lang w:val="en-US"/>
+        </w:rPr>
+        <w:t xml:space="preserve">        "location": "Sân Monumental",</w:t>
+      </w:r>
+    </w:p>
+    <w:p>
+      <w:pPr>
+        <w:rPr>
+          <w:rFonts w:hint="default"/>
+          <w:b w:val="0"/>
+          <w:bCs w:val="0"/>
+          <w:lang w:val="en-US"/>
+        </w:rPr>
+      </w:pPr>
+      <w:r>
+        <w:rPr>
+          <w:rFonts w:hint="default"/>
+          <w:b w:val="0"/>
+          <w:bCs w:val="0"/>
+          <w:lang w:val="en-US"/>
+        </w:rPr>
+        <w:t xml:space="preserve">        "salary_min": 200000.0,</w:t>
+      </w:r>
+    </w:p>
+    <w:p>
+      <w:pPr>
+        <w:rPr>
+          <w:rFonts w:hint="default"/>
+          <w:b w:val="0"/>
+          <w:bCs w:val="0"/>
+          <w:lang w:val="en-US"/>
+        </w:rPr>
+      </w:pPr>
+      <w:r>
+        <w:rPr>
+          <w:rFonts w:hint="default"/>
+          <w:b w:val="0"/>
+          <w:bCs w:val="0"/>
+          <w:lang w:val="en-US"/>
+        </w:rPr>
+        <w:t xml:space="preserve">        "salary_max": 500000.0,</w:t>
+      </w:r>
+    </w:p>
+    <w:p>
+      <w:pPr>
+        <w:rPr>
+          <w:rFonts w:hint="default"/>
+          <w:b w:val="0"/>
+          <w:bCs w:val="0"/>
+          <w:lang w:val="en-US"/>
+        </w:rPr>
+      </w:pPr>
+      <w:r>
+        <w:rPr>
+          <w:rFonts w:hint="default"/>
+          <w:b w:val="0"/>
+          <w:bCs w:val="0"/>
+          <w:lang w:val="en-US"/>
+        </w:rPr>
+        <w:t xml:space="preserve">        "experience_required": "5 năm",</w:t>
+      </w:r>
+    </w:p>
+    <w:p>
+      <w:pPr>
+        <w:rPr>
+          <w:rFonts w:hint="default"/>
+          <w:b w:val="0"/>
+          <w:bCs w:val="0"/>
+          <w:lang w:val="en-US"/>
+        </w:rPr>
+      </w:pPr>
+      <w:r>
+        <w:rPr>
+          <w:rFonts w:hint="default"/>
+          <w:b w:val="0"/>
+          <w:bCs w:val="0"/>
+          <w:lang w:val="en-US"/>
+        </w:rPr>
+        <w:t xml:space="preserve">        "job_type": "Full-time",</w:t>
+      </w:r>
+    </w:p>
+    <w:p>
+      <w:pPr>
+        <w:rPr>
+          <w:rFonts w:hint="default"/>
+          <w:b w:val="0"/>
+          <w:bCs w:val="0"/>
+          <w:lang w:val="en-US"/>
+        </w:rPr>
+      </w:pPr>
+      <w:r>
+        <w:rPr>
+          <w:rFonts w:hint="default"/>
+          <w:b w:val="0"/>
+          <w:bCs w:val="0"/>
+          <w:lang w:val="en-US"/>
+        </w:rPr>
+        <w:t xml:space="preserve">        "is_active": true,</w:t>
+      </w:r>
+    </w:p>
+    <w:p>
+      <w:pPr>
+        <w:rPr>
+          <w:rFonts w:hint="default"/>
+          <w:b w:val="0"/>
+          <w:bCs w:val="0"/>
+          <w:lang w:val="en-US"/>
+        </w:rPr>
+      </w:pPr>
+      <w:r>
+        <w:rPr>
+          <w:rFonts w:hint="default"/>
+          <w:b w:val="0"/>
+          <w:bCs w:val="0"/>
+          <w:lang w:val="en-US"/>
+        </w:rPr>
+        <w:t xml:space="preserve">        "expiration_date": "2025-05-29T10:05:42Z",</w:t>
+      </w:r>
+    </w:p>
+    <w:p>
+      <w:pPr>
+        <w:rPr>
+          <w:rFonts w:hint="default"/>
+          <w:b w:val="0"/>
+          <w:bCs w:val="0"/>
+          <w:lang w:val="en-US"/>
+        </w:rPr>
+      </w:pPr>
+      <w:r>
+        <w:rPr>
+          <w:rFonts w:hint="default"/>
+          <w:b w:val="0"/>
+          <w:bCs w:val="0"/>
+          <w:lang w:val="en-US"/>
+        </w:rPr>
+        <w:t xml:space="preserve">        "status": "approved",</w:t>
+      </w:r>
+    </w:p>
+    <w:p>
+      <w:pPr>
+        <w:rPr>
+          <w:rFonts w:hint="default"/>
+          <w:b w:val="0"/>
+          <w:bCs w:val="0"/>
+          <w:lang w:val="en-US"/>
+        </w:rPr>
+      </w:pPr>
+      <w:r>
+        <w:rPr>
+          <w:rFonts w:hint="default"/>
+          <w:b w:val="0"/>
+          <w:bCs w:val="0"/>
+          <w:lang w:val="en-US"/>
+        </w:rPr>
+        <w:t xml:space="preserve">        "created_at": "2025-05-27T10:06:23.234649Z",</w:t>
+      </w:r>
+    </w:p>
+    <w:p>
+      <w:pPr>
+        <w:rPr>
+          <w:rFonts w:hint="default"/>
+          <w:b w:val="0"/>
+          <w:bCs w:val="0"/>
+          <w:lang w:val="en-US"/>
+        </w:rPr>
+      </w:pPr>
+      <w:r>
+        <w:rPr>
+          <w:rFonts w:hint="default"/>
+          <w:b w:val="0"/>
+          <w:bCs w:val="0"/>
+          <w:lang w:val="en-US"/>
+        </w:rPr>
+        <w:t xml:space="preserve">        "updated_at": "2025-05-27T10:06:23.234699Z",</w:t>
+      </w:r>
+    </w:p>
+    <w:p>
+      <w:pPr>
+        <w:rPr>
+          <w:rFonts w:hint="default"/>
+          <w:b w:val="0"/>
+          <w:bCs w:val="0"/>
+          <w:lang w:val="en-US"/>
+        </w:rPr>
+      </w:pPr>
+      <w:r>
+        <w:rPr>
+          <w:rFonts w:hint="default"/>
+          <w:b w:val="0"/>
+          <w:bCs w:val="0"/>
+          <w:lang w:val="en-US"/>
+        </w:rPr>
+        <w:t xml:space="preserve">        "company_name": "Công ty Bóng đá hàng đầu trời Âu",</w:t>
+      </w:r>
+    </w:p>
+    <w:p>
+      <w:pPr>
+        <w:rPr>
+          <w:rFonts w:hint="default"/>
+          <w:b w:val="0"/>
+          <w:bCs w:val="0"/>
+          <w:lang w:val="en-US"/>
+        </w:rPr>
+      </w:pPr>
+      <w:r>
+        <w:rPr>
+          <w:rFonts w:hint="default"/>
+          <w:b w:val="0"/>
+          <w:bCs w:val="0"/>
+          <w:lang w:val="en-US"/>
+        </w:rPr>
+        <w:t xml:space="preserve">        "company_logo": "https://s120-ava-talk.zadn.vn/0/4/e/7/7/120/a02ac5fec1faa536d6b170fa5814c42f",</w:t>
+      </w:r>
+    </w:p>
+    <w:p>
+      <w:pPr>
+        <w:rPr>
+          <w:rFonts w:hint="default"/>
+          <w:b w:val="0"/>
+          <w:bCs w:val="0"/>
+          <w:lang w:val="en-US"/>
+        </w:rPr>
+      </w:pPr>
+      <w:r>
+        <w:rPr>
+          <w:rFonts w:hint="default"/>
+          <w:b w:val="0"/>
+          <w:bCs w:val="0"/>
+          <w:lang w:val="en-US"/>
+        </w:rPr>
+        <w:t xml:space="preserve">        "recruiter_username": "Recruiter1"</w:t>
+      </w:r>
+    </w:p>
+    <w:p>
+      <w:pPr>
+        <w:rPr>
+          <w:rFonts w:hint="default"/>
+          <w:b w:val="0"/>
+          <w:bCs w:val="0"/>
+          <w:lang w:val="en-US"/>
+        </w:rPr>
+      </w:pPr>
+      <w:r>
+        <w:rPr>
+          <w:rFonts w:hint="default"/>
+          <w:b w:val="0"/>
+          <w:bCs w:val="0"/>
+          <w:lang w:val="en-US"/>
+        </w:rPr>
+        <w:t xml:space="preserve">    }</w:t>
+      </w:r>
+    </w:p>
+    <w:p>
+      <w:pPr>
+        <w:rPr>
+          <w:rFonts w:hint="default"/>
+          <w:b/>
+          <w:bCs/>
+          <w:lang w:val="en-US"/>
+        </w:rPr>
+      </w:pPr>
+      <w:r>
+        <w:rPr>
+          <w:rFonts w:hint="default"/>
+          <w:b w:val="0"/>
+          <w:bCs w:val="0"/>
+          <w:lang w:val="en-US"/>
+        </w:rPr>
+        <w:t>]</w:t>
+      </w:r>
+      <w:bookmarkStart w:id="105" w:name="_GoBack"/>
+      <w:bookmarkEnd w:id="105"/>
     </w:p>
     <w:p>
       <w:pPr>
@@ -10465,6 +11053,14 @@
         </w:rPr>
         <w:t xml:space="preserve"> </w:t>
       </w:r>
+      <w:r>
+        <w:rPr>
+          <w:rFonts w:hint="default"/>
+          <w:b w:val="0"/>
+          <w:bCs w:val="0"/>
+        </w:rPr>
+        <w:t>/jobs/&lt;id&gt;/</w:t>
+      </w:r>
     </w:p>
     <w:p>
       <w:pPr>
@@ -10482,6 +11078,15 @@
         </w:rPr>
         <w:t xml:space="preserve">Phương thức: </w:t>
       </w:r>
+      <w:r>
+        <w:rPr>
+          <w:rFonts w:hint="default"/>
+          <w:b/>
+          <w:bCs/>
+          <w:lang w:val="en-US"/>
+        </w:rPr>
+        <w:t>GET</w:t>
+      </w:r>
     </w:p>
     <w:p>
       <w:pPr>
@@ -10515,7 +11120,16 @@
           <w:bCs w:val="0"/>
           <w:lang w:val="en-US"/>
         </w:rPr>
-        <w:t>Khi người dùng đăng nhập với vai trò là người dùng, truy cập vào một công việc và xem được chi tiết công việc đó.</w:t>
+        <w:t>Tất cả mọi người đều có quyền</w:t>
+      </w:r>
+      <w:r>
+        <w:rPr>
+          <w:rFonts w:hint="default"/>
+          <w:b w:val="0"/>
+          <w:bCs w:val="0"/>
+          <w:lang w:val="en-US"/>
+        </w:rPr>
+        <w:t xml:space="preserve"> truy cập vào một công việc và xem được chi tiết công việc đó.</w:t>
       </w:r>
     </w:p>
     <w:p>
@@ -10534,12 +11148,340 @@
       </w:r>
     </w:p>
     <w:p>
+      <w:pPr>
+        <w:rPr>
+          <w:b/>
+          <w:bCs/>
+        </w:rPr>
+      </w:pPr>
       <w:r>
         <w:rPr>
           <w:b/>
           <w:bCs/>
         </w:rPr>
         <w:t>Response:</w:t>
+      </w:r>
+    </w:p>
+    <w:p>
+      <w:pPr>
+        <w:rPr>
+          <w:rFonts w:hint="default"/>
+          <w:b w:val="0"/>
+          <w:bCs w:val="0"/>
+        </w:rPr>
+      </w:pPr>
+      <w:r>
+        <w:rPr>
+          <w:rFonts w:hint="default"/>
+          <w:b w:val="0"/>
+          <w:bCs w:val="0"/>
+        </w:rPr>
+        <w:t>{</w:t>
+      </w:r>
+    </w:p>
+    <w:p>
+      <w:pPr>
+        <w:rPr>
+          <w:rFonts w:hint="default"/>
+          <w:b w:val="0"/>
+          <w:bCs w:val="0"/>
+        </w:rPr>
+      </w:pPr>
+      <w:r>
+        <w:rPr>
+          <w:rFonts w:hint="default"/>
+          <w:b w:val="0"/>
+          <w:bCs w:val="0"/>
+        </w:rPr>
+        <w:t xml:space="preserve">    "id": "24da05ff-6666-4056-a8ba-5872af6822b8",</w:t>
+      </w:r>
+    </w:p>
+    <w:p>
+      <w:pPr>
+        <w:rPr>
+          <w:rFonts w:hint="default"/>
+          <w:b w:val="0"/>
+          <w:bCs w:val="0"/>
+        </w:rPr>
+      </w:pPr>
+      <w:r>
+        <w:rPr>
+          <w:rFonts w:hint="default"/>
+          <w:b w:val="0"/>
+          <w:bCs w:val="0"/>
+        </w:rPr>
+        <w:t xml:space="preserve">    "title": "Chúng tôi cần tuyển tiền đạo hàng đầu nước Anh",</w:t>
+      </w:r>
+    </w:p>
+    <w:p>
+      <w:pPr>
+        <w:rPr>
+          <w:rFonts w:hint="default"/>
+          <w:b w:val="0"/>
+          <w:bCs w:val="0"/>
+        </w:rPr>
+      </w:pPr>
+      <w:r>
+        <w:rPr>
+          <w:rFonts w:hint="default"/>
+          <w:b w:val="0"/>
+          <w:bCs w:val="0"/>
+        </w:rPr>
+        <w:t xml:space="preserve">    "slug": "chung-toi-can-tuyen-tien-ao-hang-au-nuoc-anh",</w:t>
+      </w:r>
+    </w:p>
+    <w:p>
+      <w:pPr>
+        <w:rPr>
+          <w:rFonts w:hint="default"/>
+          <w:b w:val="0"/>
+          <w:bCs w:val="0"/>
+        </w:rPr>
+      </w:pPr>
+      <w:r>
+        <w:rPr>
+          <w:rFonts w:hint="default"/>
+          <w:b w:val="0"/>
+          <w:bCs w:val="0"/>
+        </w:rPr>
+        <w:t xml:space="preserve">    "description": "Tiền đạo hàng đầu trời Âu cách bạn không xa",</w:t>
+      </w:r>
+    </w:p>
+    <w:p>
+      <w:pPr>
+        <w:rPr>
+          <w:rFonts w:hint="default"/>
+          <w:b w:val="0"/>
+          <w:bCs w:val="0"/>
+        </w:rPr>
+      </w:pPr>
+      <w:r>
+        <w:rPr>
+          <w:rFonts w:hint="default"/>
+          <w:b w:val="0"/>
+          <w:bCs w:val="0"/>
+        </w:rPr>
+        <w:t xml:space="preserve">    "location": "Sân Monumental",</w:t>
+      </w:r>
+    </w:p>
+    <w:p>
+      <w:pPr>
+        <w:rPr>
+          <w:rFonts w:hint="default"/>
+          <w:b w:val="0"/>
+          <w:bCs w:val="0"/>
+        </w:rPr>
+      </w:pPr>
+      <w:r>
+        <w:rPr>
+          <w:rFonts w:hint="default"/>
+          <w:b w:val="0"/>
+          <w:bCs w:val="0"/>
+        </w:rPr>
+        <w:t xml:space="preserve">    "salary_min": 200000.0,</w:t>
+      </w:r>
+    </w:p>
+    <w:p>
+      <w:pPr>
+        <w:rPr>
+          <w:rFonts w:hint="default"/>
+          <w:b w:val="0"/>
+          <w:bCs w:val="0"/>
+        </w:rPr>
+      </w:pPr>
+      <w:r>
+        <w:rPr>
+          <w:rFonts w:hint="default"/>
+          <w:b w:val="0"/>
+          <w:bCs w:val="0"/>
+        </w:rPr>
+        <w:t xml:space="preserve">    "salary_max": 500000.0,</w:t>
+      </w:r>
+    </w:p>
+    <w:p>
+      <w:pPr>
+        <w:rPr>
+          <w:rFonts w:hint="default"/>
+          <w:b w:val="0"/>
+          <w:bCs w:val="0"/>
+        </w:rPr>
+      </w:pPr>
+      <w:r>
+        <w:rPr>
+          <w:rFonts w:hint="default"/>
+          <w:b w:val="0"/>
+          <w:bCs w:val="0"/>
+        </w:rPr>
+        <w:t xml:space="preserve">    "experience_required": "5+ years",</w:t>
+      </w:r>
+    </w:p>
+    <w:p>
+      <w:pPr>
+        <w:rPr>
+          <w:rFonts w:hint="default"/>
+          <w:b w:val="0"/>
+          <w:bCs w:val="0"/>
+        </w:rPr>
+      </w:pPr>
+      <w:r>
+        <w:rPr>
+          <w:rFonts w:hint="default"/>
+          <w:b w:val="0"/>
+          <w:bCs w:val="0"/>
+        </w:rPr>
+        <w:t xml:space="preserve">    "job_type": "Full-time",</w:t>
+      </w:r>
+    </w:p>
+    <w:p>
+      <w:pPr>
+        <w:rPr>
+          <w:rFonts w:hint="default"/>
+          <w:b w:val="0"/>
+          <w:bCs w:val="0"/>
+        </w:rPr>
+      </w:pPr>
+      <w:r>
+        <w:rPr>
+          <w:rFonts w:hint="default"/>
+          <w:b w:val="0"/>
+          <w:bCs w:val="0"/>
+        </w:rPr>
+        <w:t xml:space="preserve">    "is_active": true,</w:t>
+      </w:r>
+    </w:p>
+    <w:p>
+      <w:pPr>
+        <w:rPr>
+          <w:rFonts w:hint="default"/>
+          <w:b w:val="0"/>
+          <w:bCs w:val="0"/>
+        </w:rPr>
+      </w:pPr>
+      <w:r>
+        <w:rPr>
+          <w:rFonts w:hint="default"/>
+          <w:b w:val="0"/>
+          <w:bCs w:val="0"/>
+        </w:rPr>
+        <w:t xml:space="preserve">    "expiration_date": "2025-05-29T10:05:42Z",</w:t>
+      </w:r>
+    </w:p>
+    <w:p>
+      <w:pPr>
+        <w:rPr>
+          <w:rFonts w:hint="default"/>
+          <w:b w:val="0"/>
+          <w:bCs w:val="0"/>
+        </w:rPr>
+      </w:pPr>
+      <w:r>
+        <w:rPr>
+          <w:rFonts w:hint="default"/>
+          <w:b w:val="0"/>
+          <w:bCs w:val="0"/>
+        </w:rPr>
+        <w:t xml:space="preserve">    "status": "approved",</w:t>
+      </w:r>
+    </w:p>
+    <w:p>
+      <w:pPr>
+        <w:rPr>
+          <w:rFonts w:hint="default"/>
+          <w:b w:val="0"/>
+          <w:bCs w:val="0"/>
+        </w:rPr>
+      </w:pPr>
+      <w:r>
+        <w:rPr>
+          <w:rFonts w:hint="default"/>
+          <w:b w:val="0"/>
+          <w:bCs w:val="0"/>
+        </w:rPr>
+        <w:t xml:space="preserve">    "created_at": "2025-05-27T10:06:23.234649Z",</w:t>
+      </w:r>
+    </w:p>
+    <w:p>
+      <w:pPr>
+        <w:rPr>
+          <w:rFonts w:hint="default"/>
+          <w:b w:val="0"/>
+          <w:bCs w:val="0"/>
+        </w:rPr>
+      </w:pPr>
+      <w:r>
+        <w:rPr>
+          <w:rFonts w:hint="default"/>
+          <w:b w:val="0"/>
+          <w:bCs w:val="0"/>
+        </w:rPr>
+        <w:t xml:space="preserve">    "updated_at": "2025-05-27T10:06:23.234699Z",</w:t>
+      </w:r>
+    </w:p>
+    <w:p>
+      <w:pPr>
+        <w:rPr>
+          <w:rFonts w:hint="default"/>
+          <w:b w:val="0"/>
+          <w:bCs w:val="0"/>
+        </w:rPr>
+      </w:pPr>
+      <w:r>
+        <w:rPr>
+          <w:rFonts w:hint="default"/>
+          <w:b w:val="0"/>
+          <w:bCs w:val="0"/>
+        </w:rPr>
+        <w:t xml:space="preserve">    "company_name": "Công ty Bóng đá hàng đầu trời Âu",</w:t>
+      </w:r>
+    </w:p>
+    <w:p>
+      <w:pPr>
+        <w:rPr>
+          <w:rFonts w:hint="default"/>
+          <w:b w:val="0"/>
+          <w:bCs w:val="0"/>
+        </w:rPr>
+      </w:pPr>
+      <w:r>
+        <w:rPr>
+          <w:rFonts w:hint="default"/>
+          <w:b w:val="0"/>
+          <w:bCs w:val="0"/>
+        </w:rPr>
+        <w:t xml:space="preserve">    "company_logo": "https://s120-ava-talk.zadn.vn/0/4/e/7/7/120/a02ac5fec1faa536d6b170fa5814c42f",</w:t>
+      </w:r>
+    </w:p>
+    <w:p>
+      <w:pPr>
+        <w:rPr>
+          <w:rFonts w:hint="default"/>
+          <w:b w:val="0"/>
+          <w:bCs w:val="0"/>
+        </w:rPr>
+      </w:pPr>
+      <w:r>
+        <w:rPr>
+          <w:rFonts w:hint="default"/>
+          <w:b w:val="0"/>
+          <w:bCs w:val="0"/>
+        </w:rPr>
+        <w:t xml:space="preserve">    "recruiter_username": "Recruiter1"</w:t>
+      </w:r>
+    </w:p>
+    <w:p>
+      <w:pPr>
+        <w:rPr>
+          <w:b w:val="0"/>
+          <w:bCs w:val="0"/>
+        </w:rPr>
+      </w:pPr>
+      <w:r>
+        <w:rPr>
+          <w:rFonts w:hint="default"/>
+          <w:b w:val="0"/>
+          <w:bCs w:val="0"/>
+        </w:rPr>
+        <w:t>}</w:t>
       </w:r>
     </w:p>
     <w:p>
@@ -10554,6 +11496,10 @@
         </w:tabs>
         <w:ind w:right="0" w:rightChars="0"/>
         <w:outlineLvl w:val="2"/>
+        <w:rPr>
+          <w:rFonts w:hint="default"/>
+          <w:lang w:val="en-US"/>
+        </w:rPr>
       </w:pPr>
       <w:r>
         <w:rPr>
@@ -10563,7 +11509,185 @@
         <w:t xml:space="preserve">2.3.3. </w:t>
       </w:r>
       <w:r>
-        <w:t>API gợi ý công việc dựa trên hồ sơ người dùng</w:t>
+        <w:t xml:space="preserve">API gợi ý công việc dựa trên hồ sơ người </w:t>
+      </w:r>
+      <w:r>
+        <w:rPr>
+          <w:rFonts w:hint="default"/>
+          <w:lang w:val="en-US"/>
+        </w:rPr>
+        <w:t>tìm việc</w:t>
+      </w:r>
+      <w:r>
+        <w:br w:type="textWrapping"/>
+      </w:r>
+      <w:r>
+        <w:rPr>
+          <w:rFonts w:hint="default"/>
+        </w:rPr>
+        <w:t xml:space="preserve">API: </w:t>
+      </w:r>
+      <w:r>
+        <w:t xml:space="preserve">API gợi ý công việc dựa trên hồ sơ người </w:t>
+      </w:r>
+      <w:r>
+        <w:rPr>
+          <w:rFonts w:hint="default"/>
+          <w:lang w:val="en-US"/>
+        </w:rPr>
+        <w:t>tìm việc</w:t>
+      </w:r>
+    </w:p>
+    <w:p>
+      <w:pPr>
+        <w:pStyle w:val="4"/>
+        <w:numPr>
+          <w:ilvl w:val="2"/>
+          <w:numId w:val="0"/>
+        </w:numPr>
+        <w:tabs>
+          <w:tab w:val="clear" w:pos="1440"/>
+        </w:tabs>
+        <w:ind w:right="0" w:rightChars="0"/>
+        <w:outlineLvl w:val="2"/>
+        <w:rPr>
+          <w:rFonts w:hint="default"/>
+        </w:rPr>
+      </w:pPr>
+      <w:r>
+        <w:rPr>
+          <w:rFonts w:hint="default"/>
+        </w:rPr>
+        <w:t xml:space="preserve">URL: </w:t>
+      </w:r>
+      <w:r>
+        <w:rPr>
+          <w:rFonts w:hint="default"/>
+          <w:b w:val="0"/>
+          <w:bCs w:val="0"/>
+        </w:rPr>
+        <w:t>/jobs/recommended/</w:t>
+      </w:r>
+    </w:p>
+    <w:p>
+      <w:pPr>
+        <w:pStyle w:val="4"/>
+        <w:numPr>
+          <w:ilvl w:val="2"/>
+          <w:numId w:val="0"/>
+        </w:numPr>
+        <w:tabs>
+          <w:tab w:val="clear" w:pos="1440"/>
+        </w:tabs>
+        <w:ind w:right="0" w:rightChars="0"/>
+        <w:outlineLvl w:val="2"/>
+        <w:rPr>
+          <w:rFonts w:hint="default"/>
+          <w:lang w:val="en-US"/>
+        </w:rPr>
+      </w:pPr>
+      <w:r>
+        <w:rPr>
+          <w:rFonts w:hint="default"/>
+        </w:rPr>
+        <w:t xml:space="preserve">Phương thức: </w:t>
+      </w:r>
+      <w:r>
+        <w:rPr>
+          <w:rFonts w:hint="default"/>
+          <w:lang w:val="en-US"/>
+        </w:rPr>
+        <w:t>GET</w:t>
+      </w:r>
+    </w:p>
+    <w:p>
+      <w:pPr>
+        <w:pStyle w:val="4"/>
+        <w:numPr>
+          <w:ilvl w:val="2"/>
+          <w:numId w:val="0"/>
+        </w:numPr>
+        <w:tabs>
+          <w:tab w:val="clear" w:pos="1440"/>
+        </w:tabs>
+        <w:ind w:right="0" w:rightChars="0"/>
+        <w:outlineLvl w:val="2"/>
+        <w:rPr>
+          <w:rFonts w:hint="default"/>
+          <w:b w:val="0"/>
+          <w:bCs w:val="0"/>
+          <w:lang w:val="en-US"/>
+        </w:rPr>
+      </w:pPr>
+      <w:r>
+        <w:rPr>
+          <w:rFonts w:hint="default"/>
+        </w:rPr>
+        <w:t xml:space="preserve">Mô tả: </w:t>
+      </w:r>
+      <w:r>
+        <w:rPr>
+          <w:rFonts w:hint="default"/>
+          <w:b w:val="0"/>
+          <w:bCs w:val="0"/>
+        </w:rPr>
+        <w:t xml:space="preserve">Khi người dùng đăng nhập với vai trò là người </w:t>
+      </w:r>
+      <w:r>
+        <w:rPr>
+          <w:rFonts w:hint="default"/>
+          <w:b w:val="0"/>
+          <w:bCs w:val="0"/>
+          <w:lang w:val="en-US"/>
+        </w:rPr>
+        <w:t>tìm việc</w:t>
+      </w:r>
+      <w:r>
+        <w:rPr>
+          <w:rFonts w:hint="default"/>
+          <w:b w:val="0"/>
+          <w:bCs w:val="0"/>
+        </w:rPr>
+        <w:t xml:space="preserve">, </w:t>
+      </w:r>
+      <w:r>
+        <w:rPr>
+          <w:rFonts w:hint="default"/>
+          <w:b w:val="0"/>
+          <w:bCs w:val="0"/>
+          <w:lang w:val="en-US"/>
+        </w:rPr>
+        <w:t>họ có thể sử dụng chức năng lọc theo sự phù hợp với profile của họ, kết quả lọc công việc sẽ là các công việc phù hợp với profile của người tìm việc.</w:t>
+      </w:r>
+    </w:p>
+    <w:p>
+      <w:pPr>
+        <w:rPr>
+          <w:b/>
+          <w:bCs/>
+        </w:rPr>
+      </w:pPr>
+      <w:r>
+        <w:rPr>
+          <w:b/>
+          <w:bCs/>
+        </w:rPr>
+        <w:t>Request:</w:t>
+      </w:r>
+    </w:p>
+    <w:p>
+      <w:pPr>
+        <w:rPr>
+          <w:rFonts w:hint="default"/>
+          <w:lang w:val="en-US"/>
+        </w:rPr>
+      </w:pPr>
+      <w:r>
+        <w:rPr>
+          <w:b/>
+          <w:bCs/>
+        </w:rPr>
+        <w:t>Response:</w:t>
       </w:r>
     </w:p>
     <w:p>
@@ -13337,7 +14461,6 @@
           <w:lang w:val="en-US" w:eastAsia="zh-CN"/>
         </w:rPr>
       </w:pPr>
-      <w:bookmarkStart w:id="105" w:name="_GoBack"/>
       <w:r>
         <w:rPr>
           <w:rFonts w:hint="default" w:ascii="Times New Roman" w:hAnsi="Times New Roman" w:eastAsia="Calibri"/>
@@ -13806,7 +14929,6 @@
         </w:rPr>
         <w:t>}</w:t>
       </w:r>
-      <w:bookmarkEnd w:id="105"/>
     </w:p>
     <w:p>
       <w:pPr>

--- a/Documents/BC_CNLTHD.docx
+++ b/Documents/BC_CNLTHD.docx
@@ -1971,8 +1971,8 @@
           <w:szCs w:val="26"/>
         </w:rPr>
       </w:pPr>
-      <w:bookmarkStart w:id="3" w:name="_Toc127971472"/>
-      <w:bookmarkStart w:id="4" w:name="_Toc25729"/>
+      <w:bookmarkStart w:id="3" w:name="_Toc25729"/>
+      <w:bookmarkStart w:id="4" w:name="_Toc127971472"/>
       <w:r>
         <w:rPr>
           <w:rFonts w:cs="Times New Roman"/>
@@ -2404,10 +2404,10 @@
         </w:rPr>
       </w:pPr>
       <w:bookmarkStart w:id="10" w:name="_Toc29762"/>
-      <w:bookmarkStart w:id="11" w:name="_Toc26858"/>
+      <w:bookmarkStart w:id="11" w:name="_Toc127971474"/>
       <w:bookmarkStart w:id="12" w:name="_Toc12896"/>
-      <w:bookmarkStart w:id="13" w:name="_Toc127971474"/>
-      <w:bookmarkStart w:id="14" w:name="_Toc1321"/>
+      <w:bookmarkStart w:id="13" w:name="_Toc1321"/>
+      <w:bookmarkStart w:id="14" w:name="_Toc26858"/>
       <w:r>
         <w:rPr>
           <w:rFonts w:cs="Times New Roman"/>
@@ -2435,11 +2435,11 @@
           <w:lang w:val="vi-VN"/>
         </w:rPr>
       </w:pPr>
-      <w:bookmarkStart w:id="15" w:name="_Toc32569"/>
-      <w:bookmarkStart w:id="16" w:name="_Toc24718"/>
-      <w:bookmarkStart w:id="17" w:name="_Toc15799"/>
+      <w:bookmarkStart w:id="15" w:name="_Toc24718"/>
+      <w:bookmarkStart w:id="16" w:name="_Toc15799"/>
+      <w:bookmarkStart w:id="17" w:name="_Toc24559"/>
       <w:bookmarkStart w:id="18" w:name="_Toc127971475"/>
-      <w:bookmarkStart w:id="19" w:name="_Toc24559"/>
+      <w:bookmarkStart w:id="19" w:name="_Toc32569"/>
       <w:r>
         <w:rPr>
           <w:rFonts w:cs="Times New Roman"/>
@@ -2492,11 +2492,11 @@
           <w:szCs w:val="26"/>
         </w:rPr>
       </w:pPr>
-      <w:bookmarkStart w:id="20" w:name="_Toc21081"/>
-      <w:bookmarkStart w:id="21" w:name="_Toc9194"/>
-      <w:bookmarkStart w:id="22" w:name="_Toc5262"/>
-      <w:bookmarkStart w:id="23" w:name="_Toc3839"/>
-      <w:bookmarkStart w:id="24" w:name="_Toc127971476"/>
+      <w:bookmarkStart w:id="20" w:name="_Toc3839"/>
+      <w:bookmarkStart w:id="21" w:name="_Toc21081"/>
+      <w:bookmarkStart w:id="22" w:name="_Toc127971476"/>
+      <w:bookmarkStart w:id="23" w:name="_Toc9194"/>
+      <w:bookmarkStart w:id="24" w:name="_Toc5262"/>
       <w:r>
         <w:rPr>
           <w:rFonts w:cs="Times New Roman"/>
@@ -2527,9 +2527,9 @@
         </w:rPr>
       </w:pPr>
       <w:bookmarkStart w:id="25" w:name="_Toc26472"/>
-      <w:bookmarkStart w:id="26" w:name="_Toc4543"/>
+      <w:bookmarkStart w:id="26" w:name="_Toc11807"/>
       <w:bookmarkStart w:id="27" w:name="_Toc8189"/>
-      <w:bookmarkStart w:id="28" w:name="_Toc11807"/>
+      <w:bookmarkStart w:id="28" w:name="_Toc4543"/>
       <w:r>
         <w:rPr>
           <w:rFonts w:cs="Times New Roman"/>
@@ -3944,10 +3944,10 @@
         <w:bidi w:val="0"/>
         <w:ind w:left="1078" w:right="0" w:hanging="851"/>
       </w:pPr>
-      <w:bookmarkStart w:id="30" w:name="_Toc2410"/>
-      <w:bookmarkStart w:id="31" w:name="_Toc12536"/>
-      <w:bookmarkStart w:id="32" w:name="_Toc32152"/>
-      <w:bookmarkStart w:id="33" w:name="_Toc13193"/>
+      <w:bookmarkStart w:id="30" w:name="_Toc32152"/>
+      <w:bookmarkStart w:id="31" w:name="_Toc13193"/>
+      <w:bookmarkStart w:id="32" w:name="_Toc2410"/>
+      <w:bookmarkStart w:id="33" w:name="_Toc12536"/>
       <w:r>
         <w:rPr>
           <w:lang w:val="vi-VN"/>
@@ -4148,10 +4148,10 @@
           <w:lang w:val="en-US" w:eastAsia="en-US" w:bidi="ar-SA"/>
         </w:rPr>
       </w:pPr>
-      <w:bookmarkStart w:id="35" w:name="_Toc26732"/>
-      <w:bookmarkStart w:id="36" w:name="_Toc17063"/>
-      <w:bookmarkStart w:id="37" w:name="_Toc29387"/>
-      <w:bookmarkStart w:id="38" w:name="_Toc1611"/>
+      <w:bookmarkStart w:id="35" w:name="_Toc1611"/>
+      <w:bookmarkStart w:id="36" w:name="_Toc29387"/>
+      <w:bookmarkStart w:id="37" w:name="_Toc26732"/>
+      <w:bookmarkStart w:id="38" w:name="_Toc17063"/>
       <w:r>
         <w:rPr>
           <w:rFonts w:eastAsia="Times New Roman" w:cs="Times New Roman"/>
@@ -6978,13 +6978,13 @@
       <w:r>
         <w:t>Quản lý hồ sơ và CV</w:t>
       </w:r>
-      <w:bookmarkStart w:id="39" w:name="_Toc5442_Copy_1"/>
+      <w:bookmarkStart w:id="39" w:name="_Toc30056_Copy_1"/>
       <w:bookmarkEnd w:id="39"/>
-      <w:bookmarkStart w:id="40" w:name="_Toc30056_Copy_1"/>
+      <w:bookmarkStart w:id="40" w:name="_Toc28376_Copy_1"/>
       <w:bookmarkEnd w:id="40"/>
       <w:bookmarkStart w:id="41" w:name="_Toc16474_Copy_1"/>
       <w:bookmarkEnd w:id="41"/>
-      <w:bookmarkStart w:id="42" w:name="_Toc28376_Copy_1"/>
+      <w:bookmarkStart w:id="42" w:name="_Toc5442_Copy_1"/>
       <w:bookmarkEnd w:id="42"/>
       <w:r>
         <w:rPr>
@@ -10964,8 +10964,6 @@
         </w:rPr>
         <w:t>]</w:t>
       </w:r>
-      <w:bookmarkStart w:id="105" w:name="_GoBack"/>
-      <w:bookmarkEnd w:id="105"/>
     </w:p>
     <w:p>
       <w:pPr>
@@ -11059,7 +11057,24 @@
           <w:b w:val="0"/>
           <w:bCs w:val="0"/>
         </w:rPr>
-        <w:t>/jobs/&lt;id&gt;/</w:t>
+        <w:t>/jobs/&lt;</w:t>
+      </w:r>
+      <w:r>
+        <w:rPr>
+          <w:rFonts w:hint="default"/>
+          <w:b w:val="0"/>
+          <w:bCs w:val="0"/>
+          <w:lang w:val="en-US"/>
+        </w:rPr>
+        <w:t>slug</w:t>
+      </w:r>
+      <w:r>
+        <w:rPr>
+          <w:rFonts w:hint="default"/>
+          <w:b w:val="0"/>
+          <w:bCs w:val="0"/>
+        </w:rPr>
+        <w:t>&gt;/</w:t>
       </w:r>
     </w:p>
     <w:p>
@@ -11120,16 +11135,7 @@
           <w:bCs w:val="0"/>
           <w:lang w:val="en-US"/>
         </w:rPr>
-        <w:t>Tất cả mọi người đều có quyền</w:t>
-      </w:r>
-      <w:r>
-        <w:rPr>
-          <w:rFonts w:hint="default"/>
-          <w:b w:val="0"/>
-          <w:bCs w:val="0"/>
-          <w:lang w:val="en-US"/>
-        </w:rPr>
-        <w:t xml:space="preserve"> truy cập vào một công việc và xem được chi tiết công việc đó.</w:t>
+        <w:t>Tất cả mọi người đều có quyền truy cập vào một công việc và xem được chi tiết công việc đó.</w:t>
       </w:r>
     </w:p>
     <w:p>
@@ -11193,7 +11199,25 @@
           <w:b w:val="0"/>
           <w:bCs w:val="0"/>
         </w:rPr>
-        <w:t xml:space="preserve">    "id": "24da05ff-6666-4056-a8ba-5872af6822b8",</w:t>
+        <w:t xml:space="preserve">    "id": "</w:t>
+      </w:r>
+      <w:bookmarkStart w:id="105" w:name="_GoBack"/>
+      <w:r>
+        <w:rPr>
+          <w:rFonts w:hint="default"/>
+          <w:b w:val="0"/>
+          <w:bCs w:val="0"/>
+        </w:rPr>
+        <w:t>24da05ff-6666-4056-a8ba-58</w:t>
+      </w:r>
+      <w:bookmarkEnd w:id="105"/>
+      <w:r>
+        <w:rPr>
+          <w:rFonts w:hint="default"/>
+          <w:b w:val="0"/>
+          <w:bCs w:val="0"/>
+        </w:rPr>
+        <w:t>72af6822b8",</w:t>
       </w:r>
     </w:p>
     <w:p>
@@ -14943,9 +14967,9 @@
         </w:rPr>
       </w:pPr>
       <w:bookmarkStart w:id="43" w:name="_Toc28376_Copy_4"/>
-      <w:bookmarkStart w:id="44" w:name="_Toc5442_Copy_4"/>
-      <w:bookmarkStart w:id="45" w:name="_Toc30056_Copy_4"/>
-      <w:bookmarkStart w:id="46" w:name="_Toc16474_Copy_4"/>
+      <w:bookmarkStart w:id="44" w:name="_Toc16474_Copy_4"/>
+      <w:bookmarkStart w:id="45" w:name="_Toc5442_Copy_4"/>
+      <w:bookmarkStart w:id="46" w:name="_Toc30056_Copy_4"/>
       <w:r>
         <w:rPr>
           <w:rFonts w:cs="Times New Roman"/>
@@ -15295,9 +15319,9 @@
         </w:rPr>
       </w:pPr>
       <w:bookmarkStart w:id="47" w:name="_Toc5442_Copy_7"/>
-      <w:bookmarkStart w:id="48" w:name="_Toc28376_Copy_7"/>
-      <w:bookmarkStart w:id="49" w:name="_Toc30056_Copy_7"/>
-      <w:bookmarkStart w:id="50" w:name="_Toc16474_Copy_7"/>
+      <w:bookmarkStart w:id="48" w:name="_Toc16474_Copy_7"/>
+      <w:bookmarkStart w:id="49" w:name="_Toc28376_Copy_7"/>
+      <w:bookmarkStart w:id="50" w:name="_Toc30056_Copy_7"/>
       <w:r>
         <w:rPr>
           <w:rFonts w:cs="Times New Roman"/>
@@ -15374,10 +15398,10 @@
         </w:rPr>
         <w:t xml:space="preserve"> </w:t>
       </w:r>
-      <w:bookmarkStart w:id="51" w:name="_Toc1520"/>
-      <w:bookmarkStart w:id="52" w:name="_Toc25133"/>
-      <w:bookmarkStart w:id="53" w:name="_Toc4304"/>
-      <w:bookmarkStart w:id="54" w:name="_Toc1149"/>
+      <w:bookmarkStart w:id="51" w:name="_Toc25133"/>
+      <w:bookmarkStart w:id="52" w:name="_Toc4304"/>
+      <w:bookmarkStart w:id="53" w:name="_Toc1149"/>
+      <w:bookmarkStart w:id="54" w:name="_Toc1520"/>
       <w:r>
         <w:rPr>
           <w:rFonts w:cs="Times New Roman"/>
@@ -15404,11 +15428,11 @@
           <w:szCs w:val="26"/>
         </w:rPr>
       </w:pPr>
-      <w:bookmarkStart w:id="55" w:name="_Toc30432"/>
-      <w:bookmarkStart w:id="56" w:name="_Toc13115"/>
-      <w:bookmarkStart w:id="57" w:name="_Toc6532"/>
+      <w:bookmarkStart w:id="55" w:name="_Toc6532"/>
+      <w:bookmarkStart w:id="56" w:name="_Toc11900"/>
+      <w:bookmarkStart w:id="57" w:name="_Toc30432"/>
       <w:bookmarkStart w:id="58" w:name="_Toc11843"/>
-      <w:bookmarkStart w:id="59" w:name="_Toc11900"/>
+      <w:bookmarkStart w:id="59" w:name="_Toc13115"/>
       <w:r>
         <w:rPr>
           <w:rFonts w:cs="Times New Roman"/>
@@ -15436,11 +15460,11 @@
       </w:pPr>
       <w:bookmarkStart w:id="60" w:name="_5698ty2r0u41"/>
       <w:bookmarkEnd w:id="60"/>
-      <w:bookmarkStart w:id="61" w:name="_Toc4607"/>
-      <w:bookmarkStart w:id="62" w:name="_Toc14159"/>
+      <w:bookmarkStart w:id="61" w:name="_Toc26826"/>
+      <w:bookmarkStart w:id="62" w:name="_Toc20172"/>
       <w:bookmarkStart w:id="63" w:name="_Toc24516"/>
-      <w:bookmarkStart w:id="64" w:name="_Toc26826"/>
-      <w:bookmarkStart w:id="65" w:name="_Toc20172"/>
+      <w:bookmarkStart w:id="64" w:name="_Toc4607"/>
+      <w:bookmarkStart w:id="65" w:name="_Toc14159"/>
       <w:r>
         <w:rPr>
           <w:rFonts w:cs="Times New Roman"/>
@@ -15470,9 +15494,9 @@
       <w:bookmarkEnd w:id="66"/>
       <w:bookmarkStart w:id="67" w:name="_Toc27147"/>
       <w:bookmarkStart w:id="68" w:name="_Toc21530"/>
-      <w:bookmarkStart w:id="69" w:name="_Toc4164"/>
-      <w:bookmarkStart w:id="70" w:name="_Toc25619"/>
-      <w:bookmarkStart w:id="71" w:name="_Toc31986"/>
+      <w:bookmarkStart w:id="69" w:name="_Toc31986"/>
+      <w:bookmarkStart w:id="70" w:name="_Toc4164"/>
+      <w:bookmarkStart w:id="71" w:name="_Toc25619"/>
       <w:r>
         <w:rPr>
           <w:rFonts w:cs="Times New Roman"/>
@@ -15500,11 +15524,11 @@
       </w:pPr>
       <w:bookmarkStart w:id="72" w:name="_q5fqr05xr78h"/>
       <w:bookmarkEnd w:id="72"/>
-      <w:bookmarkStart w:id="73" w:name="_Toc15972"/>
-      <w:bookmarkStart w:id="74" w:name="_Toc13524"/>
+      <w:bookmarkStart w:id="73" w:name="_Toc13526"/>
+      <w:bookmarkStart w:id="74" w:name="_Toc9623"/>
       <w:bookmarkStart w:id="75" w:name="_Toc27514"/>
-      <w:bookmarkStart w:id="76" w:name="_Toc13526"/>
-      <w:bookmarkStart w:id="77" w:name="_Toc9623"/>
+      <w:bookmarkStart w:id="76" w:name="_Toc13524"/>
+      <w:bookmarkStart w:id="77" w:name="_Toc15972"/>
       <w:r>
         <w:rPr>
           <w:rFonts w:cs="Times New Roman"/>
@@ -15542,11 +15566,11 @@
           <w:szCs w:val="26"/>
         </w:rPr>
       </w:pPr>
-      <w:bookmarkStart w:id="78" w:name="_Toc20360"/>
-      <w:bookmarkStart w:id="79" w:name="_Toc14191"/>
-      <w:bookmarkStart w:id="80" w:name="_Toc5822"/>
-      <w:bookmarkStart w:id="81" w:name="_Toc127971485"/>
-      <w:bookmarkStart w:id="82" w:name="_Toc19751"/>
+      <w:bookmarkStart w:id="78" w:name="_Toc127971485"/>
+      <w:bookmarkStart w:id="79" w:name="_Toc19751"/>
+      <w:bookmarkStart w:id="80" w:name="_Toc20360"/>
+      <w:bookmarkStart w:id="81" w:name="_Toc14191"/>
+      <w:bookmarkStart w:id="82" w:name="_Toc5822"/>
       <w:r>
         <w:rPr>
           <w:rFonts w:cs="Times New Roman"/>
@@ -15584,9 +15608,9 @@
       </w:pPr>
       <w:bookmarkStart w:id="83" w:name="_Toc13195"/>
       <w:bookmarkStart w:id="84" w:name="_Toc127971486"/>
-      <w:bookmarkStart w:id="85" w:name="_Toc3436"/>
-      <w:bookmarkStart w:id="86" w:name="_Toc11363"/>
-      <w:bookmarkStart w:id="87" w:name="_Toc10333"/>
+      <w:bookmarkStart w:id="85" w:name="_Toc11363"/>
+      <w:bookmarkStart w:id="86" w:name="_Toc10333"/>
+      <w:bookmarkStart w:id="87" w:name="_Toc3436"/>
       <w:r>
         <w:rPr>
           <w:rFonts w:cs="Times New Roman"/>
@@ -15621,10 +15645,10 @@
           <w:szCs w:val="26"/>
         </w:rPr>
       </w:pPr>
-      <w:bookmarkStart w:id="88" w:name="_Toc30177"/>
-      <w:bookmarkStart w:id="89" w:name="_Toc127971487"/>
-      <w:bookmarkStart w:id="90" w:name="_Toc31865"/>
-      <w:bookmarkStart w:id="91" w:name="_Toc17000"/>
+      <w:bookmarkStart w:id="88" w:name="_Toc31865"/>
+      <w:bookmarkStart w:id="89" w:name="_Toc30177"/>
+      <w:bookmarkStart w:id="90" w:name="_Toc17000"/>
+      <w:bookmarkStart w:id="91" w:name="_Toc127971487"/>
       <w:bookmarkStart w:id="92" w:name="_Toc27488"/>
       <w:r>
         <w:rPr>
@@ -15656,10 +15680,10 @@
         </w:rPr>
       </w:pPr>
       <w:bookmarkStart w:id="93" w:name="_Toc22422"/>
-      <w:bookmarkStart w:id="94" w:name="_Toc13287"/>
+      <w:bookmarkStart w:id="94" w:name="_Toc13364"/>
       <w:bookmarkStart w:id="95" w:name="_Toc26820"/>
       <w:bookmarkStart w:id="96" w:name="_Toc127971488"/>
-      <w:bookmarkStart w:id="97" w:name="_Toc13364"/>
+      <w:bookmarkStart w:id="97" w:name="_Toc13287"/>
       <w:r>
         <w:rPr>
           <w:rFonts w:cs="Times New Roman"/>
@@ -15869,11 +15893,11 @@
           <w:szCs w:val="26"/>
         </w:rPr>
       </w:pPr>
-      <w:bookmarkStart w:id="99" w:name="_Toc20288"/>
-      <w:bookmarkStart w:id="100" w:name="_Toc31248"/>
-      <w:bookmarkStart w:id="101" w:name="_Toc13483"/>
-      <w:bookmarkStart w:id="102" w:name="_Toc16701"/>
-      <w:bookmarkStart w:id="103" w:name="_Toc127971489"/>
+      <w:bookmarkStart w:id="99" w:name="_Toc127971489"/>
+      <w:bookmarkStart w:id="100" w:name="_Toc13483"/>
+      <w:bookmarkStart w:id="101" w:name="_Toc31248"/>
+      <w:bookmarkStart w:id="102" w:name="_Toc20288"/>
+      <w:bookmarkStart w:id="103" w:name="_Toc16701"/>
       <w:r>
         <w:rPr>
           <w:rFonts w:cs="Times New Roman"/>

--- a/Documents/BC_CNLTHD.docx
+++ b/Documents/BC_CNLTHD.docx
@@ -697,34 +697,28 @@
             </w:r>
             <w:r>
               <w:rPr>
+                <w:webHidden/>
+              </w:rPr>
+              <w:fldChar w:fldCharType="begin"/>
+            </w:r>
+            <w:r>
+              <w:rPr>
+                <w:webHidden/>
+              </w:rPr>
+              <w:instrText xml:space="preserve">PAGEREF _Toc29762 \h</w:instrText>
+            </w:r>
+            <w:r>
+              <w:rPr>
+                <w:webHidden/>
+              </w:rPr>
+              <w:fldChar w:fldCharType="separate"/>
+            </w:r>
+            <w:r>
+              <w:rPr>
                 <w:rStyle w:val="IndexLink"/>
                 <w:vanish w:val="false"/>
               </w:rPr>
               <w:tab/>
-            </w:r>
-            <w:r>
-              <w:rPr>
-                <w:webHidden/>
-              </w:rPr>
-              <w:fldChar w:fldCharType="begin"/>
-            </w:r>
-            <w:r>
-              <w:rPr>
-                <w:webHidden/>
-              </w:rPr>
-              <w:instrText xml:space="preserve">PAGEREF _Toc29762 \h</w:instrText>
-            </w:r>
-            <w:r>
-              <w:rPr>
-                <w:webHidden/>
-              </w:rPr>
-              <w:fldChar w:fldCharType="separate"/>
-            </w:r>
-            <w:r>
-              <w:rPr>
-                <w:rStyle w:val="IndexLink"/>
-                <w:vanish/>
-              </w:rPr>
               <w:t>6</w:t>
             </w:r>
             <w:r>
@@ -773,34 +767,28 @@
             </w:r>
             <w:r>
               <w:rPr>
+                <w:webHidden/>
+              </w:rPr>
+              <w:fldChar w:fldCharType="begin"/>
+            </w:r>
+            <w:r>
+              <w:rPr>
+                <w:webHidden/>
+              </w:rPr>
+              <w:instrText xml:space="preserve">PAGEREF _Toc24559 \h</w:instrText>
+            </w:r>
+            <w:r>
+              <w:rPr>
+                <w:webHidden/>
+              </w:rPr>
+              <w:fldChar w:fldCharType="separate"/>
+            </w:r>
+            <w:r>
+              <w:rPr>
                 <w:rStyle w:val="IndexLink"/>
                 <w:vanish w:val="false"/>
               </w:rPr>
               <w:tab/>
-            </w:r>
-            <w:r>
-              <w:rPr>
-                <w:webHidden/>
-              </w:rPr>
-              <w:fldChar w:fldCharType="begin"/>
-            </w:r>
-            <w:r>
-              <w:rPr>
-                <w:webHidden/>
-              </w:rPr>
-              <w:instrText xml:space="preserve">PAGEREF _Toc24559 \h</w:instrText>
-            </w:r>
-            <w:r>
-              <w:rPr>
-                <w:webHidden/>
-              </w:rPr>
-              <w:fldChar w:fldCharType="separate"/>
-            </w:r>
-            <w:r>
-              <w:rPr>
-                <w:rStyle w:val="IndexLink"/>
-                <w:vanish/>
-              </w:rPr>
               <w:t>6</w:t>
             </w:r>
             <w:r>
@@ -831,34 +819,28 @@
             </w:r>
             <w:r>
               <w:rPr>
+                <w:webHidden/>
+              </w:rPr>
+              <w:fldChar w:fldCharType="begin"/>
+            </w:r>
+            <w:r>
+              <w:rPr>
+                <w:webHidden/>
+              </w:rPr>
+              <w:instrText xml:space="preserve">PAGEREF _Toc21081 \h</w:instrText>
+            </w:r>
+            <w:r>
+              <w:rPr>
+                <w:webHidden/>
+              </w:rPr>
+              <w:fldChar w:fldCharType="separate"/>
+            </w:r>
+            <w:r>
+              <w:rPr>
                 <w:rStyle w:val="IndexLink"/>
                 <w:vanish w:val="false"/>
               </w:rPr>
               <w:tab/>
-            </w:r>
-            <w:r>
-              <w:rPr>
-                <w:webHidden/>
-              </w:rPr>
-              <w:fldChar w:fldCharType="begin"/>
-            </w:r>
-            <w:r>
-              <w:rPr>
-                <w:webHidden/>
-              </w:rPr>
-              <w:instrText xml:space="preserve">PAGEREF _Toc21081 \h</w:instrText>
-            </w:r>
-            <w:r>
-              <w:rPr>
-                <w:webHidden/>
-              </w:rPr>
-              <w:fldChar w:fldCharType="separate"/>
-            </w:r>
-            <w:r>
-              <w:rPr>
-                <w:rStyle w:val="IndexLink"/>
-                <w:vanish/>
-              </w:rPr>
               <w:t>6</w:t>
             </w:r>
             <w:r>
@@ -898,34 +880,28 @@
             </w:r>
             <w:r>
               <w:rPr>
+                <w:webHidden/>
+              </w:rPr>
+              <w:fldChar w:fldCharType="begin"/>
+            </w:r>
+            <w:r>
+              <w:rPr>
+                <w:webHidden/>
+              </w:rPr>
+              <w:instrText xml:space="preserve">PAGEREF _Toc8189 \h</w:instrText>
+            </w:r>
+            <w:r>
+              <w:rPr>
+                <w:webHidden/>
+              </w:rPr>
+              <w:fldChar w:fldCharType="separate"/>
+            </w:r>
+            <w:r>
+              <w:rPr>
                 <w:rStyle w:val="IndexLink"/>
                 <w:vanish w:val="false"/>
               </w:rPr>
               <w:tab/>
-            </w:r>
-            <w:r>
-              <w:rPr>
-                <w:webHidden/>
-              </w:rPr>
-              <w:fldChar w:fldCharType="begin"/>
-            </w:r>
-            <w:r>
-              <w:rPr>
-                <w:webHidden/>
-              </w:rPr>
-              <w:instrText xml:space="preserve">PAGEREF _Toc8189 \h</w:instrText>
-            </w:r>
-            <w:r>
-              <w:rPr>
-                <w:webHidden/>
-              </w:rPr>
-              <w:fldChar w:fldCharType="separate"/>
-            </w:r>
-            <w:r>
-              <w:rPr>
-                <w:rStyle w:val="IndexLink"/>
-                <w:vanish/>
-              </w:rPr>
               <w:t>6</w:t>
             </w:r>
             <w:r>
@@ -956,34 +932,28 @@
             </w:r>
             <w:r>
               <w:rPr>
+                <w:webHidden/>
+              </w:rPr>
+              <w:fldChar w:fldCharType="begin"/>
+            </w:r>
+            <w:r>
+              <w:rPr>
+                <w:webHidden/>
+              </w:rPr>
+              <w:instrText xml:space="preserve">PAGEREF _Toc14556 \h</w:instrText>
+            </w:r>
+            <w:r>
+              <w:rPr>
+                <w:webHidden/>
+              </w:rPr>
+              <w:fldChar w:fldCharType="separate"/>
+            </w:r>
+            <w:r>
+              <w:rPr>
                 <w:rStyle w:val="IndexLink"/>
                 <w:vanish w:val="false"/>
               </w:rPr>
               <w:tab/>
-            </w:r>
-            <w:r>
-              <w:rPr>
-                <w:webHidden/>
-              </w:rPr>
-              <w:fldChar w:fldCharType="begin"/>
-            </w:r>
-            <w:r>
-              <w:rPr>
-                <w:webHidden/>
-              </w:rPr>
-              <w:instrText xml:space="preserve">PAGEREF _Toc14556 \h</w:instrText>
-            </w:r>
-            <w:r>
-              <w:rPr>
-                <w:webHidden/>
-              </w:rPr>
-              <w:fldChar w:fldCharType="separate"/>
-            </w:r>
-            <w:r>
-              <w:rPr>
-                <w:rStyle w:val="IndexLink"/>
-                <w:vanish/>
-              </w:rPr>
               <w:t>6</w:t>
             </w:r>
             <w:r>
@@ -1015,34 +985,28 @@
             </w:r>
             <w:r>
               <w:rPr>
+                <w:webHidden/>
+              </w:rPr>
+              <w:fldChar w:fldCharType="begin"/>
+            </w:r>
+            <w:r>
+              <w:rPr>
+                <w:webHidden/>
+              </w:rPr>
+              <w:instrText xml:space="preserve">PAGEREF _Toc22411 \h</w:instrText>
+            </w:r>
+            <w:r>
+              <w:rPr>
+                <w:webHidden/>
+              </w:rPr>
+              <w:fldChar w:fldCharType="separate"/>
+            </w:r>
+            <w:r>
+              <w:rPr>
                 <w:rStyle w:val="IndexLink"/>
                 <w:vanish w:val="false"/>
               </w:rPr>
               <w:tab/>
-            </w:r>
-            <w:r>
-              <w:rPr>
-                <w:webHidden/>
-              </w:rPr>
-              <w:fldChar w:fldCharType="begin"/>
-            </w:r>
-            <w:r>
-              <w:rPr>
-                <w:webHidden/>
-              </w:rPr>
-              <w:instrText xml:space="preserve">PAGEREF _Toc22411 \h</w:instrText>
-            </w:r>
-            <w:r>
-              <w:rPr>
-                <w:webHidden/>
-              </w:rPr>
-              <w:fldChar w:fldCharType="separate"/>
-            </w:r>
-            <w:r>
-              <w:rPr>
-                <w:rStyle w:val="IndexLink"/>
-                <w:vanish/>
-              </w:rPr>
               <w:t>7</w:t>
             </w:r>
             <w:r>
@@ -1078,34 +1042,28 @@
             </w:r>
             <w:r>
               <w:rPr>
+                <w:webHidden/>
+              </w:rPr>
+              <w:fldChar w:fldCharType="begin"/>
+            </w:r>
+            <w:r>
+              <w:rPr>
+                <w:webHidden/>
+              </w:rPr>
+              <w:instrText xml:space="preserve">PAGEREF _Toc13193 \h</w:instrText>
+            </w:r>
+            <w:r>
+              <w:rPr>
+                <w:webHidden/>
+              </w:rPr>
+              <w:fldChar w:fldCharType="separate"/>
+            </w:r>
+            <w:r>
+              <w:rPr>
                 <w:rStyle w:val="IndexLink"/>
                 <w:vanish w:val="false"/>
               </w:rPr>
               <w:tab/>
-            </w:r>
-            <w:r>
-              <w:rPr>
-                <w:webHidden/>
-              </w:rPr>
-              <w:fldChar w:fldCharType="begin"/>
-            </w:r>
-            <w:r>
-              <w:rPr>
-                <w:webHidden/>
-              </w:rPr>
-              <w:instrText xml:space="preserve">PAGEREF _Toc13193 \h</w:instrText>
-            </w:r>
-            <w:r>
-              <w:rPr>
-                <w:webHidden/>
-              </w:rPr>
-              <w:fldChar w:fldCharType="separate"/>
-            </w:r>
-            <w:r>
-              <w:rPr>
-                <w:rStyle w:val="IndexLink"/>
-                <w:vanish/>
-              </w:rPr>
               <w:t>7</w:t>
             </w:r>
             <w:r>
@@ -1135,34 +1093,28 @@
             </w:r>
             <w:r>
               <w:rPr>
+                <w:webHidden/>
+              </w:rPr>
+              <w:fldChar w:fldCharType="begin"/>
+            </w:r>
+            <w:r>
+              <w:rPr>
+                <w:webHidden/>
+              </w:rPr>
+              <w:instrText xml:space="preserve">PAGEREF _Toc23453 \h</w:instrText>
+            </w:r>
+            <w:r>
+              <w:rPr>
+                <w:webHidden/>
+              </w:rPr>
+              <w:fldChar w:fldCharType="separate"/>
+            </w:r>
+            <w:r>
+              <w:rPr>
                 <w:rStyle w:val="IndexLink"/>
                 <w:vanish w:val="false"/>
               </w:rPr>
               <w:tab/>
-            </w:r>
-            <w:r>
-              <w:rPr>
-                <w:webHidden/>
-              </w:rPr>
-              <w:fldChar w:fldCharType="begin"/>
-            </w:r>
-            <w:r>
-              <w:rPr>
-                <w:webHidden/>
-              </w:rPr>
-              <w:instrText xml:space="preserve">PAGEREF _Toc23453 \h</w:instrText>
-            </w:r>
-            <w:r>
-              <w:rPr>
-                <w:webHidden/>
-              </w:rPr>
-              <w:fldChar w:fldCharType="separate"/>
-            </w:r>
-            <w:r>
-              <w:rPr>
-                <w:rStyle w:val="IndexLink"/>
-                <w:vanish/>
-              </w:rPr>
               <w:t>7</w:t>
             </w:r>
             <w:r>
@@ -1219,34 +1171,28 @@
             </w:r>
             <w:r>
               <w:rPr>
+                <w:webHidden/>
+              </w:rPr>
+              <w:fldChar w:fldCharType="begin"/>
+            </w:r>
+            <w:r>
+              <w:rPr>
+                <w:webHidden/>
+              </w:rPr>
+              <w:instrText xml:space="preserve">PAGEREF _Toc17063 \h</w:instrText>
+            </w:r>
+            <w:r>
+              <w:rPr>
+                <w:webHidden/>
+              </w:rPr>
+              <w:fldChar w:fldCharType="separate"/>
+            </w:r>
+            <w:r>
+              <w:rPr>
                 <w:rStyle w:val="IndexLink"/>
                 <w:vanish w:val="false"/>
               </w:rPr>
               <w:tab/>
-            </w:r>
-            <w:r>
-              <w:rPr>
-                <w:webHidden/>
-              </w:rPr>
-              <w:fldChar w:fldCharType="begin"/>
-            </w:r>
-            <w:r>
-              <w:rPr>
-                <w:webHidden/>
-              </w:rPr>
-              <w:instrText xml:space="preserve">PAGEREF _Toc17063 \h</w:instrText>
-            </w:r>
-            <w:r>
-              <w:rPr>
-                <w:webHidden/>
-              </w:rPr>
-              <w:fldChar w:fldCharType="separate"/>
-            </w:r>
-            <w:r>
-              <w:rPr>
-                <w:rStyle w:val="IndexLink"/>
-                <w:vanish/>
-              </w:rPr>
               <w:t>7</w:t>
             </w:r>
             <w:r>
@@ -1278,34 +1224,28 @@
             </w:r>
             <w:r>
               <w:rPr>
+                <w:webHidden/>
+              </w:rPr>
+              <w:fldChar w:fldCharType="begin"/>
+            </w:r>
+            <w:r>
+              <w:rPr>
+                <w:webHidden/>
+              </w:rPr>
+              <w:instrText xml:space="preserve">PAGEREF _Toc30056 \h</w:instrText>
+            </w:r>
+            <w:r>
+              <w:rPr>
+                <w:webHidden/>
+              </w:rPr>
+              <w:fldChar w:fldCharType="separate"/>
+            </w:r>
+            <w:r>
+              <w:rPr>
                 <w:rStyle w:val="IndexLink"/>
                 <w:vanish w:val="false"/>
               </w:rPr>
               <w:tab/>
-            </w:r>
-            <w:r>
-              <w:rPr>
-                <w:webHidden/>
-              </w:rPr>
-              <w:fldChar w:fldCharType="begin"/>
-            </w:r>
-            <w:r>
-              <w:rPr>
-                <w:webHidden/>
-              </w:rPr>
-              <w:instrText xml:space="preserve">PAGEREF _Toc30056 \h</w:instrText>
-            </w:r>
-            <w:r>
-              <w:rPr>
-                <w:webHidden/>
-              </w:rPr>
-              <w:fldChar w:fldCharType="separate"/>
-            </w:r>
-            <w:r>
-              <w:rPr>
-                <w:rStyle w:val="IndexLink"/>
-                <w:vanish/>
-              </w:rPr>
               <w:t>7</w:t>
             </w:r>
             <w:r>
@@ -1337,34 +1277,28 @@
             </w:r>
             <w:r>
               <w:rPr>
+                <w:webHidden/>
+              </w:rPr>
+              <w:fldChar w:fldCharType="begin"/>
+            </w:r>
+            <w:r>
+              <w:rPr>
+                <w:webHidden/>
+              </w:rPr>
+              <w:instrText xml:space="preserve">PAGEREF _Toc21625 \h</w:instrText>
+            </w:r>
+            <w:r>
+              <w:rPr>
+                <w:webHidden/>
+              </w:rPr>
+              <w:fldChar w:fldCharType="separate"/>
+            </w:r>
+            <w:r>
+              <w:rPr>
                 <w:rStyle w:val="IndexLink"/>
                 <w:vanish w:val="false"/>
               </w:rPr>
               <w:tab/>
-            </w:r>
-            <w:r>
-              <w:rPr>
-                <w:webHidden/>
-              </w:rPr>
-              <w:fldChar w:fldCharType="begin"/>
-            </w:r>
-            <w:r>
-              <w:rPr>
-                <w:webHidden/>
-              </w:rPr>
-              <w:instrText xml:space="preserve">PAGEREF _Toc21625 \h</w:instrText>
-            </w:r>
-            <w:r>
-              <w:rPr>
-                <w:webHidden/>
-              </w:rPr>
-              <w:fldChar w:fldCharType="separate"/>
-            </w:r>
-            <w:r>
-              <w:rPr>
-                <w:rStyle w:val="IndexLink"/>
-                <w:vanish/>
-              </w:rPr>
               <w:t>7</w:t>
             </w:r>
             <w:r>
@@ -1423,34 +1357,28 @@
             </w:r>
             <w:r>
               <w:rPr>
+                <w:webHidden/>
+              </w:rPr>
+              <w:fldChar w:fldCharType="begin"/>
+            </w:r>
+            <w:r>
+              <w:rPr>
+                <w:webHidden/>
+              </w:rPr>
+              <w:instrText xml:space="preserve">PAGEREF _Toc1149 \h</w:instrText>
+            </w:r>
+            <w:r>
+              <w:rPr>
+                <w:webHidden/>
+              </w:rPr>
+              <w:fldChar w:fldCharType="separate"/>
+            </w:r>
+            <w:r>
+              <w:rPr>
                 <w:rStyle w:val="IndexLink"/>
                 <w:vanish w:val="false"/>
               </w:rPr>
               <w:tab/>
-            </w:r>
-            <w:r>
-              <w:rPr>
-                <w:webHidden/>
-              </w:rPr>
-              <w:fldChar w:fldCharType="begin"/>
-            </w:r>
-            <w:r>
-              <w:rPr>
-                <w:webHidden/>
-              </w:rPr>
-              <w:instrText xml:space="preserve">PAGEREF _Toc1149 \h</w:instrText>
-            </w:r>
-            <w:r>
-              <w:rPr>
-                <w:webHidden/>
-              </w:rPr>
-              <w:fldChar w:fldCharType="separate"/>
-            </w:r>
-            <w:r>
-              <w:rPr>
-                <w:rStyle w:val="IndexLink"/>
-                <w:vanish/>
-              </w:rPr>
               <w:t>8</w:t>
             </w:r>
             <w:r>
@@ -1481,34 +1409,28 @@
             </w:r>
             <w:r>
               <w:rPr>
+                <w:webHidden/>
+              </w:rPr>
+              <w:fldChar w:fldCharType="begin"/>
+            </w:r>
+            <w:r>
+              <w:rPr>
+                <w:webHidden/>
+              </w:rPr>
+              <w:instrText xml:space="preserve">PAGEREF _Toc13115 \h</w:instrText>
+            </w:r>
+            <w:r>
+              <w:rPr>
+                <w:webHidden/>
+              </w:rPr>
+              <w:fldChar w:fldCharType="separate"/>
+            </w:r>
+            <w:r>
+              <w:rPr>
                 <w:rStyle w:val="IndexLink"/>
                 <w:vanish w:val="false"/>
               </w:rPr>
               <w:tab/>
-            </w:r>
-            <w:r>
-              <w:rPr>
-                <w:webHidden/>
-              </w:rPr>
-              <w:fldChar w:fldCharType="begin"/>
-            </w:r>
-            <w:r>
-              <w:rPr>
-                <w:webHidden/>
-              </w:rPr>
-              <w:instrText xml:space="preserve">PAGEREF _Toc13115 \h</w:instrText>
-            </w:r>
-            <w:r>
-              <w:rPr>
-                <w:webHidden/>
-              </w:rPr>
-              <w:fldChar w:fldCharType="separate"/>
-            </w:r>
-            <w:r>
-              <w:rPr>
-                <w:rStyle w:val="IndexLink"/>
-                <w:vanish/>
-              </w:rPr>
               <w:t>8</w:t>
             </w:r>
             <w:r>
@@ -1539,34 +1461,28 @@
             </w:r>
             <w:r>
               <w:rPr>
+                <w:webHidden/>
+              </w:rPr>
+              <w:fldChar w:fldCharType="begin"/>
+            </w:r>
+            <w:r>
+              <w:rPr>
+                <w:webHidden/>
+              </w:rPr>
+              <w:instrText xml:space="preserve">PAGEREF _Toc14159 \h</w:instrText>
+            </w:r>
+            <w:r>
+              <w:rPr>
+                <w:webHidden/>
+              </w:rPr>
+              <w:fldChar w:fldCharType="separate"/>
+            </w:r>
+            <w:r>
+              <w:rPr>
                 <w:rStyle w:val="IndexLink"/>
                 <w:vanish w:val="false"/>
               </w:rPr>
               <w:tab/>
-            </w:r>
-            <w:r>
-              <w:rPr>
-                <w:webHidden/>
-              </w:rPr>
-              <w:fldChar w:fldCharType="begin"/>
-            </w:r>
-            <w:r>
-              <w:rPr>
-                <w:webHidden/>
-              </w:rPr>
-              <w:instrText xml:space="preserve">PAGEREF _Toc14159 \h</w:instrText>
-            </w:r>
-            <w:r>
-              <w:rPr>
-                <w:webHidden/>
-              </w:rPr>
-              <w:fldChar w:fldCharType="separate"/>
-            </w:r>
-            <w:r>
-              <w:rPr>
-                <w:rStyle w:val="IndexLink"/>
-                <w:vanish/>
-              </w:rPr>
               <w:t>8</w:t>
             </w:r>
             <w:r>
@@ -1597,34 +1513,28 @@
             </w:r>
             <w:r>
               <w:rPr>
+                <w:webHidden/>
+              </w:rPr>
+              <w:fldChar w:fldCharType="begin"/>
+            </w:r>
+            <w:r>
+              <w:rPr>
+                <w:webHidden/>
+              </w:rPr>
+              <w:instrText xml:space="preserve">PAGEREF _Toc21530 \h</w:instrText>
+            </w:r>
+            <w:r>
+              <w:rPr>
+                <w:webHidden/>
+              </w:rPr>
+              <w:fldChar w:fldCharType="separate"/>
+            </w:r>
+            <w:r>
+              <w:rPr>
                 <w:rStyle w:val="IndexLink"/>
                 <w:vanish w:val="false"/>
               </w:rPr>
               <w:tab/>
-            </w:r>
-            <w:r>
-              <w:rPr>
-                <w:webHidden/>
-              </w:rPr>
-              <w:fldChar w:fldCharType="begin"/>
-            </w:r>
-            <w:r>
-              <w:rPr>
-                <w:webHidden/>
-              </w:rPr>
-              <w:instrText xml:space="preserve">PAGEREF _Toc21530 \h</w:instrText>
-            </w:r>
-            <w:r>
-              <w:rPr>
-                <w:webHidden/>
-              </w:rPr>
-              <w:fldChar w:fldCharType="separate"/>
-            </w:r>
-            <w:r>
-              <w:rPr>
-                <w:rStyle w:val="IndexLink"/>
-                <w:vanish/>
-              </w:rPr>
               <w:t>8</w:t>
             </w:r>
             <w:r>
@@ -1655,34 +1565,28 @@
             </w:r>
             <w:r>
               <w:rPr>
+                <w:webHidden/>
+              </w:rPr>
+              <w:fldChar w:fldCharType="begin"/>
+            </w:r>
+            <w:r>
+              <w:rPr>
+                <w:webHidden/>
+              </w:rPr>
+              <w:instrText xml:space="preserve">PAGEREF _Toc13526 \h</w:instrText>
+            </w:r>
+            <w:r>
+              <w:rPr>
+                <w:webHidden/>
+              </w:rPr>
+              <w:fldChar w:fldCharType="separate"/>
+            </w:r>
+            <w:r>
+              <w:rPr>
                 <w:rStyle w:val="IndexLink"/>
                 <w:vanish w:val="false"/>
               </w:rPr>
               <w:tab/>
-            </w:r>
-            <w:r>
-              <w:rPr>
-                <w:webHidden/>
-              </w:rPr>
-              <w:fldChar w:fldCharType="begin"/>
-            </w:r>
-            <w:r>
-              <w:rPr>
-                <w:webHidden/>
-              </w:rPr>
-              <w:instrText xml:space="preserve">PAGEREF _Toc13526 \h</w:instrText>
-            </w:r>
-            <w:r>
-              <w:rPr>
-                <w:webHidden/>
-              </w:rPr>
-              <w:fldChar w:fldCharType="separate"/>
-            </w:r>
-            <w:r>
-              <w:rPr>
-                <w:rStyle w:val="IndexLink"/>
-                <w:vanish/>
-              </w:rPr>
               <w:t>8</w:t>
             </w:r>
             <w:r>
@@ -1748,34 +1652,28 @@
             </w:r>
             <w:r>
               <w:rPr>
+                <w:webHidden/>
+              </w:rPr>
+              <w:fldChar w:fldCharType="begin"/>
+            </w:r>
+            <w:r>
+              <w:rPr>
+                <w:webHidden/>
+              </w:rPr>
+              <w:instrText xml:space="preserve">PAGEREF _Toc5822 \h</w:instrText>
+            </w:r>
+            <w:r>
+              <w:rPr>
+                <w:webHidden/>
+              </w:rPr>
+              <w:fldChar w:fldCharType="separate"/>
+            </w:r>
+            <w:r>
+              <w:rPr>
                 <w:rStyle w:val="IndexLink"/>
                 <w:vanish w:val="false"/>
               </w:rPr>
               <w:tab/>
-            </w:r>
-            <w:r>
-              <w:rPr>
-                <w:webHidden/>
-              </w:rPr>
-              <w:fldChar w:fldCharType="begin"/>
-            </w:r>
-            <w:r>
-              <w:rPr>
-                <w:webHidden/>
-              </w:rPr>
-              <w:instrText xml:space="preserve">PAGEREF _Toc5822 \h</w:instrText>
-            </w:r>
-            <w:r>
-              <w:rPr>
-                <w:webHidden/>
-              </w:rPr>
-              <w:fldChar w:fldCharType="separate"/>
-            </w:r>
-            <w:r>
-              <w:rPr>
-                <w:rStyle w:val="IndexLink"/>
-                <w:vanish/>
-              </w:rPr>
               <w:t>9</w:t>
             </w:r>
             <w:r>
@@ -1824,34 +1722,28 @@
             </w:r>
             <w:r>
               <w:rPr>
+                <w:webHidden/>
+              </w:rPr>
+              <w:fldChar w:fldCharType="begin"/>
+            </w:r>
+            <w:r>
+              <w:rPr>
+                <w:webHidden/>
+              </w:rPr>
+              <w:instrText xml:space="preserve">PAGEREF _Toc10333 \h</w:instrText>
+            </w:r>
+            <w:r>
+              <w:rPr>
+                <w:webHidden/>
+              </w:rPr>
+              <w:fldChar w:fldCharType="separate"/>
+            </w:r>
+            <w:r>
+              <w:rPr>
                 <w:rStyle w:val="IndexLink"/>
                 <w:vanish w:val="false"/>
               </w:rPr>
               <w:tab/>
-            </w:r>
-            <w:r>
-              <w:rPr>
-                <w:webHidden/>
-              </w:rPr>
-              <w:fldChar w:fldCharType="begin"/>
-            </w:r>
-            <w:r>
-              <w:rPr>
-                <w:webHidden/>
-              </w:rPr>
-              <w:instrText xml:space="preserve">PAGEREF _Toc10333 \h</w:instrText>
-            </w:r>
-            <w:r>
-              <w:rPr>
-                <w:webHidden/>
-              </w:rPr>
-              <w:fldChar w:fldCharType="separate"/>
-            </w:r>
-            <w:r>
-              <w:rPr>
-                <w:rStyle w:val="IndexLink"/>
-                <w:vanish/>
-              </w:rPr>
               <w:t>9</w:t>
             </w:r>
             <w:r>
@@ -1882,34 +1774,28 @@
             </w:r>
             <w:r>
               <w:rPr>
+                <w:webHidden/>
+              </w:rPr>
+              <w:fldChar w:fldCharType="begin"/>
+            </w:r>
+            <w:r>
+              <w:rPr>
+                <w:webHidden/>
+              </w:rPr>
+              <w:instrText xml:space="preserve">PAGEREF _Toc17000 \h</w:instrText>
+            </w:r>
+            <w:r>
+              <w:rPr>
+                <w:webHidden/>
+              </w:rPr>
+              <w:fldChar w:fldCharType="separate"/>
+            </w:r>
+            <w:r>
+              <w:rPr>
                 <w:rStyle w:val="IndexLink"/>
                 <w:vanish w:val="false"/>
               </w:rPr>
               <w:tab/>
-            </w:r>
-            <w:r>
-              <w:rPr>
-                <w:webHidden/>
-              </w:rPr>
-              <w:fldChar w:fldCharType="begin"/>
-            </w:r>
-            <w:r>
-              <w:rPr>
-                <w:webHidden/>
-              </w:rPr>
-              <w:instrText xml:space="preserve">PAGEREF _Toc17000 \h</w:instrText>
-            </w:r>
-            <w:r>
-              <w:rPr>
-                <w:webHidden/>
-              </w:rPr>
-              <w:fldChar w:fldCharType="separate"/>
-            </w:r>
-            <w:r>
-              <w:rPr>
-                <w:rStyle w:val="IndexLink"/>
-                <w:vanish/>
-              </w:rPr>
               <w:t>9</w:t>
             </w:r>
             <w:r>
@@ -1940,34 +1826,28 @@
             </w:r>
             <w:r>
               <w:rPr>
+                <w:webHidden/>
+              </w:rPr>
+              <w:fldChar w:fldCharType="begin"/>
+            </w:r>
+            <w:r>
+              <w:rPr>
+                <w:webHidden/>
+              </w:rPr>
+              <w:instrText xml:space="preserve">PAGEREF _Toc26820 \h</w:instrText>
+            </w:r>
+            <w:r>
+              <w:rPr>
+                <w:webHidden/>
+              </w:rPr>
+              <w:fldChar w:fldCharType="separate"/>
+            </w:r>
+            <w:r>
+              <w:rPr>
                 <w:rStyle w:val="IndexLink"/>
                 <w:vanish w:val="false"/>
               </w:rPr>
               <w:tab/>
-            </w:r>
-            <w:r>
-              <w:rPr>
-                <w:webHidden/>
-              </w:rPr>
-              <w:fldChar w:fldCharType="begin"/>
-            </w:r>
-            <w:r>
-              <w:rPr>
-                <w:webHidden/>
-              </w:rPr>
-              <w:instrText xml:space="preserve">PAGEREF _Toc26820 \h</w:instrText>
-            </w:r>
-            <w:r>
-              <w:rPr>
-                <w:webHidden/>
-              </w:rPr>
-              <w:fldChar w:fldCharType="separate"/>
-            </w:r>
-            <w:r>
-              <w:rPr>
-                <w:rStyle w:val="IndexLink"/>
-                <w:vanish/>
-              </w:rPr>
               <w:t>9</w:t>
             </w:r>
             <w:r>
@@ -1998,34 +1878,28 @@
             </w:r>
             <w:r>
               <w:rPr>
+                <w:webHidden/>
+              </w:rPr>
+              <w:fldChar w:fldCharType="begin"/>
+            </w:r>
+            <w:r>
+              <w:rPr>
+                <w:webHidden/>
+              </w:rPr>
+              <w:instrText xml:space="preserve">PAGEREF _Toc13483 \h</w:instrText>
+            </w:r>
+            <w:r>
+              <w:rPr>
+                <w:webHidden/>
+              </w:rPr>
+              <w:fldChar w:fldCharType="separate"/>
+            </w:r>
+            <w:r>
+              <w:rPr>
                 <w:rStyle w:val="IndexLink"/>
                 <w:vanish w:val="false"/>
               </w:rPr>
               <w:tab/>
-            </w:r>
-            <w:r>
-              <w:rPr>
-                <w:webHidden/>
-              </w:rPr>
-              <w:fldChar w:fldCharType="begin"/>
-            </w:r>
-            <w:r>
-              <w:rPr>
-                <w:webHidden/>
-              </w:rPr>
-              <w:instrText xml:space="preserve">PAGEREF _Toc13483 \h</w:instrText>
-            </w:r>
-            <w:r>
-              <w:rPr>
-                <w:webHidden/>
-              </w:rPr>
-              <w:fldChar w:fldCharType="separate"/>
-            </w:r>
-            <w:r>
-              <w:rPr>
-                <w:rStyle w:val="IndexLink"/>
-                <w:vanish/>
-              </w:rPr>
               <w:t>9</w:t>
             </w:r>
             <w:r>
@@ -2106,9 +1980,9 @@
           <w:szCs w:val="26"/>
         </w:rPr>
       </w:pPr>
-      <w:bookmarkStart w:id="0" w:name="_Toc127971471"/>
+      <w:bookmarkStart w:id="0" w:name="_Toc49105238"/>
       <w:bookmarkStart w:id="1" w:name="_Toc10285"/>
-      <w:bookmarkStart w:id="2" w:name="_Toc49105238"/>
+      <w:bookmarkStart w:id="2" w:name="_Toc127971471"/>
       <w:r>
         <w:rPr>
           <w:rFonts w:cs="Times New Roman"/>
@@ -2140,8 +2014,8 @@
           <w:szCs w:val="26"/>
         </w:rPr>
       </w:pPr>
-      <w:bookmarkStart w:id="3" w:name="_Toc127971472"/>
-      <w:bookmarkStart w:id="4" w:name="_Toc25729"/>
+      <w:bookmarkStart w:id="3" w:name="_Toc25729"/>
+      <w:bookmarkStart w:id="4" w:name="_Toc127971472"/>
       <w:r>
         <w:rPr>
           <w:rFonts w:cs="Times New Roman"/>
@@ -2210,13 +2084,6 @@
         </w:r>
         <w:r>
           <w:rPr>
-            <w:rStyle w:val="IndexLink"/>
-            <w:vanish w:val="false"/>
-          </w:rPr>
-          <w:tab/>
-        </w:r>
-        <w:r>
-          <w:rPr>
             <w:webHidden/>
           </w:rPr>
           <w:fldChar w:fldCharType="begin"/>
@@ -2236,8 +2103,9 @@
         <w:r>
           <w:rPr>
             <w:rStyle w:val="IndexLink"/>
-            <w:vanish/>
+            <w:vanish w:val="false"/>
           </w:rPr>
+          <w:tab/>
           <w:t>6</w:t>
         </w:r>
         <w:r>
@@ -2308,13 +2176,6 @@
         </w:r>
         <w:r>
           <w:rPr>
-            <w:rStyle w:val="IndexLink"/>
-            <w:vanish w:val="false"/>
-          </w:rPr>
-          <w:tab/>
-        </w:r>
-        <w:r>
-          <w:rPr>
             <w:webHidden/>
           </w:rPr>
           <w:fldChar w:fldCharType="begin"/>
@@ -2334,8 +2195,9 @@
         <w:r>
           <w:rPr>
             <w:rStyle w:val="IndexLink"/>
-            <w:vanish/>
+            <w:vanish w:val="false"/>
           </w:rPr>
+          <w:tab/>
           <w:t>9</w:t>
         </w:r>
         <w:r>
@@ -2406,13 +2268,6 @@
         </w:r>
         <w:r>
           <w:rPr>
-            <w:rStyle w:val="IndexLink"/>
-            <w:vanish w:val="false"/>
-          </w:rPr>
-          <w:tab/>
-        </w:r>
-        <w:r>
-          <w:rPr>
             <w:webHidden/>
           </w:rPr>
           <w:fldChar w:fldCharType="begin"/>
@@ -2432,8 +2287,9 @@
         <w:r>
           <w:rPr>
             <w:rStyle w:val="IndexLink"/>
-            <w:vanish/>
+            <w:vanish w:val="false"/>
           </w:rPr>
+          <w:tab/>
           <w:t>9</w:t>
         </w:r>
         <w:r>
@@ -2446,7 +2302,7 @@
       <w:r>
         <w:rPr>
           <w:rStyle w:val="IndexLink"/>
-          <w:vanish/>
+          <w:vanish w:val="false"/>
         </w:rPr>
         <w:fldChar w:fldCharType="end"/>
       </w:r>
@@ -2456,7 +2312,6 @@
         <w:sectPr>
           <w:footerReference w:type="even" r:id="rId3"/>
           <w:footerReference w:type="default" r:id="rId4"/>
-          <w:footerReference w:type="first" r:id="rId5"/>
           <w:type w:val="nextPage"/>
           <w:pgSz w:w="11906" w:h="16838"/>
           <w:pgMar w:left="1701" w:right="1138" w:gutter="0" w:header="0" w:top="1138" w:footer="708" w:bottom="1138"/>
@@ -2482,9 +2337,9 @@
           <w:szCs w:val="26"/>
         </w:rPr>
       </w:pPr>
-      <w:bookmarkStart w:id="5" w:name="_Toc127971473"/>
+      <w:bookmarkStart w:id="5" w:name="_Toc49105237"/>
       <w:bookmarkStart w:id="6" w:name="_Toc18513"/>
-      <w:bookmarkStart w:id="7" w:name="_Toc49105237"/>
+      <w:bookmarkStart w:id="7" w:name="_Toc127971473"/>
       <w:r>
         <w:rPr>
           <w:rFonts w:cs="Times New Roman"/>
@@ -2607,11 +2462,11 @@
           <w:szCs w:val="26"/>
         </w:rPr>
       </w:pPr>
-      <w:bookmarkStart w:id="12" w:name="_Toc29762"/>
-      <w:bookmarkStart w:id="13" w:name="_Toc26858"/>
+      <w:bookmarkStart w:id="12" w:name="_Toc12896"/>
+      <w:bookmarkStart w:id="13" w:name="_Toc127971474"/>
       <w:bookmarkStart w:id="14" w:name="_Toc1321"/>
-      <w:bookmarkStart w:id="15" w:name="_Toc127971474"/>
-      <w:bookmarkStart w:id="16" w:name="_Toc12896"/>
+      <w:bookmarkStart w:id="15" w:name="_Toc26858"/>
+      <w:bookmarkStart w:id="16" w:name="_Toc29762"/>
       <w:r>
         <w:rPr>
           <w:rFonts w:cs="Times New Roman"/>
@@ -2639,11 +2494,11 @@
           <w:lang w:val="vi-VN"/>
         </w:rPr>
       </w:pPr>
-      <w:bookmarkStart w:id="17" w:name="_Toc127971475"/>
-      <w:bookmarkStart w:id="18" w:name="_Toc15799"/>
+      <w:bookmarkStart w:id="17" w:name="_Toc24718"/>
+      <w:bookmarkStart w:id="18" w:name="_Toc24559"/>
       <w:bookmarkStart w:id="19" w:name="_Toc32569"/>
-      <w:bookmarkStart w:id="20" w:name="_Toc24559"/>
-      <w:bookmarkStart w:id="21" w:name="_Toc24718"/>
+      <w:bookmarkStart w:id="20" w:name="_Toc15799"/>
+      <w:bookmarkStart w:id="21" w:name="_Toc127971475"/>
       <w:r>
         <w:rPr>
           <w:rFonts w:cs="Times New Roman"/>
@@ -2696,11 +2551,11 @@
           <w:szCs w:val="26"/>
         </w:rPr>
       </w:pPr>
-      <w:bookmarkStart w:id="22" w:name="_Toc21081"/>
-      <w:bookmarkStart w:id="23" w:name="_Toc3839"/>
+      <w:bookmarkStart w:id="22" w:name="_Toc5262"/>
+      <w:bookmarkStart w:id="23" w:name="_Toc127971476"/>
       <w:bookmarkStart w:id="24" w:name="_Toc9194"/>
-      <w:bookmarkStart w:id="25" w:name="_Toc127971476"/>
-      <w:bookmarkStart w:id="26" w:name="_Toc5262"/>
+      <w:bookmarkStart w:id="25" w:name="_Toc3839"/>
+      <w:bookmarkStart w:id="26" w:name="_Toc21081"/>
       <w:r>
         <w:rPr>
           <w:rFonts w:cs="Times New Roman"/>
@@ -2730,10 +2585,10 @@
           <w:szCs w:val="26"/>
         </w:rPr>
       </w:pPr>
-      <w:bookmarkStart w:id="27" w:name="_Toc26472"/>
-      <w:bookmarkStart w:id="28" w:name="_Toc4543"/>
-      <w:bookmarkStart w:id="29" w:name="_Toc8189"/>
-      <w:bookmarkStart w:id="30" w:name="_Toc11807"/>
+      <w:bookmarkStart w:id="27" w:name="_Toc11807"/>
+      <w:bookmarkStart w:id="28" w:name="_Toc8189"/>
+      <w:bookmarkStart w:id="29" w:name="_Toc4543"/>
+      <w:bookmarkStart w:id="30" w:name="_Toc26472"/>
       <w:r>
         <w:rPr>
           <w:rFonts w:cs="Times New Roman"/>
@@ -4066,7 +3921,7 @@
                           </pic:cNvPicPr>
                         </pic:nvPicPr>
                         <pic:blipFill>
-                          <a:blip r:embed="rId6"/>
+                          <a:blip r:embed="rId5"/>
                           <a:stretch>
                             <a:fillRect/>
                           </a:stretch>
@@ -4163,10 +4018,10 @@
         <w:ind w:hanging="851" w:left="1078" w:right="0"/>
         <w:rPr/>
       </w:pPr>
-      <w:bookmarkStart w:id="32" w:name="_Toc13193"/>
-      <w:bookmarkStart w:id="33" w:name="_Toc12536"/>
-      <w:bookmarkStart w:id="34" w:name="_Toc2410"/>
-      <w:bookmarkStart w:id="35" w:name="_Toc32152"/>
+      <w:bookmarkStart w:id="32" w:name="_Toc32152"/>
+      <w:bookmarkStart w:id="33" w:name="_Toc2410"/>
+      <w:bookmarkStart w:id="34" w:name="_Toc12536"/>
+      <w:bookmarkStart w:id="35" w:name="_Toc13193"/>
       <w:r>
         <w:rPr>
           <w:lang w:val="vi-VN"/>
@@ -4242,7 +4097,7 @@
                           </pic:cNvPicPr>
                         </pic:nvPicPr>
                         <pic:blipFill>
-                          <a:blip r:embed="rId7"/>
+                          <a:blip r:embed="rId6"/>
                           <a:stretch>
                             <a:fillRect/>
                           </a:stretch>
@@ -4369,10 +4224,10 @@
           <w:lang w:val="en-US" w:eastAsia="en-US" w:bidi="ar-SA"/>
         </w:rPr>
       </w:pPr>
-      <w:bookmarkStart w:id="37" w:name="_Toc17063"/>
-      <w:bookmarkStart w:id="38" w:name="_Toc1611"/>
-      <w:bookmarkStart w:id="39" w:name="_Toc29387"/>
-      <w:bookmarkStart w:id="40" w:name="_Toc26732"/>
+      <w:bookmarkStart w:id="37" w:name="_Toc26732"/>
+      <w:bookmarkStart w:id="38" w:name="_Toc29387"/>
+      <w:bookmarkStart w:id="39" w:name="_Toc1611"/>
+      <w:bookmarkStart w:id="40" w:name="_Toc17063"/>
       <w:r>
         <w:rPr>
           <w:rFonts w:eastAsia="Times New Roman" w:cs="Times New Roman"/>
@@ -7872,10 +7727,10 @@
         <w:rPr/>
         <w:t>Quản lý hồ sơ và CV</w:t>
       </w:r>
-      <w:bookmarkStart w:id="41" w:name="_Toc30056_Copy_1"/>
-      <w:bookmarkStart w:id="42" w:name="_Toc5442_Copy_1"/>
-      <w:bookmarkStart w:id="43" w:name="_Toc16474_Copy_1"/>
-      <w:bookmarkStart w:id="44" w:name="_Toc28376_Copy_1"/>
+      <w:bookmarkStart w:id="41" w:name="_Toc28376_Copy_1"/>
+      <w:bookmarkStart w:id="42" w:name="_Toc16474_Copy_1"/>
+      <w:bookmarkStart w:id="43" w:name="_Toc5442_Copy_1"/>
+      <w:bookmarkStart w:id="44" w:name="_Toc30056_Copy_1"/>
       <w:bookmarkEnd w:id="41"/>
       <w:bookmarkEnd w:id="42"/>
       <w:bookmarkEnd w:id="43"/>
@@ -8186,10 +8041,10 @@
           <w:lang w:val="vi-VN"/>
         </w:rPr>
       </w:pPr>
-      <w:bookmarkStart w:id="45" w:name="_Toc28376_Copy_4"/>
-      <w:bookmarkStart w:id="46" w:name="_Toc16474_Copy_4"/>
-      <w:bookmarkStart w:id="47" w:name="_Toc30056_Copy_4"/>
-      <w:bookmarkStart w:id="48" w:name="_Toc5442_Copy_4"/>
+      <w:bookmarkStart w:id="45" w:name="_Toc5442_Copy_4"/>
+      <w:bookmarkStart w:id="46" w:name="_Toc30056_Copy_4"/>
+      <w:bookmarkStart w:id="47" w:name="_Toc16474_Copy_4"/>
+      <w:bookmarkStart w:id="48" w:name="_Toc28376_Copy_4"/>
       <w:r>
         <w:rPr>
           <w:rFonts w:cs="Times New Roman"/>
@@ -8574,10 +8429,10 @@
           <w:lang w:val="vi-VN"/>
         </w:rPr>
       </w:pPr>
-      <w:bookmarkStart w:id="49" w:name="_Toc16474_Copy_7"/>
-      <w:bookmarkStart w:id="50" w:name="_Toc30056_Copy_7"/>
-      <w:bookmarkStart w:id="51" w:name="_Toc5442_Copy_7"/>
-      <w:bookmarkStart w:id="52" w:name="_Toc28376_Copy_7"/>
+      <w:bookmarkStart w:id="49" w:name="_Toc28376_Copy_7"/>
+      <w:bookmarkStart w:id="50" w:name="_Toc5442_Copy_7"/>
+      <w:bookmarkStart w:id="51" w:name="_Toc30056_Copy_7"/>
+      <w:bookmarkStart w:id="52" w:name="_Toc16474_Copy_7"/>
       <w:r>
         <w:rPr>
           <w:rFonts w:cs="Times New Roman"/>
@@ -8672,10 +8527,10 @@
         </w:rPr>
         <w:t xml:space="preserve"> </w:t>
       </w:r>
-      <w:bookmarkStart w:id="53" w:name="_Toc1149"/>
-      <w:bookmarkStart w:id="54" w:name="_Toc25133"/>
-      <w:bookmarkStart w:id="55" w:name="_Toc4304"/>
-      <w:bookmarkStart w:id="56" w:name="_Toc1520"/>
+      <w:bookmarkStart w:id="53" w:name="_Toc1520"/>
+      <w:bookmarkStart w:id="54" w:name="_Toc4304"/>
+      <w:bookmarkStart w:id="55" w:name="_Toc25133"/>
+      <w:bookmarkStart w:id="56" w:name="_Toc1149"/>
       <w:r>
         <w:rPr>
           <w:rFonts w:cs="Times New Roman"/>
@@ -8702,11 +8557,11 @@
           <w:szCs w:val="26"/>
         </w:rPr>
       </w:pPr>
-      <w:bookmarkStart w:id="57" w:name="_Toc13115"/>
-      <w:bookmarkStart w:id="58" w:name="_Toc11843"/>
+      <w:bookmarkStart w:id="57" w:name="_Toc11900"/>
+      <w:bookmarkStart w:id="58" w:name="_Toc30432"/>
       <w:bookmarkStart w:id="59" w:name="_Toc6532"/>
-      <w:bookmarkStart w:id="60" w:name="_Toc30432"/>
-      <w:bookmarkStart w:id="61" w:name="_Toc11900"/>
+      <w:bookmarkStart w:id="60" w:name="_Toc11843"/>
+      <w:bookmarkStart w:id="61" w:name="_Toc13115"/>
       <w:r>
         <w:rPr>
           <w:rFonts w:cs="Times New Roman"/>
@@ -8732,11 +8587,11 @@
           <w:szCs w:val="26"/>
         </w:rPr>
       </w:pPr>
-      <w:bookmarkStart w:id="62" w:name="_Toc4607"/>
-      <w:bookmarkStart w:id="63" w:name="_Toc26826"/>
+      <w:bookmarkStart w:id="62" w:name="_Toc20172"/>
+      <w:bookmarkStart w:id="63" w:name="_Toc14159"/>
       <w:bookmarkStart w:id="64" w:name="_Toc24516"/>
-      <w:bookmarkStart w:id="65" w:name="_Toc14159"/>
-      <w:bookmarkStart w:id="66" w:name="_Toc20172"/>
+      <w:bookmarkStart w:id="65" w:name="_Toc26826"/>
+      <w:bookmarkStart w:id="66" w:name="_Toc4607"/>
       <w:bookmarkStart w:id="67" w:name="_5698ty2r0u41"/>
       <w:bookmarkEnd w:id="67"/>
       <w:r>
@@ -8764,11 +8619,11 @@
           <w:szCs w:val="26"/>
         </w:rPr>
       </w:pPr>
-      <w:bookmarkStart w:id="68" w:name="_Toc21530"/>
-      <w:bookmarkStart w:id="69" w:name="_Toc25619"/>
+      <w:bookmarkStart w:id="68" w:name="_Toc27147"/>
+      <w:bookmarkStart w:id="69" w:name="_Toc31986"/>
       <w:bookmarkStart w:id="70" w:name="_Toc4164"/>
-      <w:bookmarkStart w:id="71" w:name="_Toc31986"/>
-      <w:bookmarkStart w:id="72" w:name="_Toc27147"/>
+      <w:bookmarkStart w:id="71" w:name="_Toc25619"/>
+      <w:bookmarkStart w:id="72" w:name="_Toc21530"/>
       <w:bookmarkStart w:id="73" w:name="_448q7m2v4n3t"/>
       <w:bookmarkEnd w:id="73"/>
       <w:r>
@@ -8796,11 +8651,11 @@
           <w:szCs w:val="26"/>
         </w:rPr>
       </w:pPr>
-      <w:bookmarkStart w:id="74" w:name="_Toc27514"/>
-      <w:bookmarkStart w:id="75" w:name="_Toc13524"/>
+      <w:bookmarkStart w:id="74" w:name="_Toc13526"/>
+      <w:bookmarkStart w:id="75" w:name="_Toc15972"/>
       <w:bookmarkStart w:id="76" w:name="_Toc9623"/>
-      <w:bookmarkStart w:id="77" w:name="_Toc15972"/>
-      <w:bookmarkStart w:id="78" w:name="_Toc13526"/>
+      <w:bookmarkStart w:id="77" w:name="_Toc13524"/>
+      <w:bookmarkStart w:id="78" w:name="_Toc27514"/>
       <w:bookmarkStart w:id="79" w:name="_q5fqr05xr78h"/>
       <w:bookmarkEnd w:id="79"/>
       <w:r>
@@ -8847,11 +8702,11 @@
           <w:szCs w:val="26"/>
         </w:rPr>
       </w:pPr>
-      <w:bookmarkStart w:id="80" w:name="_Toc127971485"/>
-      <w:bookmarkStart w:id="81" w:name="_Toc20360"/>
+      <w:bookmarkStart w:id="80" w:name="_Toc19751"/>
+      <w:bookmarkStart w:id="81" w:name="_Toc14191"/>
       <w:bookmarkStart w:id="82" w:name="_Toc5822"/>
-      <w:bookmarkStart w:id="83" w:name="_Toc14191"/>
-      <w:bookmarkStart w:id="84" w:name="_Toc19751"/>
+      <w:bookmarkStart w:id="83" w:name="_Toc20360"/>
+      <w:bookmarkStart w:id="84" w:name="_Toc127971485"/>
       <w:r>
         <w:rPr>
           <w:rFonts w:cs="Times New Roman"/>
@@ -8887,11 +8742,11 @@
           <w:lang w:val="vi-VN"/>
         </w:rPr>
       </w:pPr>
-      <w:bookmarkStart w:id="85" w:name="_Toc13195"/>
-      <w:bookmarkStart w:id="86" w:name="_Toc10333"/>
+      <w:bookmarkStart w:id="85" w:name="_Toc127971486"/>
+      <w:bookmarkStart w:id="86" w:name="_Toc11363"/>
       <w:bookmarkStart w:id="87" w:name="_Toc3436"/>
-      <w:bookmarkStart w:id="88" w:name="_Toc11363"/>
-      <w:bookmarkStart w:id="89" w:name="_Toc127971486"/>
+      <w:bookmarkStart w:id="88" w:name="_Toc10333"/>
+      <w:bookmarkStart w:id="89" w:name="_Toc13195"/>
       <w:r>
         <w:rPr>
           <w:rFonts w:cs="Times New Roman"/>
@@ -8926,11 +8781,11 @@
           <w:szCs w:val="26"/>
         </w:rPr>
       </w:pPr>
-      <w:bookmarkStart w:id="90" w:name="_Toc27488"/>
-      <w:bookmarkStart w:id="91" w:name="_Toc17000"/>
+      <w:bookmarkStart w:id="90" w:name="_Toc30177"/>
+      <w:bookmarkStart w:id="91" w:name="_Toc31865"/>
       <w:bookmarkStart w:id="92" w:name="_Toc127971487"/>
-      <w:bookmarkStart w:id="93" w:name="_Toc31865"/>
-      <w:bookmarkStart w:id="94" w:name="_Toc30177"/>
+      <w:bookmarkStart w:id="93" w:name="_Toc17000"/>
+      <w:bookmarkStart w:id="94" w:name="_Toc27488"/>
       <w:r>
         <w:rPr>
           <w:rFonts w:cs="Times New Roman"/>
@@ -8960,11 +8815,11 @@
           <w:szCs w:val="26"/>
         </w:rPr>
       </w:pPr>
-      <w:bookmarkStart w:id="95" w:name="_Toc127971488"/>
-      <w:bookmarkStart w:id="96" w:name="_Toc26820"/>
+      <w:bookmarkStart w:id="95" w:name="_Toc13287"/>
+      <w:bookmarkStart w:id="96" w:name="_Toc13364"/>
       <w:bookmarkStart w:id="97" w:name="_Toc22422"/>
-      <w:bookmarkStart w:id="98" w:name="_Toc13364"/>
-      <w:bookmarkStart w:id="99" w:name="_Toc13287"/>
+      <w:bookmarkStart w:id="98" w:name="_Toc26820"/>
+      <w:bookmarkStart w:id="99" w:name="_Toc127971488"/>
       <w:r>
         <w:rPr>
           <w:rFonts w:cs="Times New Roman"/>
@@ -9181,11 +9036,11 @@
           <w:szCs w:val="26"/>
         </w:rPr>
       </w:pPr>
-      <w:bookmarkStart w:id="101" w:name="_Toc13483"/>
-      <w:bookmarkStart w:id="102" w:name="_Toc31248"/>
+      <w:bookmarkStart w:id="101" w:name="_Toc127971489"/>
+      <w:bookmarkStart w:id="102" w:name="_Toc16701"/>
       <w:bookmarkStart w:id="103" w:name="_Toc20288"/>
-      <w:bookmarkStart w:id="104" w:name="_Toc16701"/>
-      <w:bookmarkStart w:id="105" w:name="_Toc127971489"/>
+      <w:bookmarkStart w:id="104" w:name="_Toc31248"/>
+      <w:bookmarkStart w:id="105" w:name="_Toc13483"/>
       <w:r>
         <w:rPr>
           <w:rFonts w:cs="Times New Roman"/>
@@ -9474,9 +9329,9 @@
       </w:r>
     </w:p>
     <w:sectPr>
-      <w:footerReference w:type="even" r:id="rId8"/>
-      <w:footerReference w:type="default" r:id="rId9"/>
-      <w:footerReference w:type="first" r:id="rId10"/>
+      <w:footerReference w:type="even" r:id="rId7"/>
+      <w:footerReference w:type="default" r:id="rId8"/>
+      <w:footerReference w:type="first" r:id="rId9"/>
       <w:type w:val="nextPage"/>
       <w:pgSz w:w="11906" w:h="16838"/>
       <w:pgMar w:left="1701" w:right="1134" w:gutter="0" w:header="0" w:top="1134" w:footer="708" w:bottom="1134"/>
@@ -9556,43 +9411,6 @@
 
 <file path=word/footer3.xml><?xml version="1.0" encoding="utf-8"?>
 <w:ftr xmlns:o="urn:schemas-microsoft-com:office:office" xmlns:r="http://schemas.openxmlformats.org/officeDocument/2006/relationships" xmlns:v="urn:schemas-microsoft-com:vml" xmlns:w="http://schemas.openxmlformats.org/wordprocessingml/2006/main" xmlns:w10="urn:schemas-microsoft-com:office:word" xmlns:wp="http://schemas.openxmlformats.org/drawingml/2006/wordprocessingDrawing" xmlns:pic="http://schemas.openxmlformats.org/drawingml/2006/picture" xmlns:wps="http://schemas.microsoft.com/office/word/2010/wordprocessingShape" xmlns:wpg="http://schemas.microsoft.com/office/word/2010/wordprocessingGroup" xmlns:mc="http://schemas.openxmlformats.org/markup-compatibility/2006" xmlns:wp14="http://schemas.microsoft.com/office/word/2010/wordprocessingDrawing" xmlns:w14="http://schemas.microsoft.com/office/word/2010/wordml" xmlns:w15="http://schemas.microsoft.com/office/word/2012/wordml" mc:Ignorable="w14 wp14 w15">
-  <w:sdt>
-    <w:sdtPr>
-      <w:docPartObj>
-        <w:docPartGallery w:val="autotext"/>
-      </w:docPartObj>
-      <w:id w:val="-307324234"/>
-    </w:sdtPr>
-    <w:sdtContent>
-      <w:p>
-        <w:pPr>
-          <w:pStyle w:val="Footer"/>
-          <w:jc w:val="right"/>
-          <w:rPr/>
-        </w:pPr>
-        <w:r>
-          <w:rPr/>
-          <w:fldChar w:fldCharType="begin"/>
-        </w:r>
-        <w:r>
-          <w:rPr/>
-          <w:instrText xml:space="preserve"> PAGE </w:instrText>
-        </w:r>
-        <w:r>
-          <w:rPr/>
-          <w:fldChar w:fldCharType="separate"/>
-        </w:r>
-        <w:r>
-          <w:rPr/>
-          <w:t>4</w:t>
-        </w:r>
-        <w:r>
-          <w:rPr/>
-          <w:fldChar w:fldCharType="end"/>
-        </w:r>
-      </w:p>
-    </w:sdtContent>
-  </w:sdt>
   <w:p>
     <w:pPr>
       <w:pStyle w:val="Footer"/>
@@ -9606,20 +9424,6 @@
 </file>
 
 <file path=word/footer4.xml><?xml version="1.0" encoding="utf-8"?>
-<w:ftr xmlns:o="urn:schemas-microsoft-com:office:office" xmlns:r="http://schemas.openxmlformats.org/officeDocument/2006/relationships" xmlns:v="urn:schemas-microsoft-com:vml" xmlns:w="http://schemas.openxmlformats.org/wordprocessingml/2006/main" xmlns:w10="urn:schemas-microsoft-com:office:word" xmlns:wp="http://schemas.openxmlformats.org/drawingml/2006/wordprocessingDrawing" xmlns:pic="http://schemas.openxmlformats.org/drawingml/2006/picture" xmlns:wps="http://schemas.microsoft.com/office/word/2010/wordprocessingShape" xmlns:wpg="http://schemas.microsoft.com/office/word/2010/wordprocessingGroup" xmlns:mc="http://schemas.openxmlformats.org/markup-compatibility/2006" xmlns:wp14="http://schemas.microsoft.com/office/word/2010/wordprocessingDrawing" xmlns:w14="http://schemas.microsoft.com/office/word/2010/wordml" xmlns:w15="http://schemas.microsoft.com/office/word/2012/wordml" mc:Ignorable="w14 wp14 w15">
-  <w:p>
-    <w:pPr>
-      <w:pStyle w:val="Footer"/>
-      <w:rPr/>
-    </w:pPr>
-    <w:r>
-      <w:rPr/>
-    </w:r>
-  </w:p>
-</w:ftr>
-</file>
-
-<file path=word/footer5.xml><?xml version="1.0" encoding="utf-8"?>
 <w:ftr xmlns:o="urn:schemas-microsoft-com:office:office" xmlns:r="http://schemas.openxmlformats.org/officeDocument/2006/relationships" xmlns:v="urn:schemas-microsoft-com:vml" xmlns:w="http://schemas.openxmlformats.org/wordprocessingml/2006/main" xmlns:w10="urn:schemas-microsoft-com:office:word" xmlns:wp="http://schemas.openxmlformats.org/drawingml/2006/wordprocessingDrawing" xmlns:pic="http://schemas.openxmlformats.org/drawingml/2006/picture" xmlns:wps="http://schemas.microsoft.com/office/word/2010/wordprocessingShape" xmlns:wpg="http://schemas.microsoft.com/office/word/2010/wordprocessingGroup" xmlns:mc="http://schemas.openxmlformats.org/markup-compatibility/2006" xmlns:wp14="http://schemas.microsoft.com/office/word/2010/wordprocessingDrawing" xmlns:w14="http://schemas.microsoft.com/office/word/2010/wordml" xmlns:w15="http://schemas.microsoft.com/office/word/2012/wordml" mc:Ignorable="w14 wp14 w15">
   <w:sdt>
     <w:sdtPr>
@@ -9674,58 +9478,9 @@
 </w:ftr>
 </file>
 
-<file path=word/footer6.xml><?xml version="1.0" encoding="utf-8"?>
+<file path=word/footer5.xml><?xml version="1.0" encoding="utf-8"?>
 <w:ftr xmlns:o="urn:schemas-microsoft-com:office:office" xmlns:r="http://schemas.openxmlformats.org/officeDocument/2006/relationships" xmlns:v="urn:schemas-microsoft-com:vml" xmlns:w="http://schemas.openxmlformats.org/wordprocessingml/2006/main" xmlns:w10="urn:schemas-microsoft-com:office:word" xmlns:wp="http://schemas.openxmlformats.org/drawingml/2006/wordprocessingDrawing" xmlns:pic="http://schemas.openxmlformats.org/drawingml/2006/picture" xmlns:wps="http://schemas.microsoft.com/office/word/2010/wordprocessingShape" xmlns:wpg="http://schemas.microsoft.com/office/word/2010/wordprocessingGroup" xmlns:mc="http://schemas.openxmlformats.org/markup-compatibility/2006" xmlns:wp14="http://schemas.microsoft.com/office/word/2010/wordprocessingDrawing" xmlns:w14="http://schemas.microsoft.com/office/word/2010/wordml" xmlns:w15="http://schemas.microsoft.com/office/word/2012/wordml" mc:Ignorable="w14 wp14 w15">
-  <w:sdt>
-    <w:sdtPr>
-      <w:docPartObj>
-        <w:docPartGallery w:val="autotext"/>
-      </w:docPartObj>
-      <w:id w:val="147481149"/>
-    </w:sdtPr>
-    <w:sdtContent>
-      <w:p>
-        <w:pPr>
-          <w:pStyle w:val="Footer"/>
-          <w:jc w:val="right"/>
-          <w:rPr/>
-        </w:pPr>
-        <w:r>
-          <w:rPr/>
-          <w:fldChar w:fldCharType="begin"/>
-        </w:r>
-        <w:r>
-          <w:rPr/>
-          <w:instrText xml:space="preserve"> PAGE </w:instrText>
-        </w:r>
-        <w:r>
-          <w:rPr/>
-          <w:fldChar w:fldCharType="separate"/>
-        </w:r>
-        <w:r>
-          <w:rPr/>
-          <w:t>21</w:t>
-        </w:r>
-        <w:r>
-          <w:rPr/>
-          <w:fldChar w:fldCharType="end"/>
-        </w:r>
-      </w:p>
-    </w:sdtContent>
-  </w:sdt>
-  <w:p>
-    <w:pPr>
-      <w:pStyle w:val="Footer"/>
-      <w:rPr>
-        <w:rFonts w:cs="Cambria" w:cstheme="majorHAnsi"/>
-      </w:rPr>
-    </w:pPr>
-    <w:r>
-      <w:rPr>
-        <w:rFonts w:cs="Cambria" w:cstheme="majorHAnsi"/>
-      </w:rPr>
-    </w:r>
-  </w:p>
+  <w:p/>
 </w:ftr>
 </file>
 
@@ -10622,8 +10377,8 @@
     <w:qFormat/>
     <w:rPr/>
   </w:style>
-  <w:style w:type="character" w:styleId="Bulletsuser" w:customStyle="1">
-    <w:name w:val="Bullets (user)"/>
+  <w:style w:type="character" w:styleId="Bullets" w:customStyle="1">
+    <w:name w:val="Bullets"/>
     <w:uiPriority w:val="0"/>
     <w:qFormat/>
     <w:rPr>

--- a/Documents/BC_CNLTHD.docx
+++ b/Documents/BC_CNLTHD.docx
@@ -548,10 +548,6 @@
           <w:pPr>
             <w:pStyle w:val="TOCHeading"/>
             <w:keepLines/>
-            <w:numPr>
-              <w:ilvl w:val="0"/>
-              <w:numId w:val="0"/>
-            </w:numPr>
             <w:spacing w:lineRule="auto" w:line="259" w:before="240" w:after="0"/>
             <w:ind w:hanging="0" w:left="0"/>
             <w:jc w:val="center"/>
@@ -1980,9 +1976,9 @@
           <w:szCs w:val="26"/>
         </w:rPr>
       </w:pPr>
-      <w:bookmarkStart w:id="0" w:name="_Toc49105238"/>
-      <w:bookmarkStart w:id="1" w:name="_Toc10285"/>
-      <w:bookmarkStart w:id="2" w:name="_Toc127971471"/>
+      <w:bookmarkStart w:id="0" w:name="_Toc10285"/>
+      <w:bookmarkStart w:id="1" w:name="_Toc127971471"/>
+      <w:bookmarkStart w:id="2" w:name="_Toc49105238"/>
       <w:r>
         <w:rPr>
           <w:rFonts w:cs="Times New Roman"/>
@@ -2014,8 +2010,8 @@
           <w:szCs w:val="26"/>
         </w:rPr>
       </w:pPr>
-      <w:bookmarkStart w:id="3" w:name="_Toc25729"/>
-      <w:bookmarkStart w:id="4" w:name="_Toc127971472"/>
+      <w:bookmarkStart w:id="3" w:name="_Toc127971472"/>
+      <w:bookmarkStart w:id="4" w:name="_Toc25729"/>
       <w:r>
         <w:rPr>
           <w:rFonts w:cs="Times New Roman"/>
@@ -2310,8 +2306,7 @@
     <w:p>
       <w:pPr>
         <w:sectPr>
-          <w:footerReference w:type="even" r:id="rId3"/>
-          <w:footerReference w:type="default" r:id="rId4"/>
+          <w:footerReference w:type="default" r:id="rId3"/>
           <w:type w:val="nextPage"/>
           <w:pgSz w:w="11906" w:h="16838"/>
           <w:pgMar w:left="1701" w:right="1138" w:gutter="0" w:header="0" w:top="1138" w:footer="708" w:bottom="1138"/>
@@ -2337,9 +2332,9 @@
           <w:szCs w:val="26"/>
         </w:rPr>
       </w:pPr>
-      <w:bookmarkStart w:id="5" w:name="_Toc49105237"/>
-      <w:bookmarkStart w:id="6" w:name="_Toc18513"/>
-      <w:bookmarkStart w:id="7" w:name="_Toc127971473"/>
+      <w:bookmarkStart w:id="5" w:name="_Toc18513"/>
+      <w:bookmarkStart w:id="6" w:name="_Toc127971473"/>
+      <w:bookmarkStart w:id="7" w:name="_Toc49105237"/>
       <w:r>
         <w:rPr>
           <w:rFonts w:cs="Times New Roman"/>
@@ -2456,17 +2451,18 @@
       <w:pPr>
         <w:pStyle w:val="Heading1"/>
         <w:spacing w:before="0" w:after="120"/>
+        <w:ind w:hanging="0" w:left="0"/>
         <w:rPr>
           <w:rFonts w:ascii="Times New Roman" w:hAnsi="Times New Roman" w:cs="Times New Roman"/>
           <w:sz w:val="26"/>
           <w:szCs w:val="26"/>
         </w:rPr>
       </w:pPr>
-      <w:bookmarkStart w:id="12" w:name="_Toc12896"/>
-      <w:bookmarkStart w:id="13" w:name="_Toc127971474"/>
-      <w:bookmarkStart w:id="14" w:name="_Toc1321"/>
-      <w:bookmarkStart w:id="15" w:name="_Toc26858"/>
-      <w:bookmarkStart w:id="16" w:name="_Toc29762"/>
+      <w:bookmarkStart w:id="12" w:name="_Toc127971474"/>
+      <w:bookmarkStart w:id="13" w:name="_Toc1321"/>
+      <w:bookmarkStart w:id="14" w:name="_Toc26858"/>
+      <w:bookmarkStart w:id="15" w:name="_Toc29762"/>
+      <w:bookmarkStart w:id="16" w:name="_Toc12896"/>
       <w:r>
         <w:rPr>
           <w:rFonts w:cs="Times New Roman"/>
@@ -2485,6 +2481,10 @@
     <w:p>
       <w:pPr>
         <w:pStyle w:val="Heading2"/>
+        <w:numPr>
+          <w:ilvl w:val="0"/>
+          <w:numId w:val="1"/>
+        </w:numPr>
         <w:ind w:hanging="567" w:left="567"/>
         <w:outlineLvl w:val="0"/>
         <w:rPr>
@@ -2494,11 +2494,11 @@
           <w:lang w:val="vi-VN"/>
         </w:rPr>
       </w:pPr>
-      <w:bookmarkStart w:id="17" w:name="_Toc24718"/>
-      <w:bookmarkStart w:id="18" w:name="_Toc24559"/>
-      <w:bookmarkStart w:id="19" w:name="_Toc32569"/>
-      <w:bookmarkStart w:id="20" w:name="_Toc15799"/>
-      <w:bookmarkStart w:id="21" w:name="_Toc127971475"/>
+      <w:bookmarkStart w:id="17" w:name="_Toc24559"/>
+      <w:bookmarkStart w:id="18" w:name="_Toc32569"/>
+      <w:bookmarkStart w:id="19" w:name="_Toc15799"/>
+      <w:bookmarkStart w:id="20" w:name="_Toc127971475"/>
+      <w:bookmarkStart w:id="21" w:name="_Toc24718"/>
       <w:r>
         <w:rPr>
           <w:rFonts w:cs="Times New Roman"/>
@@ -2543,6 +2543,10 @@
     <w:p>
       <w:pPr>
         <w:pStyle w:val="Heading2"/>
+        <w:numPr>
+          <w:ilvl w:val="0"/>
+          <w:numId w:val="1"/>
+        </w:numPr>
         <w:ind w:hanging="567" w:left="567"/>
         <w:outlineLvl w:val="0"/>
         <w:rPr>
@@ -2551,11 +2555,11 @@
           <w:szCs w:val="26"/>
         </w:rPr>
       </w:pPr>
-      <w:bookmarkStart w:id="22" w:name="_Toc5262"/>
-      <w:bookmarkStart w:id="23" w:name="_Toc127971476"/>
-      <w:bookmarkStart w:id="24" w:name="_Toc9194"/>
-      <w:bookmarkStart w:id="25" w:name="_Toc3839"/>
-      <w:bookmarkStart w:id="26" w:name="_Toc21081"/>
+      <w:bookmarkStart w:id="22" w:name="_Toc127971476"/>
+      <w:bookmarkStart w:id="23" w:name="_Toc9194"/>
+      <w:bookmarkStart w:id="24" w:name="_Toc3839"/>
+      <w:bookmarkStart w:id="25" w:name="_Toc21081"/>
+      <w:bookmarkStart w:id="26" w:name="_Toc5262"/>
       <w:r>
         <w:rPr>
           <w:rFonts w:cs="Times New Roman"/>
@@ -2574,8 +2578,8 @@
       <w:pPr>
         <w:pStyle w:val="Heading3"/>
         <w:numPr>
-          <w:ilvl w:val="2"/>
-          <w:numId w:val="1"/>
+          <w:ilvl w:val="0"/>
+          <w:numId w:val="0"/>
         </w:numPr>
         <w:ind w:hanging="851" w:left="1078" w:right="0"/>
         <w:outlineLvl w:val="1"/>
@@ -2585,10 +2589,10 @@
           <w:szCs w:val="26"/>
         </w:rPr>
       </w:pPr>
-      <w:bookmarkStart w:id="27" w:name="_Toc11807"/>
-      <w:bookmarkStart w:id="28" w:name="_Toc8189"/>
-      <w:bookmarkStart w:id="29" w:name="_Toc4543"/>
-      <w:bookmarkStart w:id="30" w:name="_Toc26472"/>
+      <w:bookmarkStart w:id="27" w:name="_Toc8189"/>
+      <w:bookmarkStart w:id="28" w:name="_Toc4543"/>
+      <w:bookmarkStart w:id="29" w:name="_Toc26472"/>
+      <w:bookmarkStart w:id="30" w:name="_Toc11807"/>
       <w:r>
         <w:rPr>
           <w:rFonts w:cs="Times New Roman"/>
@@ -2605,10 +2609,9 @@
     </w:p>
     <w:tbl>
       <w:tblPr>
-        <w:tblStyle w:val="8"/>
         <w:tblW w:w="5000" w:type="pct"/>
         <w:jc w:val="left"/>
-        <w:tblInd w:w="55" w:type="dxa"/>
+        <w:tblInd w:w="-7" w:type="dxa"/>
         <w:tblLayout w:type="fixed"/>
         <w:tblCellMar>
           <w:top w:w="55" w:type="dxa"/>
@@ -2638,7 +2641,7 @@
               <w:pStyle w:val="TableContents"/>
               <w:keepNext w:val="false"/>
               <w:keepLines w:val="false"/>
-              <w:spacing w:lineRule="auto" w:line="240" w:beforeAutospacing="0" w:before="0" w:afterAutospacing="0" w:after="0"/>
+              <w:spacing w:lineRule="auto" w:line="240" w:before="0" w:after="0"/>
               <w:ind w:left="0" w:right="0"/>
               <w:jc w:val="center"/>
               <w:rPr>
@@ -2675,7 +2678,7 @@
               <w:pStyle w:val="TableContents"/>
               <w:keepNext w:val="false"/>
               <w:keepLines w:val="false"/>
-              <w:spacing w:lineRule="auto" w:line="240" w:beforeAutospacing="0" w:before="0" w:afterAutospacing="0" w:after="0"/>
+              <w:spacing w:lineRule="auto" w:line="240" w:before="0" w:after="0"/>
               <w:ind w:left="0" w:right="0"/>
               <w:jc w:val="center"/>
               <w:rPr>
@@ -2713,7 +2716,7 @@
               <w:pStyle w:val="TableContents"/>
               <w:keepNext w:val="false"/>
               <w:keepLines w:val="false"/>
-              <w:spacing w:lineRule="auto" w:line="240" w:beforeAutospacing="0" w:before="0" w:afterAutospacing="0" w:after="0"/>
+              <w:spacing w:lineRule="auto" w:line="240" w:before="0" w:after="0"/>
               <w:ind w:left="0" w:right="0"/>
               <w:jc w:val="center"/>
               <w:rPr>
@@ -2757,7 +2760,7 @@
               <w:suppressLineNumbers w:val="0"/>
               <w:suppressAutoHyphens w:val="true"/>
               <w:bidi w:val="0"/>
-              <w:spacing w:lineRule="auto" w:line="240" w:beforeAutospacing="0" w:before="0" w:afterAutospacing="0" w:after="0"/>
+              <w:spacing w:lineRule="auto" w:line="240" w:before="0" w:after="0"/>
               <w:ind w:left="0" w:right="0"/>
               <w:jc w:val="center"/>
               <w:rPr/>
@@ -2765,7 +2768,7 @@
             <w:r>
               <w:rPr>
                 <w:rStyle w:val="Strong"/>
-                <w:rFonts w:eastAsia="Calibri" w:cs="Times New Roman" w:eastAsiaTheme="minorHAnsi"/>
+                <w:rFonts w:eastAsia="Calibri" w:cs="Times New Roman"/>
                 <w:b w:val="false"/>
                 <w:bCs w:val="false"/>
                 <w:color w:val="auto"/>
@@ -2796,7 +2799,7 @@
               <w:suppressLineNumbers w:val="0"/>
               <w:suppressAutoHyphens w:val="true"/>
               <w:bidi w:val="0"/>
-              <w:spacing w:lineRule="auto" w:line="240" w:beforeAutospacing="0" w:before="0" w:afterAutospacing="0" w:after="0"/>
+              <w:spacing w:lineRule="auto" w:line="240" w:before="0" w:after="0"/>
               <w:ind w:left="0" w:right="0"/>
               <w:jc w:val="left"/>
               <w:rPr/>
@@ -2804,7 +2807,7 @@
             <w:r>
               <w:rPr>
                 <w:rStyle w:val="Strong"/>
-                <w:rFonts w:eastAsia="Calibri" w:cs="Times New Roman" w:eastAsiaTheme="minorHAnsi"/>
+                <w:rFonts w:eastAsia="Calibri" w:cs="Times New Roman"/>
                 <w:b w:val="false"/>
                 <w:bCs w:val="false"/>
                 <w:color w:val="auto"/>
@@ -2836,7 +2839,7 @@
               <w:suppressLineNumbers w:val="0"/>
               <w:suppressAutoHyphens w:val="true"/>
               <w:bidi w:val="0"/>
-              <w:spacing w:lineRule="auto" w:line="240" w:beforeAutospacing="0" w:before="0" w:afterAutospacing="0" w:after="0"/>
+              <w:spacing w:lineRule="auto" w:line="240" w:before="0" w:after="0"/>
               <w:ind w:left="0" w:right="0"/>
               <w:jc w:val="left"/>
               <w:rPr/>
@@ -2844,7 +2847,7 @@
             <w:r>
               <w:rPr>
                 <w:rStyle w:val="Strong"/>
-                <w:rFonts w:eastAsia="Calibri" w:cs="Times New Roman" w:eastAsiaTheme="minorHAnsi"/>
+                <w:rFonts w:eastAsia="Calibri" w:cs="Times New Roman"/>
                 <w:b w:val="false"/>
                 <w:bCs w:val="false"/>
                 <w:color w:val="auto"/>
@@ -2865,7 +2868,7 @@
               <w:suppressLineNumbers w:val="0"/>
               <w:suppressAutoHyphens w:val="true"/>
               <w:bidi w:val="0"/>
-              <w:spacing w:lineRule="auto" w:line="240" w:beforeAutospacing="0" w:before="0" w:afterAutospacing="0" w:after="0"/>
+              <w:spacing w:lineRule="auto" w:line="240" w:before="0" w:after="0"/>
               <w:ind w:left="0" w:right="0"/>
               <w:jc w:val="left"/>
               <w:rPr/>
@@ -2873,7 +2876,7 @@
             <w:r>
               <w:rPr>
                 <w:rStyle w:val="Strong"/>
-                <w:rFonts w:eastAsia="Calibri" w:cs="Times New Roman" w:eastAsiaTheme="minorHAnsi"/>
+                <w:rFonts w:eastAsia="Calibri" w:cs="Times New Roman"/>
                 <w:b w:val="false"/>
                 <w:bCs w:val="false"/>
                 <w:color w:val="auto"/>
@@ -2907,7 +2910,7 @@
               <w:suppressLineNumbers w:val="0"/>
               <w:suppressAutoHyphens w:val="true"/>
               <w:bidi w:val="0"/>
-              <w:spacing w:lineRule="auto" w:line="240" w:beforeAutospacing="0" w:before="0" w:afterAutospacing="0" w:after="0"/>
+              <w:spacing w:lineRule="auto" w:line="240" w:before="0" w:after="0"/>
               <w:ind w:left="0" w:right="0"/>
               <w:jc w:val="center"/>
               <w:rPr/>
@@ -2915,7 +2918,7 @@
             <w:r>
               <w:rPr>
                 <w:rStyle w:val="Strong"/>
-                <w:rFonts w:eastAsia="Calibri" w:cs="Times New Roman" w:eastAsiaTheme="minorHAnsi"/>
+                <w:rFonts w:eastAsia="Calibri" w:cs="Times New Roman"/>
                 <w:b w:val="false"/>
                 <w:bCs w:val="false"/>
                 <w:color w:val="auto"/>
@@ -2946,7 +2949,7 @@
               <w:suppressLineNumbers w:val="0"/>
               <w:suppressAutoHyphens w:val="true"/>
               <w:bidi w:val="0"/>
-              <w:spacing w:lineRule="auto" w:line="240" w:beforeAutospacing="0" w:before="0" w:afterAutospacing="0" w:after="0"/>
+              <w:spacing w:lineRule="auto" w:line="240" w:before="0" w:after="0"/>
               <w:ind w:left="0" w:right="0"/>
               <w:jc w:val="left"/>
               <w:rPr/>
@@ -2954,7 +2957,7 @@
             <w:r>
               <w:rPr>
                 <w:rStyle w:val="Strong"/>
-                <w:rFonts w:eastAsia="Calibri" w:cs="Times New Roman" w:eastAsiaTheme="minorHAnsi"/>
+                <w:rFonts w:eastAsia="Calibri" w:cs="Times New Roman"/>
                 <w:b w:val="false"/>
                 <w:bCs w:val="false"/>
                 <w:color w:val="auto"/>
@@ -2986,7 +2989,7 @@
               <w:suppressLineNumbers w:val="0"/>
               <w:suppressAutoHyphens w:val="true"/>
               <w:bidi w:val="0"/>
-              <w:spacing w:lineRule="auto" w:line="240" w:beforeAutospacing="0" w:before="0" w:afterAutospacing="0" w:after="0"/>
+              <w:spacing w:lineRule="auto" w:line="240" w:before="0" w:after="0"/>
               <w:ind w:left="0" w:right="0"/>
               <w:jc w:val="left"/>
               <w:rPr/>
@@ -2994,7 +2997,7 @@
             <w:r>
               <w:rPr>
                 <w:rStyle w:val="Strong"/>
-                <w:rFonts w:eastAsia="Calibri" w:cs="Times New Roman" w:eastAsiaTheme="minorHAnsi"/>
+                <w:rFonts w:eastAsia="Calibri" w:cs="Times New Roman"/>
                 <w:b w:val="false"/>
                 <w:bCs w:val="false"/>
                 <w:color w:val="auto"/>
@@ -3015,7 +3018,7 @@
               <w:suppressLineNumbers w:val="0"/>
               <w:suppressAutoHyphens w:val="true"/>
               <w:bidi w:val="0"/>
-              <w:spacing w:lineRule="auto" w:line="240" w:beforeAutospacing="0" w:before="0" w:afterAutospacing="0" w:after="0"/>
+              <w:spacing w:lineRule="auto" w:line="240" w:before="0" w:after="0"/>
               <w:ind w:left="0" w:right="0"/>
               <w:jc w:val="left"/>
               <w:rPr/>
@@ -3023,7 +3026,7 @@
             <w:r>
               <w:rPr>
                 <w:rStyle w:val="Strong"/>
-                <w:rFonts w:eastAsia="Calibri" w:cs="Times New Roman" w:eastAsiaTheme="minorHAnsi"/>
+                <w:rFonts w:eastAsia="Calibri" w:cs="Times New Roman"/>
                 <w:b w:val="false"/>
                 <w:bCs w:val="false"/>
                 <w:color w:val="auto"/>
@@ -3057,7 +3060,7 @@
               <w:suppressLineNumbers w:val="0"/>
               <w:suppressAutoHyphens w:val="true"/>
               <w:bidi w:val="0"/>
-              <w:spacing w:lineRule="auto" w:line="240" w:beforeAutospacing="0" w:before="0" w:afterAutospacing="0" w:after="0"/>
+              <w:spacing w:lineRule="auto" w:line="240" w:before="0" w:after="0"/>
               <w:ind w:left="0" w:right="0"/>
               <w:jc w:val="center"/>
               <w:rPr/>
@@ -3065,7 +3068,7 @@
             <w:r>
               <w:rPr>
                 <w:rStyle w:val="Strong"/>
-                <w:rFonts w:eastAsia="Calibri" w:cs="Times New Roman" w:eastAsiaTheme="minorHAnsi"/>
+                <w:rFonts w:eastAsia="Calibri" w:cs="Times New Roman"/>
                 <w:b w:val="false"/>
                 <w:bCs w:val="false"/>
                 <w:color w:val="auto"/>
@@ -3096,7 +3099,7 @@
               <w:suppressLineNumbers w:val="0"/>
               <w:suppressAutoHyphens w:val="true"/>
               <w:bidi w:val="0"/>
-              <w:spacing w:lineRule="auto" w:line="240" w:beforeAutospacing="0" w:before="0" w:afterAutospacing="0" w:after="0"/>
+              <w:spacing w:lineRule="auto" w:line="240" w:before="0" w:after="0"/>
               <w:ind w:left="0" w:right="0"/>
               <w:jc w:val="left"/>
               <w:rPr/>
@@ -3104,7 +3107,7 @@
             <w:r>
               <w:rPr>
                 <w:rStyle w:val="Strong"/>
-                <w:rFonts w:eastAsia="Calibri" w:cs="Times New Roman" w:eastAsiaTheme="minorHAnsi"/>
+                <w:rFonts w:eastAsia="Calibri" w:cs="Times New Roman"/>
                 <w:b w:val="false"/>
                 <w:bCs w:val="false"/>
                 <w:color w:val="auto"/>
@@ -3136,7 +3139,7 @@
               <w:suppressLineNumbers w:val="0"/>
               <w:suppressAutoHyphens w:val="true"/>
               <w:bidi w:val="0"/>
-              <w:spacing w:lineRule="auto" w:line="240" w:beforeAutospacing="0" w:before="0" w:afterAutospacing="0" w:after="0"/>
+              <w:spacing w:lineRule="auto" w:line="240" w:before="0" w:after="0"/>
               <w:ind w:left="0" w:right="0"/>
               <w:jc w:val="left"/>
               <w:rPr/>
@@ -3144,7 +3147,7 @@
             <w:r>
               <w:rPr>
                 <w:rStyle w:val="Strong"/>
-                <w:rFonts w:eastAsia="Calibri" w:cs="Times New Roman" w:eastAsiaTheme="minorHAnsi"/>
+                <w:rFonts w:eastAsia="Calibri" w:cs="Times New Roman"/>
                 <w:b w:val="false"/>
                 <w:bCs w:val="false"/>
                 <w:color w:val="auto"/>
@@ -3165,7 +3168,7 @@
               <w:suppressLineNumbers w:val="0"/>
               <w:suppressAutoHyphens w:val="true"/>
               <w:bidi w:val="0"/>
-              <w:spacing w:lineRule="auto" w:line="240" w:beforeAutospacing="0" w:before="0" w:afterAutospacing="0" w:after="0"/>
+              <w:spacing w:lineRule="auto" w:line="240" w:before="0" w:after="0"/>
               <w:ind w:left="0" w:right="0"/>
               <w:jc w:val="left"/>
               <w:rPr/>
@@ -3173,7 +3176,7 @@
             <w:r>
               <w:rPr>
                 <w:rStyle w:val="Strong"/>
-                <w:rFonts w:eastAsia="Calibri" w:cs="Times New Roman" w:eastAsiaTheme="minorHAnsi"/>
+                <w:rFonts w:eastAsia="Calibri" w:cs="Times New Roman"/>
                 <w:b w:val="false"/>
                 <w:bCs w:val="false"/>
                 <w:color w:val="auto"/>
@@ -3194,7 +3197,7 @@
               <w:suppressLineNumbers w:val="0"/>
               <w:suppressAutoHyphens w:val="true"/>
               <w:bidi w:val="0"/>
-              <w:spacing w:lineRule="auto" w:line="240" w:beforeAutospacing="0" w:before="0" w:afterAutospacing="0" w:after="0"/>
+              <w:spacing w:lineRule="auto" w:line="240" w:before="0" w:after="0"/>
               <w:ind w:left="0" w:right="0"/>
               <w:jc w:val="left"/>
               <w:rPr/>
@@ -3202,7 +3205,7 @@
             <w:r>
               <w:rPr>
                 <w:rStyle w:val="Strong"/>
-                <w:rFonts w:eastAsia="Calibri" w:cs="Times New Roman" w:eastAsiaTheme="minorHAnsi"/>
+                <w:rFonts w:eastAsia="Calibri" w:cs="Times New Roman"/>
                 <w:b w:val="false"/>
                 <w:bCs w:val="false"/>
                 <w:color w:val="auto"/>
@@ -3236,7 +3239,7 @@
               <w:suppressLineNumbers w:val="0"/>
               <w:suppressAutoHyphens w:val="true"/>
               <w:bidi w:val="0"/>
-              <w:spacing w:lineRule="auto" w:line="240" w:beforeAutospacing="0" w:before="0" w:afterAutospacing="0" w:after="0"/>
+              <w:spacing w:lineRule="auto" w:line="240" w:before="0" w:after="0"/>
               <w:ind w:left="0" w:right="0"/>
               <w:jc w:val="center"/>
               <w:rPr/>
@@ -3244,7 +3247,7 @@
             <w:r>
               <w:rPr>
                 <w:rStyle w:val="Strong"/>
-                <w:rFonts w:eastAsia="Calibri" w:cs="Times New Roman" w:eastAsiaTheme="minorHAnsi"/>
+                <w:rFonts w:eastAsia="Calibri" w:cs="Times New Roman"/>
                 <w:b w:val="false"/>
                 <w:bCs w:val="false"/>
                 <w:color w:val="auto"/>
@@ -3275,7 +3278,7 @@
               <w:suppressLineNumbers w:val="0"/>
               <w:suppressAutoHyphens w:val="true"/>
               <w:bidi w:val="0"/>
-              <w:spacing w:lineRule="auto" w:line="240" w:beforeAutospacing="0" w:before="0" w:afterAutospacing="0" w:after="0"/>
+              <w:spacing w:lineRule="auto" w:line="240" w:before="0" w:after="0"/>
               <w:ind w:left="0" w:right="0"/>
               <w:jc w:val="left"/>
               <w:rPr/>
@@ -3283,7 +3286,7 @@
             <w:r>
               <w:rPr>
                 <w:rStyle w:val="Strong"/>
-                <w:rFonts w:eastAsia="Calibri" w:cs="Times New Roman" w:eastAsiaTheme="minorHAnsi"/>
+                <w:rFonts w:eastAsia="Calibri" w:cs="Times New Roman"/>
                 <w:b w:val="false"/>
                 <w:bCs w:val="false"/>
                 <w:color w:val="auto"/>
@@ -3315,7 +3318,7 @@
               <w:suppressLineNumbers w:val="0"/>
               <w:suppressAutoHyphens w:val="true"/>
               <w:bidi w:val="0"/>
-              <w:spacing w:lineRule="auto" w:line="240" w:beforeAutospacing="0" w:before="0" w:afterAutospacing="0" w:after="0"/>
+              <w:spacing w:lineRule="auto" w:line="240" w:before="0" w:after="0"/>
               <w:ind w:left="0" w:right="0"/>
               <w:jc w:val="left"/>
               <w:rPr/>
@@ -3323,7 +3326,7 @@
             <w:r>
               <w:rPr>
                 <w:rStyle w:val="Strong"/>
-                <w:rFonts w:eastAsia="Calibri" w:cs="Times New Roman" w:eastAsiaTheme="minorHAnsi"/>
+                <w:rFonts w:eastAsia="Calibri" w:cs="Times New Roman"/>
                 <w:b w:val="false"/>
                 <w:bCs w:val="false"/>
                 <w:color w:val="auto"/>
@@ -3344,7 +3347,7 @@
               <w:suppressLineNumbers w:val="0"/>
               <w:suppressAutoHyphens w:val="true"/>
               <w:bidi w:val="0"/>
-              <w:spacing w:lineRule="auto" w:line="240" w:beforeAutospacing="0" w:before="0" w:afterAutospacing="0" w:after="0"/>
+              <w:spacing w:lineRule="auto" w:line="240" w:before="0" w:after="0"/>
               <w:ind w:left="0" w:right="0"/>
               <w:jc w:val="left"/>
               <w:rPr/>
@@ -3352,7 +3355,7 @@
             <w:r>
               <w:rPr>
                 <w:rStyle w:val="Strong"/>
-                <w:rFonts w:eastAsia="Calibri" w:cs="Times New Roman" w:eastAsiaTheme="minorHAnsi"/>
+                <w:rFonts w:eastAsia="Calibri" w:cs="Times New Roman"/>
                 <w:b w:val="false"/>
                 <w:bCs w:val="false"/>
                 <w:color w:val="auto"/>
@@ -3386,7 +3389,7 @@
               <w:suppressLineNumbers w:val="0"/>
               <w:suppressAutoHyphens w:val="true"/>
               <w:bidi w:val="0"/>
-              <w:spacing w:lineRule="auto" w:line="240" w:beforeAutospacing="0" w:before="0" w:afterAutospacing="0" w:after="0"/>
+              <w:spacing w:lineRule="auto" w:line="240" w:before="0" w:after="0"/>
               <w:ind w:left="0" w:right="0"/>
               <w:jc w:val="center"/>
               <w:rPr/>
@@ -3394,7 +3397,7 @@
             <w:r>
               <w:rPr>
                 <w:rStyle w:val="Strong"/>
-                <w:rFonts w:eastAsia="Calibri" w:cs="Times New Roman" w:eastAsiaTheme="minorHAnsi"/>
+                <w:rFonts w:eastAsia="Calibri" w:cs="Times New Roman"/>
                 <w:b w:val="false"/>
                 <w:bCs w:val="false"/>
                 <w:color w:val="auto"/>
@@ -3425,7 +3428,7 @@
               <w:suppressLineNumbers w:val="0"/>
               <w:suppressAutoHyphens w:val="true"/>
               <w:bidi w:val="0"/>
-              <w:spacing w:lineRule="auto" w:line="240" w:beforeAutospacing="0" w:before="0" w:afterAutospacing="0" w:after="0"/>
+              <w:spacing w:lineRule="auto" w:line="240" w:before="0" w:after="0"/>
               <w:ind w:left="0" w:right="0"/>
               <w:jc w:val="left"/>
               <w:rPr/>
@@ -3433,7 +3436,7 @@
             <w:r>
               <w:rPr>
                 <w:rStyle w:val="Strong"/>
-                <w:rFonts w:eastAsia="Calibri" w:cs="Times New Roman" w:eastAsiaTheme="minorHAnsi"/>
+                <w:rFonts w:eastAsia="Calibri" w:cs="Times New Roman"/>
                 <w:b w:val="false"/>
                 <w:bCs w:val="false"/>
                 <w:color w:val="auto"/>
@@ -3465,7 +3468,7 @@
               <w:suppressLineNumbers w:val="0"/>
               <w:suppressAutoHyphens w:val="true"/>
               <w:bidi w:val="0"/>
-              <w:spacing w:lineRule="auto" w:line="240" w:beforeAutospacing="0" w:before="0" w:afterAutospacing="0" w:after="0"/>
+              <w:spacing w:lineRule="auto" w:line="240" w:before="0" w:after="0"/>
               <w:ind w:left="0" w:right="0"/>
               <w:jc w:val="left"/>
               <w:rPr/>
@@ -3473,7 +3476,7 @@
             <w:r>
               <w:rPr>
                 <w:rStyle w:val="Strong"/>
-                <w:rFonts w:eastAsia="Calibri" w:cs="Times New Roman" w:eastAsiaTheme="minorHAnsi"/>
+                <w:rFonts w:eastAsia="Calibri" w:cs="Times New Roman"/>
                 <w:b w:val="false"/>
                 <w:bCs w:val="false"/>
                 <w:color w:val="auto"/>
@@ -3494,7 +3497,7 @@
               <w:suppressLineNumbers w:val="0"/>
               <w:suppressAutoHyphens w:val="true"/>
               <w:bidi w:val="0"/>
-              <w:spacing w:lineRule="auto" w:line="240" w:beforeAutospacing="0" w:before="0" w:afterAutospacing="0" w:after="0"/>
+              <w:spacing w:lineRule="auto" w:line="240" w:before="0" w:after="0"/>
               <w:ind w:left="0" w:right="0"/>
               <w:jc w:val="left"/>
               <w:rPr/>
@@ -3502,7 +3505,7 @@
             <w:r>
               <w:rPr>
                 <w:rStyle w:val="Strong"/>
-                <w:rFonts w:eastAsia="Calibri" w:cs="Times New Roman" w:eastAsiaTheme="minorHAnsi"/>
+                <w:rFonts w:eastAsia="Calibri" w:cs="Times New Roman"/>
                 <w:b w:val="false"/>
                 <w:bCs w:val="false"/>
                 <w:color w:val="auto"/>
@@ -3536,7 +3539,7 @@
               <w:suppressLineNumbers w:val="0"/>
               <w:suppressAutoHyphens w:val="true"/>
               <w:bidi w:val="0"/>
-              <w:spacing w:lineRule="auto" w:line="240" w:beforeAutospacing="0" w:before="0" w:afterAutospacing="0" w:after="0"/>
+              <w:spacing w:lineRule="auto" w:line="240" w:before="0" w:after="0"/>
               <w:ind w:left="0" w:right="0"/>
               <w:jc w:val="center"/>
               <w:rPr/>
@@ -3544,7 +3547,7 @@
             <w:r>
               <w:rPr>
                 <w:rStyle w:val="Strong"/>
-                <w:rFonts w:eastAsia="Calibri" w:cs="Times New Roman" w:eastAsiaTheme="minorHAnsi"/>
+                <w:rFonts w:eastAsia="Calibri" w:cs="Times New Roman"/>
                 <w:b w:val="false"/>
                 <w:bCs w:val="false"/>
                 <w:color w:val="auto"/>
@@ -3575,7 +3578,7 @@
               <w:suppressLineNumbers w:val="0"/>
               <w:suppressAutoHyphens w:val="true"/>
               <w:bidi w:val="0"/>
-              <w:spacing w:lineRule="auto" w:line="240" w:beforeAutospacing="0" w:before="0" w:afterAutospacing="0" w:after="0"/>
+              <w:spacing w:lineRule="auto" w:line="240" w:before="0" w:after="0"/>
               <w:ind w:left="0" w:right="0"/>
               <w:jc w:val="left"/>
               <w:rPr/>
@@ -3583,7 +3586,7 @@
             <w:r>
               <w:rPr>
                 <w:rStyle w:val="Strong"/>
-                <w:rFonts w:eastAsia="Calibri" w:cs="Times New Roman" w:eastAsiaTheme="minorHAnsi"/>
+                <w:rFonts w:eastAsia="Calibri" w:cs="Times New Roman"/>
                 <w:b w:val="false"/>
                 <w:bCs w:val="false"/>
                 <w:color w:val="auto"/>
@@ -3615,7 +3618,7 @@
               <w:suppressLineNumbers w:val="0"/>
               <w:suppressAutoHyphens w:val="true"/>
               <w:bidi w:val="0"/>
-              <w:spacing w:lineRule="auto" w:line="240" w:beforeAutospacing="0" w:before="0" w:afterAutospacing="0" w:after="0"/>
+              <w:spacing w:lineRule="auto" w:line="240" w:before="0" w:after="0"/>
               <w:ind w:left="0" w:right="0"/>
               <w:jc w:val="left"/>
               <w:rPr/>
@@ -3623,7 +3626,7 @@
             <w:r>
               <w:rPr>
                 <w:rStyle w:val="Strong"/>
-                <w:rFonts w:eastAsia="Calibri" w:cs="Times New Roman" w:eastAsiaTheme="minorHAnsi"/>
+                <w:rFonts w:eastAsia="Calibri" w:cs="Times New Roman"/>
                 <w:b w:val="false"/>
                 <w:bCs w:val="false"/>
                 <w:color w:val="auto"/>
@@ -3644,7 +3647,7 @@
               <w:suppressLineNumbers w:val="0"/>
               <w:suppressAutoHyphens w:val="true"/>
               <w:bidi w:val="0"/>
-              <w:spacing w:lineRule="auto" w:line="240" w:beforeAutospacing="0" w:before="0" w:afterAutospacing="0" w:after="0"/>
+              <w:spacing w:lineRule="auto" w:line="240" w:before="0" w:after="0"/>
               <w:ind w:left="0" w:right="0"/>
               <w:jc w:val="left"/>
               <w:rPr/>
@@ -3652,7 +3655,7 @@
             <w:r>
               <w:rPr>
                 <w:rStyle w:val="Strong"/>
-                <w:rFonts w:eastAsia="Calibri" w:cs="Times New Roman" w:eastAsiaTheme="minorHAnsi"/>
+                <w:rFonts w:eastAsia="Calibri" w:cs="Times New Roman"/>
                 <w:b w:val="false"/>
                 <w:bCs w:val="false"/>
                 <w:color w:val="auto"/>
@@ -3686,7 +3689,7 @@
               <w:suppressLineNumbers w:val="0"/>
               <w:suppressAutoHyphens w:val="true"/>
               <w:bidi w:val="0"/>
-              <w:spacing w:lineRule="auto" w:line="240" w:beforeAutospacing="0" w:before="0" w:afterAutospacing="0" w:after="0"/>
+              <w:spacing w:lineRule="auto" w:line="240" w:before="0" w:after="0"/>
               <w:ind w:left="0" w:right="0"/>
               <w:jc w:val="center"/>
               <w:rPr/>
@@ -3694,7 +3697,7 @@
             <w:r>
               <w:rPr>
                 <w:rStyle w:val="Strong"/>
-                <w:rFonts w:eastAsia="Calibri" w:cs="Times New Roman" w:eastAsiaTheme="minorHAnsi"/>
+                <w:rFonts w:eastAsia="Calibri" w:cs="Times New Roman"/>
                 <w:b w:val="false"/>
                 <w:bCs w:val="false"/>
                 <w:color w:val="auto"/>
@@ -3725,7 +3728,7 @@
               <w:suppressLineNumbers w:val="0"/>
               <w:suppressAutoHyphens w:val="true"/>
               <w:bidi w:val="0"/>
-              <w:spacing w:lineRule="auto" w:line="240" w:beforeAutospacing="0" w:before="0" w:afterAutospacing="0" w:after="0"/>
+              <w:spacing w:lineRule="auto" w:line="240" w:before="0" w:after="0"/>
               <w:ind w:left="0" w:right="0"/>
               <w:jc w:val="left"/>
               <w:rPr/>
@@ -3733,7 +3736,7 @@
             <w:r>
               <w:rPr>
                 <w:rStyle w:val="Strong"/>
-                <w:rFonts w:eastAsia="Calibri" w:cs="Times New Roman" w:eastAsiaTheme="minorHAnsi"/>
+                <w:rFonts w:eastAsia="Calibri" w:cs="Times New Roman"/>
                 <w:b w:val="false"/>
                 <w:bCs w:val="false"/>
                 <w:color w:val="auto"/>
@@ -3765,7 +3768,7 @@
               <w:suppressLineNumbers w:val="0"/>
               <w:suppressAutoHyphens w:val="true"/>
               <w:bidi w:val="0"/>
-              <w:spacing w:lineRule="auto" w:line="240" w:beforeAutospacing="0" w:before="0" w:afterAutospacing="0" w:after="0"/>
+              <w:spacing w:lineRule="auto" w:line="240" w:before="0" w:after="0"/>
               <w:ind w:left="0" w:right="0"/>
               <w:jc w:val="left"/>
               <w:rPr/>
@@ -3773,7 +3776,7 @@
             <w:r>
               <w:rPr>
                 <w:rStyle w:val="Strong"/>
-                <w:rFonts w:eastAsia="Calibri" w:cs="Times New Roman" w:eastAsiaTheme="minorHAnsi"/>
+                <w:rFonts w:eastAsia="Calibri" w:cs="Times New Roman"/>
                 <w:b w:val="false"/>
                 <w:bCs w:val="false"/>
                 <w:color w:val="auto"/>
@@ -3794,7 +3797,7 @@
               <w:suppressLineNumbers w:val="0"/>
               <w:suppressAutoHyphens w:val="true"/>
               <w:bidi w:val="0"/>
-              <w:spacing w:lineRule="auto" w:line="240" w:beforeAutospacing="0" w:before="0" w:afterAutospacing="0" w:after="0"/>
+              <w:spacing w:lineRule="auto" w:line="240" w:before="0" w:after="0"/>
               <w:ind w:left="0" w:right="0"/>
               <w:jc w:val="left"/>
               <w:rPr/>
@@ -3802,7 +3805,7 @@
             <w:r>
               <w:rPr>
                 <w:rStyle w:val="Strong"/>
-                <w:rFonts w:eastAsia="Calibri" w:cs="Times New Roman" w:eastAsiaTheme="minorHAnsi"/>
+                <w:rFonts w:eastAsia="Calibri" w:cs="Times New Roman"/>
                 <w:b w:val="false"/>
                 <w:bCs w:val="false"/>
                 <w:color w:val="auto"/>
@@ -3836,8 +3839,8 @@
       <w:pPr>
         <w:pStyle w:val="Heading3"/>
         <w:numPr>
-          <w:ilvl w:val="2"/>
-          <w:numId w:val="1"/>
+          <w:ilvl w:val="0"/>
+          <w:numId w:val="0"/>
         </w:numPr>
         <w:ind w:hanging="851" w:left="1078" w:right="0"/>
         <w:outlineLvl w:val="1"/>
@@ -3858,10 +3861,9 @@
     </w:p>
     <w:tbl>
       <w:tblPr>
-        <w:tblStyle w:val="8"/>
         <w:tblW w:w="5000" w:type="pct"/>
         <w:jc w:val="left"/>
-        <w:tblInd w:w="55" w:type="dxa"/>
+        <w:tblInd w:w="-5" w:type="dxa"/>
         <w:tblLayout w:type="fixed"/>
         <w:tblCellMar>
           <w:top w:w="55" w:type="dxa"/>
@@ -3892,7 +3894,7 @@
               <w:keepLines w:val="false"/>
               <w:widowControl w:val="false"/>
               <w:suppressLineNumbers/>
-              <w:spacing w:beforeAutospacing="0" w:before="0" w:afterAutospacing="0" w:after="120"/>
+              <w:spacing w:before="0" w:after="120"/>
               <w:ind w:left="0" w:right="0"/>
               <w:rPr>
                 <w:rFonts w:ascii="Times New Roman" w:hAnsi="Times New Roman" w:cs="Times New Roman"/>
@@ -3921,7 +3923,7 @@
                           </pic:cNvPicPr>
                         </pic:nvPicPr>
                         <pic:blipFill>
-                          <a:blip r:embed="rId5"/>
+                          <a:blip r:embed="rId4"/>
                           <a:stretch>
                             <a:fillRect/>
                           </a:stretch>
@@ -4011,17 +4013,17 @@
       <w:pPr>
         <w:pStyle w:val="Heading3"/>
         <w:numPr>
-          <w:ilvl w:val="2"/>
-          <w:numId w:val="1"/>
+          <w:ilvl w:val="0"/>
+          <w:numId w:val="0"/>
         </w:numPr>
         <w:bidi w:val="0"/>
         <w:ind w:hanging="851" w:left="1078" w:right="0"/>
         <w:rPr/>
       </w:pPr>
-      <w:bookmarkStart w:id="32" w:name="_Toc32152"/>
-      <w:bookmarkStart w:id="33" w:name="_Toc2410"/>
-      <w:bookmarkStart w:id="34" w:name="_Toc12536"/>
-      <w:bookmarkStart w:id="35" w:name="_Toc13193"/>
+      <w:bookmarkStart w:id="32" w:name="_Toc2410"/>
+      <w:bookmarkStart w:id="33" w:name="_Toc12536"/>
+      <w:bookmarkStart w:id="34" w:name="_Toc13193"/>
+      <w:bookmarkStart w:id="35" w:name="_Toc32152"/>
       <w:r>
         <w:rPr>
           <w:lang w:val="vi-VN"/>
@@ -4037,7 +4039,7 @@
       <w:tblPr>
         <w:tblW w:w="5000" w:type="pct"/>
         <w:jc w:val="left"/>
-        <w:tblInd w:w="55" w:type="dxa"/>
+        <w:tblInd w:w="-5" w:type="dxa"/>
         <w:tblLayout w:type="fixed"/>
         <w:tblCellMar>
           <w:top w:w="55" w:type="dxa"/>
@@ -4072,7 +4074,7 @@
             <w:r>
               <w:rPr/>
               <w:drawing>
-                <wp:anchor behindDoc="0" distT="0" distB="0" distL="0" distR="0" simplePos="0" locked="0" layoutInCell="0" allowOverlap="1" relativeHeight="4">
+                <wp:anchor behindDoc="0" distT="0" distB="0" distL="0" distR="0" simplePos="0" locked="0" layoutInCell="0" allowOverlap="1" relativeHeight="3">
                   <wp:simplePos x="0" y="0"/>
                   <wp:positionH relativeFrom="margin">
                     <wp:align>center</wp:align>
@@ -4097,7 +4099,7 @@
                           </pic:cNvPicPr>
                         </pic:nvPicPr>
                         <pic:blipFill>
-                          <a:blip r:embed="rId6"/>
+                          <a:blip r:embed="rId5"/>
                           <a:stretch>
                             <a:fillRect/>
                           </a:stretch>
@@ -4214,6 +4216,7 @@
         <w:suppressAutoHyphens w:val="true"/>
         <w:bidi w:val="0"/>
         <w:spacing w:lineRule="auto" w:line="360" w:before="0" w:after="120"/>
+        <w:ind w:hanging="0" w:left="0"/>
         <w:rPr>
           <w:rFonts w:ascii="Times New Roman" w:hAnsi="Times New Roman" w:eastAsia="Times New Roman" w:cs="Times New Roman"/>
           <w:b/>
@@ -4224,10 +4227,10 @@
           <w:lang w:val="en-US" w:eastAsia="en-US" w:bidi="ar-SA"/>
         </w:rPr>
       </w:pPr>
-      <w:bookmarkStart w:id="37" w:name="_Toc26732"/>
-      <w:bookmarkStart w:id="38" w:name="_Toc29387"/>
-      <w:bookmarkStart w:id="39" w:name="_Toc1611"/>
-      <w:bookmarkStart w:id="40" w:name="_Toc17063"/>
+      <w:bookmarkStart w:id="37" w:name="_Toc29387"/>
+      <w:bookmarkStart w:id="38" w:name="_Toc1611"/>
+      <w:bookmarkStart w:id="39" w:name="_Toc17063"/>
+      <w:bookmarkStart w:id="40" w:name="_Toc26732"/>
       <w:r>
         <w:rPr>
           <w:rFonts w:eastAsia="Times New Roman" w:cs="Times New Roman"/>
@@ -4248,6 +4251,10 @@
     <w:p>
       <w:pPr>
         <w:pStyle w:val="Heading2"/>
+        <w:numPr>
+          <w:ilvl w:val="0"/>
+          <w:numId w:val="1"/>
+        </w:numPr>
         <w:ind w:hanging="567" w:left="567"/>
         <w:outlineLvl w:val="0"/>
         <w:rPr>
@@ -4265,3455 +4272,1599 @@
     <w:p>
       <w:pPr>
         <w:pStyle w:val="Normal"/>
-        <w:rPr>
-          <w:b/>
-          <w:bCs/>
-        </w:rPr>
-      </w:pPr>
-      <w:r>
-        <w:rPr>
-          <w:b/>
-          <w:bCs/>
-        </w:rPr>
-        <w:t>API: Đăng ký tài khoản (User Registration)</w:t>
-      </w:r>
-    </w:p>
+        <w:numPr>
+          <w:ilvl w:val="0"/>
+          <w:numId w:val="0"/>
+        </w:numPr>
+        <w:ind w:hanging="567" w:left="567"/>
+        <w:outlineLvl w:val="0"/>
+        <w:rPr>
+          <w:rFonts w:ascii="Times New Roman" w:hAnsi="Times New Roman" w:cs="Times New Roman"/>
+          <w:sz w:val="26"/>
+          <w:szCs w:val="26"/>
+          <w:lang w:val="vi-VN"/>
+        </w:rPr>
+      </w:pPr>
+      <w:r>
+        <w:rPr/>
+      </w:r>
+    </w:p>
+    <w:tbl>
+      <w:tblPr>
+        <w:tblW w:w="13611" w:type="dxa"/>
+        <w:jc w:val="left"/>
+        <w:tblInd w:w="0" w:type="dxa"/>
+        <w:tblLayout w:type="fixed"/>
+        <w:tblCellMar>
+          <w:top w:w="28" w:type="dxa"/>
+          <w:left w:w="28" w:type="dxa"/>
+          <w:bottom w:w="28" w:type="dxa"/>
+          <w:right w:w="28" w:type="dxa"/>
+        </w:tblCellMar>
+      </w:tblPr>
+      <w:tblGrid>
+        <w:gridCol w:w="251"/>
+        <w:gridCol w:w="921"/>
+        <w:gridCol w:w="900"/>
+        <w:gridCol w:w="1012"/>
+        <w:gridCol w:w="750"/>
+        <w:gridCol w:w="6652"/>
+        <w:gridCol w:w="1978"/>
+        <w:gridCol w:w="1147"/>
+      </w:tblGrid>
+      <w:tr>
+        <w:trPr>
+          <w:tblHeader w:val="true"/>
+        </w:trPr>
+        <w:tc>
+          <w:tcPr>
+            <w:tcW w:w="251" w:type="dxa"/>
+            <w:tcBorders/>
+            <w:vAlign w:val="center"/>
+          </w:tcPr>
+          <w:p>
+            <w:pPr>
+              <w:pStyle w:val="TableHeading"/>
+              <w:suppressLineNumbers/>
+              <w:spacing w:before="0" w:after="120"/>
+              <w:jc w:val="center"/>
+              <w:rPr/>
+            </w:pPr>
+            <w:r>
+              <w:rPr/>
+              <w:t>#</w:t>
+            </w:r>
+          </w:p>
+        </w:tc>
+        <w:tc>
+          <w:tcPr>
+            <w:tcW w:w="921" w:type="dxa"/>
+            <w:tcBorders/>
+            <w:vAlign w:val="center"/>
+          </w:tcPr>
+          <w:p>
+            <w:pPr>
+              <w:pStyle w:val="TableHeading"/>
+              <w:suppressLineNumbers/>
+              <w:spacing w:before="0" w:after="120"/>
+              <w:jc w:val="center"/>
+              <w:rPr/>
+            </w:pPr>
+            <w:r>
+              <w:rPr/>
+              <w:t>API Endpoint</w:t>
+            </w:r>
+          </w:p>
+        </w:tc>
+        <w:tc>
+          <w:tcPr>
+            <w:tcW w:w="900" w:type="dxa"/>
+            <w:tcBorders/>
+            <w:vAlign w:val="center"/>
+          </w:tcPr>
+          <w:p>
+            <w:pPr>
+              <w:pStyle w:val="TableHeading"/>
+              <w:suppressLineNumbers/>
+              <w:spacing w:before="0" w:after="120"/>
+              <w:jc w:val="center"/>
+              <w:rPr/>
+            </w:pPr>
+            <w:r>
+              <w:rPr/>
+              <w:t>Phương thức</w:t>
+            </w:r>
+          </w:p>
+        </w:tc>
+        <w:tc>
+          <w:tcPr>
+            <w:tcW w:w="1012" w:type="dxa"/>
+            <w:tcBorders/>
+            <w:vAlign w:val="center"/>
+          </w:tcPr>
+          <w:p>
+            <w:pPr>
+              <w:pStyle w:val="TableHeading"/>
+              <w:suppressLineNumbers/>
+              <w:spacing w:before="0" w:after="120"/>
+              <w:jc w:val="center"/>
+              <w:rPr/>
+            </w:pPr>
+            <w:r>
+              <w:rPr/>
+              <w:t>Mục đích</w:t>
+            </w:r>
+          </w:p>
+        </w:tc>
+        <w:tc>
+          <w:tcPr>
+            <w:tcW w:w="750" w:type="dxa"/>
+            <w:tcBorders/>
+            <w:vAlign w:val="center"/>
+          </w:tcPr>
+          <w:p>
+            <w:pPr>
+              <w:pStyle w:val="TableHeading"/>
+              <w:suppressLineNumbers/>
+              <w:spacing w:before="0" w:after="120"/>
+              <w:jc w:val="center"/>
+              <w:rPr/>
+            </w:pPr>
+            <w:r>
+              <w:rPr/>
+              <w:t>Quyền truy cập</w:t>
+            </w:r>
+          </w:p>
+        </w:tc>
+        <w:tc>
+          <w:tcPr>
+            <w:tcW w:w="6652" w:type="dxa"/>
+            <w:tcBorders/>
+            <w:vAlign w:val="center"/>
+          </w:tcPr>
+          <w:p>
+            <w:pPr>
+              <w:pStyle w:val="TableHeading"/>
+              <w:tabs>
+                <w:tab w:val="clear" w:pos="720"/>
+                <w:tab w:val="left" w:pos="4322" w:leader="none"/>
+                <w:tab w:val="left" w:pos="4594" w:leader="none"/>
+                <w:tab w:val="left" w:pos="5269" w:leader="none"/>
+              </w:tabs>
+              <w:spacing w:before="0" w:after="120"/>
+              <w:rPr/>
+            </w:pPr>
+            <w:r>
+              <w:rPr/>
+              <w:t>Request Body (JSON)</w:t>
+            </w:r>
+          </w:p>
+        </w:tc>
+        <w:tc>
+          <w:tcPr>
+            <w:tcW w:w="1978" w:type="dxa"/>
+            <w:tcBorders/>
+            <w:vAlign w:val="center"/>
+          </w:tcPr>
+          <w:p>
+            <w:pPr>
+              <w:pStyle w:val="TableHeading"/>
+              <w:suppressLineNumbers/>
+              <w:spacing w:before="0" w:after="120"/>
+              <w:jc w:val="center"/>
+              <w:rPr/>
+            </w:pPr>
+            <w:r>
+              <w:rPr/>
+              <w:t>Response thành công (tóm tắt)</w:t>
+            </w:r>
+          </w:p>
+        </w:tc>
+        <w:tc>
+          <w:tcPr>
+            <w:tcW w:w="1147" w:type="dxa"/>
+            <w:tcBorders/>
+            <w:vAlign w:val="center"/>
+          </w:tcPr>
+          <w:p>
+            <w:pPr>
+              <w:pStyle w:val="TableHeading"/>
+              <w:suppressLineNumbers/>
+              <w:spacing w:before="0" w:after="120"/>
+              <w:jc w:val="center"/>
+              <w:rPr/>
+            </w:pPr>
+            <w:r>
+              <w:rPr/>
+              <w:t>Lỗi phổ biến và mã trạng thái</w:t>
+            </w:r>
+          </w:p>
+        </w:tc>
+      </w:tr>
+      <w:tr>
+        <w:trPr/>
+        <w:tc>
+          <w:tcPr>
+            <w:tcW w:w="251" w:type="dxa"/>
+            <w:tcBorders/>
+            <w:vAlign w:val="center"/>
+          </w:tcPr>
+          <w:p>
+            <w:pPr>
+              <w:pStyle w:val="TableContents"/>
+              <w:widowControl w:val="false"/>
+              <w:suppressLineNumbers/>
+              <w:spacing w:before="0" w:after="120"/>
+              <w:rPr/>
+            </w:pPr>
+            <w:r>
+              <w:rPr/>
+              <w:t>1</w:t>
+            </w:r>
+          </w:p>
+        </w:tc>
+        <w:tc>
+          <w:tcPr>
+            <w:tcW w:w="921" w:type="dxa"/>
+            <w:tcBorders/>
+            <w:vAlign w:val="center"/>
+          </w:tcPr>
+          <w:p>
+            <w:pPr>
+              <w:pStyle w:val="TableContents"/>
+              <w:widowControl w:val="false"/>
+              <w:suppressLineNumbers/>
+              <w:spacing w:before="0" w:after="120"/>
+              <w:rPr/>
+            </w:pPr>
+            <w:r>
+              <w:rPr>
+                <w:rStyle w:val="SourceText"/>
+              </w:rPr>
+              <w:t>/auth/register/</w:t>
+            </w:r>
+          </w:p>
+        </w:tc>
+        <w:tc>
+          <w:tcPr>
+            <w:tcW w:w="900" w:type="dxa"/>
+            <w:tcBorders/>
+            <w:vAlign w:val="center"/>
+          </w:tcPr>
+          <w:p>
+            <w:pPr>
+              <w:pStyle w:val="TableContents"/>
+              <w:widowControl w:val="false"/>
+              <w:suppressLineNumbers/>
+              <w:spacing w:before="0" w:after="120"/>
+              <w:rPr/>
+            </w:pPr>
+            <w:r>
+              <w:rPr/>
+              <w:t>POST</w:t>
+            </w:r>
+          </w:p>
+        </w:tc>
+        <w:tc>
+          <w:tcPr>
+            <w:tcW w:w="1012" w:type="dxa"/>
+            <w:tcBorders/>
+            <w:vAlign w:val="center"/>
+          </w:tcPr>
+          <w:p>
+            <w:pPr>
+              <w:pStyle w:val="TableContents"/>
+              <w:widowControl w:val="false"/>
+              <w:suppressLineNumbers/>
+              <w:spacing w:before="0" w:after="120"/>
+              <w:rPr/>
+            </w:pPr>
+            <w:r>
+              <w:rPr/>
+              <w:t>Đăng ký tài khoản, mặc định role JobSeeker</w:t>
+            </w:r>
+          </w:p>
+        </w:tc>
+        <w:tc>
+          <w:tcPr>
+            <w:tcW w:w="750" w:type="dxa"/>
+            <w:tcBorders/>
+            <w:vAlign w:val="center"/>
+          </w:tcPr>
+          <w:p>
+            <w:pPr>
+              <w:pStyle w:val="TableContents"/>
+              <w:widowControl w:val="false"/>
+              <w:suppressLineNumbers/>
+              <w:spacing w:before="0" w:after="120"/>
+              <w:rPr/>
+            </w:pPr>
+            <w:r>
+              <w:rPr/>
+              <w:t>Public</w:t>
+            </w:r>
+          </w:p>
+        </w:tc>
+        <w:tc>
+          <w:tcPr>
+            <w:tcW w:w="6652" w:type="dxa"/>
+            <w:tcBorders/>
+            <w:vAlign w:val="center"/>
+          </w:tcPr>
+          <w:p>
+            <w:pPr>
+              <w:pStyle w:val="TableContents"/>
+              <w:widowControl w:val="false"/>
+              <w:suppressLineNumbers/>
+              <w:spacing w:before="0" w:after="120"/>
+              <w:rPr/>
+            </w:pPr>
+            <w:r>
+              <w:rPr>
+                <w:rStyle w:val="SourceText"/>
+              </w:rPr>
+              <w:t>{ "username": "", "email": "", "password": "", "confirm_password": "" }</w:t>
+            </w:r>
+          </w:p>
+        </w:tc>
+        <w:tc>
+          <w:tcPr>
+            <w:tcW w:w="1978" w:type="dxa"/>
+            <w:tcBorders/>
+            <w:vAlign w:val="center"/>
+          </w:tcPr>
+          <w:p>
+            <w:pPr>
+              <w:pStyle w:val="TableContents"/>
+              <w:widowControl w:val="false"/>
+              <w:suppressLineNumbers/>
+              <w:spacing w:before="0" w:after="120"/>
+              <w:rPr/>
+            </w:pPr>
+            <w:r>
+              <w:rPr/>
+              <w:t>Thông tin user mới tạo, role JobSeeker được duyệt tự động</w:t>
+            </w:r>
+          </w:p>
+        </w:tc>
+        <w:tc>
+          <w:tcPr>
+            <w:tcW w:w="1147" w:type="dxa"/>
+            <w:tcBorders/>
+            <w:vAlign w:val="center"/>
+          </w:tcPr>
+          <w:p>
+            <w:pPr>
+              <w:pStyle w:val="TableContents"/>
+              <w:widowControl w:val="false"/>
+              <w:suppressLineNumbers/>
+              <w:spacing w:before="0" w:after="120"/>
+              <w:rPr/>
+            </w:pPr>
+            <w:r>
+              <w:rPr/>
+              <w:t>400: Mật khẩu không khớp, mật khẩu yếu, email/trùng username</w:t>
+            </w:r>
+          </w:p>
+        </w:tc>
+      </w:tr>
+      <w:tr>
+        <w:trPr/>
+        <w:tc>
+          <w:tcPr>
+            <w:tcW w:w="251" w:type="dxa"/>
+            <w:tcBorders/>
+            <w:vAlign w:val="center"/>
+          </w:tcPr>
+          <w:p>
+            <w:pPr>
+              <w:pStyle w:val="TableContents"/>
+              <w:widowControl w:val="false"/>
+              <w:suppressLineNumbers/>
+              <w:spacing w:before="0" w:after="120"/>
+              <w:rPr/>
+            </w:pPr>
+            <w:r>
+              <w:rPr/>
+              <w:t>2</w:t>
+            </w:r>
+          </w:p>
+        </w:tc>
+        <w:tc>
+          <w:tcPr>
+            <w:tcW w:w="921" w:type="dxa"/>
+            <w:tcBorders/>
+            <w:vAlign w:val="center"/>
+          </w:tcPr>
+          <w:p>
+            <w:pPr>
+              <w:pStyle w:val="TableContents"/>
+              <w:widowControl w:val="false"/>
+              <w:suppressLineNumbers/>
+              <w:spacing w:before="0" w:after="120"/>
+              <w:rPr/>
+            </w:pPr>
+            <w:r>
+              <w:rPr>
+                <w:rStyle w:val="SourceText"/>
+              </w:rPr>
+              <w:t>/auth/login/</w:t>
+            </w:r>
+          </w:p>
+        </w:tc>
+        <w:tc>
+          <w:tcPr>
+            <w:tcW w:w="900" w:type="dxa"/>
+            <w:tcBorders/>
+            <w:vAlign w:val="center"/>
+          </w:tcPr>
+          <w:p>
+            <w:pPr>
+              <w:pStyle w:val="TableContents"/>
+              <w:widowControl w:val="false"/>
+              <w:suppressLineNumbers/>
+              <w:spacing w:before="0" w:after="120"/>
+              <w:rPr/>
+            </w:pPr>
+            <w:r>
+              <w:rPr/>
+              <w:t>POST</w:t>
+            </w:r>
+          </w:p>
+        </w:tc>
+        <w:tc>
+          <w:tcPr>
+            <w:tcW w:w="1012" w:type="dxa"/>
+            <w:tcBorders/>
+            <w:vAlign w:val="center"/>
+          </w:tcPr>
+          <w:p>
+            <w:pPr>
+              <w:pStyle w:val="TableContents"/>
+              <w:widowControl w:val="false"/>
+              <w:suppressLineNumbers/>
+              <w:spacing w:before="0" w:after="120"/>
+              <w:rPr/>
+            </w:pPr>
+            <w:r>
+              <w:rPr/>
+              <w:t>Đăng nhập lấy JWT token</w:t>
+            </w:r>
+          </w:p>
+        </w:tc>
+        <w:tc>
+          <w:tcPr>
+            <w:tcW w:w="750" w:type="dxa"/>
+            <w:tcBorders/>
+            <w:vAlign w:val="center"/>
+          </w:tcPr>
+          <w:p>
+            <w:pPr>
+              <w:pStyle w:val="TableContents"/>
+              <w:widowControl w:val="false"/>
+              <w:suppressLineNumbers/>
+              <w:spacing w:before="0" w:after="120"/>
+              <w:rPr/>
+            </w:pPr>
+            <w:r>
+              <w:rPr/>
+              <w:t>Public</w:t>
+            </w:r>
+          </w:p>
+        </w:tc>
+        <w:tc>
+          <w:tcPr>
+            <w:tcW w:w="6652" w:type="dxa"/>
+            <w:tcBorders/>
+            <w:vAlign w:val="center"/>
+          </w:tcPr>
+          <w:p>
+            <w:pPr>
+              <w:pStyle w:val="TableContents"/>
+              <w:widowControl w:val="false"/>
+              <w:suppressLineNumbers/>
+              <w:spacing w:before="0" w:after="120"/>
+              <w:rPr/>
+            </w:pPr>
+            <w:r>
+              <w:rPr>
+                <w:rStyle w:val="SourceText"/>
+              </w:rPr>
+              <w:t>{ "username": "", "password": "" }</w:t>
+            </w:r>
+          </w:p>
+        </w:tc>
+        <w:tc>
+          <w:tcPr>
+            <w:tcW w:w="1978" w:type="dxa"/>
+            <w:tcBorders/>
+            <w:vAlign w:val="center"/>
+          </w:tcPr>
+          <w:p>
+            <w:pPr>
+              <w:pStyle w:val="TableContents"/>
+              <w:widowControl w:val="false"/>
+              <w:suppressLineNumbers/>
+              <w:spacing w:before="0" w:after="120"/>
+              <w:rPr/>
+            </w:pPr>
+            <w:r>
+              <w:rPr>
+                <w:rStyle w:val="SourceText"/>
+              </w:rPr>
+              <w:t>{ "access": "token", "refresh": "token" }</w:t>
+            </w:r>
+          </w:p>
+        </w:tc>
+        <w:tc>
+          <w:tcPr>
+            <w:tcW w:w="1147" w:type="dxa"/>
+            <w:tcBorders/>
+            <w:vAlign w:val="center"/>
+          </w:tcPr>
+          <w:p>
+            <w:pPr>
+              <w:pStyle w:val="TableContents"/>
+              <w:widowControl w:val="false"/>
+              <w:suppressLineNumbers/>
+              <w:spacing w:before="0" w:after="120"/>
+              <w:rPr/>
+            </w:pPr>
+            <w:r>
+              <w:rPr/>
+              <w:t>401: Sai username hoặc mật khẩu</w:t>
+            </w:r>
+          </w:p>
+        </w:tc>
+      </w:tr>
+      <w:tr>
+        <w:trPr/>
+        <w:tc>
+          <w:tcPr>
+            <w:tcW w:w="251" w:type="dxa"/>
+            <w:tcBorders/>
+            <w:vAlign w:val="center"/>
+          </w:tcPr>
+          <w:p>
+            <w:pPr>
+              <w:pStyle w:val="TableContents"/>
+              <w:widowControl w:val="false"/>
+              <w:suppressLineNumbers/>
+              <w:spacing w:before="0" w:after="120"/>
+              <w:rPr/>
+            </w:pPr>
+            <w:r>
+              <w:rPr/>
+              <w:t>3</w:t>
+            </w:r>
+          </w:p>
+        </w:tc>
+        <w:tc>
+          <w:tcPr>
+            <w:tcW w:w="921" w:type="dxa"/>
+            <w:tcBorders/>
+            <w:vAlign w:val="center"/>
+          </w:tcPr>
+          <w:p>
+            <w:pPr>
+              <w:pStyle w:val="TableContents"/>
+              <w:widowControl w:val="false"/>
+              <w:suppressLineNumbers/>
+              <w:spacing w:before="0" w:after="120"/>
+              <w:rPr/>
+            </w:pPr>
+            <w:r>
+              <w:rPr>
+                <w:rStyle w:val="SourceText"/>
+              </w:rPr>
+              <w:t>/auth/user/</w:t>
+            </w:r>
+          </w:p>
+        </w:tc>
+        <w:tc>
+          <w:tcPr>
+            <w:tcW w:w="900" w:type="dxa"/>
+            <w:tcBorders/>
+            <w:vAlign w:val="center"/>
+          </w:tcPr>
+          <w:p>
+            <w:pPr>
+              <w:pStyle w:val="TableContents"/>
+              <w:widowControl w:val="false"/>
+              <w:suppressLineNumbers/>
+              <w:spacing w:before="0" w:after="120"/>
+              <w:rPr/>
+            </w:pPr>
+            <w:r>
+              <w:rPr/>
+              <w:t>GET</w:t>
+            </w:r>
+          </w:p>
+        </w:tc>
+        <w:tc>
+          <w:tcPr>
+            <w:tcW w:w="1012" w:type="dxa"/>
+            <w:tcBorders/>
+            <w:vAlign w:val="center"/>
+          </w:tcPr>
+          <w:p>
+            <w:pPr>
+              <w:pStyle w:val="TableContents"/>
+              <w:widowControl w:val="false"/>
+              <w:suppressLineNumbers/>
+              <w:spacing w:before="0" w:after="120"/>
+              <w:rPr/>
+            </w:pPr>
+            <w:r>
+              <w:rPr/>
+              <w:t>Lấy thông tin user hiện tại</w:t>
+            </w:r>
+          </w:p>
+        </w:tc>
+        <w:tc>
+          <w:tcPr>
+            <w:tcW w:w="750" w:type="dxa"/>
+            <w:tcBorders/>
+            <w:vAlign w:val="center"/>
+          </w:tcPr>
+          <w:p>
+            <w:pPr>
+              <w:pStyle w:val="TableContents"/>
+              <w:widowControl w:val="false"/>
+              <w:suppressLineNumbers/>
+              <w:spacing w:before="0" w:after="120"/>
+              <w:rPr/>
+            </w:pPr>
+            <w:r>
+              <w:rPr/>
+              <w:t>User đã xác thực, role được duyệt</w:t>
+            </w:r>
+          </w:p>
+        </w:tc>
+        <w:tc>
+          <w:tcPr>
+            <w:tcW w:w="6652" w:type="dxa"/>
+            <w:tcBorders/>
+            <w:vAlign w:val="center"/>
+          </w:tcPr>
+          <w:p>
+            <w:pPr>
+              <w:pStyle w:val="TableContents"/>
+              <w:widowControl w:val="false"/>
+              <w:suppressLineNumbers/>
+              <w:spacing w:before="0" w:after="120"/>
+              <w:rPr/>
+            </w:pPr>
+            <w:r>
+              <w:rPr/>
+              <w:t xml:space="preserve">Header: </w:t>
+            </w:r>
+            <w:r>
+              <w:rPr>
+                <w:rStyle w:val="SourceText"/>
+              </w:rPr>
+              <w:t>Authorization: Bearer &lt;token&gt;</w:t>
+            </w:r>
+          </w:p>
+        </w:tc>
+        <w:tc>
+          <w:tcPr>
+            <w:tcW w:w="1978" w:type="dxa"/>
+            <w:tcBorders/>
+            <w:vAlign w:val="center"/>
+          </w:tcPr>
+          <w:p>
+            <w:pPr>
+              <w:pStyle w:val="TableContents"/>
+              <w:widowControl w:val="false"/>
+              <w:suppressLineNumbers/>
+              <w:spacing w:before="0" w:after="120"/>
+              <w:rPr/>
+            </w:pPr>
+            <w:r>
+              <w:rPr/>
+              <w:t>Thông tin user, roles, active_role, avatar_url</w:t>
+            </w:r>
+          </w:p>
+        </w:tc>
+        <w:tc>
+          <w:tcPr>
+            <w:tcW w:w="1147" w:type="dxa"/>
+            <w:tcBorders/>
+            <w:vAlign w:val="center"/>
+          </w:tcPr>
+          <w:p>
+            <w:pPr>
+              <w:pStyle w:val="TableContents"/>
+              <w:widowControl w:val="false"/>
+              <w:suppressLineNumbers/>
+              <w:spacing w:before="0" w:after="120"/>
+              <w:rPr/>
+            </w:pPr>
+            <w:r>
+              <w:rPr/>
+              <w:t>401: Token không hợp lệ hoặc hết hạn</w:t>
+            </w:r>
+          </w:p>
+        </w:tc>
+      </w:tr>
+      <w:tr>
+        <w:trPr/>
+        <w:tc>
+          <w:tcPr>
+            <w:tcW w:w="251" w:type="dxa"/>
+            <w:tcBorders/>
+            <w:vAlign w:val="center"/>
+          </w:tcPr>
+          <w:p>
+            <w:pPr>
+              <w:pStyle w:val="TableContents"/>
+              <w:widowControl w:val="false"/>
+              <w:suppressLineNumbers/>
+              <w:spacing w:before="0" w:after="120"/>
+              <w:rPr/>
+            </w:pPr>
+            <w:r>
+              <w:rPr/>
+              <w:t>4</w:t>
+            </w:r>
+          </w:p>
+        </w:tc>
+        <w:tc>
+          <w:tcPr>
+            <w:tcW w:w="921" w:type="dxa"/>
+            <w:tcBorders/>
+            <w:vAlign w:val="center"/>
+          </w:tcPr>
+          <w:p>
+            <w:pPr>
+              <w:pStyle w:val="TableContents"/>
+              <w:widowControl w:val="false"/>
+              <w:suppressLineNumbers/>
+              <w:spacing w:before="0" w:after="120"/>
+              <w:rPr/>
+            </w:pPr>
+            <w:r>
+              <w:rPr>
+                <w:rStyle w:val="SourceText"/>
+              </w:rPr>
+              <w:t>/auth/roles/</w:t>
+            </w:r>
+          </w:p>
+        </w:tc>
+        <w:tc>
+          <w:tcPr>
+            <w:tcW w:w="900" w:type="dxa"/>
+            <w:tcBorders/>
+            <w:vAlign w:val="center"/>
+          </w:tcPr>
+          <w:p>
+            <w:pPr>
+              <w:pStyle w:val="TableContents"/>
+              <w:widowControl w:val="false"/>
+              <w:suppressLineNumbers/>
+              <w:spacing w:before="0" w:after="120"/>
+              <w:rPr/>
+            </w:pPr>
+            <w:r>
+              <w:rPr/>
+              <w:t>GET</w:t>
+            </w:r>
+          </w:p>
+        </w:tc>
+        <w:tc>
+          <w:tcPr>
+            <w:tcW w:w="1012" w:type="dxa"/>
+            <w:tcBorders/>
+            <w:vAlign w:val="center"/>
+          </w:tcPr>
+          <w:p>
+            <w:pPr>
+              <w:pStyle w:val="TableContents"/>
+              <w:widowControl w:val="false"/>
+              <w:suppressLineNumbers/>
+              <w:spacing w:before="0" w:after="120"/>
+              <w:rPr/>
+            </w:pPr>
+            <w:r>
+              <w:rPr/>
+              <w:t>Lấy danh sách các vai trò</w:t>
+            </w:r>
+          </w:p>
+        </w:tc>
+        <w:tc>
+          <w:tcPr>
+            <w:tcW w:w="750" w:type="dxa"/>
+            <w:tcBorders/>
+            <w:vAlign w:val="center"/>
+          </w:tcPr>
+          <w:p>
+            <w:pPr>
+              <w:pStyle w:val="TableContents"/>
+              <w:widowControl w:val="false"/>
+              <w:suppressLineNumbers/>
+              <w:spacing w:before="0" w:after="120"/>
+              <w:rPr/>
+            </w:pPr>
+            <w:r>
+              <w:rPr/>
+              <w:t>User đã xác thực, role được duyệt</w:t>
+            </w:r>
+          </w:p>
+        </w:tc>
+        <w:tc>
+          <w:tcPr>
+            <w:tcW w:w="6652" w:type="dxa"/>
+            <w:tcBorders/>
+            <w:vAlign w:val="center"/>
+          </w:tcPr>
+          <w:p>
+            <w:pPr>
+              <w:pStyle w:val="TableContents"/>
+              <w:widowControl w:val="false"/>
+              <w:suppressLineNumbers/>
+              <w:spacing w:before="0" w:after="120"/>
+              <w:rPr/>
+            </w:pPr>
+            <w:r>
+              <w:rPr/>
+              <w:t xml:space="preserve">Header: </w:t>
+            </w:r>
+            <w:r>
+              <w:rPr>
+                <w:rStyle w:val="SourceText"/>
+              </w:rPr>
+              <w:t>Authorization: Bearer &lt;token&gt;</w:t>
+            </w:r>
+          </w:p>
+        </w:tc>
+        <w:tc>
+          <w:tcPr>
+            <w:tcW w:w="1978" w:type="dxa"/>
+            <w:tcBorders/>
+            <w:vAlign w:val="center"/>
+          </w:tcPr>
+          <w:p>
+            <w:pPr>
+              <w:pStyle w:val="TableContents"/>
+              <w:widowControl w:val="false"/>
+              <w:suppressLineNumbers/>
+              <w:spacing w:before="0" w:after="120"/>
+              <w:rPr/>
+            </w:pPr>
+            <w:r>
+              <w:rPr/>
+              <w:t>Danh sách role với id, name, description</w:t>
+            </w:r>
+          </w:p>
+        </w:tc>
+        <w:tc>
+          <w:tcPr>
+            <w:tcW w:w="1147" w:type="dxa"/>
+            <w:tcBorders/>
+            <w:vAlign w:val="center"/>
+          </w:tcPr>
+          <w:p>
+            <w:pPr>
+              <w:pStyle w:val="TableContents"/>
+              <w:widowControl w:val="false"/>
+              <w:suppressLineNumbers/>
+              <w:spacing w:before="0" w:after="120"/>
+              <w:rPr/>
+            </w:pPr>
+            <w:r>
+              <w:rPr/>
+              <w:t>401: Token không hợp lệ hoặc hết hạn</w:t>
+            </w:r>
+          </w:p>
+        </w:tc>
+      </w:tr>
+      <w:tr>
+        <w:trPr/>
+        <w:tc>
+          <w:tcPr>
+            <w:tcW w:w="251" w:type="dxa"/>
+            <w:tcBorders/>
+            <w:vAlign w:val="center"/>
+          </w:tcPr>
+          <w:p>
+            <w:pPr>
+              <w:pStyle w:val="TableContents"/>
+              <w:widowControl w:val="false"/>
+              <w:suppressLineNumbers/>
+              <w:spacing w:before="0" w:after="120"/>
+              <w:rPr/>
+            </w:pPr>
+            <w:r>
+              <w:rPr/>
+              <w:t>5</w:t>
+            </w:r>
+          </w:p>
+        </w:tc>
+        <w:tc>
+          <w:tcPr>
+            <w:tcW w:w="921" w:type="dxa"/>
+            <w:tcBorders/>
+            <w:vAlign w:val="center"/>
+          </w:tcPr>
+          <w:p>
+            <w:pPr>
+              <w:pStyle w:val="TableContents"/>
+              <w:widowControl w:val="false"/>
+              <w:suppressLineNumbers/>
+              <w:spacing w:before="0" w:after="120"/>
+              <w:rPr/>
+            </w:pPr>
+            <w:r>
+              <w:rPr>
+                <w:rStyle w:val="SourceText"/>
+              </w:rPr>
+              <w:t>/auth/active-role/</w:t>
+            </w:r>
+          </w:p>
+        </w:tc>
+        <w:tc>
+          <w:tcPr>
+            <w:tcW w:w="900" w:type="dxa"/>
+            <w:tcBorders/>
+            <w:vAlign w:val="center"/>
+          </w:tcPr>
+          <w:p>
+            <w:pPr>
+              <w:pStyle w:val="TableContents"/>
+              <w:widowControl w:val="false"/>
+              <w:suppressLineNumbers/>
+              <w:spacing w:before="0" w:after="120"/>
+              <w:rPr/>
+            </w:pPr>
+            <w:r>
+              <w:rPr/>
+              <w:t>POST</w:t>
+            </w:r>
+          </w:p>
+        </w:tc>
+        <w:tc>
+          <w:tcPr>
+            <w:tcW w:w="1012" w:type="dxa"/>
+            <w:tcBorders/>
+            <w:vAlign w:val="center"/>
+          </w:tcPr>
+          <w:p>
+            <w:pPr>
+              <w:pStyle w:val="TableContents"/>
+              <w:widowControl w:val="false"/>
+              <w:suppressLineNumbers/>
+              <w:spacing w:before="0" w:after="120"/>
+              <w:rPr/>
+            </w:pPr>
+            <w:r>
+              <w:rPr/>
+              <w:t>Chuyển đổi vai trò active của user</w:t>
+            </w:r>
+          </w:p>
+        </w:tc>
+        <w:tc>
+          <w:tcPr>
+            <w:tcW w:w="750" w:type="dxa"/>
+            <w:tcBorders/>
+            <w:vAlign w:val="center"/>
+          </w:tcPr>
+          <w:p>
+            <w:pPr>
+              <w:pStyle w:val="TableContents"/>
+              <w:widowControl w:val="false"/>
+              <w:suppressLineNumbers/>
+              <w:spacing w:before="0" w:after="120"/>
+              <w:rPr/>
+            </w:pPr>
+            <w:r>
+              <w:rPr/>
+              <w:t>User đã xác thực, role được duyệt</w:t>
+            </w:r>
+          </w:p>
+        </w:tc>
+        <w:tc>
+          <w:tcPr>
+            <w:tcW w:w="6652" w:type="dxa"/>
+            <w:tcBorders/>
+            <w:vAlign w:val="center"/>
+          </w:tcPr>
+          <w:p>
+            <w:pPr>
+              <w:pStyle w:val="TableContents"/>
+              <w:widowControl w:val="false"/>
+              <w:suppressLineNumbers/>
+              <w:spacing w:before="0" w:after="120"/>
+              <w:rPr/>
+            </w:pPr>
+            <w:r>
+              <w:rPr>
+                <w:rStyle w:val="SourceText"/>
+              </w:rPr>
+              <w:t>{ "role_id": "uuid_role_đã_duyệt" }</w:t>
+            </w:r>
+          </w:p>
+        </w:tc>
+        <w:tc>
+          <w:tcPr>
+            <w:tcW w:w="1978" w:type="dxa"/>
+            <w:tcBorders/>
+            <w:vAlign w:val="center"/>
+          </w:tcPr>
+          <w:p>
+            <w:pPr>
+              <w:pStyle w:val="TableContents"/>
+              <w:widowControl w:val="false"/>
+              <w:suppressLineNumbers/>
+              <w:spacing w:before="0" w:after="120"/>
+              <w:rPr/>
+            </w:pPr>
+            <w:r>
+              <w:rPr/>
+              <w:t>Thông tin user cập nhật active_role</w:t>
+            </w:r>
+          </w:p>
+        </w:tc>
+        <w:tc>
+          <w:tcPr>
+            <w:tcW w:w="1147" w:type="dxa"/>
+            <w:tcBorders/>
+            <w:vAlign w:val="center"/>
+          </w:tcPr>
+          <w:p>
+            <w:pPr>
+              <w:pStyle w:val="TableContents"/>
+              <w:widowControl w:val="false"/>
+              <w:suppressLineNumbers/>
+              <w:spacing w:before="0" w:after="120"/>
+              <w:rPr/>
+            </w:pPr>
+            <w:r>
+              <w:rPr/>
+              <w:t>400: Role không thuộc user hoặc chưa được duyệt</w:t>
+            </w:r>
+          </w:p>
+        </w:tc>
+      </w:tr>
+      <w:tr>
+        <w:trPr/>
+        <w:tc>
+          <w:tcPr>
+            <w:tcW w:w="251" w:type="dxa"/>
+            <w:tcBorders/>
+            <w:vAlign w:val="center"/>
+          </w:tcPr>
+          <w:p>
+            <w:pPr>
+              <w:pStyle w:val="TableContents"/>
+              <w:widowControl w:val="false"/>
+              <w:suppressLineNumbers/>
+              <w:spacing w:before="0" w:after="120"/>
+              <w:rPr/>
+            </w:pPr>
+            <w:r>
+              <w:rPr/>
+              <w:t>6</w:t>
+            </w:r>
+          </w:p>
+        </w:tc>
+        <w:tc>
+          <w:tcPr>
+            <w:tcW w:w="921" w:type="dxa"/>
+            <w:tcBorders/>
+            <w:vAlign w:val="center"/>
+          </w:tcPr>
+          <w:p>
+            <w:pPr>
+              <w:pStyle w:val="TableContents"/>
+              <w:widowControl w:val="false"/>
+              <w:suppressLineNumbers/>
+              <w:spacing w:before="0" w:after="120"/>
+              <w:rPr/>
+            </w:pPr>
+            <w:r>
+              <w:rPr>
+                <w:rStyle w:val="SourceText"/>
+              </w:rPr>
+              <w:t>/auth/request-recruiter/</w:t>
+            </w:r>
+          </w:p>
+        </w:tc>
+        <w:tc>
+          <w:tcPr>
+            <w:tcW w:w="900" w:type="dxa"/>
+            <w:tcBorders/>
+            <w:vAlign w:val="center"/>
+          </w:tcPr>
+          <w:p>
+            <w:pPr>
+              <w:pStyle w:val="TableContents"/>
+              <w:widowControl w:val="false"/>
+              <w:suppressLineNumbers/>
+              <w:spacing w:before="0" w:after="120"/>
+              <w:rPr/>
+            </w:pPr>
+            <w:r>
+              <w:rPr/>
+              <w:t>POST</w:t>
+            </w:r>
+          </w:p>
+        </w:tc>
+        <w:tc>
+          <w:tcPr>
+            <w:tcW w:w="1012" w:type="dxa"/>
+            <w:tcBorders/>
+            <w:vAlign w:val="center"/>
+          </w:tcPr>
+          <w:p>
+            <w:pPr>
+              <w:pStyle w:val="TableContents"/>
+              <w:widowControl w:val="false"/>
+              <w:suppressLineNumbers/>
+              <w:spacing w:before="0" w:after="120"/>
+              <w:rPr/>
+            </w:pPr>
+            <w:r>
+              <w:rPr/>
+              <w:t>Gửi yêu cầu trở thành Nhà tuyển dụng</w:t>
+            </w:r>
+          </w:p>
+        </w:tc>
+        <w:tc>
+          <w:tcPr>
+            <w:tcW w:w="750" w:type="dxa"/>
+            <w:tcBorders/>
+            <w:vAlign w:val="center"/>
+          </w:tcPr>
+          <w:p>
+            <w:pPr>
+              <w:pStyle w:val="TableContents"/>
+              <w:widowControl w:val="false"/>
+              <w:suppressLineNumbers/>
+              <w:spacing w:before="0" w:after="120"/>
+              <w:rPr/>
+            </w:pPr>
+            <w:r>
+              <w:rPr/>
+              <w:t>User đã xác thực, role được duyệt</w:t>
+            </w:r>
+          </w:p>
+        </w:tc>
+        <w:tc>
+          <w:tcPr>
+            <w:tcW w:w="6652" w:type="dxa"/>
+            <w:tcBorders/>
+            <w:vAlign w:val="center"/>
+          </w:tcPr>
+          <w:p>
+            <w:pPr>
+              <w:pStyle w:val="TableContents"/>
+              <w:widowControl w:val="false"/>
+              <w:suppressLineNumbers/>
+              <w:spacing w:before="0" w:after="120"/>
+              <w:rPr/>
+            </w:pPr>
+            <w:r>
+              <w:rPr/>
+              <w:t xml:space="preserve">Body rỗng hoặc </w:t>
+            </w:r>
+            <w:r>
+              <w:rPr>
+                <w:rStyle w:val="SourceText"/>
+              </w:rPr>
+              <w:t>{}</w:t>
+            </w:r>
+          </w:p>
+        </w:tc>
+        <w:tc>
+          <w:tcPr>
+            <w:tcW w:w="1978" w:type="dxa"/>
+            <w:tcBorders/>
+            <w:vAlign w:val="center"/>
+          </w:tcPr>
+          <w:p>
+            <w:pPr>
+              <w:pStyle w:val="TableContents"/>
+              <w:widowControl w:val="false"/>
+              <w:suppressLineNumbers/>
+              <w:spacing w:before="0" w:after="120"/>
+              <w:rPr/>
+            </w:pPr>
+            <w:r>
+              <w:rPr>
+                <w:rStyle w:val="SourceText"/>
+              </w:rPr>
+              <w:t>{ "detail": "Yêu cầu... đã gửi. Vui lòng chờ admin duyệt." }</w:t>
+            </w:r>
+          </w:p>
+        </w:tc>
+        <w:tc>
+          <w:tcPr>
+            <w:tcW w:w="1147" w:type="dxa"/>
+            <w:tcBorders/>
+            <w:vAlign w:val="center"/>
+          </w:tcPr>
+          <w:p>
+            <w:pPr>
+              <w:pStyle w:val="TableContents"/>
+              <w:widowControl w:val="false"/>
+              <w:suppressLineNumbers/>
+              <w:spacing w:before="0" w:after="120"/>
+              <w:rPr/>
+            </w:pPr>
+            <w:r>
+              <w:rPr/>
+              <w:t>400: Đã gửi yêu cầu hoặc đã là nhà tuyển dụng</w:t>
+            </w:r>
+          </w:p>
+        </w:tc>
+      </w:tr>
+      <w:tr>
+        <w:trPr/>
+        <w:tc>
+          <w:tcPr>
+            <w:tcW w:w="251" w:type="dxa"/>
+            <w:tcBorders/>
+            <w:vAlign w:val="center"/>
+          </w:tcPr>
+          <w:p>
+            <w:pPr>
+              <w:pStyle w:val="TableContents"/>
+              <w:widowControl w:val="false"/>
+              <w:suppressLineNumbers/>
+              <w:spacing w:before="0" w:after="120"/>
+              <w:rPr/>
+            </w:pPr>
+            <w:r>
+              <w:rPr/>
+              <w:t>7</w:t>
+            </w:r>
+          </w:p>
+        </w:tc>
+        <w:tc>
+          <w:tcPr>
+            <w:tcW w:w="921" w:type="dxa"/>
+            <w:tcBorders/>
+            <w:vAlign w:val="center"/>
+          </w:tcPr>
+          <w:p>
+            <w:pPr>
+              <w:pStyle w:val="TableContents"/>
+              <w:widowControl w:val="false"/>
+              <w:suppressLineNumbers/>
+              <w:spacing w:before="0" w:after="120"/>
+              <w:rPr/>
+            </w:pPr>
+            <w:r>
+              <w:rPr>
+                <w:rStyle w:val="SourceText"/>
+              </w:rPr>
+              <w:t>/auth/recruiter-approve/</w:t>
+            </w:r>
+          </w:p>
+        </w:tc>
+        <w:tc>
+          <w:tcPr>
+            <w:tcW w:w="900" w:type="dxa"/>
+            <w:tcBorders/>
+            <w:vAlign w:val="center"/>
+          </w:tcPr>
+          <w:p>
+            <w:pPr>
+              <w:pStyle w:val="TableContents"/>
+              <w:widowControl w:val="false"/>
+              <w:suppressLineNumbers/>
+              <w:spacing w:before="0" w:after="120"/>
+              <w:rPr/>
+            </w:pPr>
+            <w:r>
+              <w:rPr/>
+              <w:t>POST</w:t>
+            </w:r>
+          </w:p>
+        </w:tc>
+        <w:tc>
+          <w:tcPr>
+            <w:tcW w:w="1012" w:type="dxa"/>
+            <w:tcBorders/>
+            <w:vAlign w:val="center"/>
+          </w:tcPr>
+          <w:p>
+            <w:pPr>
+              <w:pStyle w:val="TableContents"/>
+              <w:widowControl w:val="false"/>
+              <w:suppressLineNumbers/>
+              <w:spacing w:before="0" w:after="120"/>
+              <w:rPr/>
+            </w:pPr>
+            <w:r>
+              <w:rPr/>
+              <w:t>Admin duyệt quyền Nhà tuyển dụng cho user</w:t>
+            </w:r>
+          </w:p>
+        </w:tc>
+        <w:tc>
+          <w:tcPr>
+            <w:tcW w:w="750" w:type="dxa"/>
+            <w:tcBorders/>
+            <w:vAlign w:val="center"/>
+          </w:tcPr>
+          <w:p>
+            <w:pPr>
+              <w:pStyle w:val="TableContents"/>
+              <w:widowControl w:val="false"/>
+              <w:suppressLineNumbers/>
+              <w:spacing w:before="0" w:after="120"/>
+              <w:rPr/>
+            </w:pPr>
+            <w:r>
+              <w:rPr/>
+              <w:t>User có role Admin</w:t>
+            </w:r>
+          </w:p>
+        </w:tc>
+        <w:tc>
+          <w:tcPr>
+            <w:tcW w:w="6652" w:type="dxa"/>
+            <w:tcBorders/>
+            <w:vAlign w:val="center"/>
+          </w:tcPr>
+          <w:p>
+            <w:pPr>
+              <w:pStyle w:val="TableContents"/>
+              <w:widowControl w:val="false"/>
+              <w:suppressLineNumbers/>
+              <w:spacing w:before="0" w:after="120"/>
+              <w:rPr/>
+            </w:pPr>
+            <w:r>
+              <w:rPr>
+                <w:rStyle w:val="SourceText"/>
+              </w:rPr>
+              <w:t>{ "user_id": "uuid_user_cần_duyệt" }</w:t>
+            </w:r>
+          </w:p>
+        </w:tc>
+        <w:tc>
+          <w:tcPr>
+            <w:tcW w:w="1978" w:type="dxa"/>
+            <w:tcBorders/>
+            <w:vAlign w:val="center"/>
+          </w:tcPr>
+          <w:p>
+            <w:pPr>
+              <w:pStyle w:val="TableContents"/>
+              <w:widowControl w:val="false"/>
+              <w:suppressLineNumbers/>
+              <w:spacing w:before="0" w:after="120"/>
+              <w:rPr/>
+            </w:pPr>
+            <w:r>
+              <w:rPr>
+                <w:rStyle w:val="SourceText"/>
+              </w:rPr>
+              <w:t>{ "detail": "Recruiter đã được phê duyệt." }</w:t>
+            </w:r>
+          </w:p>
+        </w:tc>
+        <w:tc>
+          <w:tcPr>
+            <w:tcW w:w="1147" w:type="dxa"/>
+            <w:tcBorders/>
+            <w:vAlign w:val="center"/>
+          </w:tcPr>
+          <w:p>
+            <w:pPr>
+              <w:pStyle w:val="TableContents"/>
+              <w:widowControl w:val="false"/>
+              <w:suppressLineNumbers/>
+              <w:spacing w:before="0" w:after="120"/>
+              <w:rPr/>
+            </w:pPr>
+            <w:r>
+              <w:rPr/>
+              <w:t>404: User không tồn tại hoặc không có role Recruiter</w:t>
+            </w:r>
+          </w:p>
+        </w:tc>
+      </w:tr>
+      <w:tr>
+        <w:trPr/>
+        <w:tc>
+          <w:tcPr>
+            <w:tcW w:w="251" w:type="dxa"/>
+            <w:tcBorders/>
+            <w:vAlign w:val="center"/>
+          </w:tcPr>
+          <w:p>
+            <w:pPr>
+              <w:pStyle w:val="TableContents"/>
+              <w:widowControl w:val="false"/>
+              <w:suppressLineNumbers/>
+              <w:spacing w:before="0" w:after="120"/>
+              <w:rPr/>
+            </w:pPr>
+            <w:r>
+              <w:rPr/>
+              <w:t>8</w:t>
+            </w:r>
+          </w:p>
+        </w:tc>
+        <w:tc>
+          <w:tcPr>
+            <w:tcW w:w="921" w:type="dxa"/>
+            <w:tcBorders/>
+            <w:vAlign w:val="center"/>
+          </w:tcPr>
+          <w:p>
+            <w:pPr>
+              <w:pStyle w:val="TableContents"/>
+              <w:widowControl w:val="false"/>
+              <w:suppressLineNumbers/>
+              <w:spacing w:before="0" w:after="120"/>
+              <w:rPr/>
+            </w:pPr>
+            <w:r>
+              <w:rPr>
+                <w:rStyle w:val="SourceText"/>
+              </w:rPr>
+              <w:t>/auth/assign-admin/</w:t>
+            </w:r>
+          </w:p>
+        </w:tc>
+        <w:tc>
+          <w:tcPr>
+            <w:tcW w:w="900" w:type="dxa"/>
+            <w:tcBorders/>
+            <w:vAlign w:val="center"/>
+          </w:tcPr>
+          <w:p>
+            <w:pPr>
+              <w:pStyle w:val="TableContents"/>
+              <w:widowControl w:val="false"/>
+              <w:suppressLineNumbers/>
+              <w:spacing w:before="0" w:after="120"/>
+              <w:rPr/>
+            </w:pPr>
+            <w:r>
+              <w:rPr/>
+              <w:t>POST</w:t>
+            </w:r>
+          </w:p>
+        </w:tc>
+        <w:tc>
+          <w:tcPr>
+            <w:tcW w:w="1012" w:type="dxa"/>
+            <w:tcBorders/>
+            <w:vAlign w:val="center"/>
+          </w:tcPr>
+          <w:p>
+            <w:pPr>
+              <w:pStyle w:val="TableContents"/>
+              <w:widowControl w:val="false"/>
+              <w:suppressLineNumbers/>
+              <w:spacing w:before="0" w:after="120"/>
+              <w:rPr/>
+            </w:pPr>
+            <w:r>
+              <w:rPr/>
+              <w:t>Admin gán quyền Admin cho user theo email</w:t>
+            </w:r>
+          </w:p>
+        </w:tc>
+        <w:tc>
+          <w:tcPr>
+            <w:tcW w:w="750" w:type="dxa"/>
+            <w:tcBorders/>
+            <w:vAlign w:val="center"/>
+          </w:tcPr>
+          <w:p>
+            <w:pPr>
+              <w:pStyle w:val="TableContents"/>
+              <w:widowControl w:val="false"/>
+              <w:suppressLineNumbers/>
+              <w:spacing w:before="0" w:after="120"/>
+              <w:rPr/>
+            </w:pPr>
+            <w:r>
+              <w:rPr/>
+              <w:t>User có role Admin</w:t>
+            </w:r>
+          </w:p>
+        </w:tc>
+        <w:tc>
+          <w:tcPr>
+            <w:tcW w:w="6652" w:type="dxa"/>
+            <w:tcBorders/>
+            <w:vAlign w:val="center"/>
+          </w:tcPr>
+          <w:p>
+            <w:pPr>
+              <w:pStyle w:val="TableContents"/>
+              <w:widowControl w:val="false"/>
+              <w:suppressLineNumbers/>
+              <w:spacing w:before="0" w:after="120"/>
+              <w:rPr/>
+            </w:pPr>
+            <w:r>
+              <w:rPr>
+                <w:rStyle w:val="SourceText"/>
+              </w:rPr>
+              <w:t>{ "email": "email_user_muốn_gán_admin" }</w:t>
+            </w:r>
+          </w:p>
+        </w:tc>
+        <w:tc>
+          <w:tcPr>
+            <w:tcW w:w="1978" w:type="dxa"/>
+            <w:tcBorders/>
+            <w:vAlign w:val="center"/>
+          </w:tcPr>
+          <w:p>
+            <w:pPr>
+              <w:pStyle w:val="TableContents"/>
+              <w:widowControl w:val="false"/>
+              <w:suppressLineNumbers/>
+              <w:spacing w:before="0" w:after="120"/>
+              <w:rPr/>
+            </w:pPr>
+            <w:r>
+              <w:rPr>
+                <w:rStyle w:val="SourceText"/>
+              </w:rPr>
+              <w:t>{ "detail": "User ... đã được gán quyền Admin." }</w:t>
+            </w:r>
+          </w:p>
+        </w:tc>
+        <w:tc>
+          <w:tcPr>
+            <w:tcW w:w="1147" w:type="dxa"/>
+            <w:tcBorders/>
+            <w:vAlign w:val="center"/>
+          </w:tcPr>
+          <w:p>
+            <w:pPr>
+              <w:pStyle w:val="TableContents"/>
+              <w:widowControl w:val="false"/>
+              <w:suppressLineNumbers/>
+              <w:spacing w:before="0" w:after="120"/>
+              <w:rPr/>
+            </w:pPr>
+            <w:r>
+              <w:rPr/>
+              <w:t>404: Không tìm thấy user theo email</w:t>
+            </w:r>
+          </w:p>
+        </w:tc>
+      </w:tr>
+    </w:tbl>
     <w:p>
       <w:pPr>
         <w:pStyle w:val="Normal"/>
-        <w:rPr>
-          <w:b/>
-          <w:bCs/>
-        </w:rPr>
-      </w:pPr>
-      <w:r>
-        <w:rPr>
-          <w:b/>
-          <w:bCs/>
-        </w:rPr>
-        <w:t>URL:</w:t>
-      </w:r>
-      <w:r>
-        <w:rPr>
-          <w:b w:val="false"/>
-          <w:bCs w:val="false"/>
-        </w:rPr>
-        <w:t xml:space="preserve"> /auth/register/</w:t>
-      </w:r>
-    </w:p>
-    <w:p>
-      <w:pPr>
-        <w:pStyle w:val="Normal"/>
-        <w:rPr>
-          <w:b/>
-          <w:bCs/>
-        </w:rPr>
-      </w:pPr>
-      <w:r>
-        <w:rPr>
-          <w:b/>
-          <w:bCs/>
-        </w:rPr>
-        <w:t xml:space="preserve">Phương thức: </w:t>
-      </w:r>
-      <w:r>
-        <w:rPr>
-          <w:b w:val="false"/>
-          <w:bCs w:val="false"/>
-        </w:rPr>
-        <w:t>POST</w:t>
-      </w:r>
-    </w:p>
-    <w:p>
-      <w:pPr>
-        <w:pStyle w:val="Normal"/>
-        <w:rPr>
-          <w:b/>
-          <w:bCs/>
-        </w:rPr>
-      </w:pPr>
-      <w:r>
-        <w:rPr>
-          <w:b/>
-          <w:bCs/>
-        </w:rPr>
-        <w:t xml:space="preserve">Mô tả: </w:t>
-      </w:r>
-      <w:r>
-        <w:rPr>
-          <w:b w:val="false"/>
-          <w:bCs w:val="false"/>
-        </w:rPr>
-        <w:t>Tạo tài khoản người dùng mới với thông tin cơ bản. Tài khoản lúc này chưa có vai trò (active_role) và chưa được phê duyệt.</w:t>
-      </w:r>
-    </w:p>
-    <w:p>
-      <w:pPr>
-        <w:pStyle w:val="Normal"/>
-        <w:rPr>
-          <w:b/>
-          <w:bCs/>
-        </w:rPr>
-      </w:pPr>
-      <w:r>
-        <w:rPr>
-          <w:b/>
-          <w:bCs/>
-        </w:rPr>
-        <w:t>Request:</w:t>
-      </w:r>
-    </w:p>
-    <w:p>
-      <w:pPr>
-        <w:pStyle w:val="Normal"/>
-        <w:rPr>
-          <w:b w:val="false"/>
-          <w:bCs w:val="false"/>
-        </w:rPr>
-      </w:pPr>
-      <w:r>
-        <w:rPr>
-          <w:b w:val="false"/>
-          <w:bCs w:val="false"/>
-        </w:rPr>
-        <w:t>{</w:t>
-      </w:r>
-    </w:p>
-    <w:p>
-      <w:pPr>
-        <w:pStyle w:val="Normal"/>
-        <w:rPr>
-          <w:b w:val="false"/>
-          <w:bCs w:val="false"/>
-        </w:rPr>
-      </w:pPr>
-      <w:r>
-        <w:rPr>
-          <w:b w:val="false"/>
-          <w:bCs w:val="false"/>
-        </w:rPr>
-        <w:t xml:space="preserve">  </w:t>
-      </w:r>
-      <w:r>
-        <w:rPr>
-          <w:b w:val="false"/>
-          <w:bCs w:val="false"/>
-        </w:rPr>
-        <w:t>"username": "user123",</w:t>
-      </w:r>
-    </w:p>
-    <w:p>
-      <w:pPr>
-        <w:pStyle w:val="Normal"/>
-        <w:rPr>
-          <w:b w:val="false"/>
-          <w:bCs w:val="false"/>
-        </w:rPr>
-      </w:pPr>
-      <w:r>
-        <w:rPr>
-          <w:b w:val="false"/>
-          <w:bCs w:val="false"/>
-        </w:rPr>
-        <w:t xml:space="preserve">  </w:t>
-      </w:r>
-      <w:r>
-        <w:rPr>
-          <w:b w:val="false"/>
-          <w:bCs w:val="false"/>
-        </w:rPr>
-        <w:t>"email": "user@example.com",</w:t>
-      </w:r>
-    </w:p>
-    <w:p>
-      <w:pPr>
-        <w:pStyle w:val="Normal"/>
-        <w:rPr>
-          <w:b w:val="false"/>
-          <w:bCs w:val="false"/>
-        </w:rPr>
-      </w:pPr>
-      <w:r>
-        <w:rPr>
-          <w:b w:val="false"/>
-          <w:bCs w:val="false"/>
-        </w:rPr>
-        <w:t xml:space="preserve">  </w:t>
-      </w:r>
-      <w:r>
-        <w:rPr>
-          <w:b w:val="false"/>
-          <w:bCs w:val="false"/>
-        </w:rPr>
-        <w:t>"password": "Password123!",</w:t>
-      </w:r>
-    </w:p>
-    <w:p>
-      <w:pPr>
-        <w:pStyle w:val="Normal"/>
-        <w:rPr>
-          <w:b w:val="false"/>
-          <w:bCs w:val="false"/>
-        </w:rPr>
-      </w:pPr>
-      <w:r>
-        <w:rPr>
-          <w:b w:val="false"/>
-          <w:bCs w:val="false"/>
-        </w:rPr>
-        <w:t xml:space="preserve">  </w:t>
-      </w:r>
-      <w:r>
-        <w:rPr>
-          <w:b w:val="false"/>
-          <w:bCs w:val="false"/>
-        </w:rPr>
-        <w:t>"password2": "Password123!"</w:t>
-      </w:r>
-    </w:p>
-    <w:p>
-      <w:pPr>
-        <w:pStyle w:val="Normal"/>
-        <w:rPr>
-          <w:b w:val="false"/>
-          <w:bCs w:val="false"/>
-        </w:rPr>
-      </w:pPr>
-      <w:r>
-        <w:rPr>
-          <w:b w:val="false"/>
-          <w:bCs w:val="false"/>
-        </w:rPr>
-        <w:t>}</w:t>
-      </w:r>
-    </w:p>
-    <w:p>
-      <w:pPr>
-        <w:pStyle w:val="Normal"/>
-        <w:rPr>
-          <w:b/>
-          <w:bCs/>
-        </w:rPr>
-      </w:pPr>
-      <w:r>
-        <w:rPr>
-          <w:b/>
-          <w:bCs/>
-        </w:rPr>
-        <w:t>Response (201 Created):</w:t>
-      </w:r>
-    </w:p>
-    <w:p>
-      <w:pPr>
-        <w:pStyle w:val="Normal"/>
-        <w:rPr>
-          <w:b w:val="false"/>
-          <w:bCs w:val="false"/>
-        </w:rPr>
-      </w:pPr>
-      <w:r>
-        <w:rPr>
-          <w:b w:val="false"/>
-          <w:bCs w:val="false"/>
-        </w:rPr>
-        <w:t>{</w:t>
-      </w:r>
-    </w:p>
-    <w:p>
-      <w:pPr>
-        <w:pStyle w:val="Normal"/>
-        <w:rPr>
-          <w:b w:val="false"/>
-          <w:bCs w:val="false"/>
-        </w:rPr>
-      </w:pPr>
-      <w:r>
-        <w:rPr>
-          <w:b w:val="false"/>
-          <w:bCs w:val="false"/>
-        </w:rPr>
-        <w:t xml:space="preserve">  </w:t>
-      </w:r>
-      <w:r>
-        <w:rPr>
-          <w:b w:val="false"/>
-          <w:bCs w:val="false"/>
-        </w:rPr>
-        <w:t>"id": 1,</w:t>
-      </w:r>
-    </w:p>
-    <w:p>
-      <w:pPr>
-        <w:pStyle w:val="Normal"/>
-        <w:rPr>
-          <w:b w:val="false"/>
-          <w:bCs w:val="false"/>
-        </w:rPr>
-      </w:pPr>
-      <w:r>
-        <w:rPr>
-          <w:b w:val="false"/>
-          <w:bCs w:val="false"/>
-        </w:rPr>
-        <w:t xml:space="preserve">  </w:t>
-      </w:r>
-      <w:r>
-        <w:rPr>
-          <w:b w:val="false"/>
-          <w:bCs w:val="false"/>
-        </w:rPr>
-        <w:t>"username": "user123",</w:t>
-      </w:r>
-    </w:p>
-    <w:p>
-      <w:pPr>
-        <w:pStyle w:val="Normal"/>
-        <w:rPr>
-          <w:b w:val="false"/>
-          <w:bCs w:val="false"/>
-        </w:rPr>
-      </w:pPr>
-      <w:r>
-        <w:rPr>
-          <w:b w:val="false"/>
-          <w:bCs w:val="false"/>
-        </w:rPr>
-        <w:t xml:space="preserve">  </w:t>
-      </w:r>
-      <w:r>
-        <w:rPr>
-          <w:b w:val="false"/>
-          <w:bCs w:val="false"/>
-        </w:rPr>
-        <w:t>"email": "user@example.com",</w:t>
-      </w:r>
-    </w:p>
-    <w:p>
-      <w:pPr>
-        <w:pStyle w:val="Normal"/>
-        <w:rPr>
-          <w:b w:val="false"/>
-          <w:bCs w:val="false"/>
-        </w:rPr>
-      </w:pPr>
-      <w:r>
-        <w:rPr>
-          <w:b w:val="false"/>
-          <w:bCs w:val="false"/>
-        </w:rPr>
-        <w:t xml:space="preserve">  </w:t>
-      </w:r>
-      <w:r>
-        <w:rPr>
-          <w:b w:val="false"/>
-          <w:bCs w:val="false"/>
-        </w:rPr>
-        <w:t>"active_role": null,</w:t>
-      </w:r>
-    </w:p>
-    <w:p>
-      <w:pPr>
-        <w:pStyle w:val="Normal"/>
-        <w:rPr>
-          <w:b w:val="false"/>
-          <w:bCs w:val="false"/>
-        </w:rPr>
-      </w:pPr>
-      <w:r>
-        <w:rPr>
-          <w:b w:val="false"/>
-          <w:bCs w:val="false"/>
-        </w:rPr>
-        <w:t xml:space="preserve">  </w:t>
-      </w:r>
-      <w:r>
-        <w:rPr>
-          <w:b w:val="false"/>
-          <w:bCs w:val="false"/>
-        </w:rPr>
-        <w:t>"message": "Đăng ký thành công. Vui lòng đăng nhập để tiếp tục."</w:t>
-      </w:r>
-    </w:p>
-    <w:p>
-      <w:pPr>
-        <w:pStyle w:val="Normal"/>
-        <w:rPr>
-          <w:b w:val="false"/>
-          <w:bCs w:val="false"/>
-        </w:rPr>
-      </w:pPr>
-      <w:r>
-        <w:rPr>
-          <w:b w:val="false"/>
-          <w:bCs w:val="false"/>
-        </w:rPr>
-        <w:t>}</w:t>
-      </w:r>
-    </w:p>
-    <w:p>
-      <w:pPr>
-        <w:pStyle w:val="Normal"/>
-        <w:rPr>
-          <w:b/>
-          <w:bCs/>
-        </w:rPr>
-      </w:pPr>
-      <w:r>
-        <w:rPr>
-          <w:b/>
-          <w:bCs/>
-        </w:rPr>
-        <w:t>2. API: Cập nhật thông tin người dùng (Update User Info)</w:t>
-      </w:r>
-    </w:p>
-    <w:p>
-      <w:pPr>
-        <w:pStyle w:val="Normal"/>
-        <w:rPr>
-          <w:b/>
-          <w:bCs/>
-        </w:rPr>
-      </w:pPr>
-      <w:r>
-        <w:rPr>
-          <w:b/>
-          <w:bCs/>
-        </w:rPr>
-        <w:t>URL:</w:t>
-      </w:r>
-      <w:r>
-        <w:rPr>
-          <w:b w:val="false"/>
-          <w:bCs w:val="false"/>
-        </w:rPr>
-        <w:t xml:space="preserve"> /auth/user/</w:t>
-      </w:r>
-    </w:p>
-    <w:p>
-      <w:pPr>
-        <w:pStyle w:val="Normal"/>
-        <w:rPr>
-          <w:b/>
-          <w:bCs/>
-        </w:rPr>
-      </w:pPr>
-      <w:r>
-        <w:rPr>
-          <w:b/>
-          <w:bCs/>
-        </w:rPr>
-      </w:r>
-    </w:p>
-    <w:p>
-      <w:pPr>
-        <w:pStyle w:val="Normal"/>
-        <w:rPr>
-          <w:b/>
-          <w:bCs/>
-        </w:rPr>
-      </w:pPr>
-      <w:r>
-        <w:rPr>
-          <w:b/>
-          <w:bCs/>
-        </w:rPr>
-        <w:t xml:space="preserve">Phương thức: </w:t>
-      </w:r>
-      <w:r>
-        <w:rPr>
-          <w:b w:val="false"/>
-          <w:bCs w:val="false"/>
-        </w:rPr>
-        <w:t>PUT / PATCH</w:t>
-      </w:r>
-    </w:p>
-    <w:p>
-      <w:pPr>
-        <w:pStyle w:val="Normal"/>
-        <w:rPr>
-          <w:b/>
-          <w:bCs/>
-        </w:rPr>
-      </w:pPr>
-      <w:r>
-        <w:rPr>
-          <w:b/>
-          <w:bCs/>
-        </w:rPr>
-        <w:t xml:space="preserve">Mô tả: </w:t>
-      </w:r>
-      <w:r>
-        <w:rPr>
-          <w:b w:val="false"/>
-          <w:bCs w:val="false"/>
-        </w:rPr>
-        <w:t>Cập nhật thông tin cá nhân trong bảng MyUser, như email, avatar, username.</w:t>
-      </w:r>
-    </w:p>
-    <w:p>
-      <w:pPr>
-        <w:pStyle w:val="Normal"/>
-        <w:rPr>
-          <w:b/>
-          <w:bCs/>
-        </w:rPr>
-      </w:pPr>
-      <w:r>
-        <w:rPr>
-          <w:b/>
-          <w:bCs/>
-        </w:rPr>
-        <w:t>Request:</w:t>
-      </w:r>
-    </w:p>
-    <w:p>
-      <w:pPr>
-        <w:pStyle w:val="Normal"/>
-        <w:rPr>
-          <w:b w:val="false"/>
-          <w:bCs w:val="false"/>
-        </w:rPr>
-      </w:pPr>
-      <w:r>
-        <w:rPr>
-          <w:b w:val="false"/>
-          <w:bCs w:val="false"/>
-        </w:rPr>
-        <w:t>{</w:t>
-      </w:r>
-    </w:p>
-    <w:p>
-      <w:pPr>
-        <w:pStyle w:val="Normal"/>
-        <w:rPr>
-          <w:b w:val="false"/>
-          <w:bCs w:val="false"/>
-        </w:rPr>
-      </w:pPr>
-      <w:r>
-        <w:rPr>
-          <w:b w:val="false"/>
-          <w:bCs w:val="false"/>
-        </w:rPr>
-        <w:t xml:space="preserve">  </w:t>
-      </w:r>
-      <w:r>
-        <w:rPr>
-          <w:b w:val="false"/>
-          <w:bCs w:val="false"/>
-        </w:rPr>
-        <w:t>"username": "newusername",</w:t>
-      </w:r>
-    </w:p>
-    <w:p>
-      <w:pPr>
-        <w:pStyle w:val="Normal"/>
-        <w:rPr>
-          <w:b w:val="false"/>
-          <w:bCs w:val="false"/>
-        </w:rPr>
-      </w:pPr>
-      <w:r>
-        <w:rPr>
-          <w:b w:val="false"/>
-          <w:bCs w:val="false"/>
-        </w:rPr>
-        <w:t xml:space="preserve">  </w:t>
-      </w:r>
-      <w:r>
-        <w:rPr>
-          <w:b w:val="false"/>
-          <w:bCs w:val="false"/>
-        </w:rPr>
-        <w:t>"email": "newemail@example.com",</w:t>
-      </w:r>
-    </w:p>
-    <w:p>
-      <w:pPr>
-        <w:pStyle w:val="Normal"/>
-        <w:rPr>
-          <w:b w:val="false"/>
-          <w:bCs w:val="false"/>
-        </w:rPr>
-      </w:pPr>
-      <w:r>
-        <w:rPr>
-          <w:b w:val="false"/>
-          <w:bCs w:val="false"/>
-        </w:rPr>
-        <w:t xml:space="preserve">  </w:t>
-      </w:r>
-      <w:r>
-        <w:rPr>
-          <w:b w:val="false"/>
-          <w:bCs w:val="false"/>
-        </w:rPr>
-        <w:t>"avatar": "&lt;file_upload&gt;"</w:t>
-      </w:r>
-    </w:p>
-    <w:p>
-      <w:pPr>
-        <w:pStyle w:val="Normal"/>
-        <w:rPr>
-          <w:b w:val="false"/>
-          <w:bCs w:val="false"/>
-        </w:rPr>
-      </w:pPr>
-      <w:r>
-        <w:rPr>
-          <w:b w:val="false"/>
-          <w:bCs w:val="false"/>
-        </w:rPr>
-        <w:t>}</w:t>
-      </w:r>
-    </w:p>
-    <w:p>
-      <w:pPr>
-        <w:pStyle w:val="Normal"/>
-        <w:rPr>
-          <w:b/>
-          <w:bCs/>
-        </w:rPr>
-      </w:pPr>
-      <w:r>
-        <w:rPr>
-          <w:b/>
-          <w:bCs/>
-        </w:rPr>
-        <w:t>Response (200 OK):</w:t>
-      </w:r>
-    </w:p>
-    <w:p>
-      <w:pPr>
-        <w:pStyle w:val="Normal"/>
-        <w:rPr>
-          <w:b w:val="false"/>
-          <w:bCs w:val="false"/>
-        </w:rPr>
-      </w:pPr>
-      <w:r>
-        <w:rPr>
-          <w:b/>
-          <w:bCs/>
-        </w:rPr>
-        <w:t>{</w:t>
-      </w:r>
-    </w:p>
-    <w:p>
-      <w:pPr>
-        <w:pStyle w:val="Normal"/>
-        <w:rPr>
-          <w:b w:val="false"/>
-          <w:bCs w:val="false"/>
-        </w:rPr>
-      </w:pPr>
-      <w:r>
-        <w:rPr>
-          <w:b w:val="false"/>
-          <w:bCs w:val="false"/>
-        </w:rPr>
-        <w:t xml:space="preserve">  </w:t>
-      </w:r>
-      <w:r>
-        <w:rPr>
-          <w:b w:val="false"/>
-          <w:bCs w:val="false"/>
-        </w:rPr>
-        <w:t>"id": 1,</w:t>
-      </w:r>
-    </w:p>
-    <w:p>
-      <w:pPr>
-        <w:pStyle w:val="Normal"/>
-        <w:rPr>
-          <w:b w:val="false"/>
-          <w:bCs w:val="false"/>
-        </w:rPr>
-      </w:pPr>
-      <w:r>
-        <w:rPr>
-          <w:b w:val="false"/>
-          <w:bCs w:val="false"/>
-        </w:rPr>
-        <w:t xml:space="preserve">  </w:t>
-      </w:r>
-      <w:r>
-        <w:rPr>
-          <w:b w:val="false"/>
-          <w:bCs w:val="false"/>
-        </w:rPr>
-        <w:t>"username": "newusername",</w:t>
-      </w:r>
-    </w:p>
-    <w:p>
-      <w:pPr>
-        <w:pStyle w:val="Normal"/>
-        <w:rPr>
-          <w:b w:val="false"/>
-          <w:bCs w:val="false"/>
-        </w:rPr>
-      </w:pPr>
-      <w:r>
-        <w:rPr>
-          <w:b w:val="false"/>
-          <w:bCs w:val="false"/>
-        </w:rPr>
-        <w:t xml:space="preserve">  </w:t>
-      </w:r>
-      <w:r>
-        <w:rPr>
-          <w:b w:val="false"/>
-          <w:bCs w:val="false"/>
-        </w:rPr>
-        <w:t>"email": "newemail@example.com",</w:t>
-      </w:r>
-    </w:p>
-    <w:p>
-      <w:pPr>
-        <w:pStyle w:val="Normal"/>
-        <w:rPr>
-          <w:b w:val="false"/>
-          <w:bCs w:val="false"/>
-        </w:rPr>
-      </w:pPr>
-      <w:r>
-        <w:rPr>
-          <w:b w:val="false"/>
-          <w:bCs w:val="false"/>
-        </w:rPr>
-        <w:t xml:space="preserve">  </w:t>
-      </w:r>
-      <w:r>
-        <w:rPr>
-          <w:b w:val="false"/>
-          <w:bCs w:val="false"/>
-        </w:rPr>
-        <w:t>"avatar_url": "https://res.cloudinary.com/yourcloud/image/upload/avatars/avatar.jpg"</w:t>
-      </w:r>
-    </w:p>
-    <w:p>
-      <w:pPr>
-        <w:pStyle w:val="Normal"/>
-        <w:rPr>
-          <w:b w:val="false"/>
-          <w:bCs w:val="false"/>
-        </w:rPr>
-      </w:pPr>
-      <w:r>
-        <w:rPr>
-          <w:b w:val="false"/>
-          <w:bCs w:val="false"/>
-        </w:rPr>
-        <w:t>}</w:t>
-      </w:r>
-    </w:p>
-    <w:p>
-      <w:pPr>
-        <w:pStyle w:val="Normal"/>
-        <w:rPr>
-          <w:b/>
-          <w:bCs/>
-        </w:rPr>
-      </w:pPr>
-      <w:r>
-        <w:rPr>
-          <w:b/>
-          <w:bCs/>
-        </w:rPr>
-        <w:t>3. API: Đăng ký trở thành Người tìm việc (Register as Job Seeker)</w:t>
-      </w:r>
-    </w:p>
-    <w:p>
-      <w:pPr>
-        <w:pStyle w:val="Normal"/>
-        <w:rPr>
-          <w:b/>
-          <w:bCs/>
-        </w:rPr>
-      </w:pPr>
-      <w:r>
-        <w:rPr>
-          <w:b/>
-          <w:bCs/>
-        </w:rPr>
-        <w:t xml:space="preserve">URL: </w:t>
-      </w:r>
-      <w:r>
-        <w:rPr>
-          <w:b w:val="false"/>
-          <w:bCs w:val="false"/>
-        </w:rPr>
-        <w:t>/auth/register/jobseeker/</w:t>
-      </w:r>
-    </w:p>
-    <w:p>
-      <w:pPr>
-        <w:pStyle w:val="Normal"/>
-        <w:rPr>
-          <w:b/>
-          <w:bCs/>
-        </w:rPr>
-      </w:pPr>
-      <w:r>
-        <w:rPr>
-          <w:b/>
-          <w:bCs/>
-        </w:rPr>
-        <w:t xml:space="preserve">Phương thức: </w:t>
-      </w:r>
-      <w:r>
-        <w:rPr>
-          <w:b w:val="false"/>
-          <w:bCs w:val="false"/>
-        </w:rPr>
-        <w:t>POST</w:t>
-      </w:r>
-    </w:p>
-    <w:p>
-      <w:pPr>
-        <w:pStyle w:val="Normal"/>
-        <w:jc w:val="both"/>
-        <w:rPr>
-          <w:b/>
-          <w:bCs/>
-        </w:rPr>
-      </w:pPr>
-      <w:r>
-        <w:rPr>
-          <w:b/>
-          <w:bCs/>
-        </w:rPr>
-        <w:t xml:space="preserve">Mô tả: </w:t>
-      </w:r>
-      <w:r>
-        <w:rPr>
-          <w:b w:val="false"/>
-          <w:bCs w:val="false"/>
-        </w:rPr>
-        <w:t>Người dùng cung cấp thông tin để trở thành Người tìm việc. Tự động tạo UserRole với vai trò JobSeeker, được phê duyệt bởi chính chủ, và cập nhật active_role.</w:t>
-      </w:r>
-    </w:p>
-    <w:p>
-      <w:pPr>
-        <w:pStyle w:val="Normal"/>
-        <w:rPr>
-          <w:b/>
-          <w:bCs/>
-        </w:rPr>
-      </w:pPr>
-      <w:r>
-        <w:rPr>
-          <w:b/>
-          <w:bCs/>
-        </w:rPr>
-        <w:t>Request:</w:t>
-      </w:r>
-    </w:p>
-    <w:p>
-      <w:pPr>
-        <w:pStyle w:val="Normal"/>
-        <w:rPr>
-          <w:b w:val="false"/>
-          <w:bCs w:val="false"/>
-        </w:rPr>
-      </w:pPr>
-      <w:r>
-        <w:rPr>
-          <w:b w:val="false"/>
-          <w:bCs w:val="false"/>
-        </w:rPr>
-        <w:t>{</w:t>
-      </w:r>
-    </w:p>
-    <w:p>
-      <w:pPr>
-        <w:pStyle w:val="Normal"/>
-        <w:rPr>
-          <w:b w:val="false"/>
-          <w:bCs w:val="false"/>
-        </w:rPr>
-      </w:pPr>
-      <w:r>
-        <w:rPr>
-          <w:b w:val="false"/>
-          <w:bCs w:val="false"/>
-        </w:rPr>
-        <w:t xml:space="preserve">  </w:t>
-      </w:r>
-      <w:r>
-        <w:rPr>
-          <w:b w:val="false"/>
-          <w:bCs w:val="false"/>
-        </w:rPr>
-        <w:t>"full_name": "Nguyễn Văn A",</w:t>
-      </w:r>
-    </w:p>
-    <w:p>
-      <w:pPr>
-        <w:pStyle w:val="Normal"/>
-        <w:rPr>
-          <w:b w:val="false"/>
-          <w:bCs w:val="false"/>
-        </w:rPr>
-      </w:pPr>
-      <w:r>
-        <w:rPr>
-          <w:b w:val="false"/>
-          <w:bCs w:val="false"/>
-        </w:rPr>
-        <w:t xml:space="preserve">  </w:t>
-      </w:r>
-      <w:r>
-        <w:rPr>
-          <w:b w:val="false"/>
-          <w:bCs w:val="false"/>
-        </w:rPr>
-        <w:t>"phone_number": "0123456789",</w:t>
-      </w:r>
-    </w:p>
-    <w:p>
-      <w:pPr>
-        <w:pStyle w:val="Normal"/>
-        <w:rPr>
-          <w:b w:val="false"/>
-          <w:bCs w:val="false"/>
-        </w:rPr>
-      </w:pPr>
-      <w:r>
-        <w:rPr>
-          <w:b w:val="false"/>
-          <w:bCs w:val="false"/>
-        </w:rPr>
-        <w:t xml:space="preserve">  </w:t>
-      </w:r>
-      <w:r>
-        <w:rPr>
-          <w:b w:val="false"/>
-          <w:bCs w:val="false"/>
-        </w:rPr>
-        <w:t>"date_of_birth": "1990-01-01",</w:t>
-      </w:r>
-    </w:p>
-    <w:p>
-      <w:pPr>
-        <w:pStyle w:val="Normal"/>
-        <w:rPr>
-          <w:b w:val="false"/>
-          <w:bCs w:val="false"/>
-        </w:rPr>
-      </w:pPr>
-      <w:r>
-        <w:rPr>
-          <w:b w:val="false"/>
-          <w:bCs w:val="false"/>
-        </w:rPr>
-        <w:t xml:space="preserve">  </w:t>
-      </w:r>
-      <w:r>
-        <w:rPr>
-          <w:b w:val="false"/>
-          <w:bCs w:val="false"/>
-        </w:rPr>
-        <w:t>"gender": "M",</w:t>
-      </w:r>
-    </w:p>
-    <w:p>
-      <w:pPr>
-        <w:pStyle w:val="Normal"/>
-        <w:rPr>
-          <w:b w:val="false"/>
-          <w:bCs w:val="false"/>
-        </w:rPr>
-      </w:pPr>
-      <w:r>
-        <w:rPr>
-          <w:b w:val="false"/>
-          <w:bCs w:val="false"/>
-        </w:rPr>
-        <w:t xml:space="preserve">  </w:t>
-      </w:r>
-      <w:r>
-        <w:rPr>
-          <w:b w:val="false"/>
-          <w:bCs w:val="false"/>
-        </w:rPr>
-        <w:t>"skills": [1, 2, 3],</w:t>
-      </w:r>
-    </w:p>
-    <w:p>
-      <w:pPr>
-        <w:pStyle w:val="Normal"/>
-        <w:rPr>
-          <w:b w:val="false"/>
-          <w:bCs w:val="false"/>
-        </w:rPr>
-      </w:pPr>
-      <w:r>
-        <w:rPr>
-          <w:b w:val="false"/>
-          <w:bCs w:val="false"/>
-        </w:rPr>
-        <w:t xml:space="preserve">  </w:t>
-      </w:r>
-      <w:r>
-        <w:rPr>
-          <w:b w:val="false"/>
-          <w:bCs w:val="false"/>
-        </w:rPr>
-        <w:t>"summary": "Mô tả bản thân",</w:t>
-      </w:r>
-    </w:p>
-    <w:p>
-      <w:pPr>
-        <w:pStyle w:val="Normal"/>
-        <w:rPr>
-          <w:b w:val="false"/>
-          <w:bCs w:val="false"/>
-        </w:rPr>
-      </w:pPr>
-      <w:r>
-        <w:rPr>
-          <w:b w:val="false"/>
-          <w:bCs w:val="false"/>
-        </w:rPr>
-        <w:t xml:space="preserve">  </w:t>
-      </w:r>
-      <w:r>
-        <w:rPr>
-          <w:b w:val="false"/>
-          <w:bCs w:val="false"/>
-        </w:rPr>
-        <w:t>"experience": "5 năm kinh nghiệm...",</w:t>
-      </w:r>
-    </w:p>
-    <w:p>
-      <w:pPr>
-        <w:pStyle w:val="Normal"/>
-        <w:rPr>
-          <w:b w:val="false"/>
-          <w:bCs w:val="false"/>
-        </w:rPr>
-      </w:pPr>
-      <w:r>
-        <w:rPr>
-          <w:b w:val="false"/>
-          <w:bCs w:val="false"/>
-        </w:rPr>
-        <w:t xml:space="preserve">  </w:t>
-      </w:r>
-      <w:r>
-        <w:rPr>
-          <w:b w:val="false"/>
-          <w:bCs w:val="false"/>
-        </w:rPr>
-        <w:t>"education": "Đại học ABC"</w:t>
-      </w:r>
-    </w:p>
-    <w:p>
-      <w:pPr>
-        <w:pStyle w:val="Normal"/>
-        <w:rPr>
-          <w:b w:val="false"/>
-          <w:bCs w:val="false"/>
-        </w:rPr>
-      </w:pPr>
-      <w:r>
-        <w:rPr>
-          <w:b w:val="false"/>
-          <w:bCs w:val="false"/>
-        </w:rPr>
-        <w:t>}</w:t>
-      </w:r>
-    </w:p>
-    <w:p>
-      <w:pPr>
-        <w:pStyle w:val="Normal"/>
-        <w:rPr>
-          <w:b/>
-          <w:bCs/>
-        </w:rPr>
-      </w:pPr>
-      <w:r>
-        <w:rPr>
-          <w:b/>
-          <w:bCs/>
-        </w:rPr>
-        <w:t>Response (200 OK):</w:t>
-      </w:r>
-    </w:p>
-    <w:p>
-      <w:pPr>
-        <w:pStyle w:val="Normal"/>
-        <w:rPr>
-          <w:b w:val="false"/>
-          <w:bCs w:val="false"/>
-        </w:rPr>
-      </w:pPr>
-      <w:r>
-        <w:rPr>
-          <w:b w:val="false"/>
-          <w:bCs w:val="false"/>
-        </w:rPr>
-        <w:t>{</w:t>
-      </w:r>
-    </w:p>
-    <w:p>
-      <w:pPr>
-        <w:pStyle w:val="Normal"/>
-        <w:rPr>
-          <w:b w:val="false"/>
-          <w:bCs w:val="false"/>
-        </w:rPr>
-      </w:pPr>
-      <w:r>
-        <w:rPr>
-          <w:b w:val="false"/>
-          <w:bCs w:val="false"/>
-        </w:rPr>
-        <w:t xml:space="preserve">  </w:t>
-      </w:r>
-      <w:r>
-        <w:rPr>
-          <w:b w:val="false"/>
-          <w:bCs w:val="false"/>
-        </w:rPr>
-        <w:t>"message": "Đăng ký Người tìm việc thành công",</w:t>
-      </w:r>
-    </w:p>
-    <w:p>
-      <w:pPr>
-        <w:pStyle w:val="Normal"/>
-        <w:rPr>
-          <w:b w:val="false"/>
-          <w:bCs w:val="false"/>
-        </w:rPr>
-      </w:pPr>
-      <w:r>
-        <w:rPr>
-          <w:b w:val="false"/>
-          <w:bCs w:val="false"/>
-        </w:rPr>
-        <w:t xml:space="preserve">  </w:t>
-      </w:r>
-      <w:r>
-        <w:rPr>
-          <w:b w:val="false"/>
-          <w:bCs w:val="false"/>
-        </w:rPr>
-        <w:t>"active_role": "JobSeeker"</w:t>
-      </w:r>
-    </w:p>
-    <w:p>
-      <w:pPr>
-        <w:pStyle w:val="Normal"/>
-        <w:rPr>
-          <w:b w:val="false"/>
-          <w:bCs w:val="false"/>
-        </w:rPr>
-      </w:pPr>
-      <w:r>
-        <w:rPr>
-          <w:b w:val="false"/>
-          <w:bCs w:val="false"/>
-        </w:rPr>
-        <w:t>}</w:t>
-      </w:r>
-    </w:p>
-    <w:p>
-      <w:pPr>
-        <w:pStyle w:val="Normal"/>
-        <w:rPr>
-          <w:b/>
-          <w:bCs/>
-        </w:rPr>
-      </w:pPr>
-      <w:r>
-        <w:rPr>
-          <w:b/>
-          <w:bCs/>
-        </w:rPr>
-        <w:t>4. API: Đăng ký trở thành Nhà tuyển dụng (Register as Recruiter)</w:t>
-      </w:r>
-    </w:p>
-    <w:p>
-      <w:pPr>
-        <w:pStyle w:val="Normal"/>
-        <w:rPr>
-          <w:b/>
-          <w:bCs/>
-        </w:rPr>
-      </w:pPr>
-      <w:r>
-        <w:rPr>
-          <w:b/>
-          <w:bCs/>
-        </w:rPr>
-        <w:t xml:space="preserve">URL: </w:t>
-      </w:r>
-      <w:r>
-        <w:rPr>
-          <w:b w:val="false"/>
-          <w:bCs w:val="false"/>
-        </w:rPr>
-        <w:t>/auth/register/recruiter/</w:t>
-      </w:r>
-    </w:p>
-    <w:p>
-      <w:pPr>
-        <w:pStyle w:val="Normal"/>
-        <w:rPr>
-          <w:b/>
-          <w:bCs/>
-        </w:rPr>
-      </w:pPr>
-      <w:r>
-        <w:rPr>
-          <w:b/>
-          <w:bCs/>
-        </w:rPr>
-        <w:t xml:space="preserve">Phương thức: </w:t>
-      </w:r>
-      <w:r>
-        <w:rPr>
-          <w:b w:val="false"/>
-          <w:bCs w:val="false"/>
-        </w:rPr>
-        <w:t>POST</w:t>
-      </w:r>
-    </w:p>
-    <w:p>
-      <w:pPr>
-        <w:pStyle w:val="Normal"/>
-        <w:rPr>
-          <w:b/>
-          <w:bCs/>
-        </w:rPr>
-      </w:pPr>
-      <w:r>
-        <w:rPr>
-          <w:b/>
-          <w:bCs/>
-        </w:rPr>
-        <w:t xml:space="preserve">Mô tả: </w:t>
-      </w:r>
-      <w:r>
-        <w:rPr>
-          <w:b w:val="false"/>
-          <w:bCs w:val="false"/>
-        </w:rPr>
-        <w:t>Người dùng cung cấp thông tin nhà tuyển dụng. Tạo bản ghi UserRole với vai trò Recruiter, chưa được phê duyệt và chưa cập nhật active_role. Cần admin duyệt.</w:t>
-      </w:r>
-    </w:p>
-    <w:p>
-      <w:pPr>
-        <w:pStyle w:val="Normal"/>
-        <w:rPr>
-          <w:b/>
-          <w:bCs/>
-        </w:rPr>
-      </w:pPr>
-      <w:r>
-        <w:rPr>
-          <w:b/>
-          <w:bCs/>
-        </w:rPr>
-        <w:t>Request:</w:t>
-      </w:r>
-    </w:p>
-    <w:p>
-      <w:pPr>
-        <w:pStyle w:val="Normal"/>
-        <w:rPr>
-          <w:b w:val="false"/>
-          <w:bCs w:val="false"/>
-        </w:rPr>
-      </w:pPr>
-      <w:r>
-        <w:rPr>
-          <w:b w:val="false"/>
-          <w:bCs w:val="false"/>
-        </w:rPr>
-        <w:t>{</w:t>
-      </w:r>
-    </w:p>
-    <w:p>
-      <w:pPr>
-        <w:pStyle w:val="Normal"/>
-        <w:rPr>
-          <w:b w:val="false"/>
-          <w:bCs w:val="false"/>
-        </w:rPr>
-      </w:pPr>
-      <w:r>
-        <w:rPr>
-          <w:b w:val="false"/>
-          <w:bCs w:val="false"/>
-        </w:rPr>
-        <w:t xml:space="preserve">  </w:t>
-      </w:r>
-      <w:r>
-        <w:rPr>
-          <w:b w:val="false"/>
-          <w:bCs w:val="false"/>
-        </w:rPr>
-        <w:t>"company_name": "Công ty ABC",</w:t>
-      </w:r>
-    </w:p>
-    <w:p>
-      <w:pPr>
-        <w:pStyle w:val="Normal"/>
-        <w:rPr>
-          <w:b w:val="false"/>
-          <w:bCs w:val="false"/>
-        </w:rPr>
-      </w:pPr>
-      <w:r>
-        <w:rPr>
-          <w:b w:val="false"/>
-          <w:bCs w:val="false"/>
-        </w:rPr>
-        <w:t xml:space="preserve">  </w:t>
-      </w:r>
-      <w:r>
-        <w:rPr>
-          <w:b w:val="false"/>
-          <w:bCs w:val="false"/>
-        </w:rPr>
-        <w:t>"company_website": "https://abc.com",</w:t>
-      </w:r>
-    </w:p>
-    <w:p>
-      <w:pPr>
-        <w:pStyle w:val="Normal"/>
-        <w:rPr>
-          <w:b w:val="false"/>
-          <w:bCs w:val="false"/>
-        </w:rPr>
-      </w:pPr>
-      <w:r>
-        <w:rPr>
-          <w:b w:val="false"/>
-          <w:bCs w:val="false"/>
-        </w:rPr>
-        <w:t xml:space="preserve">  </w:t>
-      </w:r>
-      <w:r>
-        <w:rPr>
-          <w:b w:val="false"/>
-          <w:bCs w:val="false"/>
-        </w:rPr>
-        <w:t>"address": "Hà Nội",</w:t>
-      </w:r>
-    </w:p>
-    <w:p>
-      <w:pPr>
-        <w:pStyle w:val="Normal"/>
-        <w:rPr>
-          <w:b w:val="false"/>
-          <w:bCs w:val="false"/>
-        </w:rPr>
-      </w:pPr>
-      <w:r>
-        <w:rPr>
-          <w:b w:val="false"/>
-          <w:bCs w:val="false"/>
-        </w:rPr>
-        <w:t xml:space="preserve">  </w:t>
-      </w:r>
-      <w:r>
-        <w:rPr>
-          <w:b w:val="false"/>
-          <w:bCs w:val="false"/>
-        </w:rPr>
-        <w:t>"industry": "Công nghệ",</w:t>
-      </w:r>
-    </w:p>
-    <w:p>
-      <w:pPr>
-        <w:pStyle w:val="Normal"/>
-        <w:rPr>
-          <w:b w:val="false"/>
-          <w:bCs w:val="false"/>
-        </w:rPr>
-      </w:pPr>
-      <w:r>
-        <w:rPr>
-          <w:b w:val="false"/>
-          <w:bCs w:val="false"/>
-        </w:rPr>
-        <w:t xml:space="preserve">  </w:t>
-      </w:r>
-      <w:r>
-        <w:rPr>
-          <w:b w:val="false"/>
-          <w:bCs w:val="false"/>
-        </w:rPr>
-        <w:t>"company_description": "Công ty hàng đầu về công nghệ."</w:t>
-      </w:r>
-    </w:p>
-    <w:p>
-      <w:pPr>
-        <w:pStyle w:val="Normal"/>
-        <w:rPr>
-          <w:b w:val="false"/>
-          <w:bCs w:val="false"/>
-        </w:rPr>
-      </w:pPr>
-      <w:r>
-        <w:rPr>
-          <w:b w:val="false"/>
-          <w:bCs w:val="false"/>
-        </w:rPr>
-        <w:t>}</w:t>
-      </w:r>
-    </w:p>
-    <w:p>
-      <w:pPr>
-        <w:pStyle w:val="Normal"/>
-        <w:rPr>
-          <w:b/>
-          <w:bCs/>
-        </w:rPr>
-      </w:pPr>
-      <w:r>
-        <w:rPr>
-          <w:b/>
-          <w:bCs/>
-        </w:rPr>
-        <w:t>Response (200 OK):</w:t>
-      </w:r>
-    </w:p>
-    <w:p>
-      <w:pPr>
-        <w:pStyle w:val="Normal"/>
-        <w:rPr>
-          <w:b w:val="false"/>
-          <w:bCs w:val="false"/>
-        </w:rPr>
-      </w:pPr>
-      <w:r>
-        <w:rPr>
-          <w:b w:val="false"/>
-          <w:bCs w:val="false"/>
-        </w:rPr>
-        <w:t>{</w:t>
-      </w:r>
-    </w:p>
-    <w:p>
-      <w:pPr>
-        <w:pStyle w:val="Normal"/>
-        <w:rPr>
-          <w:b w:val="false"/>
-          <w:bCs w:val="false"/>
-        </w:rPr>
-      </w:pPr>
-      <w:r>
-        <w:rPr>
-          <w:b w:val="false"/>
-          <w:bCs w:val="false"/>
-        </w:rPr>
-        <w:t xml:space="preserve">  </w:t>
-      </w:r>
-      <w:r>
-        <w:rPr>
-          <w:b w:val="false"/>
-          <w:bCs w:val="false"/>
-        </w:rPr>
-        <w:t>"message": "Đăng ký Nhà tuyển dụng thành công, chờ admin phê duyệt"</w:t>
-      </w:r>
-    </w:p>
-    <w:p>
-      <w:pPr>
-        <w:pStyle w:val="Normal"/>
-        <w:rPr>
-          <w:b w:val="false"/>
-          <w:bCs w:val="false"/>
-        </w:rPr>
-      </w:pPr>
-      <w:r>
-        <w:rPr>
-          <w:b w:val="false"/>
-          <w:bCs w:val="false"/>
-        </w:rPr>
-        <w:t>}</w:t>
-      </w:r>
-    </w:p>
-    <w:p>
-      <w:pPr>
-        <w:pStyle w:val="Normal"/>
-        <w:rPr>
-          <w:b/>
-          <w:bCs/>
-        </w:rPr>
-      </w:pPr>
-      <w:r>
-        <w:rPr>
-          <w:b/>
-          <w:bCs/>
-        </w:rPr>
-        <w:t>5. API: Admin phê duyệt Nhà tuyển dụng (Admin Approve Recruiter)</w:t>
-      </w:r>
-    </w:p>
-    <w:p>
-      <w:pPr>
-        <w:pStyle w:val="Normal"/>
-        <w:rPr>
-          <w:b w:val="false"/>
-          <w:bCs w:val="false"/>
-        </w:rPr>
-      </w:pPr>
-      <w:r>
-        <w:rPr>
-          <w:b/>
-          <w:bCs/>
-        </w:rPr>
-        <w:t>URL:</w:t>
-      </w:r>
-      <w:r>
-        <w:rPr>
-          <w:b w:val="false"/>
-          <w:bCs w:val="false"/>
-        </w:rPr>
-        <w:t xml:space="preserve"> /admin/user-roles/approve/</w:t>
-      </w:r>
-    </w:p>
-    <w:p>
-      <w:pPr>
-        <w:pStyle w:val="Normal"/>
-        <w:rPr>
-          <w:b w:val="false"/>
-          <w:bCs w:val="false"/>
-        </w:rPr>
-      </w:pPr>
-      <w:r>
-        <w:rPr>
-          <w:b/>
-          <w:bCs/>
-        </w:rPr>
-        <w:t xml:space="preserve">Phương thức: </w:t>
-      </w:r>
-      <w:r>
-        <w:rPr>
-          <w:b w:val="false"/>
-          <w:bCs w:val="false"/>
-        </w:rPr>
-        <w:t>POST</w:t>
-      </w:r>
-    </w:p>
-    <w:p>
-      <w:pPr>
-        <w:pStyle w:val="Normal"/>
-        <w:rPr>
-          <w:b/>
-          <w:bCs/>
-        </w:rPr>
-      </w:pPr>
-      <w:r>
-        <w:rPr>
-          <w:b/>
-          <w:bCs/>
-        </w:rPr>
-        <w:t>Mô tả:</w:t>
-      </w:r>
-    </w:p>
-    <w:p>
-      <w:pPr>
-        <w:pStyle w:val="Normal"/>
-        <w:rPr>
-          <w:b w:val="false"/>
-          <w:bCs w:val="false"/>
-        </w:rPr>
-      </w:pPr>
-      <w:r>
-        <w:rPr>
-          <w:b w:val="false"/>
-          <w:bCs w:val="false"/>
-        </w:rPr>
-        <w:t>Admin gửi yêu cầu phê duyệt một hoặc nhiều vai trò nhà tuyển dụng bằng cách truyền danh sách user_role_ids trong body. API sẽ phê duyệt và cập nhật active_role tương ứng cho từng user.</w:t>
-      </w:r>
-    </w:p>
-    <w:p>
-      <w:pPr>
-        <w:pStyle w:val="Normal"/>
-        <w:rPr>
-          <w:b/>
-          <w:bCs/>
-        </w:rPr>
-      </w:pPr>
-      <w:r>
-        <w:rPr>
-          <w:b/>
-          <w:bCs/>
-        </w:rPr>
-        <w:t>Request</w:t>
-      </w:r>
-    </w:p>
-    <w:p>
-      <w:pPr>
-        <w:pStyle w:val="Normal"/>
-        <w:rPr>
-          <w:b w:val="false"/>
-          <w:bCs w:val="false"/>
-        </w:rPr>
-      </w:pPr>
-      <w:r>
-        <w:rPr>
-          <w:b w:val="false"/>
-          <w:bCs w:val="false"/>
-        </w:rPr>
-        <w:t>{</w:t>
-      </w:r>
-    </w:p>
-    <w:p>
-      <w:pPr>
-        <w:pStyle w:val="Normal"/>
-        <w:rPr>
-          <w:b w:val="false"/>
-          <w:bCs w:val="false"/>
-        </w:rPr>
-      </w:pPr>
-      <w:r>
-        <w:rPr>
-          <w:b w:val="false"/>
-          <w:bCs w:val="false"/>
-        </w:rPr>
-        <w:t xml:space="preserve">  </w:t>
-      </w:r>
-      <w:r>
-        <w:rPr>
-          <w:b w:val="false"/>
-          <w:bCs w:val="false"/>
-        </w:rPr>
-        <w:t>"user_role_ids": ["id-1", "id-2"],</w:t>
-      </w:r>
-    </w:p>
-    <w:p>
-      <w:pPr>
-        <w:pStyle w:val="Normal"/>
-        <w:rPr>
-          <w:b w:val="false"/>
-          <w:bCs w:val="false"/>
-        </w:rPr>
-      </w:pPr>
-      <w:r>
-        <w:rPr>
-          <w:b w:val="false"/>
-          <w:bCs w:val="false"/>
-        </w:rPr>
-        <w:t xml:space="preserve">  </w:t>
-      </w:r>
-      <w:r>
-        <w:rPr>
-          <w:b w:val="false"/>
-          <w:bCs w:val="false"/>
-        </w:rPr>
-        <w:t>"is_approved": true</w:t>
-      </w:r>
-    </w:p>
-    <w:p>
-      <w:pPr>
-        <w:pStyle w:val="Normal"/>
-        <w:rPr>
-          <w:b w:val="false"/>
-          <w:bCs w:val="false"/>
-        </w:rPr>
-      </w:pPr>
-      <w:r>
-        <w:rPr>
-          <w:b w:val="false"/>
-          <w:bCs w:val="false"/>
-        </w:rPr>
-        <w:t>}</w:t>
-      </w:r>
-    </w:p>
-    <w:p>
-      <w:pPr>
-        <w:pStyle w:val="Normal"/>
-        <w:rPr>
-          <w:b/>
-          <w:bCs/>
-        </w:rPr>
-      </w:pPr>
-      <w:r>
-        <w:rPr>
-          <w:b/>
-          <w:bCs/>
-        </w:rPr>
-        <w:t>Response (200 OK)=</w:t>
-      </w:r>
-    </w:p>
-    <w:p>
-      <w:pPr>
-        <w:pStyle w:val="Normal"/>
-        <w:rPr>
-          <w:b w:val="false"/>
-          <w:bCs w:val="false"/>
-        </w:rPr>
-      </w:pPr>
-      <w:r>
-        <w:rPr>
-          <w:b w:val="false"/>
-          <w:bCs w:val="false"/>
-        </w:rPr>
-        <w:t>{</w:t>
-      </w:r>
-    </w:p>
-    <w:p>
-      <w:pPr>
-        <w:pStyle w:val="Normal"/>
-        <w:rPr>
-          <w:b w:val="false"/>
-          <w:bCs w:val="false"/>
-        </w:rPr>
-      </w:pPr>
-      <w:r>
-        <w:rPr>
-          <w:b w:val="false"/>
-          <w:bCs w:val="false"/>
-        </w:rPr>
-        <w:t xml:space="preserve">  </w:t>
-      </w:r>
-      <w:r>
-        <w:rPr>
-          <w:b w:val="false"/>
-          <w:bCs w:val="false"/>
-        </w:rPr>
-        <w:t>"message": "Phê duyệt thành công 2 nhà tuyển dụng",</w:t>
-      </w:r>
-    </w:p>
-    <w:p>
-      <w:pPr>
-        <w:pStyle w:val="Normal"/>
-        <w:rPr>
-          <w:b w:val="false"/>
-          <w:bCs w:val="false"/>
-        </w:rPr>
-      </w:pPr>
-      <w:r>
-        <w:rPr>
-          <w:b w:val="false"/>
-          <w:bCs w:val="false"/>
-        </w:rPr>
-        <w:t xml:space="preserve">  </w:t>
-      </w:r>
-      <w:r>
-        <w:rPr>
-          <w:b w:val="false"/>
-          <w:bCs w:val="false"/>
-        </w:rPr>
-        <w:t>"approved_roles": [</w:t>
-      </w:r>
-    </w:p>
-    <w:p>
-      <w:pPr>
-        <w:pStyle w:val="Normal"/>
-        <w:rPr>
-          <w:b w:val="false"/>
-          <w:bCs w:val="false"/>
-        </w:rPr>
-      </w:pPr>
-      <w:r>
-        <w:rPr>
-          <w:b w:val="false"/>
-          <w:bCs w:val="false"/>
-        </w:rPr>
-        <w:t xml:space="preserve">    </w:t>
-      </w:r>
-      <w:r>
-        <w:rPr>
-          <w:b w:val="false"/>
-          <w:bCs w:val="false"/>
-        </w:rPr>
-        <w:t>{</w:t>
-      </w:r>
-    </w:p>
-    <w:p>
-      <w:pPr>
-        <w:pStyle w:val="Normal"/>
-        <w:rPr>
-          <w:b w:val="false"/>
-          <w:bCs w:val="false"/>
-        </w:rPr>
-      </w:pPr>
-      <w:r>
-        <w:rPr>
-          <w:b w:val="false"/>
-          <w:bCs w:val="false"/>
-        </w:rPr>
-        <w:t xml:space="preserve">      </w:t>
-      </w:r>
-      <w:r>
-        <w:rPr>
-          <w:b w:val="false"/>
-          <w:bCs w:val="false"/>
-        </w:rPr>
-        <w:t>"user_role_id": "id-1",</w:t>
-      </w:r>
-    </w:p>
-    <w:p>
-      <w:pPr>
-        <w:pStyle w:val="Normal"/>
-        <w:rPr>
-          <w:b w:val="false"/>
-          <w:bCs w:val="false"/>
-        </w:rPr>
-      </w:pPr>
-      <w:r>
-        <w:rPr>
-          <w:b w:val="false"/>
-          <w:bCs w:val="false"/>
-        </w:rPr>
-        <w:t xml:space="preserve">      </w:t>
-      </w:r>
-      <w:r>
-        <w:rPr>
-          <w:b w:val="false"/>
-          <w:bCs w:val="false"/>
-        </w:rPr>
-        <w:t>"user_id": "user-uuid-1",</w:t>
-      </w:r>
-    </w:p>
-    <w:p>
-      <w:pPr>
-        <w:pStyle w:val="Normal"/>
-        <w:rPr>
-          <w:b w:val="false"/>
-          <w:bCs w:val="false"/>
-        </w:rPr>
-      </w:pPr>
-      <w:r>
-        <w:rPr>
-          <w:b w:val="false"/>
-          <w:bCs w:val="false"/>
-        </w:rPr>
-        <w:t xml:space="preserve">      </w:t>
-      </w:r>
-      <w:r>
-        <w:rPr>
-          <w:b w:val="false"/>
-          <w:bCs w:val="false"/>
-        </w:rPr>
-        <w:t>"active_role": "Recruiter",</w:t>
-      </w:r>
-    </w:p>
-    <w:p>
-      <w:pPr>
-        <w:pStyle w:val="Normal"/>
-        <w:rPr>
-          <w:b w:val="false"/>
-          <w:bCs w:val="false"/>
-        </w:rPr>
-      </w:pPr>
-      <w:r>
-        <w:rPr>
-          <w:b w:val="false"/>
-          <w:bCs w:val="false"/>
-        </w:rPr>
-        <w:t xml:space="preserve">      </w:t>
-      </w:r>
-      <w:r>
-        <w:rPr>
-          <w:b w:val="false"/>
-          <w:bCs w:val="false"/>
-        </w:rPr>
-        <w:t>"status": "approved"</w:t>
-      </w:r>
-    </w:p>
-    <w:p>
-      <w:pPr>
-        <w:pStyle w:val="Normal"/>
-        <w:rPr>
-          <w:b w:val="false"/>
-          <w:bCs w:val="false"/>
-        </w:rPr>
-      </w:pPr>
-      <w:r>
-        <w:rPr>
-          <w:b w:val="false"/>
-          <w:bCs w:val="false"/>
-        </w:rPr>
-        <w:t xml:space="preserve">    </w:t>
-      </w:r>
-      <w:r>
-        <w:rPr>
-          <w:b w:val="false"/>
-          <w:bCs w:val="false"/>
-        </w:rPr>
-        <w:t>},</w:t>
-      </w:r>
-    </w:p>
-    <w:p>
-      <w:pPr>
-        <w:pStyle w:val="Normal"/>
-        <w:rPr>
-          <w:b w:val="false"/>
-          <w:bCs w:val="false"/>
-        </w:rPr>
-      </w:pPr>
-      <w:r>
-        <w:rPr>
-          <w:b w:val="false"/>
-          <w:bCs w:val="false"/>
-        </w:rPr>
-        <w:t xml:space="preserve">    </w:t>
-      </w:r>
-      <w:r>
-        <w:rPr>
-          <w:b w:val="false"/>
-          <w:bCs w:val="false"/>
-        </w:rPr>
-        <w:t>{</w:t>
-      </w:r>
-    </w:p>
-    <w:p>
-      <w:pPr>
-        <w:pStyle w:val="Normal"/>
-        <w:rPr>
-          <w:b w:val="false"/>
-          <w:bCs w:val="false"/>
-        </w:rPr>
-      </w:pPr>
-      <w:r>
-        <w:rPr>
-          <w:b w:val="false"/>
-          <w:bCs w:val="false"/>
-        </w:rPr>
-        <w:t xml:space="preserve">      </w:t>
-      </w:r>
-      <w:r>
-        <w:rPr>
-          <w:b w:val="false"/>
-          <w:bCs w:val="false"/>
-        </w:rPr>
-        <w:t>"user_role_id": "id-2",</w:t>
-      </w:r>
-    </w:p>
-    <w:p>
-      <w:pPr>
-        <w:pStyle w:val="Normal"/>
-        <w:rPr>
-          <w:b w:val="false"/>
-          <w:bCs w:val="false"/>
-        </w:rPr>
-      </w:pPr>
-      <w:r>
-        <w:rPr>
-          <w:b w:val="false"/>
-          <w:bCs w:val="false"/>
-        </w:rPr>
-        <w:t>i      "user_id": "user-uuid-2",</w:t>
-      </w:r>
-    </w:p>
-    <w:p>
-      <w:pPr>
-        <w:pStyle w:val="Normal"/>
-        <w:rPr>
-          <w:b w:val="false"/>
-          <w:bCs w:val="false"/>
-        </w:rPr>
-      </w:pPr>
-      <w:r>
-        <w:rPr>
-          <w:b w:val="false"/>
-          <w:bCs w:val="false"/>
-        </w:rPr>
-        <w:t xml:space="preserve">      </w:t>
-      </w:r>
-      <w:r>
-        <w:rPr>
-          <w:b w:val="false"/>
-          <w:bCs w:val="false"/>
-        </w:rPr>
-        <w:t>"active_role": "Recruiter",</w:t>
-      </w:r>
-    </w:p>
-    <w:p>
-      <w:pPr>
-        <w:pStyle w:val="Normal"/>
-        <w:rPr>
-          <w:b w:val="false"/>
-          <w:bCs w:val="false"/>
-        </w:rPr>
-      </w:pPr>
-      <w:r>
-        <w:rPr>
-          <w:b w:val="false"/>
-          <w:bCs w:val="false"/>
-        </w:rPr>
-        <w:t xml:space="preserve">      </w:t>
-      </w:r>
-      <w:r>
-        <w:rPr>
-          <w:b w:val="false"/>
-          <w:bCs w:val="false"/>
-        </w:rPr>
-        <w:t>"status": "approved"</w:t>
-      </w:r>
-    </w:p>
-    <w:p>
-      <w:pPr>
-        <w:pStyle w:val="Normal"/>
-        <w:rPr>
-          <w:b w:val="false"/>
-          <w:bCs w:val="false"/>
-        </w:rPr>
-      </w:pPr>
-      <w:r>
-        <w:rPr>
-          <w:b w:val="false"/>
-          <w:bCs w:val="false"/>
-        </w:rPr>
-        <w:t xml:space="preserve">    </w:t>
-      </w:r>
-      <w:r>
-        <w:rPr>
-          <w:b w:val="false"/>
-          <w:bCs w:val="false"/>
-        </w:rPr>
-        <w:t>}</w:t>
-      </w:r>
-    </w:p>
-    <w:p>
-      <w:pPr>
-        <w:pStyle w:val="Normal"/>
-        <w:rPr>
-          <w:b w:val="false"/>
-          <w:bCs w:val="false"/>
-        </w:rPr>
-      </w:pPr>
-      <w:r>
-        <w:rPr>
-          <w:b w:val="false"/>
-          <w:bCs w:val="false"/>
-        </w:rPr>
-        <w:t xml:space="preserve">  </w:t>
-      </w:r>
-      <w:r>
-        <w:rPr>
-          <w:b w:val="false"/>
-          <w:bCs w:val="false"/>
-        </w:rPr>
-        <w:t>]</w:t>
-      </w:r>
-    </w:p>
-    <w:p>
-      <w:pPr>
-        <w:pStyle w:val="Normal"/>
-        <w:rPr>
-          <w:b w:val="false"/>
-          <w:bCs w:val="false"/>
-        </w:rPr>
-      </w:pPr>
-      <w:r>
-        <w:rPr>
-          <w:b w:val="false"/>
-          <w:bCs w:val="false"/>
-        </w:rPr>
-        <w:t>}</w:t>
-      </w:r>
-    </w:p>
-    <w:p>
-      <w:pPr>
-        <w:pStyle w:val="Normal"/>
-        <w:rPr>
-          <w:b/>
-          <w:bCs/>
-        </w:rPr>
-      </w:pPr>
-      <w:r>
-        <w:rPr>
-          <w:b/>
-          <w:bCs/>
-        </w:rPr>
-        <w:t>6. API: Admin gán quyền Admin (Admin Assign Admin Role)</w:t>
-      </w:r>
-    </w:p>
-    <w:p>
-      <w:pPr>
-        <w:pStyle w:val="Normal"/>
-        <w:rPr>
-          <w:b/>
-          <w:bCs/>
-        </w:rPr>
-      </w:pPr>
-      <w:r>
-        <w:rPr>
-          <w:b/>
-          <w:bCs/>
-        </w:rPr>
-        <w:t>URL: /</w:t>
-      </w:r>
-      <w:r>
-        <w:rPr>
-          <w:b w:val="false"/>
-          <w:bCs w:val="false"/>
-        </w:rPr>
-        <w:t>admin/user-roles/assign-admin/</w:t>
-      </w:r>
-    </w:p>
-    <w:p>
-      <w:pPr>
-        <w:pStyle w:val="Normal"/>
-        <w:rPr>
-          <w:b/>
-          <w:bCs/>
-        </w:rPr>
-      </w:pPr>
-      <w:r>
-        <w:rPr>
-          <w:b/>
-          <w:bCs/>
-        </w:rPr>
-        <w:t xml:space="preserve">Phương thức: </w:t>
-      </w:r>
-      <w:r>
-        <w:rPr>
-          <w:b w:val="false"/>
-          <w:bCs w:val="false"/>
-        </w:rPr>
-        <w:t>POST</w:t>
-      </w:r>
-    </w:p>
-    <w:p>
-      <w:pPr>
-        <w:pStyle w:val="Normal"/>
-        <w:rPr>
-          <w:b/>
-          <w:bCs/>
-        </w:rPr>
-      </w:pPr>
-      <w:r>
-        <w:rPr>
-          <w:b/>
-          <w:bCs/>
-        </w:rPr>
-        <w:t xml:space="preserve">Mô tả: </w:t>
-      </w:r>
-      <w:r>
-        <w:rPr>
-          <w:b w:val="false"/>
-          <w:bCs w:val="false"/>
-        </w:rPr>
-        <w:t>Admin hệ thống cấp quyền Admin cho user, tạo UserRole với role Admin, trạng thái phê duyệt True, và cập nhật active_role.</w:t>
-      </w:r>
-    </w:p>
-    <w:p>
-      <w:pPr>
-        <w:pStyle w:val="Normal"/>
-        <w:rPr>
-          <w:b/>
-          <w:bCs/>
-        </w:rPr>
-      </w:pPr>
-      <w:r>
-        <w:rPr>
-          <w:b/>
-          <w:bCs/>
-        </w:rPr>
-        <w:t>Request:</w:t>
-      </w:r>
-    </w:p>
-    <w:p>
-      <w:pPr>
-        <w:pStyle w:val="Normal"/>
-        <w:rPr>
-          <w:b w:val="false"/>
-          <w:bCs w:val="false"/>
-        </w:rPr>
-      </w:pPr>
-      <w:r>
-        <w:rPr>
-          <w:b w:val="false"/>
-          <w:bCs w:val="false"/>
-        </w:rPr>
-        <w:t>{</w:t>
-      </w:r>
-    </w:p>
-    <w:p>
-      <w:pPr>
-        <w:pStyle w:val="Normal"/>
-        <w:rPr>
-          <w:b w:val="false"/>
-          <w:bCs w:val="false"/>
-        </w:rPr>
-      </w:pPr>
-      <w:r>
-        <w:rPr>
-          <w:b w:val="false"/>
-          <w:bCs w:val="false"/>
-        </w:rPr>
-        <w:t xml:space="preserve">  </w:t>
-      </w:r>
-      <w:r>
-        <w:rPr>
-          <w:b w:val="false"/>
-          <w:bCs w:val="false"/>
-        </w:rPr>
-        <w:t>"user_id": 10</w:t>
-      </w:r>
-    </w:p>
-    <w:p>
-      <w:pPr>
-        <w:pStyle w:val="Normal"/>
-        <w:rPr>
-          <w:b w:val="false"/>
-          <w:bCs w:val="false"/>
-        </w:rPr>
-      </w:pPr>
-      <w:r>
-        <w:rPr>
-          <w:b w:val="false"/>
-          <w:bCs w:val="false"/>
-        </w:rPr>
-        <w:t>}</w:t>
-      </w:r>
-    </w:p>
-    <w:p>
-      <w:pPr>
-        <w:pStyle w:val="Normal"/>
-        <w:rPr>
-          <w:b/>
-          <w:bCs/>
-        </w:rPr>
-      </w:pPr>
-      <w:r>
-        <w:rPr>
-          <w:b/>
-          <w:bCs/>
-        </w:rPr>
-        <w:t>Response (200 OK):</w:t>
-      </w:r>
-    </w:p>
-    <w:p>
-      <w:pPr>
-        <w:pStyle w:val="Normal"/>
-        <w:rPr>
-          <w:b w:val="false"/>
-          <w:bCs w:val="false"/>
-        </w:rPr>
-      </w:pPr>
-      <w:r>
-        <w:rPr>
-          <w:b w:val="false"/>
-          <w:bCs w:val="false"/>
-        </w:rPr>
-        <w:t>{</w:t>
-      </w:r>
-    </w:p>
-    <w:p>
-      <w:pPr>
-        <w:pStyle w:val="Normal"/>
-        <w:rPr>
-          <w:b w:val="false"/>
-          <w:bCs w:val="false"/>
-        </w:rPr>
-      </w:pPr>
-      <w:r>
-        <w:rPr>
-          <w:b w:val="false"/>
-          <w:bCs w:val="false"/>
-        </w:rPr>
-        <w:t xml:space="preserve">  </w:t>
-      </w:r>
-      <w:r>
-        <w:rPr>
-          <w:b w:val="false"/>
-          <w:bCs w:val="false"/>
-        </w:rPr>
-        <w:t>"message": "Gán quyền Admin thành công",</w:t>
-      </w:r>
-    </w:p>
-    <w:p>
-      <w:pPr>
-        <w:pStyle w:val="Normal"/>
-        <w:rPr>
-          <w:b w:val="false"/>
-          <w:bCs w:val="false"/>
-        </w:rPr>
-      </w:pPr>
-      <w:r>
-        <w:rPr>
-          <w:b w:val="false"/>
-          <w:bCs w:val="false"/>
-        </w:rPr>
-        <w:t xml:space="preserve">  </w:t>
-      </w:r>
-      <w:r>
-        <w:rPr>
-          <w:b w:val="false"/>
-          <w:bCs w:val="false"/>
-        </w:rPr>
-        <w:t>"user_id": 10,</w:t>
-      </w:r>
-    </w:p>
-    <w:p>
-      <w:pPr>
-        <w:pStyle w:val="Normal"/>
-        <w:rPr>
-          <w:b w:val="false"/>
-          <w:bCs w:val="false"/>
-        </w:rPr>
-      </w:pPr>
-      <w:r>
-        <w:rPr>
-          <w:b w:val="false"/>
-          <w:bCs w:val="false"/>
-        </w:rPr>
-        <w:t xml:space="preserve">  </w:t>
-      </w:r>
-      <w:r>
-        <w:rPr>
-          <w:b w:val="false"/>
-          <w:bCs w:val="false"/>
-        </w:rPr>
-        <w:t>"active_role": "Admin"</w:t>
-      </w:r>
-    </w:p>
-    <w:p>
-      <w:pPr>
-        <w:pStyle w:val="Normal"/>
-        <w:rPr>
-          <w:b w:val="false"/>
-          <w:bCs w:val="false"/>
-        </w:rPr>
-      </w:pPr>
-      <w:r>
-        <w:rPr>
-          <w:b w:val="false"/>
-          <w:bCs w:val="false"/>
-        </w:rPr>
-        <w:t>}</w:t>
-      </w:r>
-    </w:p>
-    <w:p>
-      <w:pPr>
-        <w:pStyle w:val="Normal"/>
-        <w:rPr>
-          <w:b/>
-          <w:bCs/>
-        </w:rPr>
-      </w:pPr>
-      <w:r>
-        <w:rPr>
-          <w:b/>
-          <w:bCs/>
-        </w:rPr>
-        <w:t>7. API: Đăng nhập, trả về JWT Token (Login)</w:t>
-      </w:r>
-    </w:p>
-    <w:p>
-      <w:pPr>
-        <w:pStyle w:val="Normal"/>
-        <w:rPr>
-          <w:b/>
-          <w:bCs/>
-        </w:rPr>
-      </w:pPr>
-      <w:r>
-        <w:rPr>
-          <w:b/>
-          <w:bCs/>
-        </w:rPr>
-        <w:t>URL: /</w:t>
-      </w:r>
-      <w:r>
-        <w:rPr>
-          <w:b w:val="false"/>
-          <w:bCs w:val="false"/>
-        </w:rPr>
-        <w:t>auth/login/</w:t>
-      </w:r>
-    </w:p>
-    <w:p>
-      <w:pPr>
-        <w:pStyle w:val="Normal"/>
-        <w:rPr>
-          <w:b/>
-          <w:bCs/>
-        </w:rPr>
-      </w:pPr>
-      <w:r>
-        <w:rPr>
-          <w:b/>
-          <w:bCs/>
-        </w:rPr>
-        <w:t xml:space="preserve">Phương thức: </w:t>
-      </w:r>
-      <w:r>
-        <w:rPr>
-          <w:b w:val="false"/>
-          <w:bCs w:val="false"/>
-        </w:rPr>
-        <w:t>POST</w:t>
-      </w:r>
-    </w:p>
-    <w:p>
-      <w:pPr>
-        <w:pStyle w:val="Normal"/>
-        <w:rPr>
-          <w:b/>
-          <w:bCs/>
-        </w:rPr>
-      </w:pPr>
-      <w:r>
-        <w:rPr>
-          <w:b/>
-          <w:bCs/>
-        </w:rPr>
-        <w:t xml:space="preserve">Mô tả: </w:t>
-      </w:r>
-      <w:r>
-        <w:rPr>
-          <w:b w:val="false"/>
-          <w:bCs w:val="false"/>
-        </w:rPr>
-        <w:t>Đăng nhập và nhận JWT access + refresh token.</w:t>
-      </w:r>
-    </w:p>
-    <w:p>
-      <w:pPr>
-        <w:pStyle w:val="Normal"/>
-        <w:rPr>
-          <w:b/>
-          <w:bCs/>
-        </w:rPr>
-      </w:pPr>
-      <w:r>
-        <w:rPr>
-          <w:b/>
-          <w:bCs/>
-        </w:rPr>
-        <w:t>Request:</w:t>
-      </w:r>
-    </w:p>
-    <w:p>
-      <w:pPr>
-        <w:pStyle w:val="Normal"/>
-        <w:rPr>
-          <w:b w:val="false"/>
-          <w:bCs w:val="false"/>
-        </w:rPr>
-      </w:pPr>
-      <w:r>
-        <w:rPr>
-          <w:b w:val="false"/>
-          <w:bCs w:val="false"/>
-        </w:rPr>
-        <w:t>{</w:t>
-      </w:r>
-    </w:p>
-    <w:p>
-      <w:pPr>
-        <w:pStyle w:val="Normal"/>
-        <w:rPr>
-          <w:b w:val="false"/>
-          <w:bCs w:val="false"/>
-        </w:rPr>
-      </w:pPr>
-      <w:r>
-        <w:rPr>
-          <w:b w:val="false"/>
-          <w:bCs w:val="false"/>
-        </w:rPr>
-        <w:t xml:space="preserve">  </w:t>
-      </w:r>
-      <w:r>
-        <w:rPr>
-          <w:b w:val="false"/>
-          <w:bCs w:val="false"/>
-        </w:rPr>
-        <w:t>"username": "user123",</w:t>
-      </w:r>
-    </w:p>
-    <w:p>
-      <w:pPr>
-        <w:pStyle w:val="Normal"/>
-        <w:rPr>
-          <w:b w:val="false"/>
-          <w:bCs w:val="false"/>
-        </w:rPr>
-      </w:pPr>
-      <w:r>
-        <w:rPr>
-          <w:b w:val="false"/>
-          <w:bCs w:val="false"/>
-        </w:rPr>
-        <w:t xml:space="preserve">  </w:t>
-      </w:r>
-      <w:r>
-        <w:rPr>
-          <w:b w:val="false"/>
-          <w:bCs w:val="false"/>
-        </w:rPr>
-        <w:t>"password": "Password123!"</w:t>
-      </w:r>
-    </w:p>
-    <w:p>
-      <w:pPr>
-        <w:pStyle w:val="Normal"/>
-        <w:rPr>
-          <w:b w:val="false"/>
-          <w:bCs w:val="false"/>
-        </w:rPr>
-      </w:pPr>
-      <w:r>
-        <w:rPr>
-          <w:b w:val="false"/>
-          <w:bCs w:val="false"/>
-        </w:rPr>
-        <w:t>}</w:t>
-      </w:r>
-    </w:p>
-    <w:p>
-      <w:pPr>
-        <w:pStyle w:val="Normal"/>
-        <w:rPr>
-          <w:b/>
-          <w:bCs/>
-        </w:rPr>
-      </w:pPr>
-      <w:r>
-        <w:rPr>
-          <w:b/>
-          <w:bCs/>
-        </w:rPr>
-        <w:t>Response (200 OK):</w:t>
-      </w:r>
-    </w:p>
-    <w:p>
-      <w:pPr>
-        <w:pStyle w:val="Normal"/>
-        <w:rPr>
-          <w:b w:val="false"/>
-          <w:bCs w:val="false"/>
-        </w:rPr>
-      </w:pPr>
-      <w:r>
-        <w:rPr>
-          <w:b w:val="false"/>
-          <w:bCs w:val="false"/>
-        </w:rPr>
-        <w:t>{</w:t>
-      </w:r>
-    </w:p>
-    <w:p>
-      <w:pPr>
-        <w:pStyle w:val="Normal"/>
-        <w:rPr>
-          <w:b w:val="false"/>
-          <w:bCs w:val="false"/>
-        </w:rPr>
-      </w:pPr>
-      <w:r>
-        <w:rPr>
-          <w:b w:val="false"/>
-          <w:bCs w:val="false"/>
-        </w:rPr>
-        <w:t xml:space="preserve">  </w:t>
-      </w:r>
-      <w:r>
-        <w:rPr>
-          <w:b w:val="false"/>
-          <w:bCs w:val="false"/>
-        </w:rPr>
-        <w:t>"access": "&lt;jwt_access_token&gt;",</w:t>
-      </w:r>
-    </w:p>
-    <w:p>
-      <w:pPr>
-        <w:pStyle w:val="Normal"/>
-        <w:rPr>
-          <w:b w:val="false"/>
-          <w:bCs w:val="false"/>
-        </w:rPr>
-      </w:pPr>
-      <w:r>
-        <w:rPr>
-          <w:b w:val="false"/>
-          <w:bCs w:val="false"/>
-        </w:rPr>
-        <w:t xml:space="preserve">  </w:t>
-      </w:r>
-      <w:r>
-        <w:rPr>
-          <w:b w:val="false"/>
-          <w:bCs w:val="false"/>
-        </w:rPr>
-        <w:t>"refresh": "&lt;jwt_refresh_token&gt;"</w:t>
-      </w:r>
-    </w:p>
-    <w:p>
-      <w:pPr>
-        <w:pStyle w:val="Normal"/>
-        <w:rPr>
-          <w:b w:val="false"/>
-          <w:bCs w:val="false"/>
-        </w:rPr>
-      </w:pPr>
-      <w:r>
-        <w:rPr>
-          <w:b w:val="false"/>
-          <w:bCs w:val="false"/>
-        </w:rPr>
-        <w:t>}</w:t>
-      </w:r>
-    </w:p>
-    <w:p>
-      <w:pPr>
-        <w:pStyle w:val="Normal"/>
-        <w:rPr>
-          <w:b/>
-          <w:bCs/>
-        </w:rPr>
-      </w:pPr>
-      <w:r>
-        <w:rPr>
-          <w:b/>
-          <w:bCs/>
-        </w:rPr>
-        <w:t>8. API: Lấy thông tin người dùng hiện tại (Get Current User Info)</w:t>
-      </w:r>
-    </w:p>
-    <w:p>
-      <w:pPr>
-        <w:pStyle w:val="Normal"/>
-        <w:rPr>
-          <w:b/>
-          <w:bCs/>
-        </w:rPr>
-      </w:pPr>
-      <w:r>
-        <w:rPr>
-          <w:b/>
-          <w:bCs/>
-        </w:rPr>
-        <w:t>URL: /</w:t>
-      </w:r>
-      <w:r>
-        <w:rPr>
-          <w:b w:val="false"/>
-          <w:bCs w:val="false"/>
-        </w:rPr>
-        <w:t>auth/user/</w:t>
-      </w:r>
-    </w:p>
-    <w:p>
-      <w:pPr>
-        <w:pStyle w:val="Normal"/>
-        <w:rPr>
-          <w:b/>
-          <w:bCs/>
-        </w:rPr>
-      </w:pPr>
-      <w:r>
-        <w:rPr>
-          <w:b/>
-          <w:bCs/>
-        </w:rPr>
-        <w:t xml:space="preserve">Phương thức: </w:t>
-      </w:r>
-      <w:r>
-        <w:rPr>
-          <w:b w:val="false"/>
-          <w:bCs w:val="false"/>
-        </w:rPr>
-        <w:t>GET</w:t>
-      </w:r>
-    </w:p>
-    <w:p>
-      <w:pPr>
-        <w:pStyle w:val="Normal"/>
-        <w:rPr>
-          <w:b/>
-          <w:bCs/>
-        </w:rPr>
-      </w:pPr>
-      <w:r>
-        <w:rPr>
-          <w:b/>
-          <w:bCs/>
-        </w:rPr>
-        <w:t xml:space="preserve">Mô tả: </w:t>
-      </w:r>
-      <w:r>
-        <w:rPr>
-          <w:b w:val="false"/>
-          <w:bCs w:val="false"/>
-        </w:rPr>
-        <w:t>Lấy thông tin user đăng nhập hiện tại, bao gồm vai trò và trạng thái phê duyệt.</w:t>
-      </w:r>
-    </w:p>
-    <w:p>
-      <w:pPr>
-        <w:pStyle w:val="Normal"/>
-        <w:rPr>
-          <w:b/>
-          <w:bCs/>
-        </w:rPr>
-      </w:pPr>
-      <w:r>
-        <w:rPr>
-          <w:b/>
-          <w:bCs/>
-        </w:rPr>
-      </w:r>
-    </w:p>
-    <w:p>
-      <w:pPr>
-        <w:pStyle w:val="Normal"/>
-        <w:rPr>
-          <w:b/>
-          <w:bCs/>
-        </w:rPr>
-      </w:pPr>
-      <w:r>
-        <w:rPr>
-          <w:b/>
-          <w:bCs/>
-        </w:rPr>
-        <w:t xml:space="preserve">Request: </w:t>
-      </w:r>
-      <w:r>
-        <w:rPr>
-          <w:b w:val="false"/>
-          <w:bCs w:val="false"/>
-        </w:rPr>
-        <w:t>Header có Authorization: Bearer &lt;token&gt;</w:t>
-      </w:r>
-    </w:p>
-    <w:p>
-      <w:pPr>
-        <w:pStyle w:val="Normal"/>
-        <w:rPr>
-          <w:b/>
-          <w:bCs/>
-        </w:rPr>
-      </w:pPr>
-      <w:r>
-        <w:rPr>
-          <w:b/>
-          <w:bCs/>
-        </w:rPr>
-        <w:t>Response (200 OK):</w:t>
-      </w:r>
-    </w:p>
-    <w:p>
-      <w:pPr>
-        <w:pStyle w:val="Normal"/>
-        <w:rPr>
-          <w:b w:val="false"/>
-          <w:bCs w:val="false"/>
-        </w:rPr>
-      </w:pPr>
-      <w:r>
-        <w:rPr>
-          <w:b w:val="false"/>
-          <w:bCs w:val="false"/>
-        </w:rPr>
-        <w:t>{</w:t>
-      </w:r>
-    </w:p>
-    <w:p>
-      <w:pPr>
-        <w:pStyle w:val="Normal"/>
-        <w:rPr>
-          <w:b w:val="false"/>
-          <w:bCs w:val="false"/>
-        </w:rPr>
-      </w:pPr>
-      <w:r>
-        <w:rPr>
-          <w:b w:val="false"/>
-          <w:bCs w:val="false"/>
-        </w:rPr>
-        <w:t xml:space="preserve">  </w:t>
-      </w:r>
-      <w:r>
-        <w:rPr>
-          <w:b w:val="false"/>
-          <w:bCs w:val="false"/>
-        </w:rPr>
-        <w:t>"id": 1,</w:t>
-      </w:r>
-    </w:p>
-    <w:p>
-      <w:pPr>
-        <w:pStyle w:val="Normal"/>
-        <w:rPr>
-          <w:b w:val="false"/>
-          <w:bCs w:val="false"/>
-        </w:rPr>
-      </w:pPr>
-      <w:r>
-        <w:rPr>
-          <w:b w:val="false"/>
-          <w:bCs w:val="false"/>
-        </w:rPr>
-        <w:t xml:space="preserve">  </w:t>
-      </w:r>
-      <w:r>
-        <w:rPr>
-          <w:b w:val="false"/>
-          <w:bCs w:val="false"/>
-        </w:rPr>
-        <w:t>"username": "user123",</w:t>
-      </w:r>
-    </w:p>
-    <w:p>
-      <w:pPr>
-        <w:pStyle w:val="Normal"/>
-        <w:rPr>
-          <w:b w:val="false"/>
-          <w:bCs w:val="false"/>
-        </w:rPr>
-      </w:pPr>
-      <w:r>
-        <w:rPr>
-          <w:b w:val="false"/>
-          <w:bCs w:val="false"/>
-        </w:rPr>
-        <w:t xml:space="preserve">  </w:t>
-      </w:r>
-      <w:r>
-        <w:rPr>
-          <w:b w:val="false"/>
-          <w:bCs w:val="false"/>
-        </w:rPr>
-        <w:t>"email": "user@example.com",</w:t>
-      </w:r>
-    </w:p>
-    <w:p>
-      <w:pPr>
-        <w:pStyle w:val="Normal"/>
-        <w:rPr>
-          <w:b w:val="false"/>
-          <w:bCs w:val="false"/>
-        </w:rPr>
-      </w:pPr>
-      <w:r>
-        <w:rPr>
-          <w:b w:val="false"/>
-          <w:bCs w:val="false"/>
-        </w:rPr>
-        <w:t xml:space="preserve">  </w:t>
-      </w:r>
-      <w:r>
-        <w:rPr>
-          <w:b w:val="false"/>
-          <w:bCs w:val="false"/>
-        </w:rPr>
-        <w:t>"active_role": "JobSeeker",</w:t>
-      </w:r>
-    </w:p>
-    <w:p>
-      <w:pPr>
-        <w:pStyle w:val="Normal"/>
-        <w:rPr>
-          <w:b w:val="false"/>
-          <w:bCs w:val="false"/>
-        </w:rPr>
-      </w:pPr>
-      <w:r>
-        <w:rPr>
-          <w:b w:val="false"/>
-          <w:bCs w:val="false"/>
-        </w:rPr>
-        <w:t xml:space="preserve">  </w:t>
-      </w:r>
-      <w:r>
-        <w:rPr>
-          <w:b w:val="false"/>
-          <w:bCs w:val="false"/>
-        </w:rPr>
-        <w:t>"roles": [</w:t>
-      </w:r>
-    </w:p>
-    <w:p>
-      <w:pPr>
-        <w:pStyle w:val="Normal"/>
-        <w:rPr>
-          <w:b w:val="false"/>
-          <w:bCs w:val="false"/>
-        </w:rPr>
-      </w:pPr>
-      <w:r>
-        <w:rPr>
-          <w:b w:val="false"/>
-          <w:bCs w:val="false"/>
-        </w:rPr>
-        <w:t xml:space="preserve">    </w:t>
-      </w:r>
-      <w:r>
-        <w:rPr>
-          <w:b w:val="false"/>
-          <w:bCs w:val="false"/>
-        </w:rPr>
-        <w:t>{</w:t>
-      </w:r>
-    </w:p>
-    <w:p>
-      <w:pPr>
-        <w:pStyle w:val="Normal"/>
-        <w:rPr>
-          <w:b w:val="false"/>
-          <w:bCs w:val="false"/>
-        </w:rPr>
-      </w:pPr>
-      <w:r>
-        <w:rPr>
-          <w:b w:val="false"/>
-          <w:bCs w:val="false"/>
-        </w:rPr>
-        <w:t xml:space="preserve">      </w:t>
-      </w:r>
-      <w:r>
-        <w:rPr>
-          <w:b w:val="false"/>
-          <w:bCs w:val="false"/>
-        </w:rPr>
-        <w:t>"role_name": "JobSeeker",</w:t>
-      </w:r>
-    </w:p>
-    <w:p>
-      <w:pPr>
-        <w:pStyle w:val="Normal"/>
-        <w:rPr>
-          <w:b w:val="false"/>
-          <w:bCs w:val="false"/>
-        </w:rPr>
-      </w:pPr>
-      <w:r>
-        <w:rPr>
-          <w:b w:val="false"/>
-          <w:bCs w:val="false"/>
-        </w:rPr>
-        <w:t xml:space="preserve">      </w:t>
-      </w:r>
-      <w:r>
-        <w:rPr>
-          <w:b w:val="false"/>
-          <w:bCs w:val="false"/>
-        </w:rPr>
-        <w:t>"is_approved": true</w:t>
-      </w:r>
-    </w:p>
-    <w:p>
-      <w:pPr>
-        <w:pStyle w:val="Normal"/>
-        <w:rPr>
-          <w:b w:val="false"/>
-          <w:bCs w:val="false"/>
-        </w:rPr>
-      </w:pPr>
-      <w:r>
-        <w:rPr>
-          <w:b w:val="false"/>
-          <w:bCs w:val="false"/>
-        </w:rPr>
-        <w:t xml:space="preserve">    </w:t>
-      </w:r>
-      <w:r>
-        <w:rPr>
-          <w:b w:val="false"/>
-          <w:bCs w:val="false"/>
-        </w:rPr>
-        <w:t>}</w:t>
-      </w:r>
-    </w:p>
-    <w:p>
-      <w:pPr>
-        <w:pStyle w:val="Normal"/>
-        <w:rPr>
-          <w:b w:val="false"/>
-          <w:bCs w:val="false"/>
-        </w:rPr>
-      </w:pPr>
-      <w:r>
-        <w:rPr>
-          <w:b w:val="false"/>
-          <w:bCs w:val="false"/>
-        </w:rPr>
-        <w:t xml:space="preserve">  </w:t>
-      </w:r>
-      <w:r>
-        <w:rPr>
-          <w:b w:val="false"/>
-          <w:bCs w:val="false"/>
-        </w:rPr>
-        <w:t>]</w:t>
-      </w:r>
-    </w:p>
-    <w:p>
-      <w:pPr>
-        <w:pStyle w:val="Normal"/>
-        <w:rPr>
-          <w:b w:val="false"/>
-          <w:bCs w:val="false"/>
-        </w:rPr>
-      </w:pPr>
-      <w:r>
-        <w:rPr>
-          <w:b w:val="false"/>
-          <w:bCs w:val="false"/>
-        </w:rPr>
-        <w:t>}</w:t>
-      </w:r>
-    </w:p>
-    <w:p>
-      <w:pPr>
-        <w:pStyle w:val="Normal"/>
-        <w:rPr>
-          <w:b/>
-          <w:bCs/>
-        </w:rPr>
-      </w:pPr>
-      <w:r>
-        <w:rPr>
-          <w:b/>
-          <w:bCs/>
-        </w:rPr>
-        <w:t>9. API: Lấy danh sách vai trò có sẵn (Get Roles List)</w:t>
-      </w:r>
-    </w:p>
-    <w:p>
-      <w:pPr>
-        <w:pStyle w:val="Normal"/>
-        <w:rPr>
-          <w:b/>
-          <w:bCs/>
-        </w:rPr>
-      </w:pPr>
-      <w:r>
-        <w:rPr>
-          <w:b/>
-          <w:bCs/>
-        </w:rPr>
-        <w:t xml:space="preserve">URL: </w:t>
-      </w:r>
-      <w:r>
-        <w:rPr>
-          <w:b w:val="false"/>
-          <w:bCs w:val="false"/>
-        </w:rPr>
-        <w:t>/roles/</w:t>
-      </w:r>
-    </w:p>
-    <w:p>
-      <w:pPr>
-        <w:pStyle w:val="Normal"/>
-        <w:rPr>
-          <w:b/>
-          <w:bCs/>
-        </w:rPr>
-      </w:pPr>
-      <w:r>
-        <w:rPr>
-          <w:b/>
-          <w:bCs/>
-        </w:rPr>
-        <w:t xml:space="preserve">Phương thức: </w:t>
-      </w:r>
-      <w:r>
-        <w:rPr>
-          <w:b w:val="false"/>
-          <w:bCs w:val="false"/>
-        </w:rPr>
-        <w:t>GET</w:t>
-      </w:r>
-    </w:p>
-    <w:p>
-      <w:pPr>
-        <w:pStyle w:val="Normal"/>
-        <w:rPr>
-          <w:b/>
-          <w:bCs/>
-        </w:rPr>
-      </w:pPr>
-      <w:r>
-        <w:rPr>
-          <w:b/>
-          <w:bCs/>
-        </w:rPr>
-        <w:t xml:space="preserve">Mô tả: </w:t>
-      </w:r>
-      <w:r>
-        <w:rPr>
-          <w:b w:val="false"/>
-          <w:bCs w:val="false"/>
-        </w:rPr>
-        <w:t>Lấy danh sách vai trò hệ thống để chọn khi đăng ký hoặc chuyển đổi vai trò.</w:t>
-      </w:r>
-    </w:p>
-    <w:p>
-      <w:pPr>
-        <w:pStyle w:val="Normal"/>
-        <w:rPr>
-          <w:b/>
-          <w:bCs/>
-        </w:rPr>
-      </w:pPr>
-      <w:r>
-        <w:rPr>
-          <w:b/>
-          <w:bCs/>
-        </w:rPr>
-        <w:t>Response (200 OK):</w:t>
-      </w:r>
-    </w:p>
-    <w:p>
-      <w:pPr>
-        <w:pStyle w:val="Normal"/>
-        <w:rPr>
-          <w:b w:val="false"/>
-          <w:bCs w:val="false"/>
-        </w:rPr>
-      </w:pPr>
-      <w:r>
-        <w:rPr>
-          <w:b w:val="false"/>
-          <w:bCs w:val="false"/>
-        </w:rPr>
-        <w:t>[</w:t>
-      </w:r>
-    </w:p>
-    <w:p>
-      <w:pPr>
-        <w:pStyle w:val="Normal"/>
-        <w:rPr>
-          <w:b w:val="false"/>
-          <w:bCs w:val="false"/>
-        </w:rPr>
-      </w:pPr>
-      <w:r>
-        <w:rPr>
-          <w:b w:val="false"/>
-          <w:bCs w:val="false"/>
-        </w:rPr>
-        <w:t xml:space="preserve">  </w:t>
-      </w:r>
-      <w:r>
-        <w:rPr>
-          <w:b w:val="false"/>
-          <w:bCs w:val="false"/>
-        </w:rPr>
-        <w:t>{"id": 1, "role_name": "JobSeeker", "description": "Người tìm việc"},</w:t>
-      </w:r>
-    </w:p>
-    <w:p>
-      <w:pPr>
-        <w:pStyle w:val="Normal"/>
-        <w:rPr>
-          <w:b w:val="false"/>
-          <w:bCs w:val="false"/>
-        </w:rPr>
-      </w:pPr>
-      <w:r>
-        <w:rPr>
-          <w:b w:val="false"/>
-          <w:bCs w:val="false"/>
-        </w:rPr>
-        <w:t xml:space="preserve">  </w:t>
-      </w:r>
-      <w:r>
-        <w:rPr>
-          <w:b w:val="false"/>
-          <w:bCs w:val="false"/>
-        </w:rPr>
-        <w:t>{"id": 2, "role_name": "Recruiter", "description": "Nhà tuyển dụng"},</w:t>
-      </w:r>
-    </w:p>
-    <w:p>
-      <w:pPr>
-        <w:pStyle w:val="Normal"/>
-        <w:rPr>
-          <w:b w:val="false"/>
-          <w:bCs w:val="false"/>
-        </w:rPr>
-      </w:pPr>
-      <w:r>
-        <w:rPr>
-          <w:b w:val="false"/>
-          <w:bCs w:val="false"/>
-        </w:rPr>
-        <w:t xml:space="preserve">  </w:t>
-      </w:r>
-      <w:r>
-        <w:rPr>
-          <w:b w:val="false"/>
-          <w:bCs w:val="false"/>
-        </w:rPr>
-        <w:t>{"id": 3, "role_name": "Admin", "description": "Quản trị viên hệ thống"}</w:t>
-      </w:r>
-    </w:p>
-    <w:p>
-      <w:pPr>
-        <w:pStyle w:val="Normal"/>
-        <w:rPr>
-          <w:b w:val="false"/>
-          <w:bCs w:val="false"/>
-        </w:rPr>
-      </w:pPr>
-      <w:r>
-        <w:rPr>
-          <w:b w:val="false"/>
-          <w:bCs w:val="false"/>
-        </w:rPr>
-        <w:t>]</w:t>
-      </w:r>
-    </w:p>
-    <w:p>
-      <w:pPr>
-        <w:pStyle w:val="Normal"/>
-        <w:rPr>
-          <w:b/>
-          <w:bCs/>
-        </w:rPr>
-      </w:pPr>
-      <w:r>
-        <w:rPr>
-          <w:b/>
-          <w:bCs/>
-        </w:rPr>
-        <w:t>10. API: Người dùng chuyển đổi vai trò (Switch User Role)</w:t>
-      </w:r>
-    </w:p>
-    <w:p>
-      <w:pPr>
-        <w:pStyle w:val="Normal"/>
-        <w:rPr>
-          <w:b/>
-          <w:bCs/>
-        </w:rPr>
-      </w:pPr>
-      <w:r>
-        <w:rPr>
-          <w:b/>
-          <w:bCs/>
-        </w:rPr>
-        <w:t xml:space="preserve">URL: </w:t>
-      </w:r>
-      <w:r>
-        <w:rPr>
-          <w:b w:val="false"/>
-          <w:bCs w:val="false"/>
-        </w:rPr>
-        <w:t>/auth/switch-role/</w:t>
-      </w:r>
-    </w:p>
-    <w:p>
-      <w:pPr>
-        <w:pStyle w:val="Normal"/>
-        <w:rPr>
-          <w:b/>
-          <w:bCs/>
-        </w:rPr>
-      </w:pPr>
-      <w:r>
-        <w:rPr>
-          <w:b/>
-          <w:bCs/>
-        </w:rPr>
-        <w:t>Phương thức:</w:t>
-      </w:r>
-      <w:r>
-        <w:rPr>
-          <w:b w:val="false"/>
-          <w:bCs w:val="false"/>
-        </w:rPr>
-        <w:t xml:space="preserve"> POST</w:t>
-      </w:r>
-    </w:p>
-    <w:p>
-      <w:pPr>
-        <w:pStyle w:val="Normal"/>
-        <w:rPr>
-          <w:b/>
-          <w:bCs/>
-        </w:rPr>
-      </w:pPr>
-      <w:r>
-        <w:rPr>
-          <w:b/>
-          <w:bCs/>
-        </w:rPr>
-        <w:t xml:space="preserve">Mô tả: </w:t>
-      </w:r>
-      <w:r>
-        <w:rPr>
-          <w:b w:val="false"/>
-          <w:bCs w:val="false"/>
-        </w:rPr>
-        <w:t>Người dùng chuyển đổi vai trò active_role trong các vai trò đã được phê duyệt.</w:t>
-      </w:r>
-    </w:p>
-    <w:p>
-      <w:pPr>
-        <w:pStyle w:val="Normal"/>
-        <w:rPr>
-          <w:b/>
-          <w:bCs/>
-        </w:rPr>
-      </w:pPr>
-      <w:r>
-        <w:rPr>
-          <w:b/>
-          <w:bCs/>
-        </w:rPr>
-        <w:t>Request:</w:t>
-      </w:r>
-    </w:p>
-    <w:p>
-      <w:pPr>
-        <w:pStyle w:val="Normal"/>
-        <w:rPr>
-          <w:b w:val="false"/>
-          <w:bCs w:val="false"/>
-        </w:rPr>
-      </w:pPr>
-      <w:r>
-        <w:rPr>
-          <w:b w:val="false"/>
-          <w:bCs w:val="false"/>
-        </w:rPr>
-        <w:t>{</w:t>
-      </w:r>
-    </w:p>
-    <w:p>
-      <w:pPr>
-        <w:pStyle w:val="Normal"/>
-        <w:rPr>
-          <w:b w:val="false"/>
-          <w:bCs w:val="false"/>
-        </w:rPr>
-      </w:pPr>
-      <w:r>
-        <w:rPr>
-          <w:b w:val="false"/>
-          <w:bCs w:val="false"/>
-        </w:rPr>
-        <w:t xml:space="preserve">  </w:t>
-      </w:r>
-      <w:r>
-        <w:rPr>
-          <w:b w:val="false"/>
-          <w:bCs w:val="false"/>
-        </w:rPr>
-        <w:t>"role_name": "Recruiter"</w:t>
-      </w:r>
-    </w:p>
-    <w:p>
-      <w:pPr>
-        <w:pStyle w:val="Normal"/>
-        <w:rPr>
-          <w:b w:val="false"/>
-          <w:bCs w:val="false"/>
-        </w:rPr>
-      </w:pPr>
-      <w:r>
-        <w:rPr>
-          <w:b w:val="false"/>
-          <w:bCs w:val="false"/>
-        </w:rPr>
-        <w:t>}</w:t>
-      </w:r>
-    </w:p>
-    <w:p>
-      <w:pPr>
-        <w:pStyle w:val="Normal"/>
-        <w:rPr>
-          <w:b/>
-          <w:bCs/>
-        </w:rPr>
-      </w:pPr>
-      <w:r>
-        <w:rPr>
-          <w:b/>
-          <w:bCs/>
-        </w:rPr>
-        <w:t>Response (200 OK):</w:t>
-      </w:r>
-    </w:p>
-    <w:p>
-      <w:pPr>
-        <w:pStyle w:val="Normal"/>
-        <w:rPr>
-          <w:b w:val="false"/>
-          <w:bCs w:val="false"/>
-        </w:rPr>
-      </w:pPr>
-      <w:r>
-        <w:rPr>
-          <w:b w:val="false"/>
-          <w:bCs w:val="false"/>
-        </w:rPr>
-        <w:t>{</w:t>
-      </w:r>
-    </w:p>
-    <w:p>
-      <w:pPr>
-        <w:pStyle w:val="Normal"/>
-        <w:rPr>
-          <w:b w:val="false"/>
-          <w:bCs w:val="false"/>
-        </w:rPr>
-      </w:pPr>
-      <w:r>
-        <w:rPr>
-          <w:b w:val="false"/>
-          <w:bCs w:val="false"/>
-        </w:rPr>
-        <w:t xml:space="preserve">  </w:t>
-      </w:r>
-      <w:r>
-        <w:rPr>
-          <w:b w:val="false"/>
-          <w:bCs w:val="false"/>
-        </w:rPr>
-        <w:t>"message": "Chuyển đổi vai trò thành công",</w:t>
-      </w:r>
-    </w:p>
-    <w:p>
-      <w:pPr>
-        <w:pStyle w:val="Normal"/>
-        <w:rPr>
-          <w:b w:val="false"/>
-          <w:bCs w:val="false"/>
-        </w:rPr>
-      </w:pPr>
-      <w:r>
-        <w:rPr>
-          <w:b w:val="false"/>
-          <w:bCs w:val="false"/>
-        </w:rPr>
-        <w:t xml:space="preserve">  </w:t>
-      </w:r>
-      <w:r>
-        <w:rPr>
-          <w:b w:val="false"/>
-          <w:bCs w:val="false"/>
-        </w:rPr>
-        <w:t>"active_role": "Recruiter"</w:t>
-      </w:r>
-    </w:p>
-    <w:p>
-      <w:pPr>
-        <w:pStyle w:val="Normal"/>
-        <w:rPr>
-          <w:b w:val="false"/>
-          <w:bCs w:val="false"/>
-        </w:rPr>
-      </w:pPr>
-      <w:r>
-        <w:rPr>
-          <w:b w:val="false"/>
-          <w:bCs w:val="false"/>
-        </w:rPr>
-        <w:t>}</w:t>
+        <w:numPr>
+          <w:ilvl w:val="0"/>
+          <w:numId w:val="0"/>
+        </w:numPr>
+        <w:ind w:hanging="567" w:left="567"/>
+        <w:outlineLvl w:val="0"/>
+        <w:rPr>
+          <w:rFonts w:ascii="Times New Roman" w:hAnsi="Times New Roman" w:cs="Times New Roman"/>
+          <w:sz w:val="26"/>
+          <w:szCs w:val="26"/>
+          <w:lang w:val="vi-VN"/>
+        </w:rPr>
+      </w:pPr>
+      <w:r>
+        <w:rPr/>
       </w:r>
     </w:p>
     <w:p>
       <w:pPr>
         <w:pStyle w:val="Heading2"/>
+        <w:numPr>
+          <w:ilvl w:val="0"/>
+          <w:numId w:val="1"/>
+        </w:numPr>
         <w:ind w:hanging="567" w:left="567"/>
         <w:outlineLvl w:val="0"/>
         <w:rPr>
@@ -7883,6 +6034,10 @@
     <w:p>
       <w:pPr>
         <w:pStyle w:val="Heading2"/>
+        <w:numPr>
+          <w:ilvl w:val="0"/>
+          <w:numId w:val="1"/>
+        </w:numPr>
         <w:ind w:hanging="567" w:left="567"/>
         <w:outlineLvl w:val="0"/>
         <w:rPr>
@@ -7950,6 +6105,10 @@
     <w:p>
       <w:pPr>
         <w:pStyle w:val="Heading2"/>
+        <w:numPr>
+          <w:ilvl w:val="0"/>
+          <w:numId w:val="1"/>
+        </w:numPr>
         <w:ind w:hanging="567" w:left="567"/>
         <w:outlineLvl w:val="0"/>
         <w:rPr>
@@ -8032,6 +6191,10 @@
     <w:p>
       <w:pPr>
         <w:pStyle w:val="Heading2"/>
+        <w:numPr>
+          <w:ilvl w:val="0"/>
+          <w:numId w:val="1"/>
+        </w:numPr>
         <w:ind w:hanging="567" w:left="567"/>
         <w:outlineLvl w:val="0"/>
         <w:rPr>
@@ -8041,10 +6204,10 @@
           <w:lang w:val="vi-VN"/>
         </w:rPr>
       </w:pPr>
-      <w:bookmarkStart w:id="45" w:name="_Toc5442_Copy_4"/>
-      <w:bookmarkStart w:id="46" w:name="_Toc30056_Copy_4"/>
-      <w:bookmarkStart w:id="47" w:name="_Toc16474_Copy_4"/>
-      <w:bookmarkStart w:id="48" w:name="_Toc28376_Copy_4"/>
+      <w:bookmarkStart w:id="45" w:name="_Toc30056_Copy_4"/>
+      <w:bookmarkStart w:id="46" w:name="_Toc16474_Copy_4"/>
+      <w:bookmarkStart w:id="47" w:name="_Toc28376_Copy_4"/>
+      <w:bookmarkStart w:id="48" w:name="_Toc5442_Copy_4"/>
       <w:r>
         <w:rPr>
           <w:rFonts w:cs="Times New Roman"/>
@@ -8137,6 +6300,10 @@
     <w:p>
       <w:pPr>
         <w:pStyle w:val="Heading2"/>
+        <w:numPr>
+          <w:ilvl w:val="0"/>
+          <w:numId w:val="1"/>
+        </w:numPr>
         <w:ind w:hanging="567" w:left="567"/>
         <w:outlineLvl w:val="0"/>
         <w:rPr>
@@ -8219,6 +6386,10 @@
     <w:p>
       <w:pPr>
         <w:pStyle w:val="Heading2"/>
+        <w:numPr>
+          <w:ilvl w:val="0"/>
+          <w:numId w:val="1"/>
+        </w:numPr>
         <w:ind w:hanging="567" w:left="567"/>
         <w:outlineLvl w:val="0"/>
         <w:rPr>
@@ -8316,6 +6487,10 @@
     <w:p>
       <w:pPr>
         <w:pStyle w:val="Heading2"/>
+        <w:numPr>
+          <w:ilvl w:val="0"/>
+          <w:numId w:val="1"/>
+        </w:numPr>
         <w:ind w:hanging="567" w:left="567"/>
         <w:outlineLvl w:val="0"/>
         <w:rPr>
@@ -8368,6 +6543,10 @@
     <w:p>
       <w:pPr>
         <w:pStyle w:val="Heading2"/>
+        <w:numPr>
+          <w:ilvl w:val="0"/>
+          <w:numId w:val="1"/>
+        </w:numPr>
         <w:ind w:hanging="567" w:left="567"/>
         <w:outlineLvl w:val="0"/>
         <w:rPr>
@@ -8420,6 +6599,10 @@
     <w:p>
       <w:pPr>
         <w:pStyle w:val="Heading2"/>
+        <w:numPr>
+          <w:ilvl w:val="0"/>
+          <w:numId w:val="1"/>
+        </w:numPr>
         <w:ind w:hanging="567" w:left="567"/>
         <w:outlineLvl w:val="0"/>
         <w:rPr>
@@ -8429,10 +6612,10 @@
           <w:lang w:val="vi-VN"/>
         </w:rPr>
       </w:pPr>
-      <w:bookmarkStart w:id="49" w:name="_Toc28376_Copy_7"/>
-      <w:bookmarkStart w:id="50" w:name="_Toc5442_Copy_7"/>
-      <w:bookmarkStart w:id="51" w:name="_Toc30056_Copy_7"/>
-      <w:bookmarkStart w:id="52" w:name="_Toc16474_Copy_7"/>
+      <w:bookmarkStart w:id="49" w:name="_Toc5442_Copy_7"/>
+      <w:bookmarkStart w:id="50" w:name="_Toc30056_Copy_7"/>
+      <w:bookmarkStart w:id="51" w:name="_Toc16474_Copy_7"/>
+      <w:bookmarkStart w:id="52" w:name="_Toc28376_Copy_7"/>
       <w:r>
         <w:rPr>
           <w:rFonts w:cs="Times New Roman"/>
@@ -8511,6 +6694,7 @@
       <w:pPr>
         <w:pStyle w:val="Heading1"/>
         <w:spacing w:before="0" w:after="120"/>
+        <w:ind w:hanging="0" w:left="0"/>
         <w:rPr>
           <w:rFonts w:ascii="Times New Roman" w:hAnsi="Times New Roman" w:cs="Times New Roman"/>
           <w:sz w:val="26"/>
@@ -8549,6 +6733,10 @@
     <w:p>
       <w:pPr>
         <w:pStyle w:val="Heading2"/>
+        <w:numPr>
+          <w:ilvl w:val="0"/>
+          <w:numId w:val="1"/>
+        </w:numPr>
         <w:ind w:hanging="567" w:left="567"/>
         <w:outlineLvl w:val="0"/>
         <w:rPr>
@@ -8557,11 +6745,11 @@
           <w:szCs w:val="26"/>
         </w:rPr>
       </w:pPr>
-      <w:bookmarkStart w:id="57" w:name="_Toc11900"/>
-      <w:bookmarkStart w:id="58" w:name="_Toc30432"/>
-      <w:bookmarkStart w:id="59" w:name="_Toc6532"/>
-      <w:bookmarkStart w:id="60" w:name="_Toc11843"/>
-      <w:bookmarkStart w:id="61" w:name="_Toc13115"/>
+      <w:bookmarkStart w:id="57" w:name="_Toc30432"/>
+      <w:bookmarkStart w:id="58" w:name="_Toc6532"/>
+      <w:bookmarkStart w:id="59" w:name="_Toc11843"/>
+      <w:bookmarkStart w:id="60" w:name="_Toc13115"/>
+      <w:bookmarkStart w:id="61" w:name="_Toc11900"/>
       <w:r>
         <w:rPr>
           <w:rFonts w:cs="Times New Roman"/>
@@ -8579,6 +6767,10 @@
     <w:p>
       <w:pPr>
         <w:pStyle w:val="Heading2"/>
+        <w:numPr>
+          <w:ilvl w:val="0"/>
+          <w:numId w:val="1"/>
+        </w:numPr>
         <w:ind w:hanging="567" w:left="567"/>
         <w:outlineLvl w:val="0"/>
         <w:rPr>
@@ -8611,6 +6803,10 @@
     <w:p>
       <w:pPr>
         <w:pStyle w:val="Heading2"/>
+        <w:numPr>
+          <w:ilvl w:val="0"/>
+          <w:numId w:val="1"/>
+        </w:numPr>
         <w:ind w:hanging="567" w:left="567"/>
         <w:outlineLvl w:val="0"/>
         <w:rPr>
@@ -8643,6 +6839,10 @@
     <w:p>
       <w:pPr>
         <w:pStyle w:val="Heading2"/>
+        <w:numPr>
+          <w:ilvl w:val="0"/>
+          <w:numId w:val="1"/>
+        </w:numPr>
         <w:ind w:hanging="567" w:left="567"/>
         <w:outlineLvl w:val="0"/>
         <w:rPr>
@@ -8696,17 +6896,18 @@
       <w:pPr>
         <w:pStyle w:val="Heading1"/>
         <w:spacing w:before="0" w:after="120"/>
+        <w:ind w:hanging="0" w:left="0"/>
         <w:rPr>
           <w:rFonts w:ascii="Times New Roman" w:hAnsi="Times New Roman" w:cs="Times New Roman"/>
           <w:sz w:val="26"/>
           <w:szCs w:val="26"/>
         </w:rPr>
       </w:pPr>
-      <w:bookmarkStart w:id="80" w:name="_Toc19751"/>
-      <w:bookmarkStart w:id="81" w:name="_Toc14191"/>
-      <w:bookmarkStart w:id="82" w:name="_Toc5822"/>
-      <w:bookmarkStart w:id="83" w:name="_Toc20360"/>
-      <w:bookmarkStart w:id="84" w:name="_Toc127971485"/>
+      <w:bookmarkStart w:id="80" w:name="_Toc14191"/>
+      <w:bookmarkStart w:id="81" w:name="_Toc5822"/>
+      <w:bookmarkStart w:id="82" w:name="_Toc20360"/>
+      <w:bookmarkStart w:id="83" w:name="_Toc127971485"/>
+      <w:bookmarkStart w:id="84" w:name="_Toc19751"/>
       <w:r>
         <w:rPr>
           <w:rFonts w:cs="Times New Roman"/>
@@ -8733,6 +6934,10 @@
     <w:p>
       <w:pPr>
         <w:pStyle w:val="Heading2"/>
+        <w:numPr>
+          <w:ilvl w:val="0"/>
+          <w:numId w:val="1"/>
+        </w:numPr>
         <w:ind w:hanging="567" w:left="567"/>
         <w:outlineLvl w:val="0"/>
         <w:rPr>
@@ -8742,11 +6947,11 @@
           <w:lang w:val="vi-VN"/>
         </w:rPr>
       </w:pPr>
-      <w:bookmarkStart w:id="85" w:name="_Toc127971486"/>
-      <w:bookmarkStart w:id="86" w:name="_Toc11363"/>
-      <w:bookmarkStart w:id="87" w:name="_Toc3436"/>
-      <w:bookmarkStart w:id="88" w:name="_Toc10333"/>
-      <w:bookmarkStart w:id="89" w:name="_Toc13195"/>
+      <w:bookmarkStart w:id="85" w:name="_Toc11363"/>
+      <w:bookmarkStart w:id="86" w:name="_Toc3436"/>
+      <w:bookmarkStart w:id="87" w:name="_Toc10333"/>
+      <w:bookmarkStart w:id="88" w:name="_Toc13195"/>
+      <w:bookmarkStart w:id="89" w:name="_Toc127971486"/>
       <w:r>
         <w:rPr>
           <w:rFonts w:cs="Times New Roman"/>
@@ -8773,6 +6978,10 @@
     <w:p>
       <w:pPr>
         <w:pStyle w:val="Heading2"/>
+        <w:numPr>
+          <w:ilvl w:val="0"/>
+          <w:numId w:val="1"/>
+        </w:numPr>
         <w:ind w:hanging="567" w:left="567"/>
         <w:outlineLvl w:val="0"/>
         <w:rPr>
@@ -8781,11 +6990,11 @@
           <w:szCs w:val="26"/>
         </w:rPr>
       </w:pPr>
-      <w:bookmarkStart w:id="90" w:name="_Toc30177"/>
-      <w:bookmarkStart w:id="91" w:name="_Toc31865"/>
-      <w:bookmarkStart w:id="92" w:name="_Toc127971487"/>
-      <w:bookmarkStart w:id="93" w:name="_Toc17000"/>
-      <w:bookmarkStart w:id="94" w:name="_Toc27488"/>
+      <w:bookmarkStart w:id="90" w:name="_Toc31865"/>
+      <w:bookmarkStart w:id="91" w:name="_Toc127971487"/>
+      <w:bookmarkStart w:id="92" w:name="_Toc17000"/>
+      <w:bookmarkStart w:id="93" w:name="_Toc27488"/>
+      <w:bookmarkStart w:id="94" w:name="_Toc30177"/>
       <w:r>
         <w:rPr>
           <w:rFonts w:cs="Times New Roman"/>
@@ -8804,8 +7013,8 @@
       <w:pPr>
         <w:pStyle w:val="Heading3"/>
         <w:numPr>
-          <w:ilvl w:val="2"/>
-          <w:numId w:val="1"/>
+          <w:ilvl w:val="0"/>
+          <w:numId w:val="0"/>
         </w:numPr>
         <w:ind w:hanging="851" w:left="1078" w:right="0"/>
         <w:outlineLvl w:val="1"/>
@@ -8815,11 +7024,11 @@
           <w:szCs w:val="26"/>
         </w:rPr>
       </w:pPr>
-      <w:bookmarkStart w:id="95" w:name="_Toc13287"/>
-      <w:bookmarkStart w:id="96" w:name="_Toc13364"/>
-      <w:bookmarkStart w:id="97" w:name="_Toc22422"/>
-      <w:bookmarkStart w:id="98" w:name="_Toc26820"/>
-      <w:bookmarkStart w:id="99" w:name="_Toc127971488"/>
+      <w:bookmarkStart w:id="95" w:name="_Toc13364"/>
+      <w:bookmarkStart w:id="96" w:name="_Toc22422"/>
+      <w:bookmarkStart w:id="97" w:name="_Toc26820"/>
+      <w:bookmarkStart w:id="98" w:name="_Toc127971488"/>
+      <w:bookmarkStart w:id="99" w:name="_Toc13287"/>
       <w:r>
         <w:rPr>
           <w:rFonts w:cs="Times New Roman"/>
@@ -9025,8 +7234,8 @@
       <w:pPr>
         <w:pStyle w:val="Heading3"/>
         <w:numPr>
-          <w:ilvl w:val="2"/>
-          <w:numId w:val="1"/>
+          <w:ilvl w:val="0"/>
+          <w:numId w:val="0"/>
         </w:numPr>
         <w:ind w:hanging="851" w:left="1078" w:right="0"/>
         <w:outlineLvl w:val="1"/>
@@ -9036,11 +7245,11 @@
           <w:szCs w:val="26"/>
         </w:rPr>
       </w:pPr>
-      <w:bookmarkStart w:id="101" w:name="_Toc127971489"/>
-      <w:bookmarkStart w:id="102" w:name="_Toc16701"/>
-      <w:bookmarkStart w:id="103" w:name="_Toc20288"/>
-      <w:bookmarkStart w:id="104" w:name="_Toc31248"/>
-      <w:bookmarkStart w:id="105" w:name="_Toc13483"/>
+      <w:bookmarkStart w:id="101" w:name="_Toc16701"/>
+      <w:bookmarkStart w:id="102" w:name="_Toc20288"/>
+      <w:bookmarkStart w:id="103" w:name="_Toc31248"/>
+      <w:bookmarkStart w:id="104" w:name="_Toc13483"/>
+      <w:bookmarkStart w:id="105" w:name="_Toc127971489"/>
       <w:r>
         <w:rPr>
           <w:rFonts w:cs="Times New Roman"/>
@@ -9329,9 +7538,8 @@
       </w:r>
     </w:p>
     <w:sectPr>
-      <w:footerReference w:type="even" r:id="rId7"/>
-      <w:footerReference w:type="default" r:id="rId8"/>
-      <w:footerReference w:type="first" r:id="rId9"/>
+      <w:footerReference w:type="default" r:id="rId6"/>
+      <w:footerReference w:type="first" r:id="rId7"/>
       <w:type w:val="nextPage"/>
       <w:pgSz w:w="11906" w:h="16838"/>
       <w:pgMar w:left="1701" w:right="1134" w:gutter="0" w:header="0" w:top="1134" w:footer="708" w:bottom="1134"/>
@@ -9349,54 +7557,30 @@
   <w:p>
     <w:pPr>
       <w:pStyle w:val="Footer"/>
+      <w:jc w:val="right"/>
       <w:rPr/>
     </w:pPr>
     <w:r>
       <w:rPr/>
+      <w:fldChar w:fldCharType="begin"/>
+    </w:r>
+    <w:r>
+      <w:rPr/>
+      <w:instrText xml:space="preserve"> PAGE </w:instrText>
+    </w:r>
+    <w:r>
+      <w:rPr/>
+      <w:fldChar w:fldCharType="separate"/>
+    </w:r>
+    <w:r>
+      <w:rPr/>
+      <w:t>4</w:t>
+    </w:r>
+    <w:r>
+      <w:rPr/>
+      <w:fldChar w:fldCharType="end"/>
     </w:r>
   </w:p>
-</w:ftr>
-</file>
-
-<file path=word/footer2.xml><?xml version="1.0" encoding="utf-8"?>
-<w:ftr xmlns:o="urn:schemas-microsoft-com:office:office" xmlns:r="http://schemas.openxmlformats.org/officeDocument/2006/relationships" xmlns:v="urn:schemas-microsoft-com:vml" xmlns:w="http://schemas.openxmlformats.org/wordprocessingml/2006/main" xmlns:w10="urn:schemas-microsoft-com:office:word" xmlns:wp="http://schemas.openxmlformats.org/drawingml/2006/wordprocessingDrawing" xmlns:pic="http://schemas.openxmlformats.org/drawingml/2006/picture" xmlns:wps="http://schemas.microsoft.com/office/word/2010/wordprocessingShape" xmlns:wpg="http://schemas.microsoft.com/office/word/2010/wordprocessingGroup" xmlns:mc="http://schemas.openxmlformats.org/markup-compatibility/2006" xmlns:wp14="http://schemas.microsoft.com/office/word/2010/wordprocessingDrawing" xmlns:w14="http://schemas.microsoft.com/office/word/2010/wordml" xmlns:w15="http://schemas.microsoft.com/office/word/2012/wordml" mc:Ignorable="w14 wp14 w15">
-  <w:sdt>
-    <w:sdtPr>
-      <w:docPartObj>
-        <w:docPartGallery w:val="autotext"/>
-      </w:docPartObj>
-      <w:id w:val="-307324234"/>
-    </w:sdtPr>
-    <w:sdtContent>
-      <w:p>
-        <w:pPr>
-          <w:pStyle w:val="Footer"/>
-          <w:jc w:val="right"/>
-          <w:rPr/>
-        </w:pPr>
-        <w:r>
-          <w:rPr/>
-          <w:fldChar w:fldCharType="begin"/>
-        </w:r>
-        <w:r>
-          <w:rPr/>
-          <w:instrText xml:space="preserve"> PAGE </w:instrText>
-        </w:r>
-        <w:r>
-          <w:rPr/>
-          <w:fldChar w:fldCharType="separate"/>
-        </w:r>
-        <w:r>
-          <w:rPr/>
-          <w:t>4</w:t>
-        </w:r>
-        <w:r>
-          <w:rPr/>
-          <w:fldChar w:fldCharType="end"/>
-        </w:r>
-      </w:p>
-    </w:sdtContent>
-  </w:sdt>
   <w:p>
     <w:pPr>
       <w:pStyle w:val="Footer"/>
@@ -9409,76 +7593,52 @@
 </w:ftr>
 </file>
 
-<file path=word/footer3.xml><?xml version="1.0" encoding="utf-8"?>
+<file path=word/footer2.xml><?xml version="1.0" encoding="utf-8"?>
 <w:ftr xmlns:o="urn:schemas-microsoft-com:office:office" xmlns:r="http://schemas.openxmlformats.org/officeDocument/2006/relationships" xmlns:v="urn:schemas-microsoft-com:vml" xmlns:w="http://schemas.openxmlformats.org/wordprocessingml/2006/main" xmlns:w10="urn:schemas-microsoft-com:office:word" xmlns:wp="http://schemas.openxmlformats.org/drawingml/2006/wordprocessingDrawing" xmlns:pic="http://schemas.openxmlformats.org/drawingml/2006/picture" xmlns:wps="http://schemas.microsoft.com/office/word/2010/wordprocessingShape" xmlns:wpg="http://schemas.microsoft.com/office/word/2010/wordprocessingGroup" xmlns:mc="http://schemas.openxmlformats.org/markup-compatibility/2006" xmlns:wp14="http://schemas.microsoft.com/office/word/2010/wordprocessingDrawing" xmlns:w14="http://schemas.microsoft.com/office/word/2010/wordml" xmlns:w15="http://schemas.microsoft.com/office/word/2012/wordml" mc:Ignorable="w14 wp14 w15">
   <w:p>
     <w:pPr>
       <w:pStyle w:val="Footer"/>
+      <w:jc w:val="right"/>
       <w:rPr/>
     </w:pPr>
     <w:r>
       <w:rPr/>
+      <w:fldChar w:fldCharType="begin"/>
+    </w:r>
+    <w:r>
+      <w:rPr/>
+      <w:instrText xml:space="preserve"> PAGE </w:instrText>
+    </w:r>
+    <w:r>
+      <w:rPr/>
+      <w:fldChar w:fldCharType="separate"/>
+    </w:r>
+    <w:r>
+      <w:rPr/>
+      <w:t>16</w:t>
+    </w:r>
+    <w:r>
+      <w:rPr/>
+      <w:fldChar w:fldCharType="end"/>
     </w:r>
   </w:p>
-</w:ftr>
-</file>
-
-<file path=word/footer4.xml><?xml version="1.0" encoding="utf-8"?>
-<w:ftr xmlns:o="urn:schemas-microsoft-com:office:office" xmlns:r="http://schemas.openxmlformats.org/officeDocument/2006/relationships" xmlns:v="urn:schemas-microsoft-com:vml" xmlns:w="http://schemas.openxmlformats.org/wordprocessingml/2006/main" xmlns:w10="urn:schemas-microsoft-com:office:word" xmlns:wp="http://schemas.openxmlformats.org/drawingml/2006/wordprocessingDrawing" xmlns:pic="http://schemas.openxmlformats.org/drawingml/2006/picture" xmlns:wps="http://schemas.microsoft.com/office/word/2010/wordprocessingShape" xmlns:wpg="http://schemas.microsoft.com/office/word/2010/wordprocessingGroup" xmlns:mc="http://schemas.openxmlformats.org/markup-compatibility/2006" xmlns:wp14="http://schemas.microsoft.com/office/word/2010/wordprocessingDrawing" xmlns:w14="http://schemas.microsoft.com/office/word/2010/wordml" xmlns:w15="http://schemas.microsoft.com/office/word/2012/wordml" mc:Ignorable="w14 wp14 w15">
-  <w:sdt>
-    <w:sdtPr>
-      <w:docPartObj>
-        <w:docPartGallery w:val="autotext"/>
-      </w:docPartObj>
-      <w:id w:val="147481149"/>
-    </w:sdtPr>
-    <w:sdtContent>
-      <w:p>
-        <w:pPr>
-          <w:pStyle w:val="Footer"/>
-          <w:jc w:val="right"/>
-          <w:rPr/>
-        </w:pPr>
-        <w:r>
-          <w:rPr/>
-          <w:fldChar w:fldCharType="begin"/>
-        </w:r>
-        <w:r>
-          <w:rPr/>
-          <w:instrText xml:space="preserve"> PAGE </w:instrText>
-        </w:r>
-        <w:r>
-          <w:rPr/>
-          <w:fldChar w:fldCharType="separate"/>
-        </w:r>
-        <w:r>
-          <w:rPr/>
-          <w:t>21</w:t>
-        </w:r>
-        <w:r>
-          <w:rPr/>
-          <w:fldChar w:fldCharType="end"/>
-        </w:r>
-      </w:p>
-    </w:sdtContent>
-  </w:sdt>
   <w:p>
     <w:pPr>
       <w:pStyle w:val="Footer"/>
       <w:rPr>
-        <w:rFonts w:cs="Cambria" w:cstheme="majorHAnsi"/>
+        <w:rFonts w:cs="Cambria"/>
       </w:rPr>
     </w:pPr>
     <w:r>
       <w:rPr>
-        <w:rFonts w:cs="Cambria" w:cstheme="majorHAnsi"/>
+        <w:rFonts w:cs="Cambria"/>
       </w:rPr>
     </w:r>
   </w:p>
 </w:ftr>
 </file>
 
-<file path=word/footer5.xml><?xml version="1.0" encoding="utf-8"?>
+<file path=word/footer3.xml><?xml version="1.0" encoding="utf-8"?>
 <w:ftr xmlns:o="urn:schemas-microsoft-com:office:office" xmlns:r="http://schemas.openxmlformats.org/officeDocument/2006/relationships" xmlns:v="urn:schemas-microsoft-com:vml" xmlns:w="http://schemas.openxmlformats.org/wordprocessingml/2006/main" xmlns:w10="urn:schemas-microsoft-com:office:word" xmlns:wp="http://schemas.openxmlformats.org/drawingml/2006/wordprocessingDrawing" xmlns:pic="http://schemas.openxmlformats.org/drawingml/2006/picture" xmlns:wps="http://schemas.microsoft.com/office/word/2010/wordprocessingShape" xmlns:wpg="http://schemas.microsoft.com/office/word/2010/wordprocessingGroup" xmlns:mc="http://schemas.openxmlformats.org/markup-compatibility/2006" xmlns:wp14="http://schemas.microsoft.com/office/word/2010/wordprocessingDrawing" xmlns:w14="http://schemas.microsoft.com/office/word/2010/wordml" xmlns:w15="http://schemas.microsoft.com/office/word/2012/wordml" mc:Ignorable="w14 wp14 w15">
   <w:p/>
 </w:ftr>
@@ -9791,270 +7951,21 @@
       </w:pPr>
     </w:pPrDefault>
   </w:docDefaults>
-  <w:latentStyles w:defLockedState="0" w:defUIPriority="99" w:defSemiHidden="1" w:defUnhideWhenUsed="1" w:defQFormat="0" w:count="260">
-    <w:lsdException w:name="Normal" w:uiPriority="0" w:semiHidden="0" w:unhideWhenUsed="0" w:qFormat="1"/>
-    <w:lsdException w:name="heading 1" w:uiPriority="0" w:semiHidden="0" w:unhideWhenUsed="0" w:qFormat="1"/>
-    <w:lsdException w:name="heading 2" w:uiPriority="9" w:semiHidden="0" w:qFormat="1"/>
-    <w:lsdException w:name="heading 3" w:uiPriority="9" w:semiHidden="0" w:qFormat="1"/>
-    <w:lsdException w:name="heading 4" w:uiPriority="9" w:semiHidden="0" w:qFormat="1"/>
-    <w:lsdException w:name="heading 5" w:uiPriority="9" w:qFormat="1"/>
-    <w:lsdException w:name="heading 6" w:uiPriority="9" w:qFormat="1"/>
-    <w:lsdException w:name="heading 7" w:uiPriority="9" w:qFormat="1"/>
-    <w:lsdException w:name="heading 8" w:uiPriority="9" w:qFormat="1"/>
-    <w:lsdException w:name="heading 9" w:uiPriority="9" w:qFormat="1"/>
-    <w:lsdException w:name="index 1" w:uiPriority="99"/>
-    <w:lsdException w:name="index 2" w:uiPriority="99"/>
-    <w:lsdException w:name="index 3" w:uiPriority="99"/>
-    <w:lsdException w:name="index 4" w:uiPriority="99"/>
-    <w:lsdException w:name="index 5" w:uiPriority="99"/>
-    <w:lsdException w:name="index 6" w:uiPriority="99"/>
-    <w:lsdException w:name="index 7" w:uiPriority="99"/>
-    <w:lsdException w:name="index 8" w:uiPriority="99"/>
-    <w:lsdException w:name="index 9" w:uiPriority="99"/>
-    <w:lsdException w:name="toc 1" w:uiPriority="39" w:semiHidden="0" w:qFormat="1"/>
-    <w:lsdException w:name="toc 2" w:uiPriority="39" w:semiHidden="0" w:qFormat="1"/>
-    <w:lsdException w:name="toc 3" w:uiPriority="39" w:semiHidden="0" w:qFormat="1"/>
-    <w:lsdException w:name="toc 4" w:uiPriority="39" w:semiHidden="0" w:qFormat="1"/>
-    <w:lsdException w:name="toc 5" w:uiPriority="0" w:semiHidden="0" w:unhideWhenUsed="0" w:qFormat="1"/>
-    <w:lsdException w:name="toc 6" w:uiPriority="0" w:semiHidden="0" w:unhideWhenUsed="0" w:qFormat="1"/>
-    <w:lsdException w:name="toc 7" w:uiPriority="0" w:semiHidden="0" w:unhideWhenUsed="0" w:qFormat="1"/>
-    <w:lsdException w:name="toc 8" w:uiPriority="0" w:semiHidden="0" w:unhideWhenUsed="0" w:qFormat="1"/>
-    <w:lsdException w:name="toc 9" w:uiPriority="0" w:semiHidden="0" w:unhideWhenUsed="0" w:qFormat="1"/>
-    <w:lsdException w:name="Normal Indent" w:uiPriority="99"/>
-    <w:lsdException w:name="footnote text" w:uiPriority="99"/>
-    <w:lsdException w:name="annotation text" w:uiPriority="99"/>
-    <w:lsdException w:name="header" w:uiPriority="99" w:semiHidden="0" w:qFormat="1"/>
-    <w:lsdException w:name="footer" w:uiPriority="99" w:semiHidden="0" w:qFormat="1"/>
-    <w:lsdException w:name="index heading" w:uiPriority="0" w:semiHidden="0" w:unhideWhenUsed="0" w:qFormat="1"/>
-    <w:lsdException w:name="caption" w:uiPriority="35" w:semiHidden="0" w:qFormat="1"/>
-    <w:lsdException w:name="table of figures" w:uiPriority="99" w:semiHidden="0" w:qFormat="1"/>
-    <w:lsdException w:name="envelope address" w:uiPriority="99"/>
-    <w:lsdException w:name="envelope return" w:uiPriority="99"/>
-    <w:lsdException w:name="footnote reference" w:uiPriority="99"/>
-    <w:lsdException w:name="annotation reference" w:uiPriority="99"/>
-    <w:lsdException w:name="line number" w:uiPriority="99"/>
-    <w:lsdException w:name="page number" w:uiPriority="99"/>
-    <w:lsdException w:name="endnote reference" w:uiPriority="99"/>
-    <w:lsdException w:name="endnote text" w:uiPriority="99"/>
-    <w:lsdException w:name="table of authorities" w:uiPriority="99"/>
-    <w:lsdException w:name="macro" w:uiPriority="99"/>
-    <w:lsdException w:name="toa heading" w:uiPriority="99"/>
-    <w:lsdException w:name="List" w:uiPriority="0" w:semiHidden="0" w:unhideWhenUsed="0" w:qFormat="1"/>
-    <w:lsdException w:name="List Bullet" w:uiPriority="99"/>
-    <w:lsdException w:name="List Number" w:uiPriority="99"/>
-    <w:lsdException w:name="List 2" w:uiPriority="99"/>
-    <w:lsdException w:name="List 3" w:uiPriority="99"/>
-    <w:lsdException w:name="List 4" w:uiPriority="99"/>
-    <w:lsdException w:name="List 5" w:uiPriority="99"/>
-    <w:lsdException w:name="List Bullet 2" w:uiPriority="99"/>
-    <w:lsdException w:name="List Bullet 3" w:uiPriority="99"/>
-    <w:lsdException w:name="List Bullet 4" w:uiPriority="99"/>
-    <w:lsdException w:name="List Bullet 5" w:uiPriority="99"/>
-    <w:lsdException w:name="List Number 2" w:uiPriority="99"/>
-    <w:lsdException w:name="List Number 3" w:uiPriority="99"/>
-    <w:lsdException w:name="List Number 4" w:uiPriority="99"/>
-    <w:lsdException w:name="List Number 5" w:uiPriority="99"/>
-    <w:lsdException w:name="Title" w:uiPriority="10" w:semiHidden="0" w:unhideWhenUsed="0" w:qFormat="1"/>
-    <w:lsdException w:name="Closing" w:uiPriority="99"/>
-    <w:lsdException w:name="Signature" w:uiPriority="99"/>
-    <w:lsdException w:name="Default Paragraph Font" w:uiPriority="1" w:qFormat="1"/>
-    <w:lsdException w:name="Body Text" w:uiPriority="0" w:semiHidden="0" w:unhideWhenUsed="0" w:qFormat="1"/>
-    <w:lsdException w:name="Body Text Indent" w:uiPriority="99"/>
-    <w:lsdException w:name="List Continue" w:uiPriority="99"/>
-    <w:lsdException w:name="List Continue 2" w:uiPriority="99"/>
-    <w:lsdException w:name="List Continue 3" w:uiPriority="99"/>
-    <w:lsdException w:name="List Continue 4" w:uiPriority="99"/>
-    <w:lsdException w:name="List Continue 5" w:uiPriority="99"/>
-    <w:lsdException w:name="Message Header" w:uiPriority="99"/>
-    <w:lsdException w:name="Subtitle" w:uiPriority="11" w:semiHidden="0" w:unhideWhenUsed="0" w:qFormat="1"/>
-    <w:lsdException w:name="Salutation" w:uiPriority="99"/>
-    <w:lsdException w:name="Date" w:uiPriority="99"/>
-    <w:lsdException w:name="Body Text First Indent" w:uiPriority="99"/>
-    <w:lsdException w:name="Body Text First Indent 2" w:uiPriority="99"/>
-    <w:lsdException w:name="Note Heading" w:uiPriority="99"/>
-    <w:lsdException w:name="Body Text 2" w:uiPriority="99"/>
-    <w:lsdException w:name="Body Text 3" w:uiPriority="99"/>
-    <w:lsdException w:name="Body Text Indent 2" w:uiPriority="99"/>
-    <w:lsdException w:name="Body Text Indent 3" w:uiPriority="99"/>
-    <w:lsdException w:name="Block Text" w:uiPriority="99"/>
-    <w:lsdException w:name="Hyperlink" w:uiPriority="99" w:semiHidden="0" w:qFormat="1"/>
-    <w:lsdException w:name="FollowedHyperlink" w:uiPriority="99"/>
-    <w:lsdException w:name="Strong" w:uiPriority="0" w:semiHidden="0" w:unhideWhenUsed="0" w:qFormat="1"/>
-    <w:lsdException w:name="Emphasis" w:uiPriority="20" w:semiHidden="0" w:unhideWhenUsed="0" w:qFormat="1"/>
-    <w:lsdException w:name="Document Map" w:uiPriority="99"/>
-    <w:lsdException w:name="Plain Text" w:uiPriority="99"/>
-    <w:lsdException w:name="E-mail Signature" w:uiPriority="99"/>
-    <w:lsdException w:name="Normal (Web)" w:uiPriority="99"/>
-    <w:lsdException w:name="HTML Acronym" w:uiPriority="99"/>
-    <w:lsdException w:name="HTML Address" w:uiPriority="99"/>
-    <w:lsdException w:name="HTML Cite" w:uiPriority="99"/>
-    <w:lsdException w:name="HTML Code" w:uiPriority="99" w:qFormat="1"/>
-    <w:lsdException w:name="HTML Definition" w:uiPriority="99"/>
-    <w:lsdException w:name="HTML Keyboard" w:uiPriority="99"/>
-    <w:lsdException w:name="HTML Preformatted" w:uiPriority="99"/>
-    <w:lsdException w:name="HTML Sample" w:uiPriority="99"/>
-    <w:lsdException w:name="HTML Typewriter" w:uiPriority="99"/>
-    <w:lsdException w:name="HTML Variable" w:uiPriority="99"/>
-    <w:lsdException w:name="Normal Table" w:uiPriority="99" w:qFormat="1"/>
-    <w:lsdException w:name="annotation subject" w:uiPriority="99"/>
-    <w:lsdException w:name="Table Simple 1" w:uiPriority="99"/>
-    <w:lsdException w:name="Table Simple 2" w:uiPriority="99"/>
-    <w:lsdException w:name="Table Simple 3" w:uiPriority="99"/>
-    <w:lsdException w:name="Table Classic 1" w:uiPriority="99"/>
-    <w:lsdException w:name="Table Classic 2" w:uiPriority="99"/>
-    <w:lsdException w:name="Table Classic 3" w:uiPriority="99"/>
-    <w:lsdException w:name="Table Classic 4" w:uiPriority="99"/>
-    <w:lsdException w:name="Table Colorful 1" w:uiPriority="99"/>
-    <w:lsdException w:name="Table Colorful 2" w:uiPriority="99"/>
-    <w:lsdException w:name="Table Colorful 3" w:uiPriority="99"/>
-    <w:lsdException w:name="Table Columns 1" w:uiPriority="99"/>
-    <w:lsdException w:name="Table Columns 2" w:uiPriority="99"/>
-    <w:lsdException w:name="Table Columns 3" w:uiPriority="99"/>
-    <w:lsdException w:name="Table Columns 4" w:uiPriority="99"/>
-    <w:lsdException w:name="Table Columns 5" w:uiPriority="99"/>
-    <w:lsdException w:name="Table Grid 1" w:uiPriority="99"/>
-    <w:lsdException w:name="Table Grid 2" w:uiPriority="99"/>
-    <w:lsdException w:name="Table Grid 3" w:uiPriority="99"/>
-    <w:lsdException w:name="Table Grid 4" w:uiPriority="99"/>
-    <w:lsdException w:name="Table Grid 5" w:uiPriority="99"/>
-    <w:lsdException w:name="Table Grid 6" w:uiPriority="99"/>
-    <w:lsdException w:name="Table Grid 7" w:uiPriority="99"/>
-    <w:lsdException w:name="Table Grid 8" w:uiPriority="99"/>
-    <w:lsdException w:name="Table List 1" w:uiPriority="99"/>
-    <w:lsdException w:name="Table List 2" w:uiPriority="99"/>
-    <w:lsdException w:name="Table List 3" w:uiPriority="99"/>
-    <w:lsdException w:name="Table List 4" w:uiPriority="99"/>
-    <w:lsdException w:name="Table List 5" w:uiPriority="99"/>
-    <w:lsdException w:name="Table List 6" w:uiPriority="99"/>
-    <w:lsdException w:name="Table List 7" w:uiPriority="99"/>
-    <w:lsdException w:name="Table List 8" w:uiPriority="99"/>
-    <w:lsdException w:name="Table 3D effects 1" w:uiPriority="99"/>
-    <w:lsdException w:name="Table 3D effects 2" w:uiPriority="99"/>
-    <w:lsdException w:name="Table 3D effects 3" w:uiPriority="99"/>
-    <w:lsdException w:name="Table Contemporary" w:uiPriority="99"/>
-    <w:lsdException w:name="Table Elegant" w:uiPriority="99"/>
-    <w:lsdException w:name="Table Professional" w:uiPriority="99"/>
-    <w:lsdException w:name="Table Subtle 1" w:uiPriority="99"/>
-    <w:lsdException w:name="Table Subtle 2" w:uiPriority="99"/>
-    <w:lsdException w:name="Table Web 1" w:uiPriority="99"/>
-    <w:lsdException w:name="Table Web 2" w:uiPriority="99"/>
-    <w:lsdException w:name="Table Web 3" w:uiPriority="99"/>
-    <w:lsdException w:name="Balloon Text" w:uiPriority="99" w:qFormat="1"/>
-    <w:lsdException w:name="Table Grid" w:uiPriority="0" w:semiHidden="0" w:unhideWhenUsed="0" w:qFormat="1"/>
-    <w:lsdException w:name="Table Theme" w:uiPriority="99"/>
-    <w:lsdException w:name="Light Shading" w:uiPriority="60" w:semiHidden="0" w:unhideWhenUsed="0"/>
-    <w:lsdException w:name="Light List" w:uiPriority="61" w:semiHidden="0" w:unhideWhenUsed="0"/>
-    <w:lsdException w:name="Light Grid" w:uiPriority="62" w:semiHidden="0" w:unhideWhenUsed="0"/>
-    <w:lsdException w:name="Medium Shading 1" w:uiPriority="63" w:semiHidden="0" w:unhideWhenUsed="0"/>
-    <w:lsdException w:name="Medium Shading 2" w:uiPriority="64" w:semiHidden="0" w:unhideWhenUsed="0"/>
-    <w:lsdException w:name="Medium List 1" w:uiPriority="65" w:semiHidden="0" w:unhideWhenUsed="0"/>
-    <w:lsdException w:name="Medium List 2" w:uiPriority="66" w:semiHidden="0" w:unhideWhenUsed="0"/>
-    <w:lsdException w:name="Medium Grid 1" w:uiPriority="67" w:semiHidden="0" w:unhideWhenUsed="0"/>
-    <w:lsdException w:name="Medium Grid 2" w:uiPriority="68" w:semiHidden="0" w:unhideWhenUsed="0"/>
-    <w:lsdException w:name="Medium Grid 3" w:uiPriority="69" w:semiHidden="0" w:unhideWhenUsed="0"/>
-    <w:lsdException w:name="Dark List" w:uiPriority="70" w:semiHidden="0" w:unhideWhenUsed="0"/>
-    <w:lsdException w:name="Colorful Shading" w:uiPriority="71" w:semiHidden="0" w:unhideWhenUsed="0"/>
-    <w:lsdException w:name="Colorful List" w:uiPriority="72" w:semiHidden="0" w:unhideWhenUsed="0"/>
-    <w:lsdException w:name="Colorful Grid" w:uiPriority="73" w:semiHidden="0" w:unhideWhenUsed="0"/>
-    <w:lsdException w:name="Light Shading Accent 1" w:uiPriority="60" w:semiHidden="0" w:unhideWhenUsed="0"/>
-    <w:lsdException w:name="Light List Accent 1" w:uiPriority="61" w:semiHidden="0" w:unhideWhenUsed="0"/>
-    <w:lsdException w:name="Light Grid Accent 1" w:uiPriority="62" w:semiHidden="0" w:unhideWhenUsed="0"/>
-    <w:lsdException w:name="Medium Shading 1 Accent 1" w:uiPriority="63" w:semiHidden="0" w:unhideWhenUsed="0"/>
-    <w:lsdException w:name="Medium Shading 2 Accent 1" w:uiPriority="64" w:semiHidden="0" w:unhideWhenUsed="0"/>
-    <w:lsdException w:name="Medium List 1 Accent 1" w:uiPriority="65" w:semiHidden="0" w:unhideWhenUsed="0"/>
-    <w:lsdException w:name="List Paragraph" w:uiPriority="34" w:semiHidden="0" w:unhideWhenUsed="0" w:qFormat="1"/>
-    <w:lsdException w:name="Medium List 2 Accent 1" w:uiPriority="66" w:semiHidden="0" w:unhideWhenUsed="0"/>
-    <w:lsdException w:name="Medium Grid 1 Accent 1" w:uiPriority="67" w:semiHidden="0" w:unhideWhenUsed="0"/>
-    <w:lsdException w:name="Medium Grid 2 Accent 1" w:uiPriority="68" w:semiHidden="0" w:unhideWhenUsed="0"/>
-    <w:lsdException w:name="Medium Grid 3 Accent 1" w:uiPriority="69" w:semiHidden="0" w:unhideWhenUsed="0"/>
-    <w:lsdException w:name="Dark List Accent 1" w:uiPriority="70" w:semiHidden="0" w:unhideWhenUsed="0"/>
-    <w:lsdException w:name="Colorful Shading Accent 1" w:uiPriority="71" w:semiHidden="0" w:unhideWhenUsed="0"/>
-    <w:lsdException w:name="Colorful List Accent 1" w:uiPriority="72" w:semiHidden="0" w:unhideWhenUsed="0"/>
-    <w:lsdException w:name="Colorful Grid Accent 1" w:uiPriority="73" w:semiHidden="0" w:unhideWhenUsed="0"/>
-    <w:lsdException w:name="Light Shading Accent 2" w:uiPriority="60" w:semiHidden="0" w:unhideWhenUsed="0"/>
-    <w:lsdException w:name="Light List Accent 2" w:uiPriority="61" w:semiHidden="0" w:unhideWhenUsed="0"/>
-    <w:lsdException w:name="Light Grid Accent 2" w:uiPriority="62" w:semiHidden="0" w:unhideWhenUsed="0"/>
-    <w:lsdException w:name="Medium Shading 1 Accent 2" w:uiPriority="63" w:semiHidden="0" w:unhideWhenUsed="0"/>
-    <w:lsdException w:name="Medium Shading 2 Accent 2" w:uiPriority="64" w:semiHidden="0" w:unhideWhenUsed="0"/>
-    <w:lsdException w:name="Medium List 1 Accent 2" w:uiPriority="65" w:semiHidden="0" w:unhideWhenUsed="0"/>
-    <w:lsdException w:name="Medium List 2 Accent 2" w:uiPriority="66" w:semiHidden="0" w:unhideWhenUsed="0"/>
-    <w:lsdException w:name="Medium Grid 1 Accent 2" w:uiPriority="67" w:semiHidden="0" w:unhideWhenUsed="0"/>
-    <w:lsdException w:name="Medium Grid 2 Accent 2" w:uiPriority="68" w:semiHidden="0" w:unhideWhenUsed="0"/>
-    <w:lsdException w:name="Medium Grid 3 Accent 2" w:uiPriority="69" w:semiHidden="0" w:unhideWhenUsed="0"/>
-    <w:lsdException w:name="Dark List Accent 2" w:uiPriority="70" w:semiHidden="0" w:unhideWhenUsed="0"/>
-    <w:lsdException w:name="Colorful Shading Accent 2" w:uiPriority="71" w:semiHidden="0" w:unhideWhenUsed="0"/>
-    <w:lsdException w:name="Colorful List Accent 2" w:uiPriority="72" w:semiHidden="0" w:unhideWhenUsed="0"/>
-    <w:lsdException w:name="Colorful Grid Accent 2" w:uiPriority="73" w:semiHidden="0" w:unhideWhenUsed="0"/>
-    <w:lsdException w:name="Light Shading Accent 3" w:uiPriority="60" w:semiHidden="0" w:unhideWhenUsed="0"/>
-    <w:lsdException w:name="Light List Accent 3" w:uiPriority="61" w:semiHidden="0" w:unhideWhenUsed="0"/>
-    <w:lsdException w:name="Light Grid Accent 3" w:uiPriority="62" w:semiHidden="0" w:unhideWhenUsed="0"/>
-    <w:lsdException w:name="Medium Shading 1 Accent 3" w:uiPriority="63" w:semiHidden="0" w:unhideWhenUsed="0"/>
-    <w:lsdException w:name="Medium Shading 2 Accent 3" w:uiPriority="64" w:semiHidden="0" w:unhideWhenUsed="0"/>
-    <w:lsdException w:name="Medium List 1 Accent 3" w:uiPriority="65" w:semiHidden="0" w:unhideWhenUsed="0"/>
-    <w:lsdException w:name="Medium List 2 Accent 3" w:uiPriority="66" w:semiHidden="0" w:unhideWhenUsed="0"/>
-    <w:lsdException w:name="Medium Grid 1 Accent 3" w:uiPriority="67" w:semiHidden="0" w:unhideWhenUsed="0"/>
-    <w:lsdException w:name="Medium Grid 2 Accent 3" w:uiPriority="68" w:semiHidden="0" w:unhideWhenUsed="0"/>
-    <w:lsdException w:name="Medium Grid 3 Accent 3" w:uiPriority="69" w:semiHidden="0" w:unhideWhenUsed="0"/>
-    <w:lsdException w:name="Dark List Accent 3" w:uiPriority="70" w:semiHidden="0" w:unhideWhenUsed="0"/>
-    <w:lsdException w:name="Colorful Shading Accent 3" w:uiPriority="71" w:semiHidden="0" w:unhideWhenUsed="0"/>
-    <w:lsdException w:name="Colorful List Accent 3" w:uiPriority="72" w:semiHidden="0" w:unhideWhenUsed="0"/>
-    <w:lsdException w:name="Colorful Grid Accent 3" w:uiPriority="73" w:semiHidden="0" w:unhideWhenUsed="0"/>
-    <w:lsdException w:name="Light Shading Accent 4" w:uiPriority="60" w:semiHidden="0" w:unhideWhenUsed="0"/>
-    <w:lsdException w:name="Light List Accent 4" w:uiPriority="61" w:semiHidden="0" w:unhideWhenUsed="0"/>
-    <w:lsdException w:name="Light Grid Accent 4" w:uiPriority="62" w:semiHidden="0" w:unhideWhenUsed="0"/>
-    <w:lsdException w:name="Medium Shading 1 Accent 4" w:uiPriority="63" w:semiHidden="0" w:unhideWhenUsed="0"/>
-    <w:lsdException w:name="Medium Shading 2 Accent 4" w:uiPriority="64" w:semiHidden="0" w:unhideWhenUsed="0"/>
-    <w:lsdException w:name="Medium List 1 Accent 4" w:uiPriority="65" w:semiHidden="0" w:unhideWhenUsed="0"/>
-    <w:lsdException w:name="Medium List 2 Accent 4" w:uiPriority="66" w:semiHidden="0" w:unhideWhenUsed="0"/>
-    <w:lsdException w:name="Medium Grid 1 Accent 4" w:uiPriority="67" w:semiHidden="0" w:unhideWhenUsed="0"/>
-    <w:lsdException w:name="Medium Grid 2 Accent 4" w:uiPriority="68" w:semiHidden="0" w:unhideWhenUsed="0"/>
-    <w:lsdException w:name="Medium Grid 3 Accent 4" w:uiPriority="69" w:semiHidden="0" w:unhideWhenUsed="0"/>
-    <w:lsdException w:name="Dark List Accent 4" w:uiPriority="70" w:semiHidden="0" w:unhideWhenUsed="0"/>
-    <w:lsdException w:name="Colorful Shading Accent 4" w:uiPriority="71" w:semiHidden="0" w:unhideWhenUsed="0"/>
-    <w:lsdException w:name="Colorful List Accent 4" w:uiPriority="72" w:semiHidden="0" w:unhideWhenUsed="0"/>
-    <w:lsdException w:name="Colorful Grid Accent 4" w:uiPriority="73" w:semiHidden="0" w:unhideWhenUsed="0"/>
-    <w:lsdException w:name="Light Shading Accent 5" w:uiPriority="60" w:semiHidden="0" w:unhideWhenUsed="0"/>
-    <w:lsdException w:name="Light List Accent 5" w:uiPriority="61" w:semiHidden="0" w:unhideWhenUsed="0"/>
-    <w:lsdException w:name="Light Grid Accent 5" w:uiPriority="62" w:semiHidden="0" w:unhideWhenUsed="0"/>
-    <w:lsdException w:name="Medium Shading 1 Accent 5" w:uiPriority="63" w:semiHidden="0" w:unhideWhenUsed="0"/>
-    <w:lsdException w:name="Medium Shading 2 Accent 5" w:uiPriority="64" w:semiHidden="0" w:unhideWhenUsed="0"/>
-    <w:lsdException w:name="Medium List 1 Accent 5" w:uiPriority="65" w:semiHidden="0" w:unhideWhenUsed="0"/>
-    <w:lsdException w:name="Medium List 2 Accent 5" w:uiPriority="66" w:semiHidden="0" w:unhideWhenUsed="0"/>
-    <w:lsdException w:name="Medium Grid 1 Accent 5" w:uiPriority="67" w:semiHidden="0" w:unhideWhenUsed="0"/>
-    <w:lsdException w:name="Medium Grid 2 Accent 5" w:uiPriority="68" w:semiHidden="0" w:unhideWhenUsed="0"/>
-    <w:lsdException w:name="Medium Grid 3 Accent 5" w:uiPriority="69" w:semiHidden="0" w:unhideWhenUsed="0"/>
-    <w:lsdException w:name="Dark List Accent 5" w:uiPriority="70" w:semiHidden="0" w:unhideWhenUsed="0"/>
-    <w:lsdException w:name="Colorful Shading Accent 5" w:uiPriority="71" w:semiHidden="0" w:unhideWhenUsed="0"/>
-    <w:lsdException w:name="Colorful List Accent 5" w:uiPriority="72" w:semiHidden="0" w:unhideWhenUsed="0"/>
-    <w:lsdException w:name="Colorful Grid Accent 5" w:uiPriority="73" w:semiHidden="0" w:unhideWhenUsed="0"/>
-    <w:lsdException w:name="Light Shading Accent 6" w:uiPriority="60" w:semiHidden="0" w:unhideWhenUsed="0"/>
-    <w:lsdException w:name="Light List Accent 6" w:uiPriority="61" w:semiHidden="0" w:unhideWhenUsed="0"/>
-    <w:lsdException w:name="Light Grid Accent 6" w:uiPriority="62" w:semiHidden="0" w:unhideWhenUsed="0"/>
-    <w:lsdException w:name="Medium Shading 1 Accent 6" w:uiPriority="63" w:semiHidden="0" w:unhideWhenUsed="0"/>
-    <w:lsdException w:name="Medium Shading 2 Accent 6" w:uiPriority="64" w:semiHidden="0" w:unhideWhenUsed="0"/>
-    <w:lsdException w:name="Medium List 1 Accent 6" w:uiPriority="65" w:semiHidden="0" w:unhideWhenUsed="0"/>
-    <w:lsdException w:name="Medium List 2 Accent 6" w:uiPriority="66" w:semiHidden="0" w:unhideWhenUsed="0"/>
-    <w:lsdException w:name="Medium Grid 1 Accent 6" w:uiPriority="67" w:semiHidden="0" w:unhideWhenUsed="0"/>
-    <w:lsdException w:name="Medium Grid 2 Accent 6" w:uiPriority="68" w:semiHidden="0" w:unhideWhenUsed="0"/>
-    <w:lsdException w:name="Medium Grid 3 Accent 6" w:uiPriority="69" w:semiHidden="0" w:unhideWhenUsed="0"/>
-    <w:lsdException w:name="Dark List Accent 6" w:uiPriority="70" w:semiHidden="0" w:unhideWhenUsed="0"/>
-    <w:lsdException w:name="Colorful Shading Accent 6" w:uiPriority="71" w:semiHidden="0" w:unhideWhenUsed="0"/>
-    <w:lsdException w:name="Colorful List Accent 6" w:uiPriority="72" w:semiHidden="0" w:unhideWhenUsed="0"/>
-    <w:lsdException w:name="Colorful Grid Accent 6" w:uiPriority="73" w:semiHidden="0" w:unhideWhenUsed="0"/>
-  </w:latentStyles>
-  <w:style w:type="paragraph" w:styleId="Normal" w:default="1">
+  <w:style w:type="paragraph" w:styleId="Normal">
     <w:name w:val="Normal"/>
-    <w:uiPriority w:val="0"/>
     <w:qFormat/>
     <w:pPr>
       <w:widowControl/>
       <w:suppressAutoHyphens w:val="true"/>
+      <w:kinsoku w:val="true"/>
+      <w:overflowPunct w:val="true"/>
+      <w:autoSpaceDE w:val="true"/>
       <w:bidi w:val="0"/>
       <w:spacing w:lineRule="auto" w:line="360" w:before="0" w:after="120"/>
       <w:jc w:val="left"/>
     </w:pPr>
     <w:rPr>
-      <w:rFonts w:ascii="Times New Roman" w:hAnsi="Times New Roman" w:eastAsia="Calibri" w:cs="" w:cstheme="minorBidi" w:eastAsiaTheme="minorHAnsi"/>
+      <w:rFonts w:ascii="Times New Roman" w:hAnsi="Times New Roman" w:eastAsia="Calibri" w:cs="Times New Roman"/>
       <w:color w:val="auto"/>
       <w:kern w:val="0"/>
       <w:sz w:val="26"/>
@@ -10068,7 +7979,6 @@
     <w:next w:val="Normal"/>
     <w:link w:val="Heading1Char"/>
     <w:autoRedefine/>
-    <w:uiPriority w:val="0"/>
     <w:qFormat/>
     <w:pPr>
       <w:keepNext w:val="true"/>
@@ -10094,8 +8004,6 @@
     <w:next w:val="Normal"/>
     <w:link w:val="Heading2Char"/>
     <w:autoRedefine/>
-    <w:uiPriority w:val="9"/>
-    <w:unhideWhenUsed/>
     <w:qFormat/>
     <w:pPr>
       <w:keepNext w:val="true"/>
@@ -10109,7 +8017,7 @@
       <w:outlineLvl w:val="1"/>
     </w:pPr>
     <w:rPr>
-      <w:rFonts w:eastAsia="" w:cs="Times New Roman" w:eastAsiaTheme="majorEastAsia"/>
+      <w:rFonts w:eastAsia="SimSun" w:cs="Times New Roman"/>
       <w:b/>
       <w:bCs/>
       <w:szCs w:val="26"/>
@@ -10122,8 +8030,6 @@
     <w:next w:val="Normal"/>
     <w:link w:val="Heading3Char"/>
     <w:autoRedefine/>
-    <w:uiPriority w:val="9"/>
-    <w:unhideWhenUsed/>
     <w:qFormat/>
     <w:pPr>
       <w:keepNext w:val="true"/>
@@ -10144,7 +8050,7 @@
       <w:jc w:val="left"/>
     </w:pPr>
     <w:rPr>
-      <w:rFonts w:ascii="Times New Roman" w:hAnsi="Times New Roman" w:eastAsia="" w:cs="Times New Roman" w:eastAsiaTheme="majorEastAsia"/>
+      <w:rFonts w:ascii="Times New Roman" w:hAnsi="Times New Roman" w:eastAsia="SimSun" w:cs="Times New Roman"/>
       <w:b/>
       <w:bCs/>
       <w:color w:val="auto"/>
@@ -10159,8 +8065,6 @@
     <w:basedOn w:val="Normal"/>
     <w:next w:val="Normal"/>
     <w:link w:val="Heading4Char"/>
-    <w:uiPriority w:val="9"/>
-    <w:unhideWhenUsed/>
     <w:qFormat/>
     <w:pPr>
       <w:keepNext w:val="true"/>
@@ -10174,7 +8078,7 @@
       <w:outlineLvl w:val="3"/>
     </w:pPr>
     <w:rPr>
-      <w:rFonts w:eastAsia="" w:cs="" w:cstheme="majorBidi" w:eastAsiaTheme="majorEastAsia"/>
+      <w:rFonts w:eastAsia="SimSun" w:cs="Times New Roman"/>
       <w:b/>
       <w:bCs/>
       <w:iCs/>
@@ -10186,35 +8090,30 @@
     <w:next w:val="Normal"/>
     <w:link w:val="Heading5Char"/>
     <w:autoRedefine/>
-    <w:uiPriority w:val="9"/>
-    <w:semiHidden/>
-    <w:unhideWhenUsed/>
     <w:qFormat/>
     <w:pPr>
       <w:keepNext w:val="true"/>
       <w:keepLines/>
+      <w:numPr>
+        <w:ilvl w:val="0"/>
+        <w:numId w:val="0"/>
+      </w:numPr>
       <w:spacing w:before="40" w:after="0"/>
       <w:outlineLvl w:val="4"/>
     </w:pPr>
     <w:rPr>
-      <w:rFonts w:eastAsia="" w:cs="" w:cstheme="majorBidi" w:eastAsiaTheme="majorEastAsia"/>
+      <w:rFonts w:eastAsia="SimSun" w:cs="Times New Roman"/>
       <w:color w:themeColor="accent1" w:themeShade="bf" w:val="366091"/>
     </w:rPr>
   </w:style>
-  <w:style w:type="character" w:styleId="DefaultParagraphFont" w:default="1">
+  <w:style w:type="character" w:styleId="DefaultParagraphFont">
     <w:name w:val="Default Paragraph Font"/>
-    <w:uiPriority w:val="1"/>
-    <w:semiHidden/>
-    <w:unhideWhenUsed/>
     <w:qFormat/>
     <w:rPr/>
   </w:style>
   <w:style w:type="character" w:styleId="HTMLCode">
     <w:name w:val="HTML Code"/>
     <w:basedOn w:val="DefaultParagraphFont"/>
-    <w:uiPriority w:val="99"/>
-    <w:semiHidden/>
-    <w:unhideWhenUsed/>
     <w:qFormat/>
     <w:rPr>
       <w:rFonts w:ascii="Courier New" w:hAnsi="Courier New" w:cs="Courier New"/>
@@ -10225,9 +8124,6 @@
   <w:style w:type="character" w:styleId="Hyperlink">
     <w:name w:val="Hyperlink"/>
     <w:basedOn w:val="DefaultParagraphFont"/>
-    <w:uiPriority w:val="99"/>
-    <w:unhideWhenUsed/>
-    <w:qFormat/>
     <w:rPr>
       <w:color w:themeColor="hyperlink" w:val="0000FF"/>
       <w:u w:val="single"/>
@@ -10235,18 +8131,16 @@
   </w:style>
   <w:style w:type="character" w:styleId="Strong">
     <w:name w:val="Strong"/>
-    <w:uiPriority w:val="0"/>
     <w:qFormat/>
     <w:rPr>
       <w:b/>
       <w:bCs/>
     </w:rPr>
   </w:style>
-  <w:style w:type="character" w:styleId="Heading1Char" w:customStyle="1">
+  <w:style w:type="character" w:styleId="Heading1Char">
     <w:name w:val="Heading 1 Char"/>
     <w:basedOn w:val="DefaultParagraphFont"/>
     <w:link w:val="Heading1"/>
-    <w:uiPriority w:val="0"/>
     <w:qFormat/>
     <w:rPr>
       <w:rFonts w:ascii="Times New Roman" w:hAnsi="Times New Roman" w:eastAsia="Times New Roman" w:cs="Times New Roman"/>
@@ -10256,12 +8150,10 @@
       <w:lang w:val="en-US"/>
     </w:rPr>
   </w:style>
-  <w:style w:type="character" w:styleId="BalloonTextChar" w:customStyle="1">
+  <w:style w:type="character" w:styleId="BalloonTextChar">
     <w:name w:val="Balloon Text Char"/>
     <w:basedOn w:val="DefaultParagraphFont"/>
     <w:link w:val="BalloonText"/>
-    <w:uiPriority w:val="99"/>
-    <w:semiHidden/>
     <w:qFormat/>
     <w:rPr>
       <w:rFonts w:ascii="Tahoma" w:hAnsi="Tahoma" w:cs="Tahoma"/>
@@ -10269,30 +8161,27 @@
       <w:szCs w:val="16"/>
     </w:rPr>
   </w:style>
-  <w:style w:type="character" w:styleId="HeaderChar" w:customStyle="1">
+  <w:style w:type="character" w:styleId="HeaderChar">
     <w:name w:val="Header Char"/>
     <w:basedOn w:val="DefaultParagraphFont"/>
     <w:link w:val="Header"/>
-    <w:uiPriority w:val="99"/>
     <w:qFormat/>
     <w:rPr/>
   </w:style>
-  <w:style w:type="character" w:styleId="FooterChar" w:customStyle="1">
+  <w:style w:type="character" w:styleId="FooterChar">
     <w:name w:val="Footer Char"/>
     <w:basedOn w:val="DefaultParagraphFont"/>
     <w:link w:val="Footer"/>
-    <w:uiPriority w:val="99"/>
     <w:qFormat/>
     <w:rPr/>
   </w:style>
-  <w:style w:type="character" w:styleId="Heading2Char" w:customStyle="1">
+  <w:style w:type="character" w:styleId="Heading2Char">
     <w:name w:val="Heading 2 Char"/>
     <w:basedOn w:val="DefaultParagraphFont"/>
     <w:link w:val="Heading2"/>
-    <w:uiPriority w:val="9"/>
     <w:qFormat/>
     <w:rPr>
-      <w:rFonts w:ascii="Times New Roman" w:hAnsi="Times New Roman" w:eastAsia="" w:cs="Times New Roman" w:eastAsiaTheme="majorEastAsia"/>
+      <w:rFonts w:ascii="Times New Roman" w:hAnsi="Times New Roman" w:eastAsia="SimSun" w:cs="Times New Roman"/>
       <w:b/>
       <w:bCs/>
       <w:sz w:val="26"/>
@@ -10300,13 +8189,12 @@
       <w:lang w:val="en-US"/>
     </w:rPr>
   </w:style>
-  <w:style w:type="character" w:styleId="Heading3Char" w:customStyle="1">
+  <w:style w:type="character" w:styleId="Heading3Char">
     <w:name w:val="Heading 3 Char"/>
     <w:link w:val="Heading3"/>
-    <w:uiPriority w:val="9"/>
     <w:qFormat/>
     <w:rPr>
-      <w:rFonts w:ascii="Times New Roman" w:hAnsi="Times New Roman" w:eastAsia="" w:cs="Times New Roman" w:eastAsiaTheme="majorEastAsia"/>
+      <w:rFonts w:ascii="Times New Roman" w:hAnsi="Times New Roman" w:eastAsia="SimSun" w:cs="Times New Roman"/>
       <w:b/>
       <w:bCs/>
       <w:color w:val="auto"/>
@@ -10316,28 +8204,26 @@
       <w:lang w:val="vi-VN" w:eastAsia="en-US" w:bidi="ar-SA"/>
     </w:rPr>
   </w:style>
-  <w:style w:type="character" w:styleId="Heading4Char" w:customStyle="1">
+  <w:style w:type="character" w:styleId="Heading4Char">
     <w:name w:val="Heading 4 Char"/>
     <w:basedOn w:val="DefaultParagraphFont"/>
     <w:link w:val="Heading4"/>
-    <w:uiPriority w:val="9"/>
     <w:qFormat/>
     <w:rPr>
-      <w:rFonts w:ascii="Cambria" w:hAnsi="Cambria" w:eastAsia="" w:cs="" w:asciiTheme="majorHAnsi" w:cstheme="majorBidi" w:eastAsiaTheme="majorEastAsia" w:hAnsiTheme="majorHAnsi"/>
+      <w:rFonts w:ascii="Cambria" w:hAnsi="Cambria" w:eastAsia="SimSun" w:cs="Times New Roman"/>
       <w:b/>
       <w:bCs/>
       <w:iCs/>
       <w:sz w:val="26"/>
     </w:rPr>
   </w:style>
-  <w:style w:type="character" w:styleId="TitleChar" w:customStyle="1">
+  <w:style w:type="character" w:styleId="TitleChar">
     <w:name w:val="Title Char"/>
     <w:basedOn w:val="DefaultParagraphFont"/>
     <w:link w:val="Title"/>
-    <w:uiPriority w:val="10"/>
     <w:qFormat/>
     <w:rPr>
-      <w:rFonts w:ascii="Cambria" w:hAnsi="Cambria" w:eastAsia="" w:cs="" w:asciiTheme="majorHAnsi" w:cstheme="majorBidi" w:eastAsiaTheme="majorEastAsia" w:hAnsiTheme="majorHAnsi"/>
+      <w:rFonts w:ascii="Cambria" w:hAnsi="Cambria" w:eastAsia="SimSun" w:cs="Times New Roman"/>
       <w:b/>
       <w:spacing w:val="5"/>
       <w:kern w:val="2"/>
@@ -10345,24 +8231,21 @@
       <w:szCs w:val="52"/>
     </w:rPr>
   </w:style>
-  <w:style w:type="character" w:styleId="Heading5Char" w:customStyle="1">
+  <w:style w:type="character" w:styleId="Heading5Char">
     <w:name w:val="Heading 5 Char"/>
     <w:basedOn w:val="DefaultParagraphFont"/>
     <w:link w:val="Heading5"/>
-    <w:uiPriority w:val="9"/>
-    <w:semiHidden/>
     <w:qFormat/>
     <w:rPr>
-      <w:rFonts w:ascii="Times New Roman" w:hAnsi="Times New Roman" w:eastAsia="" w:cs="" w:cstheme="majorBidi" w:eastAsiaTheme="majorEastAsia"/>
+      <w:rFonts w:ascii="Times New Roman" w:hAnsi="Times New Roman" w:eastAsia="SimSun" w:cs="Times New Roman"/>
       <w:color w:themeColor="accent1" w:themeShade="bf" w:val="366091"/>
       <w:sz w:val="26"/>
     </w:rPr>
   </w:style>
-  <w:style w:type="character" w:styleId="SECTIONChar" w:customStyle="1">
+  <w:style w:type="character" w:styleId="SECTIONChar">
     <w:name w:val="SECTION Char"/>
     <w:basedOn w:val="DefaultParagraphFont"/>
     <w:link w:val="SECTION"/>
-    <w:uiPriority w:val="0"/>
     <w:qFormat/>
     <w:rPr>
       <w:rFonts w:ascii="Times New Roman" w:hAnsi="Times New Roman"/>
@@ -10371,15 +8254,13 @@
       <w:lang w:val="en-US"/>
     </w:rPr>
   </w:style>
-  <w:style w:type="character" w:styleId="IndexLink" w:customStyle="1">
+  <w:style w:type="character" w:styleId="IndexLink">
     <w:name w:val="Index Link"/>
-    <w:uiPriority w:val="0"/>
     <w:qFormat/>
     <w:rPr/>
   </w:style>
-  <w:style w:type="character" w:styleId="Bullets" w:customStyle="1">
+  <w:style w:type="character" w:styleId="Bullets">
     <w:name w:val="Bullets"/>
-    <w:uiPriority w:val="0"/>
     <w:qFormat/>
     <w:rPr>
       <w:rFonts w:ascii="OpenSymbol" w:hAnsi="OpenSymbol" w:eastAsia="OpenSymbol" w:cs="OpenSymbol"/>
@@ -10392,11 +8273,10 @@
       <w:rFonts w:ascii="Liberation Mono" w:hAnsi="Liberation Mono" w:eastAsia="Noto Sans Mono CJK SC" w:cs="Liberation Mono"/>
     </w:rPr>
   </w:style>
-  <w:style w:type="paragraph" w:styleId="Heading" w:customStyle="1">
+  <w:style w:type="paragraph" w:styleId="Heading">
     <w:name w:val="Heading"/>
     <w:basedOn w:val="Normal"/>
     <w:next w:val="BodyText"/>
-    <w:uiPriority w:val="0"/>
     <w:qFormat/>
     <w:pPr>
       <w:keepNext w:val="true"/>
@@ -10411,8 +8291,6 @@
   <w:style w:type="paragraph" w:styleId="BodyText">
     <w:name w:val="Body Text"/>
     <w:basedOn w:val="Normal"/>
-    <w:uiPriority w:val="0"/>
-    <w:qFormat/>
     <w:pPr>
       <w:spacing w:lineRule="auto" w:line="276" w:before="0" w:after="140"/>
     </w:pPr>
@@ -10421,8 +8299,6 @@
   <w:style w:type="paragraph" w:styleId="List">
     <w:name w:val="List"/>
     <w:basedOn w:val="BodyText"/>
-    <w:uiPriority w:val="0"/>
-    <w:qFormat/>
     <w:pPr/>
     <w:rPr>
       <w:rFonts w:cs="Arial"/>
@@ -10432,8 +8308,6 @@
     <w:name w:val="caption"/>
     <w:basedOn w:val="Heading3"/>
     <w:next w:val="Normal"/>
-    <w:uiPriority w:val="35"/>
-    <w:unhideWhenUsed/>
     <w:qFormat/>
     <w:pPr>
       <w:numPr>
@@ -10452,10 +8326,9 @@
       <w:lang w:val="en-US"/>
     </w:rPr>
   </w:style>
-  <w:style w:type="paragraph" w:styleId="Index" w:customStyle="1">
+  <w:style w:type="paragraph" w:styleId="Index">
     <w:name w:val="Index"/>
     <w:basedOn w:val="Normal"/>
-    <w:uiPriority w:val="0"/>
     <w:qFormat/>
     <w:pPr>
       <w:suppressLineNumbers/>
@@ -10468,9 +8341,6 @@
     <w:name w:val="Balloon Text"/>
     <w:basedOn w:val="Normal"/>
     <w:link w:val="BalloonTextChar"/>
-    <w:uiPriority w:val="99"/>
-    <w:semiHidden/>
-    <w:unhideWhenUsed/>
     <w:qFormat/>
     <w:pPr>
       <w:spacing w:lineRule="auto" w:line="240" w:before="0" w:after="0"/>
@@ -10481,10 +8351,9 @@
       <w:szCs w:val="16"/>
     </w:rPr>
   </w:style>
-  <w:style w:type="paragraph" w:styleId="HeaderandFooter" w:customStyle="1">
+  <w:style w:type="paragraph" w:styleId="HeaderandFooter">
     <w:name w:val="Header and Footer"/>
     <w:basedOn w:val="Normal"/>
-    <w:uiPriority w:val="0"/>
     <w:qFormat/>
     <w:pPr/>
     <w:rPr/>
@@ -10493,9 +8362,6 @@
     <w:name w:val="footer"/>
     <w:basedOn w:val="Normal"/>
     <w:link w:val="FooterChar"/>
-    <w:uiPriority w:val="99"/>
-    <w:unhideWhenUsed/>
-    <w:qFormat/>
     <w:pPr>
       <w:tabs>
         <w:tab w:val="clear" w:pos="720"/>
@@ -10510,9 +8376,6 @@
     <w:name w:val="header"/>
     <w:basedOn w:val="Normal"/>
     <w:link w:val="HeaderChar"/>
-    <w:uiPriority w:val="99"/>
-    <w:unhideWhenUsed/>
-    <w:qFormat/>
     <w:pPr>
       <w:tabs>
         <w:tab w:val="clear" w:pos="720"/>
@@ -10525,9 +8388,6 @@
   </w:style>
   <w:style w:type="paragraph" w:styleId="HTMLPreformatted">
     <w:name w:val="HTML Preformatted"/>
-    <w:uiPriority w:val="99"/>
-    <w:semiHidden/>
-    <w:unhideWhenUsed/>
     <w:qFormat/>
     <w:pPr>
       <w:widowControl/>
@@ -10551,6 +8411,9 @@
         <w:tab w:val="left" w:pos="14656" w:leader="none"/>
       </w:tabs>
       <w:suppressAutoHyphens w:val="true"/>
+      <w:kinsoku w:val="true"/>
+      <w:overflowPunct w:val="true"/>
+      <w:autoSpaceDE w:val="true"/>
       <w:bidi w:val="0"/>
       <w:spacing w:before="0" w:after="0"/>
       <w:jc w:val="left"/>
@@ -10567,17 +8430,12 @@
   <w:style w:type="paragraph" w:styleId="IndexHeading">
     <w:name w:val="index heading"/>
     <w:basedOn w:val="Heading"/>
-    <w:uiPriority w:val="0"/>
-    <w:qFormat/>
     <w:pPr/>
     <w:rPr/>
   </w:style>
   <w:style w:type="paragraph" w:styleId="NormalWeb">
     <w:name w:val="Normal (Web)"/>
     <w:basedOn w:val="Normal"/>
-    <w:uiPriority w:val="99"/>
-    <w:semiHidden/>
-    <w:unhideWhenUsed/>
     <w:qFormat/>
     <w:pPr/>
     <w:rPr>
@@ -10589,9 +8447,6 @@
     <w:name w:val="table of figures"/>
     <w:basedOn w:val="Normal"/>
     <w:next w:val="Normal"/>
-    <w:uiPriority w:val="99"/>
-    <w:unhideWhenUsed/>
-    <w:qFormat/>
     <w:pPr>
       <w:spacing w:before="0" w:after="0"/>
       <w:jc w:val="center"/>
@@ -10603,7 +8458,6 @@
     <w:basedOn w:val="Normal"/>
     <w:next w:val="Normal"/>
     <w:link w:val="TitleChar"/>
-    <w:uiPriority w:val="10"/>
     <w:qFormat/>
     <w:pPr>
       <w:spacing w:lineRule="auto" w:line="240" w:before="0" w:after="240"/>
@@ -10611,7 +8465,7 @@
       <w:jc w:val="center"/>
     </w:pPr>
     <w:rPr>
-      <w:rFonts w:eastAsia="" w:cs="" w:cstheme="majorBidi" w:eastAsiaTheme="majorEastAsia"/>
+      <w:rFonts w:eastAsia="SimSun" w:cs="Times New Roman"/>
       <w:b/>
       <w:spacing w:val="5"/>
       <w:kern w:val="2"/>
@@ -10624,9 +8478,6 @@
     <w:basedOn w:val="Normal"/>
     <w:next w:val="Normal"/>
     <w:autoRedefine/>
-    <w:uiPriority w:val="39"/>
-    <w:unhideWhenUsed/>
-    <w:qFormat/>
     <w:pPr>
       <w:tabs>
         <w:tab w:val="clear" w:pos="720"/>
@@ -10645,9 +8496,6 @@
     <w:basedOn w:val="Normal"/>
     <w:next w:val="Normal"/>
     <w:autoRedefine/>
-    <w:uiPriority w:val="39"/>
-    <w:unhideWhenUsed/>
-    <w:qFormat/>
     <w:pPr>
       <w:spacing w:before="0" w:after="100"/>
       <w:ind w:left="260"/>
@@ -10659,9 +8507,6 @@
     <w:basedOn w:val="Normal"/>
     <w:next w:val="Normal"/>
     <w:autoRedefine/>
-    <w:uiPriority w:val="39"/>
-    <w:unhideWhenUsed/>
-    <w:qFormat/>
     <w:pPr>
       <w:spacing w:before="0" w:after="100"/>
       <w:ind w:left="520"/>
@@ -10673,9 +8518,6 @@
     <w:basedOn w:val="Normal"/>
     <w:next w:val="Normal"/>
     <w:autoRedefine/>
-    <w:uiPriority w:val="39"/>
-    <w:unhideWhenUsed/>
-    <w:qFormat/>
     <w:pPr>
       <w:spacing w:before="0" w:after="100"/>
       <w:ind w:left="780"/>
@@ -10685,49 +8527,38 @@
   <w:style w:type="paragraph" w:styleId="TOC5">
     <w:name w:val="toc 5"/>
     <w:basedOn w:val="Index"/>
-    <w:uiPriority w:val="0"/>
-    <w:qFormat/>
     <w:pPr/>
     <w:rPr/>
   </w:style>
   <w:style w:type="paragraph" w:styleId="TOC6">
     <w:name w:val="toc 6"/>
     <w:basedOn w:val="Index"/>
-    <w:uiPriority w:val="0"/>
-    <w:qFormat/>
     <w:pPr/>
     <w:rPr/>
   </w:style>
   <w:style w:type="paragraph" w:styleId="TOC7">
     <w:name w:val="toc 7"/>
     <w:basedOn w:val="Index"/>
-    <w:uiPriority w:val="0"/>
-    <w:qFormat/>
     <w:pPr/>
     <w:rPr/>
   </w:style>
   <w:style w:type="paragraph" w:styleId="TOC8">
     <w:name w:val="toc 8"/>
     <w:basedOn w:val="Index"/>
-    <w:uiPriority w:val="0"/>
-    <w:qFormat/>
     <w:pPr/>
     <w:rPr/>
   </w:style>
   <w:style w:type="paragraph" w:styleId="TOC9">
     <w:name w:val="toc 9"/>
     <w:basedOn w:val="Index"/>
-    <w:uiPriority w:val="0"/>
-    <w:qFormat/>
     <w:pPr/>
     <w:rPr/>
   </w:style>
-  <w:style w:type="paragraph" w:styleId="SECTION" w:customStyle="1">
+  <w:style w:type="paragraph" w:styleId="SECTION">
     <w:name w:val="SECTION"/>
     <w:basedOn w:val="Normal"/>
     <w:link w:val="SECTIONChar"/>
     <w:autoRedefine/>
-    <w:uiPriority w:val="0"/>
     <w:qFormat/>
     <w:pPr>
       <w:spacing w:before="0" w:after="0"/>
@@ -10741,7 +8572,6 @@
   <w:style w:type="paragraph" w:styleId="ListParagraph">
     <w:name w:val="List Paragraph"/>
     <w:basedOn w:val="Normal"/>
-    <w:uiPriority w:val="34"/>
     <w:qFormat/>
     <w:pPr>
       <w:spacing w:lineRule="auto" w:line="240" w:before="0" w:after="0"/>
@@ -10755,12 +8585,10 @@
       <w:lang w:val="en-US"/>
     </w:rPr>
   </w:style>
-  <w:style w:type="paragraph" w:styleId="TOCHeading" w:customStyle="1">
+  <w:style w:type="paragraph" w:styleId="TOCHeading">
     <w:name w:val="TOC Heading"/>
     <w:basedOn w:val="Heading1"/>
     <w:next w:val="Normal"/>
-    <w:uiPriority w:val="39"/>
-    <w:unhideWhenUsed/>
     <w:qFormat/>
     <w:pPr>
       <w:keepLines/>
@@ -10772,26 +8600,28 @@
       <w:outlineLvl w:val="9"/>
     </w:pPr>
     <w:rPr>
-      <w:rFonts w:ascii="Cambria" w:hAnsi="Cambria" w:eastAsia="" w:cs="" w:asciiTheme="majorHAnsi" w:cstheme="majorBidi" w:eastAsiaTheme="majorEastAsia" w:hAnsiTheme="majorHAnsi"/>
+      <w:rFonts w:ascii="Cambria" w:hAnsi="Cambria" w:eastAsia="SimSun" w:cs="Times New Roman"/>
       <w:b w:val="false"/>
       <w:color w:themeColor="accent1" w:themeShade="bf" w:val="366091"/>
       <w:sz w:val="32"/>
       <w:szCs w:val="32"/>
     </w:rPr>
   </w:style>
-  <w:style w:type="paragraph" w:styleId="WPSOffice1" w:customStyle="1">
+  <w:style w:type="paragraph" w:styleId="WPSOffice1">
     <w:name w:val="WPSOffice手动目录 1"/>
-    <w:uiPriority w:val="0"/>
     <w:qFormat/>
     <w:pPr>
       <w:widowControl/>
       <w:suppressAutoHyphens w:val="true"/>
+      <w:kinsoku w:val="true"/>
+      <w:overflowPunct w:val="true"/>
+      <w:autoSpaceDE w:val="true"/>
       <w:bidi w:val="0"/>
       <w:spacing w:before="0" w:after="0"/>
       <w:jc w:val="left"/>
     </w:pPr>
     <w:rPr>
-      <w:rFonts w:ascii="Calibri" w:hAnsi="Calibri" w:eastAsia="Calibri" w:cs="" w:asciiTheme="minorHAnsi" w:cstheme="minorBidi" w:eastAsiaTheme="minorHAnsi" w:hAnsiTheme="minorHAnsi"/>
+      <w:rFonts w:ascii="Calibri" w:hAnsi="Calibri" w:eastAsia="Calibri" w:cs="Times New Roman"/>
       <w:color w:val="auto"/>
       <w:kern w:val="0"/>
       <w:sz w:val="20"/>
@@ -10799,19 +8629,21 @@
       <w:lang w:val="en-US" w:eastAsia="zh-CN" w:bidi="hi-IN"/>
     </w:rPr>
   </w:style>
-  <w:style w:type="paragraph" w:styleId="WPSOffice2" w:customStyle="1">
+  <w:style w:type="paragraph" w:styleId="WPSOffice2">
     <w:name w:val="WPSOffice手动目录 2"/>
-    <w:uiPriority w:val="0"/>
     <w:qFormat/>
     <w:pPr>
       <w:widowControl/>
       <w:suppressAutoHyphens w:val="true"/>
+      <w:kinsoku w:val="true"/>
+      <w:overflowPunct w:val="true"/>
+      <w:autoSpaceDE w:val="true"/>
       <w:bidi w:val="0"/>
       <w:spacing w:before="0" w:after="0"/>
       <w:jc w:val="left"/>
     </w:pPr>
     <w:rPr>
-      <w:rFonts w:ascii="Calibri" w:hAnsi="Calibri" w:eastAsia="Calibri" w:cs="" w:asciiTheme="minorHAnsi" w:cstheme="minorBidi" w:eastAsiaTheme="minorHAnsi" w:hAnsiTheme="minorHAnsi"/>
+      <w:rFonts w:ascii="Calibri" w:hAnsi="Calibri" w:eastAsia="Calibri" w:cs="Times New Roman"/>
       <w:color w:val="auto"/>
       <w:kern w:val="0"/>
       <w:sz w:val="20"/>
@@ -10819,19 +8651,21 @@
       <w:lang w:val="en-US" w:eastAsia="zh-CN" w:bidi="hi-IN"/>
     </w:rPr>
   </w:style>
-  <w:style w:type="paragraph" w:styleId="1" w:default="1">
+  <w:style w:type="paragraph" w:styleId="1">
     <w:name w:val="1"/>
-    <w:uiPriority w:val="0"/>
     <w:qFormat/>
     <w:pPr>
       <w:widowControl/>
       <w:suppressAutoHyphens w:val="true"/>
+      <w:kinsoku w:val="true"/>
+      <w:overflowPunct w:val="true"/>
+      <w:autoSpaceDE w:val="true"/>
       <w:bidi w:val="0"/>
       <w:spacing w:lineRule="auto" w:line="360" w:before="0" w:after="120"/>
       <w:jc w:val="left"/>
     </w:pPr>
     <w:rPr>
-      <w:rFonts w:ascii="Times New Roman" w:hAnsi="Times New Roman" w:eastAsia="Calibri" w:cs="" w:cstheme="minorBidi" w:eastAsiaTheme="minorHAnsi"/>
+      <w:rFonts w:ascii="Times New Roman" w:hAnsi="Times New Roman" w:eastAsia="Calibri" w:cs="Times New Roman"/>
       <w:color w:val="auto"/>
       <w:kern w:val="0"/>
       <w:sz w:val="26"/>
@@ -10839,10 +8673,9 @@
       <w:lang w:val="vi-VN" w:eastAsia="en-US" w:bidi="ar-SA"/>
     </w:rPr>
   </w:style>
-  <w:style w:type="paragraph" w:styleId="TableContents" w:customStyle="1">
+  <w:style w:type="paragraph" w:styleId="TableContents">
     <w:name w:val="Table Contents"/>
     <w:basedOn w:val="Normal"/>
-    <w:uiPriority w:val="0"/>
     <w:qFormat/>
     <w:pPr>
       <w:widowControl w:val="false"/>
@@ -10850,10 +8683,9 @@
     </w:pPr>
     <w:rPr/>
   </w:style>
-  <w:style w:type="paragraph" w:styleId="TableHeading" w:customStyle="1">
+  <w:style w:type="paragraph" w:styleId="TableHeading">
     <w:name w:val="Table Heading"/>
     <w:basedOn w:val="TableContents"/>
-    <w:uiPriority w:val="0"/>
     <w:qFormat/>
     <w:pPr>
       <w:suppressLineNumbers/>
@@ -10864,15 +8696,18 @@
       <w:bCs/>
     </w:rPr>
   </w:style>
-  <w:style w:type="paragraph" w:styleId="Table" w:customStyle="1">
+  <w:style w:type="paragraph" w:styleId="Table">
     <w:name w:val="Table"/>
     <w:basedOn w:val="Normal"/>
     <w:next w:val="Normal"/>
-    <w:uiPriority w:val="0"/>
     <w:qFormat/>
     <w:pPr>
       <w:keepNext w:val="true"/>
       <w:keepLines/>
+      <w:numPr>
+        <w:ilvl w:val="0"/>
+        <w:numId w:val="0"/>
+      </w:numPr>
       <w:tabs>
         <w:tab w:val="clear" w:pos="720"/>
         <w:tab w:val="left" w:pos="0" w:leader="none"/>
@@ -10883,17 +8718,16 @@
       <w:outlineLvl w:val="1"/>
     </w:pPr>
     <w:rPr>
-      <w:rFonts w:eastAsia="" w:cs="Times New Roman" w:eastAsiaTheme="majorEastAsia"/>
+      <w:rFonts w:eastAsia="SimSun" w:cs="Times New Roman"/>
       <w:i/>
       <w:iCs/>
       <w:szCs w:val="26"/>
       <w:lang w:val="en-US"/>
     </w:rPr>
   </w:style>
-  <w:style w:type="paragraph" w:styleId="table1" w:customStyle="1">
+  <w:style w:type="paragraph" w:styleId="table1">
     <w:name w:val="table1"/>
     <w:basedOn w:val="Normal"/>
-    <w:uiPriority w:val="0"/>
     <w:qFormat/>
     <w:pPr>
       <w:spacing w:before="181" w:after="120"/>
@@ -10905,16 +8739,15 @@
       <w:lang w:val="en-US"/>
     </w:rPr>
   </w:style>
-  <w:style w:type="paragraph" w:styleId="image" w:customStyle="1">
+  <w:style w:type="paragraph" w:styleId="image">
     <w:name w:val="image"/>
     <w:basedOn w:val="Normal"/>
-    <w:uiPriority w:val="0"/>
     <w:qFormat/>
     <w:pPr>
       <w:jc w:val="center"/>
     </w:pPr>
     <w:rPr>
-      <w:rFonts w:eastAsia="" w:eastAsiaTheme="minorEastAsia"/>
+      <w:rFonts w:eastAsia="SimSun"/>
       <w:i/>
       <w:iCs/>
     </w:rPr>
@@ -10948,53 +8781,6 @@
       <w:sz w:val="12"/>
       <w:szCs w:val="12"/>
     </w:rPr>
-  </w:style>
-  <w:style w:type="table" w:default="1" w:styleId="8">
-    <w:name w:val="Normal Table"/>
-    <w:uiPriority w:val="99"/>
-    <w:semiHidden/>
-    <w:unhideWhenUsed/>
-    <w:qFormat/>
-    <w:pPr>
-      <w:ind w:right="0"/>
-      <w:spacing w:before="0" w:after="0"/>
-    </w:pPr>
-    <w:rPr>
-      <w:sz w:val="20"/>
-      <w:szCs w:val="20"/>
-    </w:rPr>
-    <w:tblPr>
-      <w:tblCellMar>
-        <w:top w:w="0" w:type="dxa"/>
-        <w:left w:w="108" w:type="dxa"/>
-        <w:bottom w:w="0" w:type="dxa"/>
-        <w:right w:w="108" w:type="dxa"/>
-      </w:tblCellMar>
-    </w:tblPr>
-  </w:style>
-  <w:style w:type="table" w:styleId="22">
-    <w:name w:val="Table Grid"/>
-    <w:basedOn w:val="8"/>
-    <w:uiPriority w:val="0"/>
-    <w:qFormat/>
-    <w:pPr>
-      <w:spacing w:after="0" w:line="240" w:lineRule="auto"/>
-    </w:pPr>
-    <w:rPr>
-      <w:lang w:eastAsia="vi-VN"/>
-      <w:sz w:val="20"/>
-      <w:szCs w:val="20"/>
-    </w:rPr>
-    <w:tblPr>
-      <w:tblBorders>
-        <w:top w:val="single" w:color="auto" w:sz="4" w:space="0"/>
-        <w:left w:val="single" w:color="auto" w:sz="4" w:space="0"/>
-        <w:bottom w:val="single" w:color="auto" w:sz="4" w:space="0"/>
-        <w:right w:val="single" w:color="auto" w:sz="4" w:space="0"/>
-        <w:insideH w:val="single" w:color="auto" w:sz="4" w:space="0"/>
-        <w:insideV w:val="single" w:color="auto" w:sz="4" w:space="0"/>
-      </w:tblBorders>
-    </w:tblPr>
   </w:style>
 </w:styles>
 </file>
@@ -11042,14 +8828,14 @@
     </a:clrScheme>
     <a:fontScheme name="Office">
       <a:majorFont>
-        <a:latin typeface="Cambria" pitchFamily="0" charset="1"/>
-        <a:ea typeface=""/>
-        <a:cs typeface=""/>
+        <a:latin typeface="Arial" pitchFamily="0" charset="1"/>
+        <a:ea typeface="DejaVu Sans" pitchFamily="0" charset="1"/>
+        <a:cs typeface="DejaVu Sans" pitchFamily="0" charset="1"/>
       </a:majorFont>
       <a:minorFont>
-        <a:latin typeface="Calibri" pitchFamily="0" charset="1"/>
-        <a:ea typeface=""/>
-        <a:cs typeface=""/>
+        <a:latin typeface="Arial" pitchFamily="0" charset="1"/>
+        <a:ea typeface="DejaVu Sans" pitchFamily="0" charset="1"/>
+        <a:cs typeface="DejaVu Sans" pitchFamily="0" charset="1"/>
       </a:minorFont>
     </a:fontScheme>
     <a:fmtScheme>
@@ -11057,58 +8843,25 @@
         <a:solidFill>
           <a:schemeClr val="phClr"/>
         </a:solidFill>
-        <a:gradFill>
-          <a:gsLst>
-            <a:gs pos="0">
-              <a:schemeClr val="phClr">
-                <a:tint val="50000"/>
-              </a:schemeClr>
-            </a:gs>
-            <a:gs pos="35000">
-              <a:schemeClr val="phClr">
-                <a:tint val="37000"/>
-              </a:schemeClr>
-            </a:gs>
-            <a:gs pos="100000">
-              <a:schemeClr val="phClr">
-                <a:tint val="15000"/>
-              </a:schemeClr>
-            </a:gs>
-          </a:gsLst>
-          <a:lin ang="16200000" scaled="1"/>
-          <a:tileRect l="0" t="0" r="0" b="0"/>
-        </a:gradFill>
-        <a:gradFill>
-          <a:gsLst>
-            <a:gs pos="0">
-              <a:schemeClr val="phClr">
-                <a:shade val="51000"/>
-              </a:schemeClr>
-            </a:gs>
-            <a:gs pos="80000">
-              <a:schemeClr val="phClr">
-                <a:shade val="93000"/>
-              </a:schemeClr>
-            </a:gs>
-            <a:gs pos="100000">
-              <a:schemeClr val="phClr">
-                <a:shade val="94000"/>
-              </a:schemeClr>
-            </a:gs>
-          </a:gsLst>
-          <a:lin ang="16200000" scaled="0"/>
-          <a:tileRect l="0" t="0" r="0" b="0"/>
-        </a:gradFill>
+        <a:solidFill>
+          <a:schemeClr val="phClr"/>
+        </a:solidFill>
+        <a:solidFill>
+          <a:schemeClr val="phClr"/>
+        </a:solidFill>
       </a:fillStyleLst>
       <a:lnStyleLst>
-        <a:ln w="9525" cap="flat" cmpd="sng" algn="ctr">
+        <a:ln w="6350" cap="flat" cmpd="sng" algn="ctr">
           <a:prstDash val="solid"/>
+          <a:miter/>
         </a:ln>
-        <a:ln w="25400" cap="flat" cmpd="sng" algn="ctr">
+        <a:ln w="6350" cap="flat" cmpd="sng" algn="ctr">
           <a:prstDash val="solid"/>
+          <a:miter/>
         </a:ln>
-        <a:ln w="38100" cap="flat" cmpd="sng" algn="ctr">
+        <a:ln w="6350" cap="flat" cmpd="sng" algn="ctr">
           <a:prstDash val="solid"/>
+          <a:miter/>
         </a:ln>
       </a:lnStyleLst>
       <a:effectStyleLst>
@@ -11126,60 +8879,14 @@
         <a:solidFill>
           <a:schemeClr val="phClr"/>
         </a:solidFill>
-        <a:gradFill>
-          <a:gsLst>
-            <a:gs pos="0">
-              <a:schemeClr val="phClr">
-                <a:tint val="40000"/>
-              </a:schemeClr>
-            </a:gs>
-            <a:gs pos="40000">
-              <a:schemeClr val="phClr">
-                <a:tint val="45000"/>
-                <a:shade val="99000"/>
-              </a:schemeClr>
-            </a:gs>
-            <a:gs pos="100000">
-              <a:schemeClr val="phClr">
-                <a:shade val="20000"/>
-              </a:schemeClr>
-            </a:gs>
-          </a:gsLst>
-          <a:path path="circle">
-            <a:fillToRect l="50000" t="-80000" r="50000" b="180000"/>
-          </a:path>
-          <a:tileRect l="0" t="0" r="0" b="0"/>
-        </a:gradFill>
-        <a:gradFill>
-          <a:gsLst>
-            <a:gs pos="0">
-              <a:schemeClr val="phClr">
-                <a:tint val="80000"/>
-              </a:schemeClr>
-            </a:gs>
-            <a:gs pos="100000">
-              <a:schemeClr val="phClr">
-                <a:shade val="30000"/>
-              </a:schemeClr>
-            </a:gs>
-          </a:gsLst>
-          <a:path path="circle">
-            <a:fillToRect l="50000" t="50000" r="50000" b="50000"/>
-          </a:path>
-          <a:tileRect l="0" t="0" r="0" b="0"/>
-        </a:gradFill>
+        <a:solidFill>
+          <a:schemeClr val="phClr"/>
+        </a:solidFill>
+        <a:solidFill>
+          <a:schemeClr val="phClr"/>
+        </a:solidFill>
       </a:bgFillStyleLst>
     </a:fmtScheme>
   </a:themeElements>
 </a:theme>
-</file>
-
-<file path=customXml/item1.xml><?xml version="1.0" encoding="utf-8"?>
-<b:Sources xmlns:b="http://schemas.openxmlformats.org/officeDocument/2006/bibliography" xmlns="http://schemas.openxmlformats.org/officeDocument/2006/bibliography" SelectedStyle="\APA.XSL" StyleName="APA"/>
-</file>
-
-<file path=customXml/itemProps1.xml><?xml version="1.0" encoding="utf-8"?>
-<ds:datastoreItem xmlns:ds="http://schemas.openxmlformats.org/officeDocument/2006/customXml" ds:itemID="{B2FACB2E-F187-4CFC-A5AA-A27B1F7BA5A9}">
-  <ds:schemaRefs/>
-</ds:datastoreItem>
 </file>